--- a/各选题文献分析/课题88-RuMnO2电沉积（正式课题）/9.24-pre-完整讲稿-中英对照-含音标.docx
+++ b/各选题文献分析/课题88-RuMnO2电沉积（正式课题）/9.24-pre-完整讲稿-中英对照-含音标.docx
@@ -53,7 +53,7 @@
           <w:rFonts w:ascii="宋体" w:hAnsi="宋体" w:eastAsia="宋体"/>
           <w:sz w:val="24"/>
         </w:rPr>
-        <w:t>编制日期：2026年09月22日</w:t>
+        <w:t>编制日期：2026年09月24日</w:t>
       </w:r>
     </w:p>
     <w:p/>
@@ -103,7 +103,7 @@
           <w:b w:val="0"/>
           <w:sz w:val="24"/>
         </w:rPr>
-        <w:t>总时长目标：</w:t>
+        <w:t>总时长：</w:t>
       </w:r>
       <w:r>
         <w:rPr>
@@ -111,15 +111,31 @@
           <w:b/>
           <w:sz w:val="24"/>
         </w:rPr>
-        <w:t>13–15 分钟</w:t>
-      </w:r>
-      <w:r>
-        <w:rPr>
-          <w:rFonts w:ascii="Times New Roman" w:hAnsi="Times New Roman" w:eastAsia="宋体"/>
-          <w:b w:val="0"/>
-          <w:sz w:val="24"/>
-        </w:rPr>
-        <w:t>（含开场 40 秒），之后 Q&amp;A</w:t>
+        <w:t>约 12 分钟</w:t>
+      </w:r>
+      <w:r>
+        <w:rPr>
+          <w:rFonts w:ascii="Times New Roman" w:hAnsi="Times New Roman" w:eastAsia="宋体"/>
+          <w:b w:val="0"/>
+          <w:sz w:val="24"/>
+        </w:rPr>
+        <w:t xml:space="preserve">（按 </w:t>
+      </w:r>
+      <w:r>
+        <w:rPr>
+          <w:rFonts w:ascii="Times New Roman" w:hAnsi="Times New Roman" w:eastAsia="宋体"/>
+          <w:b/>
+          <w:sz w:val="24"/>
+        </w:rPr>
+        <w:t>120 词/分钟</w:t>
+      </w:r>
+      <w:r>
+        <w:rPr>
+          <w:rFonts w:ascii="Times New Roman" w:hAnsi="Times New Roman" w:eastAsia="宋体"/>
+          <w:b w:val="0"/>
+          <w:sz w:val="24"/>
+        </w:rPr>
+        <w:t>计）｜ 之后 Q&amp;A</w:t>
       </w:r>
     </w:p>
     <w:p>
@@ -149,7 +165,7 @@
           <w:b w:val="0"/>
           <w:sz w:val="24"/>
         </w:rPr>
-        <w:t>：每页 = 【时长】【英文讲稿】【中文对照】【台上提示】</w:t>
+        <w:t>：每页 = 【英文讲稿】【中文对照】【台上提示】</w:t>
       </w:r>
     </w:p>
     <w:p>
@@ -160,20 +176,83 @@
       <w:r>
         <w:rPr>
           <w:rFonts w:ascii="Times New Roman" w:hAnsi="Times New Roman" w:eastAsia="宋体"/>
-          <w:b w:val="0"/>
-          <w:sz w:val="24"/>
-        </w:rPr>
-        <w:t>音标在文末 §13（技术词与化合物），术语歧义提醒在 §14。</w:t>
-      </w:r>
-    </w:p>
-    <w:p/>
-    <w:p>
-      <w:pPr>
-        <w:spacing w:before="120" w:after="120"/>
-        <w:pBdr>
-          <w:bottom w:val="single" w:sz="6" w:color="CCCCCC"/>
-        </w:pBdr>
-      </w:pPr>
+          <w:b/>
+          <w:sz w:val="24"/>
+        </w:rPr>
+        <w:t>本版说明</w:t>
+      </w:r>
+      <w:r>
+        <w:rPr>
+          <w:rFonts w:ascii="Times New Roman" w:hAnsi="Times New Roman" w:eastAsia="宋体"/>
+          <w:b w:val="0"/>
+          <w:sz w:val="24"/>
+        </w:rPr>
+        <w:t>：按你的要求，</w:t>
+      </w:r>
+      <w:r>
+        <w:rPr>
+          <w:rFonts w:ascii="Times New Roman" w:hAnsi="Times New Roman" w:eastAsia="宋体"/>
+          <w:b/>
+          <w:sz w:val="24"/>
+        </w:rPr>
+        <w:t>P4–P10 已压缩词数</w:t>
+      </w:r>
+      <w:r>
+        <w:rPr>
+          <w:rFonts w:ascii="Times New Roman" w:hAnsi="Times New Roman" w:eastAsia="宋体"/>
+          <w:b w:val="0"/>
+          <w:sz w:val="24"/>
+        </w:rPr>
+        <w:t>（每页均控制在 120 词/分钟当量以内），并改为</w:t>
+      </w:r>
+      <w:r>
+        <w:rPr>
+          <w:rFonts w:ascii="Times New Roman" w:hAnsi="Times New Roman" w:eastAsia="宋体"/>
+          <w:b/>
+          <w:sz w:val="24"/>
+        </w:rPr>
+        <w:t>严谨汇报文体</w:t>
+      </w:r>
+      <w:r>
+        <w:rPr>
+          <w:rFonts w:ascii="Times New Roman" w:hAnsi="Times New Roman" w:eastAsia="宋体"/>
+          <w:b w:val="0"/>
+          <w:sz w:val="24"/>
+        </w:rPr>
+        <w:t>（无修辞、无设问、无比喻，长词已简化）；</w:t>
+      </w:r>
+      <w:r>
+        <w:rPr>
+          <w:rFonts w:ascii="Times New Roman" w:hAnsi="Times New Roman" w:eastAsia="宋体"/>
+          <w:b/>
+          <w:sz w:val="24"/>
+        </w:rPr>
+        <w:t>P1–P3 保持原稿未动</w:t>
+      </w:r>
+      <w:r>
+        <w:rPr>
+          <w:rFonts w:ascii="Times New Roman" w:hAnsi="Times New Roman" w:eastAsia="宋体"/>
+          <w:b w:val="0"/>
+          <w:sz w:val="24"/>
+        </w:rPr>
+        <w:t xml:space="preserve">。长版留档：同目录 </w:t>
+      </w:r>
+      <w:r>
+        <w:rPr>
+          <w:rFonts w:ascii="Consolas" w:hAnsi="Consolas" w:eastAsia="Consolas"/>
+          <w:sz w:val="24"/>
+          <w:shd w:fill="F0F0F0"/>
+        </w:rPr>
+        <w:t>…（长版备份）.docx</w:t>
+      </w:r>
+      <w:r>
+        <w:rPr>
+          <w:rFonts w:ascii="Times New Roman" w:hAnsi="Times New Roman" w:eastAsia="宋体"/>
+          <w:b w:val="0"/>
+          <w:sz w:val="24"/>
+        </w:rPr>
+        <w:t>。</w:t>
+      </w:r>
     </w:p>
     <w:p/>
     <w:p>
@@ -187,7 +266,7 @@
           <w:b/>
           <w:sz w:val="44"/>
         </w:rPr>
-        <w:t>时间分配表</w:t>
+        <w:t>时间分配表（按 120 词/分钟）</w:t>
       </w:r>
     </w:p>
     <w:tbl>
@@ -198,14 +277,15 @@
         <w:tblLook w:firstColumn="1" w:firstRow="1" w:lastColumn="0" w:lastRow="0" w:noHBand="0" w:noVBand="1" w:val="04A0"/>
       </w:tblPr>
       <w:tblGrid>
-        <w:gridCol w:w="2822"/>
-        <w:gridCol w:w="2822"/>
-        <w:gridCol w:w="2822"/>
+        <w:gridCol w:w="2116"/>
+        <w:gridCol w:w="2116"/>
+        <w:gridCol w:w="2116"/>
+        <w:gridCol w:w="2116"/>
       </w:tblGrid>
       <w:tr>
         <w:tc>
           <w:tcPr>
-            <w:tcW w:type="dxa" w:w="1085"/>
+            <w:tcW w:type="dxa" w:w="740"/>
             <w:shd w:fill="D9D9D9"/>
           </w:tcPr>
           <w:p>
@@ -225,7 +305,7 @@
         </w:tc>
         <w:tc>
           <w:tcPr>
-            <w:tcW w:type="dxa" w:w="5968"/>
+            <w:tcW w:type="dxa" w:w="3332"/>
             <w:shd w:fill="D9D9D9"/>
           </w:tcPr>
           <w:p>
@@ -245,7 +325,7 @@
         </w:tc>
         <w:tc>
           <w:tcPr>
-            <w:tcW w:type="dxa" w:w="1410"/>
+            <w:tcW w:type="dxa" w:w="3544"/>
             <w:shd w:fill="D9D9D9"/>
           </w:tcPr>
           <w:p>
@@ -259,7 +339,27 @@
                 <w:b w:val="0"/>
                 <w:sz w:val="20"/>
               </w:rPr>
-              <w:t>时长</w:t>
+              <w:t>词数</w:t>
+            </w:r>
+          </w:p>
+        </w:tc>
+        <w:tc>
+          <w:tcPr>
+            <w:tcW w:type="dxa" w:w="846"/>
+            <w:shd w:fill="D9D9D9"/>
+          </w:tcPr>
+          <w:p>
+            <w:pPr>
+              <w:ind w:firstLine="0"/>
+              <w:jc w:val="center"/>
+            </w:pPr>
+            <w:r>
+              <w:rPr>
+                <w:rFonts w:ascii="Times New Roman" w:hAnsi="Times New Roman" w:eastAsia="宋体"/>
+                <w:b w:val="0"/>
+                <w:sz w:val="20"/>
+              </w:rPr>
+              <w:t>目标时间</w:t>
             </w:r>
           </w:p>
         </w:tc>
@@ -267,7 +367,7 @@
       <w:tr>
         <w:tc>
           <w:tcPr>
-            <w:tcW w:type="dxa" w:w="2822"/>
+            <w:tcW w:type="dxa" w:w="2116"/>
           </w:tcPr>
           <w:p>
             <w:pPr>
@@ -286,7 +386,7 @@
         </w:tc>
         <w:tc>
           <w:tcPr>
-            <w:tcW w:type="dxa" w:w="2822"/>
+            <w:tcW w:type="dxa" w:w="2116"/>
           </w:tcPr>
           <w:p>
             <w:pPr>
@@ -305,20 +405,39 @@
         </w:tc>
         <w:tc>
           <w:tcPr>
-            <w:tcW w:type="dxa" w:w="2822"/>
-          </w:tcPr>
-          <w:p>
-            <w:pPr>
-              <w:ind w:firstLine="0"/>
-              <w:jc w:val="left"/>
-            </w:pPr>
-            <w:r>
-              <w:rPr>
-                <w:rFonts w:ascii="Times New Roman" w:hAnsi="Times New Roman" w:eastAsia="宋体"/>
-                <w:b w:val="0"/>
-                <w:sz w:val="24"/>
-              </w:rPr>
-              <w:t>0:40</w:t>
+            <w:tcW w:type="dxa" w:w="2116"/>
+          </w:tcPr>
+          <w:p>
+            <w:pPr>
+              <w:ind w:firstLine="0"/>
+              <w:jc w:val="left"/>
+            </w:pPr>
+            <w:r>
+              <w:rPr>
+                <w:rFonts w:ascii="Times New Roman" w:hAnsi="Times New Roman" w:eastAsia="宋体"/>
+                <w:b w:val="0"/>
+                <w:sz w:val="24"/>
+              </w:rPr>
+              <w:t>142</w:t>
+            </w:r>
+          </w:p>
+        </w:tc>
+        <w:tc>
+          <w:tcPr>
+            <w:tcW w:type="dxa" w:w="2116"/>
+          </w:tcPr>
+          <w:p>
+            <w:pPr>
+              <w:ind w:firstLine="0"/>
+              <w:jc w:val="left"/>
+            </w:pPr>
+            <w:r>
+              <w:rPr>
+                <w:rFonts w:ascii="Times New Roman" w:hAnsi="Times New Roman" w:eastAsia="宋体"/>
+                <w:b w:val="0"/>
+                <w:sz w:val="24"/>
+              </w:rPr>
+              <w:t>1:10</w:t>
             </w:r>
           </w:p>
         </w:tc>
@@ -326,7 +445,7 @@
       <w:tr>
         <w:tc>
           <w:tcPr>
-            <w:tcW w:type="dxa" w:w="2822"/>
+            <w:tcW w:type="dxa" w:w="2116"/>
           </w:tcPr>
           <w:p>
             <w:pPr>
@@ -345,7 +464,7 @@
         </w:tc>
         <w:tc>
           <w:tcPr>
-            <w:tcW w:type="dxa" w:w="2822"/>
+            <w:tcW w:type="dxa" w:w="2116"/>
           </w:tcPr>
           <w:p>
             <w:pPr>
@@ -364,7 +483,26 @@
         </w:tc>
         <w:tc>
           <w:tcPr>
-            <w:tcW w:type="dxa" w:w="2822"/>
+            <w:tcW w:type="dxa" w:w="2116"/>
+          </w:tcPr>
+          <w:p>
+            <w:pPr>
+              <w:ind w:firstLine="0"/>
+              <w:jc w:val="left"/>
+            </w:pPr>
+            <w:r>
+              <w:rPr>
+                <w:rFonts w:ascii="Times New Roman" w:hAnsi="Times New Roman" w:eastAsia="宋体"/>
+                <w:b w:val="0"/>
+                <w:sz w:val="24"/>
+              </w:rPr>
+              <w:t>53</w:t>
+            </w:r>
+          </w:p>
+        </w:tc>
+        <w:tc>
+          <w:tcPr>
+            <w:tcW w:type="dxa" w:w="2116"/>
           </w:tcPr>
           <w:p>
             <w:pPr>
@@ -385,7 +523,7 @@
       <w:tr>
         <w:tc>
           <w:tcPr>
-            <w:tcW w:type="dxa" w:w="2822"/>
+            <w:tcW w:type="dxa" w:w="2116"/>
           </w:tcPr>
           <w:p>
             <w:pPr>
@@ -404,7 +542,7 @@
         </w:tc>
         <w:tc>
           <w:tcPr>
-            <w:tcW w:type="dxa" w:w="2822"/>
+            <w:tcW w:type="dxa" w:w="2116"/>
           </w:tcPr>
           <w:p>
             <w:pPr>
@@ -423,20 +561,39 @@
         </w:tc>
         <w:tc>
           <w:tcPr>
-            <w:tcW w:type="dxa" w:w="2822"/>
-          </w:tcPr>
-          <w:p>
-            <w:pPr>
-              <w:ind w:firstLine="0"/>
-              <w:jc w:val="left"/>
-            </w:pPr>
-            <w:r>
-              <w:rPr>
-                <w:rFonts w:ascii="Times New Roman" w:hAnsi="Times New Roman" w:eastAsia="宋体"/>
-                <w:b w:val="0"/>
-                <w:sz w:val="24"/>
-              </w:rPr>
-              <w:t>1:20</w:t>
+            <w:tcW w:type="dxa" w:w="2116"/>
+          </w:tcPr>
+          <w:p>
+            <w:pPr>
+              <w:ind w:firstLine="0"/>
+              <w:jc w:val="left"/>
+            </w:pPr>
+            <w:r>
+              <w:rPr>
+                <w:rFonts w:ascii="Times New Roman" w:hAnsi="Times New Roman" w:eastAsia="宋体"/>
+                <w:b w:val="0"/>
+                <w:sz w:val="24"/>
+              </w:rPr>
+              <w:t>151</w:t>
+            </w:r>
+          </w:p>
+        </w:tc>
+        <w:tc>
+          <w:tcPr>
+            <w:tcW w:type="dxa" w:w="2116"/>
+          </w:tcPr>
+          <w:p>
+            <w:pPr>
+              <w:ind w:firstLine="0"/>
+              <w:jc w:val="left"/>
+            </w:pPr>
+            <w:r>
+              <w:rPr>
+                <w:rFonts w:ascii="Times New Roman" w:hAnsi="Times New Roman" w:eastAsia="宋体"/>
+                <w:b w:val="0"/>
+                <w:sz w:val="24"/>
+              </w:rPr>
+              <w:t>1:15</w:t>
             </w:r>
           </w:p>
         </w:tc>
@@ -444,7 +601,7 @@
       <w:tr>
         <w:tc>
           <w:tcPr>
-            <w:tcW w:type="dxa" w:w="2822"/>
+            <w:tcW w:type="dxa" w:w="2116"/>
           </w:tcPr>
           <w:p>
             <w:pPr>
@@ -463,39 +620,58 @@
         </w:tc>
         <w:tc>
           <w:tcPr>
-            <w:tcW w:type="dxa" w:w="2822"/>
-          </w:tcPr>
-          <w:p>
-            <w:pPr>
-              <w:ind w:firstLine="0"/>
-              <w:jc w:val="left"/>
-            </w:pPr>
-            <w:r>
-              <w:rPr>
-                <w:rFonts w:ascii="Times New Roman" w:hAnsi="Times New Roman" w:eastAsia="宋体"/>
-                <w:b w:val="0"/>
-                <w:sz w:val="24"/>
-              </w:rPr>
-              <w:t>背景二：Ru 的悖论（活性/成本/稳定性）</w:t>
-            </w:r>
-          </w:p>
-        </w:tc>
-        <w:tc>
-          <w:tcPr>
-            <w:tcW w:type="dxa" w:w="2822"/>
-          </w:tcPr>
-          <w:p>
-            <w:pPr>
-              <w:ind w:firstLine="0"/>
-              <w:jc w:val="left"/>
-            </w:pPr>
-            <w:r>
-              <w:rPr>
-                <w:rFonts w:ascii="Times New Roman" w:hAnsi="Times New Roman" w:eastAsia="宋体"/>
-                <w:b w:val="0"/>
-                <w:sz w:val="24"/>
-              </w:rPr>
-              <w:t>1:20</w:t>
+            <w:tcW w:type="dxa" w:w="2116"/>
+          </w:tcPr>
+          <w:p>
+            <w:pPr>
+              <w:ind w:firstLine="0"/>
+              <w:jc w:val="left"/>
+            </w:pPr>
+            <w:r>
+              <w:rPr>
+                <w:rFonts w:ascii="Times New Roman" w:hAnsi="Times New Roman" w:eastAsia="宋体"/>
+                <w:b w:val="0"/>
+                <w:sz w:val="24"/>
+              </w:rPr>
+              <w:t>背景二：Ru 的悖论（活性 / 成本 / 稳定性）</w:t>
+            </w:r>
+          </w:p>
+        </w:tc>
+        <w:tc>
+          <w:tcPr>
+            <w:tcW w:type="dxa" w:w="2116"/>
+          </w:tcPr>
+          <w:p>
+            <w:pPr>
+              <w:ind w:firstLine="0"/>
+              <w:jc w:val="left"/>
+            </w:pPr>
+            <w:r>
+              <w:rPr>
+                <w:rFonts w:ascii="Times New Roman" w:hAnsi="Times New Roman" w:eastAsia="宋体"/>
+                <w:b/>
+                <w:sz w:val="24"/>
+              </w:rPr>
+              <w:t>122</w:t>
+            </w:r>
+          </w:p>
+        </w:tc>
+        <w:tc>
+          <w:tcPr>
+            <w:tcW w:type="dxa" w:w="2116"/>
+          </w:tcPr>
+          <w:p>
+            <w:pPr>
+              <w:ind w:firstLine="0"/>
+              <w:jc w:val="left"/>
+            </w:pPr>
+            <w:r>
+              <w:rPr>
+                <w:rFonts w:ascii="Times New Roman" w:hAnsi="Times New Roman" w:eastAsia="宋体"/>
+                <w:b/>
+                <w:sz w:val="24"/>
+              </w:rPr>
+              <w:t>1:05</w:t>
             </w:r>
           </w:p>
         </w:tc>
@@ -503,7 +679,7 @@
       <w:tr>
         <w:tc>
           <w:tcPr>
-            <w:tcW w:type="dxa" w:w="2822"/>
+            <w:tcW w:type="dxa" w:w="2116"/>
           </w:tcPr>
           <w:p>
             <w:pPr>
@@ -522,39 +698,58 @@
         </w:tc>
         <w:tc>
           <w:tcPr>
-            <w:tcW w:type="dxa" w:w="2822"/>
-          </w:tcPr>
-          <w:p>
-            <w:pPr>
-              <w:ind w:firstLine="0"/>
-              <w:jc w:val="left"/>
-            </w:pPr>
-            <w:r>
-              <w:rPr>
-                <w:rFonts w:ascii="Times New Roman" w:hAnsi="Times New Roman" w:eastAsia="宋体"/>
-                <w:b w:val="0"/>
-                <w:sz w:val="24"/>
-              </w:rPr>
-              <w:t>文献一：设计原则与 MnO2 的合法性</w:t>
-            </w:r>
-          </w:p>
-        </w:tc>
-        <w:tc>
-          <w:tcPr>
-            <w:tcW w:type="dxa" w:w="2822"/>
-          </w:tcPr>
-          <w:p>
-            <w:pPr>
-              <w:ind w:firstLine="0"/>
-              <w:jc w:val="left"/>
-            </w:pPr>
-            <w:r>
-              <w:rPr>
-                <w:rFonts w:ascii="Times New Roman" w:hAnsi="Times New Roman" w:eastAsia="宋体"/>
-                <w:b w:val="0"/>
-                <w:sz w:val="24"/>
-              </w:rPr>
-              <w:t>1:40</w:t>
+            <w:tcW w:type="dxa" w:w="2116"/>
+          </w:tcPr>
+          <w:p>
+            <w:pPr>
+              <w:ind w:firstLine="0"/>
+              <w:jc w:val="left"/>
+            </w:pPr>
+            <w:r>
+              <w:rPr>
+                <w:rFonts w:ascii="Times New Roman" w:hAnsi="Times New Roman" w:eastAsia="宋体"/>
+                <w:b w:val="0"/>
+                <w:sz w:val="24"/>
+              </w:rPr>
+              <w:t>文献一：设计原则与 MnO₂ 的合法性</w:t>
+            </w:r>
+          </w:p>
+        </w:tc>
+        <w:tc>
+          <w:tcPr>
+            <w:tcW w:type="dxa" w:w="2116"/>
+          </w:tcPr>
+          <w:p>
+            <w:pPr>
+              <w:ind w:firstLine="0"/>
+              <w:jc w:val="left"/>
+            </w:pPr>
+            <w:r>
+              <w:rPr>
+                <w:rFonts w:ascii="Times New Roman" w:hAnsi="Times New Roman" w:eastAsia="宋体"/>
+                <w:b/>
+                <w:sz w:val="24"/>
+              </w:rPr>
+              <w:t>180</w:t>
+            </w:r>
+          </w:p>
+        </w:tc>
+        <w:tc>
+          <w:tcPr>
+            <w:tcW w:type="dxa" w:w="2116"/>
+          </w:tcPr>
+          <w:p>
+            <w:pPr>
+              <w:ind w:firstLine="0"/>
+              <w:jc w:val="left"/>
+            </w:pPr>
+            <w:r>
+              <w:rPr>
+                <w:rFonts w:ascii="Times New Roman" w:hAnsi="Times New Roman" w:eastAsia="宋体"/>
+                <w:b/>
+                <w:sz w:val="24"/>
+              </w:rPr>
+              <w:t>1:30</w:t>
             </w:r>
           </w:p>
         </w:tc>
@@ -562,7 +757,7 @@
       <w:tr>
         <w:tc>
           <w:tcPr>
-            <w:tcW w:type="dxa" w:w="2822"/>
+            <w:tcW w:type="dxa" w:w="2116"/>
           </w:tcPr>
           <w:p>
             <w:pPr>
@@ -581,7 +776,7 @@
         </w:tc>
         <w:tc>
           <w:tcPr>
-            <w:tcW w:type="dxa" w:w="2822"/>
+            <w:tcW w:type="dxa" w:w="2116"/>
           </w:tcPr>
           <w:p>
             <w:pPr>
@@ -600,20 +795,39 @@
         </w:tc>
         <w:tc>
           <w:tcPr>
-            <w:tcW w:type="dxa" w:w="2822"/>
-          </w:tcPr>
-          <w:p>
-            <w:pPr>
-              <w:ind w:firstLine="0"/>
-              <w:jc w:val="left"/>
-            </w:pPr>
-            <w:r>
-              <w:rPr>
-                <w:rFonts w:ascii="Times New Roman" w:hAnsi="Times New Roman" w:eastAsia="宋体"/>
-                <w:b w:val="0"/>
-                <w:sz w:val="24"/>
-              </w:rPr>
-              <w:t>1:40</w:t>
+            <w:tcW w:type="dxa" w:w="2116"/>
+          </w:tcPr>
+          <w:p>
+            <w:pPr>
+              <w:ind w:firstLine="0"/>
+              <w:jc w:val="left"/>
+            </w:pPr>
+            <w:r>
+              <w:rPr>
+                <w:rFonts w:ascii="Times New Roman" w:hAnsi="Times New Roman" w:eastAsia="宋体"/>
+                <w:b/>
+                <w:sz w:val="24"/>
+              </w:rPr>
+              <w:t>159</w:t>
+            </w:r>
+          </w:p>
+        </w:tc>
+        <w:tc>
+          <w:tcPr>
+            <w:tcW w:type="dxa" w:w="2116"/>
+          </w:tcPr>
+          <w:p>
+            <w:pPr>
+              <w:ind w:firstLine="0"/>
+              <w:jc w:val="left"/>
+            </w:pPr>
+            <w:r>
+              <w:rPr>
+                <w:rFonts w:ascii="Times New Roman" w:hAnsi="Times New Roman" w:eastAsia="宋体"/>
+                <w:b/>
+                <w:sz w:val="24"/>
+              </w:rPr>
+              <w:t>1:20</w:t>
             </w:r>
           </w:p>
         </w:tc>
@@ -621,7 +835,7 @@
       <w:tr>
         <w:tc>
           <w:tcPr>
-            <w:tcW w:type="dxa" w:w="2822"/>
+            <w:tcW w:type="dxa" w:w="2116"/>
           </w:tcPr>
           <w:p>
             <w:pPr>
@@ -640,7 +854,7 @@
         </w:tc>
         <w:tc>
           <w:tcPr>
-            <w:tcW w:type="dxa" w:w="2822"/>
+            <w:tcW w:type="dxa" w:w="2116"/>
           </w:tcPr>
           <w:p>
             <w:pPr>
@@ -659,20 +873,39 @@
         </w:tc>
         <w:tc>
           <w:tcPr>
-            <w:tcW w:type="dxa" w:w="2822"/>
-          </w:tcPr>
-          <w:p>
-            <w:pPr>
-              <w:ind w:firstLine="0"/>
-              <w:jc w:val="left"/>
-            </w:pPr>
-            <w:r>
-              <w:rPr>
-                <w:rFonts w:ascii="Times New Roman" w:hAnsi="Times New Roman" w:eastAsia="宋体"/>
-                <w:b w:val="0"/>
-                <w:sz w:val="24"/>
-              </w:rPr>
-              <w:t>1:30</w:t>
+            <w:tcW w:type="dxa" w:w="2116"/>
+          </w:tcPr>
+          <w:p>
+            <w:pPr>
+              <w:ind w:firstLine="0"/>
+              <w:jc w:val="left"/>
+            </w:pPr>
+            <w:r>
+              <w:rPr>
+                <w:rFonts w:ascii="Times New Roman" w:hAnsi="Times New Roman" w:eastAsia="宋体"/>
+                <w:b/>
+                <w:sz w:val="24"/>
+              </w:rPr>
+              <w:t>156</w:t>
+            </w:r>
+          </w:p>
+        </w:tc>
+        <w:tc>
+          <w:tcPr>
+            <w:tcW w:type="dxa" w:w="2116"/>
+          </w:tcPr>
+          <w:p>
+            <w:pPr>
+              <w:ind w:firstLine="0"/>
+              <w:jc w:val="left"/>
+            </w:pPr>
+            <w:r>
+              <w:rPr>
+                <w:rFonts w:ascii="Times New Roman" w:hAnsi="Times New Roman" w:eastAsia="宋体"/>
+                <w:b/>
+                <w:sz w:val="24"/>
+              </w:rPr>
+              <w:t>1:20</w:t>
             </w:r>
           </w:p>
         </w:tc>
@@ -680,7 +913,7 @@
       <w:tr>
         <w:tc>
           <w:tcPr>
-            <w:tcW w:type="dxa" w:w="2822"/>
+            <w:tcW w:type="dxa" w:w="2116"/>
           </w:tcPr>
           <w:p>
             <w:pPr>
@@ -699,7 +932,7 @@
         </w:tc>
         <w:tc>
           <w:tcPr>
-            <w:tcW w:type="dxa" w:w="2822"/>
+            <w:tcW w:type="dxa" w:w="2116"/>
           </w:tcPr>
           <w:p>
             <w:pPr>
@@ -718,20 +951,39 @@
         </w:tc>
         <w:tc>
           <w:tcPr>
-            <w:tcW w:type="dxa" w:w="2822"/>
-          </w:tcPr>
-          <w:p>
-            <w:pPr>
-              <w:ind w:firstLine="0"/>
-              <w:jc w:val="left"/>
-            </w:pPr>
-            <w:r>
-              <w:rPr>
-                <w:rFonts w:ascii="Times New Roman" w:hAnsi="Times New Roman" w:eastAsia="宋体"/>
-                <w:b w:val="0"/>
-                <w:sz w:val="24"/>
-              </w:rPr>
-              <w:t>1:40</w:t>
+            <w:tcW w:type="dxa" w:w="2116"/>
+          </w:tcPr>
+          <w:p>
+            <w:pPr>
+              <w:ind w:firstLine="0"/>
+              <w:jc w:val="left"/>
+            </w:pPr>
+            <w:r>
+              <w:rPr>
+                <w:rFonts w:ascii="Times New Roman" w:hAnsi="Times New Roman" w:eastAsia="宋体"/>
+                <w:b/>
+                <w:sz w:val="24"/>
+              </w:rPr>
+              <w:t>154</w:t>
+            </w:r>
+          </w:p>
+        </w:tc>
+        <w:tc>
+          <w:tcPr>
+            <w:tcW w:type="dxa" w:w="2116"/>
+          </w:tcPr>
+          <w:p>
+            <w:pPr>
+              <w:ind w:firstLine="0"/>
+              <w:jc w:val="left"/>
+            </w:pPr>
+            <w:r>
+              <w:rPr>
+                <w:rFonts w:ascii="Times New Roman" w:hAnsi="Times New Roman" w:eastAsia="宋体"/>
+                <w:b/>
+                <w:sz w:val="24"/>
+              </w:rPr>
+              <w:t>1:20</w:t>
             </w:r>
           </w:p>
         </w:tc>
@@ -739,7 +991,7 @@
       <w:tr>
         <w:tc>
           <w:tcPr>
-            <w:tcW w:type="dxa" w:w="2822"/>
+            <w:tcW w:type="dxa" w:w="2116"/>
           </w:tcPr>
           <w:p>
             <w:pPr>
@@ -758,7 +1010,7 @@
         </w:tc>
         <w:tc>
           <w:tcPr>
-            <w:tcW w:type="dxa" w:w="2822"/>
+            <w:tcW w:type="dxa" w:w="2116"/>
           </w:tcPr>
           <w:p>
             <w:pPr>
@@ -777,20 +1029,39 @@
         </w:tc>
         <w:tc>
           <w:tcPr>
-            <w:tcW w:type="dxa" w:w="2822"/>
-          </w:tcPr>
-          <w:p>
-            <w:pPr>
-              <w:ind w:firstLine="0"/>
-              <w:jc w:val="left"/>
-            </w:pPr>
-            <w:r>
-              <w:rPr>
-                <w:rFonts w:ascii="Times New Roman" w:hAnsi="Times New Roman" w:eastAsia="宋体"/>
-                <w:b w:val="0"/>
-                <w:sz w:val="24"/>
-              </w:rPr>
-              <w:t>1:50</w:t>
+            <w:tcW w:type="dxa" w:w="2116"/>
+          </w:tcPr>
+          <w:p>
+            <w:pPr>
+              <w:ind w:firstLine="0"/>
+              <w:jc w:val="left"/>
+            </w:pPr>
+            <w:r>
+              <w:rPr>
+                <w:rFonts w:ascii="Times New Roman" w:hAnsi="Times New Roman" w:eastAsia="宋体"/>
+                <w:b/>
+                <w:sz w:val="24"/>
+              </w:rPr>
+              <w:t>206</w:t>
+            </w:r>
+          </w:p>
+        </w:tc>
+        <w:tc>
+          <w:tcPr>
+            <w:tcW w:type="dxa" w:w="2116"/>
+          </w:tcPr>
+          <w:p>
+            <w:pPr>
+              <w:ind w:firstLine="0"/>
+              <w:jc w:val="left"/>
+            </w:pPr>
+            <w:r>
+              <w:rPr>
+                <w:rFonts w:ascii="Times New Roman" w:hAnsi="Times New Roman" w:eastAsia="宋体"/>
+                <w:b/>
+                <w:sz w:val="24"/>
+              </w:rPr>
+              <w:t>1:45</w:t>
             </w:r>
           </w:p>
         </w:tc>
@@ -798,7 +1069,7 @@
       <w:tr>
         <w:tc>
           <w:tcPr>
-            <w:tcW w:type="dxa" w:w="2822"/>
+            <w:tcW w:type="dxa" w:w="2116"/>
           </w:tcPr>
           <w:p>
             <w:pPr>
@@ -817,7 +1088,7 @@
         </w:tc>
         <w:tc>
           <w:tcPr>
-            <w:tcW w:type="dxa" w:w="2822"/>
+            <w:tcW w:type="dxa" w:w="2116"/>
           </w:tcPr>
           <w:p>
             <w:pPr>
@@ -836,20 +1107,39 @@
         </w:tc>
         <w:tc>
           <w:tcPr>
-            <w:tcW w:type="dxa" w:w="2822"/>
-          </w:tcPr>
-          <w:p>
-            <w:pPr>
-              <w:ind w:firstLine="0"/>
-              <w:jc w:val="left"/>
-            </w:pPr>
-            <w:r>
-              <w:rPr>
-                <w:rFonts w:ascii="Times New Roman" w:hAnsi="Times New Roman" w:eastAsia="宋体"/>
-                <w:b w:val="0"/>
-                <w:sz w:val="24"/>
-              </w:rPr>
-              <w:t>1:40</w:t>
+            <w:tcW w:type="dxa" w:w="2116"/>
+          </w:tcPr>
+          <w:p>
+            <w:pPr>
+              <w:ind w:firstLine="0"/>
+              <w:jc w:val="left"/>
+            </w:pPr>
+            <w:r>
+              <w:rPr>
+                <w:rFonts w:ascii="Times New Roman" w:hAnsi="Times New Roman" w:eastAsia="宋体"/>
+                <w:b/>
+                <w:sz w:val="24"/>
+              </w:rPr>
+              <w:t>161</w:t>
+            </w:r>
+          </w:p>
+        </w:tc>
+        <w:tc>
+          <w:tcPr>
+            <w:tcW w:type="dxa" w:w="2116"/>
+          </w:tcPr>
+          <w:p>
+            <w:pPr>
+              <w:ind w:firstLine="0"/>
+              <w:jc w:val="left"/>
+            </w:pPr>
+            <w:r>
+              <w:rPr>
+                <w:rFonts w:ascii="Times New Roman" w:hAnsi="Times New Roman" w:eastAsia="宋体"/>
+                <w:b/>
+                <w:sz w:val="24"/>
+              </w:rPr>
+              <w:t>1:20</w:t>
             </w:r>
           </w:p>
         </w:tc>
@@ -857,74 +1147,77 @@
       <w:tr>
         <w:tc>
           <w:tcPr>
-            <w:tcW w:type="dxa" w:w="2822"/>
-          </w:tcPr>
-          <w:p>
-            <w:pPr>
-              <w:ind w:firstLine="0"/>
-              <w:jc w:val="left"/>
-            </w:pPr>
-            <w:r>
-              <w:rPr>
-                <w:rFonts w:ascii="Times New Roman" w:hAnsi="Times New Roman" w:eastAsia="宋体"/>
-                <w:b w:val="0"/>
-                <w:sz w:val="24"/>
-              </w:rPr>
-              <w:t>P11</w:t>
-            </w:r>
-          </w:p>
-        </w:tc>
-        <w:tc>
-          <w:tcPr>
-            <w:tcW w:type="dxa" w:w="2822"/>
-          </w:tcPr>
-          <w:p>
-            <w:pPr>
-              <w:ind w:firstLine="0"/>
-              <w:jc w:val="left"/>
-            </w:pPr>
-            <w:r>
-              <w:rPr>
-                <w:rFonts w:ascii="Times New Roman" w:hAnsi="Times New Roman" w:eastAsia="宋体"/>
-                <w:b w:val="0"/>
-                <w:sz w:val="24"/>
-              </w:rPr>
-              <w:t>附表（</w:t>
-            </w:r>
-            <w:r>
-              <w:rPr>
-                <w:rFonts w:ascii="Times New Roman" w:hAnsi="Times New Roman" w:eastAsia="宋体"/>
-                <w:b/>
-                <w:sz w:val="24"/>
-              </w:rPr>
-              <w:t>只在被问到时翻到</w:t>
-            </w:r>
-            <w:r>
-              <w:rPr>
-                <w:rFonts w:ascii="Times New Roman" w:hAnsi="Times New Roman" w:eastAsia="宋体"/>
-                <w:b w:val="0"/>
-                <w:sz w:val="24"/>
-              </w:rPr>
-              <w:t>）</w:t>
-            </w:r>
-          </w:p>
-        </w:tc>
-        <w:tc>
-          <w:tcPr>
-            <w:tcW w:type="dxa" w:w="2822"/>
-          </w:tcPr>
-          <w:p>
-            <w:pPr>
-              <w:ind w:firstLine="0"/>
-              <w:jc w:val="left"/>
-            </w:pPr>
-            <w:r>
-              <w:rPr>
-                <w:rFonts w:ascii="Times New Roman" w:hAnsi="Times New Roman" w:eastAsia="宋体"/>
-                <w:b w:val="0"/>
-                <w:sz w:val="24"/>
-              </w:rPr>
-              <w:t>0:20 起</w:t>
+            <w:tcW w:type="dxa" w:w="2116"/>
+          </w:tcPr>
+          <w:p>
+            <w:pPr>
+              <w:ind w:firstLine="0"/>
+              <w:jc w:val="left"/>
+            </w:pPr>
+            <w:r>
+              <w:rPr>
+                <w:rFonts w:ascii="Times New Roman" w:hAnsi="Times New Roman" w:eastAsia="宋体"/>
+                <w:b w:val="0"/>
+                <w:sz w:val="24"/>
+              </w:rPr>
+              <w:t>—</w:t>
+            </w:r>
+          </w:p>
+        </w:tc>
+        <w:tc>
+          <w:tcPr>
+            <w:tcW w:type="dxa" w:w="2116"/>
+          </w:tcPr>
+          <w:p>
+            <w:pPr>
+              <w:ind w:firstLine="0"/>
+              <w:jc w:val="left"/>
+            </w:pPr>
+            <w:r>
+              <w:rPr>
+                <w:rFonts w:ascii="Times New Roman" w:hAnsi="Times New Roman" w:eastAsia="宋体"/>
+                <w:b w:val="0"/>
+                <w:sz w:val="24"/>
+              </w:rPr>
+              <w:t>收尾句</w:t>
+            </w:r>
+          </w:p>
+        </w:tc>
+        <w:tc>
+          <w:tcPr>
+            <w:tcW w:type="dxa" w:w="2116"/>
+          </w:tcPr>
+          <w:p>
+            <w:pPr>
+              <w:ind w:firstLine="0"/>
+              <w:jc w:val="left"/>
+            </w:pPr>
+            <w:r>
+              <w:rPr>
+                <w:rFonts w:ascii="Times New Roman" w:hAnsi="Times New Roman" w:eastAsia="宋体"/>
+                <w:b w:val="0"/>
+                <w:sz w:val="24"/>
+              </w:rPr>
+              <w:t>60</w:t>
+            </w:r>
+          </w:p>
+        </w:tc>
+        <w:tc>
+          <w:tcPr>
+            <w:tcW w:type="dxa" w:w="2116"/>
+          </w:tcPr>
+          <w:p>
+            <w:pPr>
+              <w:ind w:firstLine="0"/>
+              <w:jc w:val="left"/>
+            </w:pPr>
+            <w:r>
+              <w:rPr>
+                <w:rFonts w:ascii="Times New Roman" w:hAnsi="Times New Roman" w:eastAsia="宋体"/>
+                <w:b w:val="0"/>
+                <w:sz w:val="24"/>
+              </w:rPr>
+              <w:t>0:30</w:t>
             </w:r>
           </w:p>
         </w:tc>
@@ -932,107 +1225,78 @@
       <w:tr>
         <w:tc>
           <w:tcPr>
-            <w:tcW w:type="dxa" w:w="2822"/>
-          </w:tcPr>
-          <w:p>
-            <w:pPr>
-              <w:ind w:firstLine="0"/>
-              <w:jc w:val="left"/>
-            </w:pPr>
-            <w:r>
-              <w:rPr>
-                <w:rFonts w:ascii="Times New Roman" w:hAnsi="Times New Roman" w:eastAsia="宋体"/>
-                <w:b w:val="0"/>
-                <w:sz w:val="24"/>
-              </w:rPr>
-              <w:t>—</w:t>
-            </w:r>
-          </w:p>
-        </w:tc>
-        <w:tc>
-          <w:tcPr>
-            <w:tcW w:type="dxa" w:w="2822"/>
-          </w:tcPr>
-          <w:p>
-            <w:pPr>
-              <w:ind w:firstLine="0"/>
-              <w:jc w:val="left"/>
-            </w:pPr>
-            <w:r>
-              <w:rPr>
-                <w:rFonts w:ascii="Times New Roman" w:hAnsi="Times New Roman" w:eastAsia="宋体"/>
-                <w:b w:val="0"/>
-                <w:sz w:val="24"/>
-              </w:rPr>
-              <w:t>收尾句</w:t>
-            </w:r>
-          </w:p>
-        </w:tc>
-        <w:tc>
-          <w:tcPr>
-            <w:tcW w:type="dxa" w:w="2822"/>
-          </w:tcPr>
-          <w:p>
-            <w:pPr>
-              <w:ind w:firstLine="0"/>
-              <w:jc w:val="left"/>
-            </w:pPr>
-            <w:r>
-              <w:rPr>
-                <w:rFonts w:ascii="Times New Roman" w:hAnsi="Times New Roman" w:eastAsia="宋体"/>
-                <w:b w:val="0"/>
-                <w:sz w:val="24"/>
-              </w:rPr>
-              <w:t>0:20</w:t>
-            </w:r>
-          </w:p>
+            <w:tcW w:type="dxa" w:w="2116"/>
+          </w:tcPr>
+          <w:p>
+            <w:pPr>
+              <w:ind w:firstLine="0"/>
+              <w:jc w:val="left"/>
+            </w:pPr>
+            <w:r>
+              <w:rPr>
+                <w:rFonts w:ascii="Times New Roman" w:hAnsi="Times New Roman" w:eastAsia="宋体"/>
+                <w:b/>
+                <w:sz w:val="24"/>
+              </w:rPr>
+              <w:t>合计</w:t>
+            </w:r>
+          </w:p>
+        </w:tc>
+        <w:tc>
+          <w:tcPr>
+            <w:tcW w:type="dxa" w:w="2116"/>
+          </w:tcPr>
+          <w:p>
+            <w:pPr>
+              <w:ind w:firstLine="0"/>
+              <w:jc w:val="left"/>
+            </w:pPr>
+            <w:r>
+              <w:rPr>
+                <w:rFonts w:ascii="Times New Roman" w:hAnsi="Times New Roman" w:eastAsia="宋体"/>
+                <w:b/>
+                <w:sz w:val="24"/>
+              </w:rPr>
+              <w:t>1544</w:t>
+            </w:r>
+          </w:p>
+        </w:tc>
+        <w:tc>
+          <w:tcPr>
+            <w:tcW w:type="dxa" w:w="2116"/>
+          </w:tcPr>
+          <w:p>
+            <w:pPr>
+              <w:ind w:firstLine="0"/>
+              <w:jc w:val="left"/>
+            </w:pPr>
+            <w:r>
+              <w:rPr>
+                <w:rFonts w:ascii="Times New Roman" w:hAnsi="Times New Roman" w:eastAsia="宋体"/>
+                <w:b/>
+                <w:sz w:val="24"/>
+              </w:rPr>
+              <w:t>≈ 12:50</w:t>
+            </w:r>
+            <w:r>
+              <w:rPr>
+                <w:rFonts w:ascii="Times New Roman" w:hAnsi="Times New Roman" w:eastAsia="宋体"/>
+                <w:b w:val="0"/>
+                <w:sz w:val="24"/>
+              </w:rPr>
+              <w:t>（P1–P3 未动，P4 起为压缩版）</w:t>
+            </w:r>
+          </w:p>
+        </w:tc>
+        <w:tc>
+          <w:tcPr>
+            <w:tcW w:type="dxa" w:w="2116"/>
+          </w:tcPr>
+          <w:p/>
         </w:tc>
       </w:tr>
     </w:tbl>
     <w:p/>
-    <w:p/>
-    <w:p>
-      <w:pPr>
-        <w:spacing w:before="120" w:after="120"/>
-        <w:pBdr>
-          <w:bottom w:val="single" w:sz="6" w:color="CCCCCC"/>
-        </w:pBdr>
-      </w:pPr>
-    </w:p>
-    <w:p/>
-    <w:p>
-      <w:r>
-        <w:br w:type="page"/>
-      </w:r>
-    </w:p>
-    <w:p>
-      <w:pPr>
-        <w:pStyle w:val="2"/>
-        <w:pageBreakBefore w:val="0"/>
-      </w:pPr>
-      <w:r>
-        <w:rPr>
-          <w:rFonts w:ascii="Times New Roman" w:hAnsi="Times New Roman" w:eastAsia="宋体"/>
-          <w:b/>
-          <w:sz w:val="44"/>
-        </w:rPr>
-        <w:t>P1 · 封面</w:t>
-      </w:r>
-    </w:p>
-    <w:p>
-      <w:pPr>
-        <w:spacing w:line="360" w:lineRule="auto"/>
-        <w:ind w:firstLine="420"/>
-      </w:pPr>
-      <w:r>
-        <w:rPr>
-          <w:rFonts w:ascii="Times New Roman" w:hAnsi="Times New Roman" w:eastAsia="宋体"/>
-          <w:b/>
-          <w:sz w:val="24"/>
-        </w:rPr>
-        <w:t>英文讲稿</w:t>
-      </w:r>
-    </w:p>
     <w:p/>
     <w:p>
       <w:pPr>
@@ -1048,9 +1312,69 @@
           <w:b w:val="0"/>
           <w:sz w:val="24"/>
         </w:rPr>
-        <w:t>Good afternoon, Professor Xue, Junchen. Thank you for the time.</w:t>
-      </w:r>
-    </w:p>
+        <w:t>用法：</w:t>
+      </w:r>
+      <w:r>
+        <w:rPr>
+          <w:rFonts w:ascii="Times New Roman" w:hAnsi="Times New Roman" w:eastAsia="宋体"/>
+          <w:b/>
+          <w:sz w:val="24"/>
+        </w:rPr>
+        <w:t>以词数为准</w:t>
+      </w:r>
+      <w:r>
+        <w:rPr>
+          <w:rFonts w:ascii="Times New Roman" w:hAnsi="Times New Roman" w:eastAsia="宋体"/>
+          <w:b w:val="0"/>
+          <w:sz w:val="24"/>
+        </w:rPr>
+        <w:t>，不要以时间为准。语速偏慢时按页删句，不要临时加句。</w:t>
+      </w:r>
+    </w:p>
+    <w:p/>
+    <w:p>
+      <w:pPr>
+        <w:spacing w:before="120" w:after="120"/>
+        <w:pBdr>
+          <w:bottom w:val="single" w:sz="6" w:color="CCCCCC"/>
+        </w:pBdr>
+      </w:pPr>
+    </w:p>
+    <w:p/>
+    <w:p>
+      <w:r>
+        <w:br w:type="page"/>
+      </w:r>
+    </w:p>
+    <w:p>
+      <w:pPr>
+        <w:pStyle w:val="2"/>
+        <w:pageBreakBefore w:val="0"/>
+      </w:pPr>
+      <w:r>
+        <w:rPr>
+          <w:rFonts w:ascii="Times New Roman" w:hAnsi="Times New Roman" w:eastAsia="宋体"/>
+          <w:b/>
+          <w:sz w:val="44"/>
+        </w:rPr>
+        <w:t>P1 · 封面</w:t>
+      </w:r>
+    </w:p>
+    <w:p>
+      <w:pPr>
+        <w:spacing w:line="360" w:lineRule="auto"/>
+        <w:ind w:firstLine="420"/>
+      </w:pPr>
+      <w:r>
+        <w:rPr>
+          <w:rFonts w:ascii="Times New Roman" w:hAnsi="Times New Roman" w:eastAsia="宋体"/>
+          <w:b/>
+          <w:sz w:val="24"/>
+        </w:rPr>
+        <w:t>英文讲稿</w:t>
+      </w:r>
+    </w:p>
+    <w:p/>
     <w:p>
       <w:pPr>
         <w:spacing w:before="120" w:after="120"/>
@@ -1059,6 +1383,14 @@
           <w:left w:val="single" w:sz="12" w:color="6366F1"/>
         </w:pBdr>
       </w:pPr>
+      <w:r>
+        <w:rPr>
+          <w:rFonts w:ascii="Times New Roman" w:hAnsi="Times New Roman" w:eastAsia="宋体"/>
+          <w:b w:val="0"/>
+          <w:sz w:val="24"/>
+        </w:rPr>
+        <w:t>Good afternoon, Professor Xue, Junchen. Thank you for the time.</w:t>
+      </w:r>
     </w:p>
     <w:p>
       <w:pPr>
@@ -1068,30 +1400,6 @@
           <w:left w:val="single" w:sz="12" w:color="6366F1"/>
         </w:pBdr>
       </w:pPr>
-      <w:r>
-        <w:rPr>
-          <w:rFonts w:ascii="Times New Roman" w:hAnsi="Times New Roman" w:eastAsia="宋体"/>
-          <w:b w:val="0"/>
-          <w:sz w:val="24"/>
-        </w:rPr>
-        <w:t xml:space="preserve">My name is Zhao Shen, from the NUS–ECUST joint programme, MSE 311. The title of my final-year project is </w:t>
-      </w:r>
-      <w:r>
-        <w:rPr>
-          <w:rFonts w:ascii="Times New Roman" w:hAnsi="Times New Roman" w:eastAsia="宋体"/>
-          <w:b/>
-          <w:sz w:val="24"/>
-        </w:rPr>
-        <w:t>"Stabilizing Ruthenium through Ru–O–Mn Interfacial Coupling for Acidic Oxygen Evolution"</w:t>
-      </w:r>
-      <w:r>
-        <w:rPr>
-          <w:rFonts w:ascii="Times New Roman" w:hAnsi="Times New Roman" w:eastAsia="宋体"/>
-          <w:b w:val="0"/>
-          <w:sz w:val="24"/>
-        </w:rPr>
-        <w:t>.</w:t>
-      </w:r>
     </w:p>
     <w:p>
       <w:pPr>
@@ -1101,6 +1409,30 @@
           <w:left w:val="single" w:sz="12" w:color="6366F1"/>
         </w:pBdr>
       </w:pPr>
+      <w:r>
+        <w:rPr>
+          <w:rFonts w:ascii="Times New Roman" w:hAnsi="Times New Roman" w:eastAsia="宋体"/>
+          <w:b w:val="0"/>
+          <w:sz w:val="24"/>
+        </w:rPr>
+        <w:t xml:space="preserve">My name is Zhao Shen, from the NUS–ECUST joint programme, MSE 311. The title of my final-year project is </w:t>
+      </w:r>
+      <w:r>
+        <w:rPr>
+          <w:rFonts w:ascii="Times New Roman" w:hAnsi="Times New Roman" w:eastAsia="宋体"/>
+          <w:b/>
+          <w:sz w:val="24"/>
+        </w:rPr>
+        <w:t>"Stabilizing Ruthenium through Ru–O–Mn Interfacial Coupling for Acidic Oxygen Evolution"</w:t>
+      </w:r>
+      <w:r>
+        <w:rPr>
+          <w:rFonts w:ascii="Times New Roman" w:hAnsi="Times New Roman" w:eastAsia="宋体"/>
+          <w:b w:val="0"/>
+          <w:sz w:val="24"/>
+        </w:rPr>
+        <w:t>.</w:t>
+      </w:r>
     </w:p>
     <w:p>
       <w:pPr>
@@ -1110,62 +1442,6 @@
           <w:left w:val="single" w:sz="12" w:color="6366F1"/>
         </w:pBdr>
       </w:pPr>
-      <w:r>
-        <w:rPr>
-          <w:rFonts w:ascii="Times New Roman" w:hAnsi="Times New Roman" w:eastAsia="宋体"/>
-          <w:b w:val="0"/>
-          <w:sz w:val="24"/>
-        </w:rPr>
-        <w:t xml:space="preserve">Today I would like to cover three things: first, the background — why acidic oxygen evolution is fundamentally a </w:t>
-      </w:r>
-      <w:r>
-        <w:rPr>
-          <w:rFonts w:ascii="Times New Roman" w:hAnsi="Times New Roman" w:eastAsia="宋体"/>
-          <w:b/>
-          <w:sz w:val="24"/>
-        </w:rPr>
-        <w:t>durability</w:t>
-      </w:r>
-      <w:r>
-        <w:rPr>
-          <w:rFonts w:ascii="Times New Roman" w:hAnsi="Times New Roman" w:eastAsia="宋体"/>
-          <w:b w:val="0"/>
-          <w:sz w:val="24"/>
-        </w:rPr>
-        <w:t xml:space="preserve"> problem, and why we work on ruthenium at all; second, a review of the </w:t>
-      </w:r>
-      <w:r>
-        <w:rPr>
-          <w:rFonts w:ascii="Times New Roman" w:hAnsi="Times New Roman" w:eastAsia="宋体"/>
-          <w:b/>
-          <w:sz w:val="24"/>
-        </w:rPr>
-        <w:t>five papers</w:t>
-      </w:r>
-      <w:r>
-        <w:rPr>
-          <w:rFonts w:ascii="Times New Roman" w:hAnsi="Times New Roman" w:eastAsia="宋体"/>
-          <w:b w:val="0"/>
-          <w:sz w:val="24"/>
-        </w:rPr>
-        <w:t xml:space="preserve"> you assigned me, in the order design principles, reconstruction chemistry, and interface-and-device practice; and third, my </w:t>
-      </w:r>
-      <w:r>
-        <w:rPr>
-          <w:rFonts w:ascii="Times New Roman" w:hAnsi="Times New Roman" w:eastAsia="宋体"/>
-          <w:b/>
-          <w:sz w:val="24"/>
-        </w:rPr>
-        <w:t>experiment plan</w:t>
-      </w:r>
-      <w:r>
-        <w:rPr>
-          <w:rFonts w:ascii="Times New Roman" w:hAnsi="Times New Roman" w:eastAsia="宋体"/>
-          <w:b w:val="0"/>
-          <w:sz w:val="24"/>
-        </w:rPr>
-        <w:t>, including the one experiment I want to run first in weeks one to three, which is a go / no-go test.</w:t>
-      </w:r>
     </w:p>
     <w:p>
       <w:pPr>
@@ -1175,6 +1451,62 @@
           <w:left w:val="single" w:sz="12" w:color="6366F1"/>
         </w:pBdr>
       </w:pPr>
+      <w:r>
+        <w:rPr>
+          <w:rFonts w:ascii="Times New Roman" w:hAnsi="Times New Roman" w:eastAsia="宋体"/>
+          <w:b w:val="0"/>
+          <w:sz w:val="24"/>
+        </w:rPr>
+        <w:t xml:space="preserve">Today I would like to cover three things: first, the background — why acidic oxygen evolution is fundamentally a </w:t>
+      </w:r>
+      <w:r>
+        <w:rPr>
+          <w:rFonts w:ascii="Times New Roman" w:hAnsi="Times New Roman" w:eastAsia="宋体"/>
+          <w:b/>
+          <w:sz w:val="24"/>
+        </w:rPr>
+        <w:t>durability</w:t>
+      </w:r>
+      <w:r>
+        <w:rPr>
+          <w:rFonts w:ascii="Times New Roman" w:hAnsi="Times New Roman" w:eastAsia="宋体"/>
+          <w:b w:val="0"/>
+          <w:sz w:val="24"/>
+        </w:rPr>
+        <w:t xml:space="preserve"> problem, and why we work on ruthenium at all; second, a review of the </w:t>
+      </w:r>
+      <w:r>
+        <w:rPr>
+          <w:rFonts w:ascii="Times New Roman" w:hAnsi="Times New Roman" w:eastAsia="宋体"/>
+          <w:b/>
+          <w:sz w:val="24"/>
+        </w:rPr>
+        <w:t>five papers</w:t>
+      </w:r>
+      <w:r>
+        <w:rPr>
+          <w:rFonts w:ascii="Times New Roman" w:hAnsi="Times New Roman" w:eastAsia="宋体"/>
+          <w:b w:val="0"/>
+          <w:sz w:val="24"/>
+        </w:rPr>
+        <w:t xml:space="preserve"> you assigned me, in the order design principles, reconstruction chemistry, and interface-and-device practice; and third, my </w:t>
+      </w:r>
+      <w:r>
+        <w:rPr>
+          <w:rFonts w:ascii="Times New Roman" w:hAnsi="Times New Roman" w:eastAsia="宋体"/>
+          <w:b/>
+          <w:sz w:val="24"/>
+        </w:rPr>
+        <w:t>experiment plan</w:t>
+      </w:r>
+      <w:r>
+        <w:rPr>
+          <w:rFonts w:ascii="Times New Roman" w:hAnsi="Times New Roman" w:eastAsia="宋体"/>
+          <w:b w:val="0"/>
+          <w:sz w:val="24"/>
+        </w:rPr>
+        <w:t>, including the one experiment I want to run first in weeks one to three, which is a go / no-go test.</w:t>
+      </w:r>
     </w:p>
     <w:p>
       <w:pPr>
@@ -1184,31 +1516,7 @@
           <w:left w:val="single" w:sz="12" w:color="6366F1"/>
         </w:pBdr>
       </w:pPr>
-      <w:r>
-        <w:rPr>
-          <w:rFonts w:ascii="Times New Roman" w:hAnsi="Times New Roman" w:eastAsia="宋体"/>
-          <w:b w:val="0"/>
-          <w:sz w:val="24"/>
-        </w:rPr>
-        <w:t>I will keep this to about fifteen minutes, and then I would be glad to take questions — especially on the parts where you think my logic is weak.</w:t>
-      </w:r>
-    </w:p>
-    <w:p/>
-    <w:p>
-      <w:pPr>
-        <w:spacing w:line="360" w:lineRule="auto"/>
-        <w:ind w:firstLine="420"/>
-      </w:pPr>
-      <w:r>
-        <w:rPr>
-          <w:rFonts w:ascii="Times New Roman" w:hAnsi="Times New Roman" w:eastAsia="宋体"/>
-          <w:b/>
-          <w:sz w:val="24"/>
-        </w:rPr>
-        <w:t>中文对照</w:t>
-      </w:r>
-    </w:p>
-    <w:p/>
+    </w:p>
     <w:p>
       <w:pPr>
         <w:spacing w:before="120" w:after="120"/>
@@ -1223,9 +1531,25 @@
           <w:b w:val="0"/>
           <w:sz w:val="24"/>
         </w:rPr>
-        <w:t>薛老师、俊辰老师，下午好，谢谢两位的时间。</w:t>
-      </w:r>
-    </w:p>
+        <w:t>I will keep this to about fifteen minutes, and then I would be glad to take questions — especially on the parts where you think my logic is weak.</w:t>
+      </w:r>
+    </w:p>
+    <w:p/>
+    <w:p>
+      <w:pPr>
+        <w:spacing w:line="360" w:lineRule="auto"/>
+        <w:ind w:firstLine="420"/>
+      </w:pPr>
+      <w:r>
+        <w:rPr>
+          <w:rFonts w:ascii="Times New Roman" w:hAnsi="Times New Roman" w:eastAsia="宋体"/>
+          <w:b/>
+          <w:sz w:val="24"/>
+        </w:rPr>
+        <w:t>中文对照</w:t>
+      </w:r>
+    </w:p>
+    <w:p/>
     <w:p>
       <w:pPr>
         <w:spacing w:before="120" w:after="120"/>
@@ -1234,6 +1558,14 @@
           <w:left w:val="single" w:sz="12" w:color="6366F1"/>
         </w:pBdr>
       </w:pPr>
+      <w:r>
+        <w:rPr>
+          <w:rFonts w:ascii="Times New Roman" w:hAnsi="Times New Roman" w:eastAsia="宋体"/>
+          <w:b w:val="0"/>
+          <w:sz w:val="24"/>
+        </w:rPr>
+        <w:t>薛老师、俊辰老师，下午好，谢谢两位的时间。</w:t>
+      </w:r>
     </w:p>
     <w:p>
       <w:pPr>
@@ -1243,30 +1575,6 @@
           <w:left w:val="single" w:sz="12" w:color="6366F1"/>
         </w:pBdr>
       </w:pPr>
-      <w:r>
-        <w:rPr>
-          <w:rFonts w:ascii="Times New Roman" w:hAnsi="Times New Roman" w:eastAsia="宋体"/>
-          <w:b w:val="0"/>
-          <w:sz w:val="24"/>
-        </w:rPr>
-        <w:t>我是赵申，NUS–ECUST 联合培养项目，MSE 311。我的毕业设计课题题目是</w:t>
-      </w:r>
-      <w:r>
-        <w:rPr>
-          <w:rFonts w:ascii="Times New Roman" w:hAnsi="Times New Roman" w:eastAsia="宋体"/>
-          <w:b/>
-          <w:sz w:val="24"/>
-        </w:rPr>
-        <w:t>"通过 Ru–O–Mn 界面耦合稳定钌，用于酸性析氧"</w:t>
-      </w:r>
-      <w:r>
-        <w:rPr>
-          <w:rFonts w:ascii="Times New Roman" w:hAnsi="Times New Roman" w:eastAsia="宋体"/>
-          <w:b w:val="0"/>
-          <w:sz w:val="24"/>
-        </w:rPr>
-        <w:t>。</w:t>
-      </w:r>
     </w:p>
     <w:p>
       <w:pPr>
@@ -1276,6 +1584,30 @@
           <w:left w:val="single" w:sz="12" w:color="6366F1"/>
         </w:pBdr>
       </w:pPr>
+      <w:r>
+        <w:rPr>
+          <w:rFonts w:ascii="Times New Roman" w:hAnsi="Times New Roman" w:eastAsia="宋体"/>
+          <w:b w:val="0"/>
+          <w:sz w:val="24"/>
+        </w:rPr>
+        <w:t>我是赵申，NUS–ECUST 联合培养项目，MSE 311。我的毕业设计课题题目是</w:t>
+      </w:r>
+      <w:r>
+        <w:rPr>
+          <w:rFonts w:ascii="Times New Roman" w:hAnsi="Times New Roman" w:eastAsia="宋体"/>
+          <w:b/>
+          <w:sz w:val="24"/>
+        </w:rPr>
+        <w:t>"通过 Ru–O–Mn 界面耦合稳定钌，用于酸性析氧"</w:t>
+      </w:r>
+      <w:r>
+        <w:rPr>
+          <w:rFonts w:ascii="Times New Roman" w:hAnsi="Times New Roman" w:eastAsia="宋体"/>
+          <w:b w:val="0"/>
+          <w:sz w:val="24"/>
+        </w:rPr>
+        <w:t>。</w:t>
+      </w:r>
     </w:p>
     <w:p>
       <w:pPr>
@@ -1285,62 +1617,6 @@
           <w:left w:val="single" w:sz="12" w:color="6366F1"/>
         </w:pBdr>
       </w:pPr>
-      <w:r>
-        <w:rPr>
-          <w:rFonts w:ascii="Times New Roman" w:hAnsi="Times New Roman" w:eastAsia="宋体"/>
-          <w:b w:val="0"/>
-          <w:sz w:val="24"/>
-        </w:rPr>
-        <w:t>今天讲三件事：第一，背景——为什么酸性析氧本质上是</w:t>
-      </w:r>
-      <w:r>
-        <w:rPr>
-          <w:rFonts w:ascii="Times New Roman" w:hAnsi="Times New Roman" w:eastAsia="宋体"/>
-          <w:b/>
-          <w:sz w:val="24"/>
-        </w:rPr>
-        <w:t>耐久性</w:t>
-      </w:r>
-      <w:r>
-        <w:rPr>
-          <w:rFonts w:ascii="Times New Roman" w:hAnsi="Times New Roman" w:eastAsia="宋体"/>
-          <w:b w:val="0"/>
-          <w:sz w:val="24"/>
-        </w:rPr>
-        <w:t>问题，以及我们为什么要做钌；第二，对你们指定给我的</w:t>
-      </w:r>
-      <w:r>
-        <w:rPr>
-          <w:rFonts w:ascii="Times New Roman" w:hAnsi="Times New Roman" w:eastAsia="宋体"/>
-          <w:b/>
-          <w:sz w:val="24"/>
-        </w:rPr>
-        <w:t>五篇文献</w:t>
-      </w:r>
-      <w:r>
-        <w:rPr>
-          <w:rFonts w:ascii="Times New Roman" w:hAnsi="Times New Roman" w:eastAsia="宋体"/>
-          <w:b w:val="0"/>
-          <w:sz w:val="24"/>
-        </w:rPr>
-        <w:t>的综述，按"设计原则 → 重构化学 → 界面与器件实践"的顺序；第三，我的</w:t>
-      </w:r>
-      <w:r>
-        <w:rPr>
-          <w:rFonts w:ascii="Times New Roman" w:hAnsi="Times New Roman" w:eastAsia="宋体"/>
-          <w:b/>
-          <w:sz w:val="24"/>
-        </w:rPr>
-        <w:t>实验方案</w:t>
-      </w:r>
-      <w:r>
-        <w:rPr>
-          <w:rFonts w:ascii="Times New Roman" w:hAnsi="Times New Roman" w:eastAsia="宋体"/>
-          <w:b w:val="0"/>
-          <w:sz w:val="24"/>
-        </w:rPr>
-        <w:t>，包括我进实验室后前三周想先做的那个实验——一个 go / no-go 判定实验。</w:t>
-      </w:r>
     </w:p>
     <w:p>
       <w:pPr>
@@ -1350,6 +1626,62 @@
           <w:left w:val="single" w:sz="12" w:color="6366F1"/>
         </w:pBdr>
       </w:pPr>
+      <w:r>
+        <w:rPr>
+          <w:rFonts w:ascii="Times New Roman" w:hAnsi="Times New Roman" w:eastAsia="宋体"/>
+          <w:b w:val="0"/>
+          <w:sz w:val="24"/>
+        </w:rPr>
+        <w:t>今天讲三件事：第一，背景——为什么酸性析氧本质上是</w:t>
+      </w:r>
+      <w:r>
+        <w:rPr>
+          <w:rFonts w:ascii="Times New Roman" w:hAnsi="Times New Roman" w:eastAsia="宋体"/>
+          <w:b/>
+          <w:sz w:val="24"/>
+        </w:rPr>
+        <w:t>耐久性</w:t>
+      </w:r>
+      <w:r>
+        <w:rPr>
+          <w:rFonts w:ascii="Times New Roman" w:hAnsi="Times New Roman" w:eastAsia="宋体"/>
+          <w:b w:val="0"/>
+          <w:sz w:val="24"/>
+        </w:rPr>
+        <w:t>问题，以及我们为什么要做钌；第二，对你们指定给我的</w:t>
+      </w:r>
+      <w:r>
+        <w:rPr>
+          <w:rFonts w:ascii="Times New Roman" w:hAnsi="Times New Roman" w:eastAsia="宋体"/>
+          <w:b/>
+          <w:sz w:val="24"/>
+        </w:rPr>
+        <w:t>五篇文献</w:t>
+      </w:r>
+      <w:r>
+        <w:rPr>
+          <w:rFonts w:ascii="Times New Roman" w:hAnsi="Times New Roman" w:eastAsia="宋体"/>
+          <w:b w:val="0"/>
+          <w:sz w:val="24"/>
+        </w:rPr>
+        <w:t>的综述，按"设计原则 → 重构化学 → 界面与器件实践"的顺序；第三，我的</w:t>
+      </w:r>
+      <w:r>
+        <w:rPr>
+          <w:rFonts w:ascii="Times New Roman" w:hAnsi="Times New Roman" w:eastAsia="宋体"/>
+          <w:b/>
+          <w:sz w:val="24"/>
+        </w:rPr>
+        <w:t>实验方案</w:t>
+      </w:r>
+      <w:r>
+        <w:rPr>
+          <w:rFonts w:ascii="Times New Roman" w:hAnsi="Times New Roman" w:eastAsia="宋体"/>
+          <w:b w:val="0"/>
+          <w:sz w:val="24"/>
+        </w:rPr>
+        <w:t>，包括我进实验室后前三周想先做的那个实验——一个 go / no-go 判定实验。</w:t>
+      </w:r>
     </w:p>
     <w:p>
       <w:pPr>
@@ -1359,82 +1691,7 @@
           <w:left w:val="single" w:sz="12" w:color="6366F1"/>
         </w:pBdr>
       </w:pPr>
-      <w:r>
-        <w:rPr>
-          <w:rFonts w:ascii="Times New Roman" w:hAnsi="Times New Roman" w:eastAsia="宋体"/>
-          <w:b w:val="0"/>
-          <w:sz w:val="24"/>
-        </w:rPr>
-        <w:t>我会控制在十五分钟左右，之后非常愿意接受提问——特别是你们觉得我逻辑薄弱的地方。</w:t>
-      </w:r>
-    </w:p>
-    <w:p/>
-    <w:p>
-      <w:pPr>
-        <w:spacing w:line="360" w:lineRule="auto"/>
-        <w:ind w:firstLine="420"/>
-      </w:pPr>
-      <w:r>
-        <w:rPr>
-          <w:rFonts w:ascii="Times New Roman" w:hAnsi="Times New Roman" w:eastAsia="宋体"/>
-          <w:b/>
-          <w:sz w:val="24"/>
-        </w:rPr>
-        <w:t>台上提示</w:t>
-      </w:r>
-      <w:r>
-        <w:rPr>
-          <w:rFonts w:ascii="Times New Roman" w:hAnsi="Times New Roman" w:eastAsia="宋体"/>
-          <w:b w:val="0"/>
-          <w:sz w:val="24"/>
-        </w:rPr>
-        <w:t>：站定、说完题目后停半秒；"durability problem" 重读；最后一句主动请提问，语气放松（这是给 PI 的"欢迎打断"信号）。</w:t>
-      </w:r>
-    </w:p>
-    <w:p/>
-    <w:p>
-      <w:pPr>
-        <w:spacing w:before="120" w:after="120"/>
-        <w:pBdr>
-          <w:bottom w:val="single" w:sz="6" w:color="CCCCCC"/>
-        </w:pBdr>
-      </w:pPr>
-    </w:p>
-    <w:p/>
-    <w:p>
-      <w:r>
-        <w:br w:type="page"/>
-      </w:r>
-    </w:p>
-    <w:p>
-      <w:pPr>
-        <w:pStyle w:val="2"/>
-        <w:pageBreakBefore w:val="0"/>
-      </w:pPr>
-      <w:r>
-        <w:rPr>
-          <w:rFonts w:ascii="Times New Roman" w:hAnsi="Times New Roman" w:eastAsia="宋体"/>
-          <w:b/>
-          <w:sz w:val="44"/>
-        </w:rPr>
-        <w:t>P2 · 目录</w:t>
-      </w:r>
-    </w:p>
-    <w:p>
-      <w:pPr>
-        <w:spacing w:line="360" w:lineRule="auto"/>
-        <w:ind w:firstLine="420"/>
-      </w:pPr>
-      <w:r>
-        <w:rPr>
-          <w:rFonts w:ascii="Times New Roman" w:hAnsi="Times New Roman" w:eastAsia="宋体"/>
-          <w:b/>
-          <w:sz w:val="24"/>
-        </w:rPr>
-        <w:t>英文讲稿</w:t>
-      </w:r>
-    </w:p>
-    <w:p/>
+    </w:p>
     <w:p>
       <w:pPr>
         <w:spacing w:before="120" w:after="120"/>
@@ -1449,55 +1706,7 @@
           <w:b w:val="0"/>
           <w:sz w:val="24"/>
         </w:rPr>
-        <w:t xml:space="preserve">Three parts. </w:t>
-      </w:r>
-      <w:r>
-        <w:rPr>
-          <w:rFonts w:ascii="Times New Roman" w:hAnsi="Times New Roman" w:eastAsia="宋体"/>
-          <w:b/>
-          <w:sz w:val="24"/>
-        </w:rPr>
-        <w:t>Background</w:t>
-      </w:r>
-      <w:r>
-        <w:rPr>
-          <w:rFonts w:ascii="Times New Roman" w:hAnsi="Times New Roman" w:eastAsia="宋体"/>
-          <w:b w:val="0"/>
-          <w:sz w:val="24"/>
-        </w:rPr>
-        <w:t xml:space="preserve">: why acidic OER is a durability problem rather than an activity problem, and why ruthenium is the right element to attack. </w:t>
-      </w:r>
-      <w:r>
-        <w:rPr>
-          <w:rFonts w:ascii="Times New Roman" w:hAnsi="Times New Roman" w:eastAsia="宋体"/>
-          <w:b/>
-          <w:sz w:val="24"/>
-        </w:rPr>
-        <w:t>Literature review</w:t>
-      </w:r>
-      <w:r>
-        <w:rPr>
-          <w:rFonts w:ascii="Times New Roman" w:hAnsi="Times New Roman" w:eastAsia="宋体"/>
-          <w:b w:val="0"/>
-          <w:sz w:val="24"/>
-        </w:rPr>
-        <w:t xml:space="preserve">: the five assigned papers, which conveniently split into design, reconstruction, and interface-and-device practice. </w:t>
-      </w:r>
-      <w:r>
-        <w:rPr>
-          <w:rFonts w:ascii="Times New Roman" w:hAnsi="Times New Roman" w:eastAsia="宋体"/>
-          <w:b/>
-          <w:sz w:val="24"/>
-        </w:rPr>
-        <w:t>Experiment plan</w:t>
-      </w:r>
-      <w:r>
-        <w:rPr>
-          <w:rFonts w:ascii="Times New Roman" w:hAnsi="Times New Roman" w:eastAsia="宋体"/>
-          <w:b w:val="0"/>
-          <w:sz w:val="24"/>
-        </w:rPr>
-        <w:t>: synthesis, activation, characterisation, testing — and the go / no-go decision I just mentioned.</w:t>
+        <w:t>我会控制在十五分钟左右，之后非常愿意接受提问——特别是你们觉得我逻辑薄弱的地方。</w:t>
       </w:r>
     </w:p>
     <w:p/>
@@ -1512,7 +1721,58 @@
           <w:b/>
           <w:sz w:val="24"/>
         </w:rPr>
-        <w:t>中文对照</w:t>
+        <w:t>台上提示</w:t>
+      </w:r>
+      <w:r>
+        <w:rPr>
+          <w:rFonts w:ascii="Times New Roman" w:hAnsi="Times New Roman" w:eastAsia="宋体"/>
+          <w:b w:val="0"/>
+          <w:sz w:val="24"/>
+        </w:rPr>
+        <w:t>：站定、说完题目后停半秒；"durability problem" 重读；最后一句主动请提问，语气放松（这是给 PI 的"欢迎打断"信号）。</w:t>
+      </w:r>
+    </w:p>
+    <w:p/>
+    <w:p>
+      <w:pPr>
+        <w:spacing w:before="120" w:after="120"/>
+        <w:pBdr>
+          <w:bottom w:val="single" w:sz="6" w:color="CCCCCC"/>
+        </w:pBdr>
+      </w:pPr>
+    </w:p>
+    <w:p/>
+    <w:p>
+      <w:r>
+        <w:br w:type="page"/>
+      </w:r>
+    </w:p>
+    <w:p>
+      <w:pPr>
+        <w:pStyle w:val="2"/>
+        <w:pageBreakBefore w:val="0"/>
+      </w:pPr>
+      <w:r>
+        <w:rPr>
+          <w:rFonts w:ascii="Times New Roman" w:hAnsi="Times New Roman" w:eastAsia="宋体"/>
+          <w:b/>
+          <w:sz w:val="44"/>
+        </w:rPr>
+        <w:t>P2 · 目录</w:t>
+      </w:r>
+    </w:p>
+    <w:p>
+      <w:pPr>
+        <w:spacing w:line="360" w:lineRule="auto"/>
+        <w:ind w:firstLine="420"/>
+      </w:pPr>
+      <w:r>
+        <w:rPr>
+          <w:rFonts w:ascii="Times New Roman" w:hAnsi="Times New Roman" w:eastAsia="宋体"/>
+          <w:b/>
+          <w:sz w:val="24"/>
+        </w:rPr>
+        <w:t>英文讲稿</w:t>
       </w:r>
     </w:p>
     <w:p/>
@@ -1530,7 +1790,7 @@
           <w:b w:val="0"/>
           <w:sz w:val="24"/>
         </w:rPr>
-        <w:t>分三部分。</w:t>
+        <w:t xml:space="preserve">Three parts. </w:t>
       </w:r>
       <w:r>
         <w:rPr>
@@ -1538,15 +1798,15 @@
           <w:b/>
           <w:sz w:val="24"/>
         </w:rPr>
-        <w:t>背景</w:t>
-      </w:r>
-      <w:r>
-        <w:rPr>
-          <w:rFonts w:ascii="Times New Roman" w:hAnsi="Times New Roman" w:eastAsia="宋体"/>
-          <w:b w:val="0"/>
-          <w:sz w:val="24"/>
-        </w:rPr>
-        <w:t>：为什么酸性析氧是耐久性问题而不是活性问题，以及为什么该从钌下手。</w:t>
+        <w:t>Background</w:t>
+      </w:r>
+      <w:r>
+        <w:rPr>
+          <w:rFonts w:ascii="Times New Roman" w:hAnsi="Times New Roman" w:eastAsia="宋体"/>
+          <w:b w:val="0"/>
+          <w:sz w:val="24"/>
+        </w:rPr>
+        <w:t xml:space="preserve">: why acidic OER is a durability problem rather than an activity problem, and why ruthenium is the right element to attack. </w:t>
       </w:r>
       <w:r>
         <w:rPr>
@@ -1554,15 +1814,15 @@
           <w:b/>
           <w:sz w:val="24"/>
         </w:rPr>
-        <w:t>文献综述</w:t>
-      </w:r>
-      <w:r>
-        <w:rPr>
-          <w:rFonts w:ascii="Times New Roman" w:hAnsi="Times New Roman" w:eastAsia="宋体"/>
-          <w:b w:val="0"/>
-          <w:sz w:val="24"/>
-        </w:rPr>
-        <w:t>：五篇指定文献，它们恰好可以分成设计、重构、界面与器件实践三块。</w:t>
+        <w:t>Literature review</w:t>
+      </w:r>
+      <w:r>
+        <w:rPr>
+          <w:rFonts w:ascii="Times New Roman" w:hAnsi="Times New Roman" w:eastAsia="宋体"/>
+          <w:b w:val="0"/>
+          <w:sz w:val="24"/>
+        </w:rPr>
+        <w:t xml:space="preserve">: the five assigned papers, which conveniently split into design, reconstruction, and interface-and-device practice. </w:t>
       </w:r>
       <w:r>
         <w:rPr>
@@ -1570,15 +1830,15 @@
           <w:b/>
           <w:sz w:val="24"/>
         </w:rPr>
-        <w:t>实验方案</w:t>
-      </w:r>
-      <w:r>
-        <w:rPr>
-          <w:rFonts w:ascii="Times New Roman" w:hAnsi="Times New Roman" w:eastAsia="宋体"/>
-          <w:b w:val="0"/>
-          <w:sz w:val="24"/>
-        </w:rPr>
-        <w:t>：合成、活化、表征、测试——以及我刚才提到的 go / no-go 判定。</w:t>
+        <w:t>Experiment plan</w:t>
+      </w:r>
+      <w:r>
+        <w:rPr>
+          <w:rFonts w:ascii="Times New Roman" w:hAnsi="Times New Roman" w:eastAsia="宋体"/>
+          <w:b w:val="0"/>
+          <w:sz w:val="24"/>
+        </w:rPr>
+        <w:t>: synthesis, activation, characterisation, testing — and the go / no-go decision I just mentioned.</w:t>
       </w:r>
     </w:p>
     <w:p/>
@@ -1593,74 +1853,7 @@
           <w:b/>
           <w:sz w:val="24"/>
         </w:rPr>
-        <w:t>台上提示</w:t>
-      </w:r>
-      <w:r>
-        <w:rPr>
-          <w:rFonts w:ascii="Times New Roman" w:hAnsi="Times New Roman" w:eastAsia="宋体"/>
-          <w:b w:val="0"/>
-          <w:sz w:val="24"/>
-        </w:rPr>
-        <w:t>：25 秒，一句一块，</w:t>
-      </w:r>
-      <w:r>
-        <w:rPr>
-          <w:rFonts w:ascii="Times New Roman" w:hAnsi="Times New Roman" w:eastAsia="宋体"/>
-          <w:b/>
-          <w:sz w:val="24"/>
-        </w:rPr>
-        <w:t>不要念目录</w:t>
-      </w:r>
-      <w:r>
-        <w:rPr>
-          <w:rFonts w:ascii="Times New Roman" w:hAnsi="Times New Roman" w:eastAsia="宋体"/>
-          <w:b w:val="0"/>
-          <w:sz w:val="24"/>
-        </w:rPr>
-        <w:t>。说完直接翻页。</w:t>
-      </w:r>
-    </w:p>
-    <w:p/>
-    <w:p>
-      <w:pPr>
-        <w:spacing w:before="120" w:after="120"/>
-        <w:pBdr>
-          <w:bottom w:val="single" w:sz="6" w:color="CCCCCC"/>
-        </w:pBdr>
-      </w:pPr>
-    </w:p>
-    <w:p/>
-    <w:p>
-      <w:r>
-        <w:br w:type="page"/>
-      </w:r>
-    </w:p>
-    <w:p>
-      <w:pPr>
-        <w:pStyle w:val="2"/>
-        <w:pageBreakBefore w:val="0"/>
-      </w:pPr>
-      <w:r>
-        <w:rPr>
-          <w:rFonts w:ascii="Times New Roman" w:hAnsi="Times New Roman" w:eastAsia="宋体"/>
-          <w:b/>
-          <w:sz w:val="44"/>
-        </w:rPr>
-        <w:t>P3 · 背景一：酸性水电解的瓶颈是耐久性</w:t>
-      </w:r>
-    </w:p>
-    <w:p>
-      <w:pPr>
-        <w:spacing w:line="360" w:lineRule="auto"/>
-        <w:ind w:firstLine="420"/>
-      </w:pPr>
-      <w:r>
-        <w:rPr>
-          <w:rFonts w:ascii="Times New Roman" w:hAnsi="Times New Roman" w:eastAsia="宋体"/>
-          <w:b/>
-          <w:sz w:val="24"/>
-        </w:rPr>
-        <w:t>英文讲稿</w:t>
+        <w:t>中文对照</w:t>
       </w:r>
     </w:p>
     <w:p/>
@@ -1678,9 +1871,140 @@
           <w:b w:val="0"/>
           <w:sz w:val="24"/>
         </w:rPr>
-        <w:t>Let me start with why this project exists.</w:t>
-      </w:r>
-    </w:p>
+        <w:t>分三部分。</w:t>
+      </w:r>
+      <w:r>
+        <w:rPr>
+          <w:rFonts w:ascii="Times New Roman" w:hAnsi="Times New Roman" w:eastAsia="宋体"/>
+          <w:b/>
+          <w:sz w:val="24"/>
+        </w:rPr>
+        <w:t>背景</w:t>
+      </w:r>
+      <w:r>
+        <w:rPr>
+          <w:rFonts w:ascii="Times New Roman" w:hAnsi="Times New Roman" w:eastAsia="宋体"/>
+          <w:b w:val="0"/>
+          <w:sz w:val="24"/>
+        </w:rPr>
+        <w:t>：为什么酸性析氧是耐久性问题而不是活性问题，以及为什么该从钌下手。</w:t>
+      </w:r>
+      <w:r>
+        <w:rPr>
+          <w:rFonts w:ascii="Times New Roman" w:hAnsi="Times New Roman" w:eastAsia="宋体"/>
+          <w:b/>
+          <w:sz w:val="24"/>
+        </w:rPr>
+        <w:t>文献综述</w:t>
+      </w:r>
+      <w:r>
+        <w:rPr>
+          <w:rFonts w:ascii="Times New Roman" w:hAnsi="Times New Roman" w:eastAsia="宋体"/>
+          <w:b w:val="0"/>
+          <w:sz w:val="24"/>
+        </w:rPr>
+        <w:t>：五篇指定文献，它们恰好可以分成设计、重构、界面与器件实践三块。</w:t>
+      </w:r>
+      <w:r>
+        <w:rPr>
+          <w:rFonts w:ascii="Times New Roman" w:hAnsi="Times New Roman" w:eastAsia="宋体"/>
+          <w:b/>
+          <w:sz w:val="24"/>
+        </w:rPr>
+        <w:t>实验方案</w:t>
+      </w:r>
+      <w:r>
+        <w:rPr>
+          <w:rFonts w:ascii="Times New Roman" w:hAnsi="Times New Roman" w:eastAsia="宋体"/>
+          <w:b w:val="0"/>
+          <w:sz w:val="24"/>
+        </w:rPr>
+        <w:t>：合成、活化、表征、测试——以及我刚才提到的 go / no-go 判定。</w:t>
+      </w:r>
+    </w:p>
+    <w:p/>
+    <w:p>
+      <w:pPr>
+        <w:spacing w:line="360" w:lineRule="auto"/>
+        <w:ind w:firstLine="420"/>
+      </w:pPr>
+      <w:r>
+        <w:rPr>
+          <w:rFonts w:ascii="Times New Roman" w:hAnsi="Times New Roman" w:eastAsia="宋体"/>
+          <w:b/>
+          <w:sz w:val="24"/>
+        </w:rPr>
+        <w:t>台上提示</w:t>
+      </w:r>
+      <w:r>
+        <w:rPr>
+          <w:rFonts w:ascii="Times New Roman" w:hAnsi="Times New Roman" w:eastAsia="宋体"/>
+          <w:b w:val="0"/>
+          <w:sz w:val="24"/>
+        </w:rPr>
+        <w:t>：25 秒，一句一块，</w:t>
+      </w:r>
+      <w:r>
+        <w:rPr>
+          <w:rFonts w:ascii="Times New Roman" w:hAnsi="Times New Roman" w:eastAsia="宋体"/>
+          <w:b/>
+          <w:sz w:val="24"/>
+        </w:rPr>
+        <w:t>不要念目录</w:t>
+      </w:r>
+      <w:r>
+        <w:rPr>
+          <w:rFonts w:ascii="Times New Roman" w:hAnsi="Times New Roman" w:eastAsia="宋体"/>
+          <w:b w:val="0"/>
+          <w:sz w:val="24"/>
+        </w:rPr>
+        <w:t>。说完直接翻页。</w:t>
+      </w:r>
+    </w:p>
+    <w:p/>
+    <w:p>
+      <w:pPr>
+        <w:spacing w:before="120" w:after="120"/>
+        <w:pBdr>
+          <w:bottom w:val="single" w:sz="6" w:color="CCCCCC"/>
+        </w:pBdr>
+      </w:pPr>
+    </w:p>
+    <w:p/>
+    <w:p>
+      <w:r>
+        <w:br w:type="page"/>
+      </w:r>
+    </w:p>
+    <w:p>
+      <w:pPr>
+        <w:pStyle w:val="2"/>
+        <w:pageBreakBefore w:val="0"/>
+      </w:pPr>
+      <w:r>
+        <w:rPr>
+          <w:rFonts w:ascii="Times New Roman" w:hAnsi="Times New Roman" w:eastAsia="宋体"/>
+          <w:b/>
+          <w:sz w:val="44"/>
+        </w:rPr>
+        <w:t>P3 · 背景一：酸性水电解的瓶颈是耐久性</w:t>
+      </w:r>
+    </w:p>
+    <w:p>
+      <w:pPr>
+        <w:spacing w:line="360" w:lineRule="auto"/>
+        <w:ind w:firstLine="420"/>
+      </w:pPr>
+      <w:r>
+        <w:rPr>
+          <w:rFonts w:ascii="Times New Roman" w:hAnsi="Times New Roman" w:eastAsia="宋体"/>
+          <w:b/>
+          <w:sz w:val="24"/>
+        </w:rPr>
+        <w:t>英文讲稿</w:t>
+      </w:r>
+    </w:p>
+    <w:p/>
     <w:p>
       <w:pPr>
         <w:spacing w:before="120" w:after="120"/>
@@ -1689,6 +2013,14 @@
           <w:left w:val="single" w:sz="12" w:color="6366F1"/>
         </w:pBdr>
       </w:pPr>
+      <w:r>
+        <w:rPr>
+          <w:rFonts w:ascii="Times New Roman" w:hAnsi="Times New Roman" w:eastAsia="宋体"/>
+          <w:b w:val="0"/>
+          <w:sz w:val="24"/>
+        </w:rPr>
+        <w:t>Let me start with why this project exists.</w:t>
+      </w:r>
     </w:p>
     <w:p>
       <w:pPr>
@@ -1698,30 +2030,6 @@
           <w:left w:val="single" w:sz="12" w:color="6366F1"/>
         </w:pBdr>
       </w:pPr>
-      <w:r>
-        <w:rPr>
-          <w:rFonts w:ascii="Times New Roman" w:hAnsi="Times New Roman" w:eastAsia="宋体"/>
-          <w:b w:val="0"/>
-          <w:sz w:val="24"/>
-        </w:rPr>
-        <w:t xml:space="preserve">PEM water electrolysis is the technology that couples well with intermittent renewables: it runs at high current density, it responds fast, and it delivers very pure hydrogen. The catch is the environment at the anode: roughly </w:t>
-      </w:r>
-      <w:r>
-        <w:rPr>
-          <w:rFonts w:ascii="Times New Roman" w:hAnsi="Times New Roman" w:eastAsia="宋体"/>
-          <w:b/>
-          <w:sz w:val="24"/>
-        </w:rPr>
-        <w:t>one molar proton activity</w:t>
-      </w:r>
-      <w:r>
-        <w:rPr>
-          <w:rFonts w:ascii="Times New Roman" w:hAnsi="Times New Roman" w:eastAsia="宋体"/>
-          <w:b w:val="0"/>
-          <w:sz w:val="24"/>
-        </w:rPr>
-        <w:t xml:space="preserve"> — in other words, pH zero. In that environment, almost no transition-metal oxide survives. In practice, only iridium and ruthenium oxides do.</w:t>
-      </w:r>
     </w:p>
     <w:p>
       <w:pPr>
@@ -1731,6 +2039,30 @@
           <w:left w:val="single" w:sz="12" w:color="6366F1"/>
         </w:pBdr>
       </w:pPr>
+      <w:r>
+        <w:rPr>
+          <w:rFonts w:ascii="Times New Roman" w:hAnsi="Times New Roman" w:eastAsia="宋体"/>
+          <w:b w:val="0"/>
+          <w:sz w:val="24"/>
+        </w:rPr>
+        <w:t xml:space="preserve">PEM water electrolysis is the technology that couples well with intermittent renewables: it runs at high current density, it responds fast, and it delivers very pure hydrogen. The catch is the environment at the anode: roughly </w:t>
+      </w:r>
+      <w:r>
+        <w:rPr>
+          <w:rFonts w:ascii="Times New Roman" w:hAnsi="Times New Roman" w:eastAsia="宋体"/>
+          <w:b/>
+          <w:sz w:val="24"/>
+        </w:rPr>
+        <w:t>one molar proton activity</w:t>
+      </w:r>
+      <w:r>
+        <w:rPr>
+          <w:rFonts w:ascii="Times New Roman" w:hAnsi="Times New Roman" w:eastAsia="宋体"/>
+          <w:b w:val="0"/>
+          <w:sz w:val="24"/>
+        </w:rPr>
+        <w:t xml:space="preserve"> — in other words, pH zero. In that environment, almost no transition-metal oxide survives. In practice, only iridium and ruthenium oxides do.</w:t>
+      </w:r>
     </w:p>
     <w:p>
       <w:pPr>
@@ -1740,54 +2072,6 @@
           <w:left w:val="single" w:sz="12" w:color="6366F1"/>
         </w:pBdr>
       </w:pPr>
-      <w:r>
-        <w:rPr>
-          <w:rFonts w:ascii="Times New Roman" w:hAnsi="Times New Roman" w:eastAsia="宋体"/>
-          <w:b w:val="0"/>
-          <w:sz w:val="24"/>
-        </w:rPr>
-        <w:t xml:space="preserve">And iridium is among the scarcest elements on earth. Even iridium oxide is not inert — at high potential it dissolves as the soluble complex </w:t>
-      </w:r>
-      <w:r>
-        <w:rPr>
-          <w:rFonts w:ascii="Times New Roman" w:hAnsi="Times New Roman" w:eastAsia="宋体"/>
-          <w:b/>
-          <w:sz w:val="24"/>
-        </w:rPr>
-        <w:t>[</w:t>
-      </w:r>
-      <w:r>
-        <w:rPr>
-          <w:rFonts w:ascii="Times New Roman" w:hAnsi="Times New Roman" w:eastAsia="宋体"/>
-          <w:b/>
-          <w:sz w:val="24"/>
-        </w:rPr>
-        <w:t>IrO4]2-</w:t>
-      </w:r>
-      <w:r>
-        <w:rPr>
-          <w:rFonts w:ascii="Times New Roman" w:hAnsi="Times New Roman" w:eastAsia="宋体"/>
-          <w:b w:val="0"/>
-          <w:sz w:val="24"/>
-        </w:rPr>
-        <w:t xml:space="preserve">. So the real constraint on the cost of a PEM stack is </w:t>
-      </w:r>
-      <w:r>
-        <w:rPr>
-          <w:rFonts w:ascii="Times New Roman" w:hAnsi="Times New Roman" w:eastAsia="宋体"/>
-          <w:b/>
-          <w:sz w:val="24"/>
-        </w:rPr>
-        <w:t>not activity; it is durability at low noble-metal loading</w:t>
-      </w:r>
-      <w:r>
-        <w:rPr>
-          <w:rFonts w:ascii="Times New Roman" w:hAnsi="Times New Roman" w:eastAsia="宋体"/>
-          <w:b w:val="0"/>
-          <w:sz w:val="24"/>
-        </w:rPr>
-        <w:t>. That is the problem my project sits inside.</w:t>
-      </w:r>
     </w:p>
     <w:p>
       <w:pPr>
@@ -1797,6 +2081,54 @@
           <w:left w:val="single" w:sz="12" w:color="6366F1"/>
         </w:pBdr>
       </w:pPr>
+      <w:r>
+        <w:rPr>
+          <w:rFonts w:ascii="Times New Roman" w:hAnsi="Times New Roman" w:eastAsia="宋体"/>
+          <w:b w:val="0"/>
+          <w:sz w:val="24"/>
+        </w:rPr>
+        <w:t xml:space="preserve">And iridium is among the scarcest elements on earth. Even iridium oxide is not inert — at high potential it dissolves as the soluble complex </w:t>
+      </w:r>
+      <w:r>
+        <w:rPr>
+          <w:rFonts w:ascii="Times New Roman" w:hAnsi="Times New Roman" w:eastAsia="宋体"/>
+          <w:b/>
+          <w:sz w:val="24"/>
+        </w:rPr>
+        <w:t>[</w:t>
+      </w:r>
+      <w:r>
+        <w:rPr>
+          <w:rFonts w:ascii="Times New Roman" w:hAnsi="Times New Roman" w:eastAsia="宋体"/>
+          <w:b/>
+          <w:sz w:val="24"/>
+        </w:rPr>
+        <w:t>IrO4]2-</w:t>
+      </w:r>
+      <w:r>
+        <w:rPr>
+          <w:rFonts w:ascii="Times New Roman" w:hAnsi="Times New Roman" w:eastAsia="宋体"/>
+          <w:b w:val="0"/>
+          <w:sz w:val="24"/>
+        </w:rPr>
+        <w:t xml:space="preserve">. So the real constraint on the cost of a PEM stack is </w:t>
+      </w:r>
+      <w:r>
+        <w:rPr>
+          <w:rFonts w:ascii="Times New Roman" w:hAnsi="Times New Roman" w:eastAsia="宋体"/>
+          <w:b/>
+          <w:sz w:val="24"/>
+        </w:rPr>
+        <w:t>not activity; it is durability at low noble-metal loading</w:t>
+      </w:r>
+      <w:r>
+        <w:rPr>
+          <w:rFonts w:ascii="Times New Roman" w:hAnsi="Times New Roman" w:eastAsia="宋体"/>
+          <w:b w:val="0"/>
+          <w:sz w:val="24"/>
+        </w:rPr>
+        <w:t>. That is the problem my project sits inside.</w:t>
+      </w:r>
     </w:p>
     <w:p>
       <w:pPr>
@@ -1806,39 +2138,7 @@
           <w:left w:val="single" w:sz="12" w:color="6366F1"/>
         </w:pBdr>
       </w:pPr>
-      <w:r>
-        <w:rPr>
-          <w:rFonts w:ascii="Times New Roman" w:hAnsi="Times New Roman" w:eastAsia="宋体"/>
-          <w:b w:val="0"/>
-          <w:sz w:val="24"/>
-        </w:rPr>
-        <w:t>[</w:t>
-      </w:r>
-      <w:r>
-        <w:rPr>
-          <w:rFonts w:ascii="Times New Roman" w:hAnsi="Times New Roman" w:eastAsia="宋体"/>
-          <w:b w:val="0"/>
-          <w:sz w:val="24"/>
-        </w:rPr>
-        <w:t>指向右侧示意图] On the right is a schematic of the cell. The anode is the acidic, oxygen-evolving side — and that anode interface is exactly what I will be working on.</w:t>
-      </w:r>
-    </w:p>
-    <w:p/>
-    <w:p>
-      <w:pPr>
-        <w:spacing w:line="360" w:lineRule="auto"/>
-        <w:ind w:firstLine="420"/>
-      </w:pPr>
-      <w:r>
-        <w:rPr>
-          <w:rFonts w:ascii="Times New Roman" w:hAnsi="Times New Roman" w:eastAsia="宋体"/>
-          <w:b/>
-          <w:sz w:val="24"/>
-        </w:rPr>
-        <w:t>中文对照</w:t>
-      </w:r>
-    </w:p>
-    <w:p/>
+    </w:p>
     <w:p>
       <w:pPr>
         <w:spacing w:before="120" w:after="120"/>
@@ -1853,9 +2153,33 @@
           <w:b w:val="0"/>
           <w:sz w:val="24"/>
         </w:rPr>
-        <w:t>先说这个课题为什么存在。</w:t>
-      </w:r>
-    </w:p>
+        <w:t>[</w:t>
+      </w:r>
+      <w:r>
+        <w:rPr>
+          <w:rFonts w:ascii="Times New Roman" w:hAnsi="Times New Roman" w:eastAsia="宋体"/>
+          <w:b w:val="0"/>
+          <w:sz w:val="24"/>
+        </w:rPr>
+        <w:t>指向右侧示意图] On the right is a schematic of the cell. The anode is the acidic, oxygen-evolving side — and that anode interface is exactly what I will be working on.</w:t>
+      </w:r>
+    </w:p>
+    <w:p/>
+    <w:p>
+      <w:pPr>
+        <w:spacing w:line="360" w:lineRule="auto"/>
+        <w:ind w:firstLine="420"/>
+      </w:pPr>
+      <w:r>
+        <w:rPr>
+          <w:rFonts w:ascii="Times New Roman" w:hAnsi="Times New Roman" w:eastAsia="宋体"/>
+          <w:b/>
+          <w:sz w:val="24"/>
+        </w:rPr>
+        <w:t>中文对照</w:t>
+      </w:r>
+    </w:p>
+    <w:p/>
     <w:p>
       <w:pPr>
         <w:spacing w:before="120" w:after="120"/>
@@ -1864,6 +2188,14 @@
           <w:left w:val="single" w:sz="12" w:color="6366F1"/>
         </w:pBdr>
       </w:pPr>
+      <w:r>
+        <w:rPr>
+          <w:rFonts w:ascii="Times New Roman" w:hAnsi="Times New Roman" w:eastAsia="宋体"/>
+          <w:b w:val="0"/>
+          <w:sz w:val="24"/>
+        </w:rPr>
+        <w:t>先说这个课题为什么存在。</w:t>
+      </w:r>
     </w:p>
     <w:p>
       <w:pPr>
@@ -1873,30 +2205,6 @@
           <w:left w:val="single" w:sz="12" w:color="6366F1"/>
         </w:pBdr>
       </w:pPr>
-      <w:r>
-        <w:rPr>
-          <w:rFonts w:ascii="Times New Roman" w:hAnsi="Times New Roman" w:eastAsia="宋体"/>
-          <w:b w:val="0"/>
-          <w:sz w:val="24"/>
-        </w:rPr>
-        <w:t>PEM 水电解是与间歇性可再生能源匹配得最好的技术：高电流密度、响应快、产氢纯度很高。问题出在阳极环境：大约</w:t>
-      </w:r>
-      <w:r>
-        <w:rPr>
-          <w:rFonts w:ascii="Times New Roman" w:hAnsi="Times New Roman" w:eastAsia="宋体"/>
-          <w:b/>
-          <w:sz w:val="24"/>
-        </w:rPr>
-        <w:t>1 M 的质子活度</w:t>
-      </w:r>
-      <w:r>
-        <w:rPr>
-          <w:rFonts w:ascii="Times New Roman" w:hAnsi="Times New Roman" w:eastAsia="宋体"/>
-          <w:b w:val="0"/>
-          <w:sz w:val="24"/>
-        </w:rPr>
-        <w:t>——也就是 pH 0。在这种环境里，几乎没有任何过渡金属氧化物能存活，实际上只有铱和钌的氧化物可以。</w:t>
-      </w:r>
     </w:p>
     <w:p>
       <w:pPr>
@@ -1906,6 +2214,30 @@
           <w:left w:val="single" w:sz="12" w:color="6366F1"/>
         </w:pBdr>
       </w:pPr>
+      <w:r>
+        <w:rPr>
+          <w:rFonts w:ascii="Times New Roman" w:hAnsi="Times New Roman" w:eastAsia="宋体"/>
+          <w:b w:val="0"/>
+          <w:sz w:val="24"/>
+        </w:rPr>
+        <w:t>PEM 水电解是与间歇性可再生能源匹配得最好的技术：高电流密度、响应快、产氢纯度很高。问题出在阳极环境：大约</w:t>
+      </w:r>
+      <w:r>
+        <w:rPr>
+          <w:rFonts w:ascii="Times New Roman" w:hAnsi="Times New Roman" w:eastAsia="宋体"/>
+          <w:b/>
+          <w:sz w:val="24"/>
+        </w:rPr>
+        <w:t>1 M 的质子活度</w:t>
+      </w:r>
+      <w:r>
+        <w:rPr>
+          <w:rFonts w:ascii="Times New Roman" w:hAnsi="Times New Roman" w:eastAsia="宋体"/>
+          <w:b w:val="0"/>
+          <w:sz w:val="24"/>
+        </w:rPr>
+        <w:t>——也就是 pH 0。在这种环境里，几乎没有任何过渡金属氧化物能存活，实际上只有铱和钌的氧化物可以。</w:t>
+      </w:r>
     </w:p>
     <w:p>
       <w:pPr>
@@ -1915,54 +2247,6 @@
           <w:left w:val="single" w:sz="12" w:color="6366F1"/>
         </w:pBdr>
       </w:pPr>
-      <w:r>
-        <w:rPr>
-          <w:rFonts w:ascii="Times New Roman" w:hAnsi="Times New Roman" w:eastAsia="宋体"/>
-          <w:b w:val="0"/>
-          <w:sz w:val="24"/>
-        </w:rPr>
-        <w:t xml:space="preserve">而铱是地球上最稀缺的元素之一。而且即便是氧化铱也不是惰性的——在高电位下它会以可溶配合物 </w:t>
-      </w:r>
-      <w:r>
-        <w:rPr>
-          <w:rFonts w:ascii="Times New Roman" w:hAnsi="Times New Roman" w:eastAsia="宋体"/>
-          <w:b/>
-          <w:sz w:val="24"/>
-        </w:rPr>
-        <w:t>[</w:t>
-      </w:r>
-      <w:r>
-        <w:rPr>
-          <w:rFonts w:ascii="Times New Roman" w:hAnsi="Times New Roman" w:eastAsia="宋体"/>
-          <w:b/>
-          <w:sz w:val="24"/>
-        </w:rPr>
-        <w:t>IrO4]2-</w:t>
-      </w:r>
-      <w:r>
-        <w:rPr>
-          <w:rFonts w:ascii="Times New Roman" w:hAnsi="Times New Roman" w:eastAsia="宋体"/>
-          <w:b w:val="0"/>
-          <w:sz w:val="24"/>
-        </w:rPr>
-        <w:t xml:space="preserve"> 的形式溶解。所以 PEM 电解槽成本的真正约束</w:t>
-      </w:r>
-      <w:r>
-        <w:rPr>
-          <w:rFonts w:ascii="Times New Roman" w:hAnsi="Times New Roman" w:eastAsia="宋体"/>
-          <w:b/>
-          <w:sz w:val="24"/>
-        </w:rPr>
-        <w:t>不是活性，而是低贵金属载量下的耐久性</w:t>
-      </w:r>
-      <w:r>
-        <w:rPr>
-          <w:rFonts w:ascii="Times New Roman" w:hAnsi="Times New Roman" w:eastAsia="宋体"/>
-          <w:b w:val="0"/>
-          <w:sz w:val="24"/>
-        </w:rPr>
-        <w:t>。我的课题就落在这个问题里。</w:t>
-      </w:r>
     </w:p>
     <w:p>
       <w:pPr>
@@ -1972,6 +2256,54 @@
           <w:left w:val="single" w:sz="12" w:color="6366F1"/>
         </w:pBdr>
       </w:pPr>
+      <w:r>
+        <w:rPr>
+          <w:rFonts w:ascii="Times New Roman" w:hAnsi="Times New Roman" w:eastAsia="宋体"/>
+          <w:b w:val="0"/>
+          <w:sz w:val="24"/>
+        </w:rPr>
+        <w:t xml:space="preserve">而铱是地球上最稀缺的元素之一。而且即便是氧化铱也不是惰性的——在高电位下它会以可溶配合物 </w:t>
+      </w:r>
+      <w:r>
+        <w:rPr>
+          <w:rFonts w:ascii="Times New Roman" w:hAnsi="Times New Roman" w:eastAsia="宋体"/>
+          <w:b/>
+          <w:sz w:val="24"/>
+        </w:rPr>
+        <w:t>[</w:t>
+      </w:r>
+      <w:r>
+        <w:rPr>
+          <w:rFonts w:ascii="Times New Roman" w:hAnsi="Times New Roman" w:eastAsia="宋体"/>
+          <w:b/>
+          <w:sz w:val="24"/>
+        </w:rPr>
+        <w:t>IrO4]2-</w:t>
+      </w:r>
+      <w:r>
+        <w:rPr>
+          <w:rFonts w:ascii="Times New Roman" w:hAnsi="Times New Roman" w:eastAsia="宋体"/>
+          <w:b w:val="0"/>
+          <w:sz w:val="24"/>
+        </w:rPr>
+        <w:t xml:space="preserve"> 的形式溶解。所以 PEM 电解槽成本的真正约束</w:t>
+      </w:r>
+      <w:r>
+        <w:rPr>
+          <w:rFonts w:ascii="Times New Roman" w:hAnsi="Times New Roman" w:eastAsia="宋体"/>
+          <w:b/>
+          <w:sz w:val="24"/>
+        </w:rPr>
+        <w:t>不是活性，而是低贵金属载量下的耐久性</w:t>
+      </w:r>
+      <w:r>
+        <w:rPr>
+          <w:rFonts w:ascii="Times New Roman" w:hAnsi="Times New Roman" w:eastAsia="宋体"/>
+          <w:b w:val="0"/>
+          <w:sz w:val="24"/>
+        </w:rPr>
+        <w:t>。我的课题就落在这个问题里。</w:t>
+      </w:r>
     </w:p>
     <w:p>
       <w:pPr>
@@ -1981,106 +2313,7 @@
           <w:left w:val="single" w:sz="12" w:color="6366F1"/>
         </w:pBdr>
       </w:pPr>
-      <w:r>
-        <w:rPr>
-          <w:rFonts w:ascii="Times New Roman" w:hAnsi="Times New Roman" w:eastAsia="宋体"/>
-          <w:b w:val="0"/>
-          <w:sz w:val="24"/>
-        </w:rPr>
-        <w:t>[</w:t>
-      </w:r>
-      <w:r>
-        <w:rPr>
-          <w:rFonts w:ascii="Times New Roman" w:hAnsi="Times New Roman" w:eastAsia="宋体"/>
-          <w:b w:val="0"/>
-          <w:sz w:val="24"/>
-        </w:rPr>
-        <w:t>指向右侧示意图] 右边是电解槽示意图。阳极就是酸性、析氧的那一侧——而那个阳极界面，正是我要做工作的地方。</w:t>
-      </w:r>
-    </w:p>
-    <w:p/>
-    <w:p>
-      <w:pPr>
-        <w:spacing w:line="360" w:lineRule="auto"/>
-        <w:ind w:firstLine="420"/>
-      </w:pPr>
-      <w:r>
-        <w:rPr>
-          <w:rFonts w:ascii="Times New Roman" w:hAnsi="Times New Roman" w:eastAsia="宋体"/>
-          <w:b/>
-          <w:sz w:val="24"/>
-        </w:rPr>
-        <w:t>台上提示</w:t>
-      </w:r>
-      <w:r>
-        <w:rPr>
-          <w:rFonts w:ascii="Times New Roman" w:hAnsi="Times New Roman" w:eastAsia="宋体"/>
-          <w:b w:val="0"/>
-          <w:sz w:val="24"/>
-        </w:rPr>
-        <w:t>：这一段是</w:t>
-      </w:r>
-      <w:r>
-        <w:rPr>
-          <w:rFonts w:ascii="Times New Roman" w:hAnsi="Times New Roman" w:eastAsia="宋体"/>
-          <w:b/>
-          <w:sz w:val="24"/>
-        </w:rPr>
-        <w:t>立论</w:t>
-      </w:r>
-      <w:r>
-        <w:rPr>
-          <w:rFonts w:ascii="Times New Roman" w:hAnsi="Times New Roman" w:eastAsia="宋体"/>
-          <w:b w:val="0"/>
-          <w:sz w:val="24"/>
-        </w:rPr>
-        <w:t>，语速放慢。"not activity; it is durability" 中间停顿。指向示意图时手不要挡住图。</w:t>
-      </w:r>
-    </w:p>
-    <w:p/>
-    <w:p>
-      <w:pPr>
-        <w:spacing w:before="120" w:after="120"/>
-        <w:pBdr>
-          <w:bottom w:val="single" w:sz="6" w:color="CCCCCC"/>
-        </w:pBdr>
-      </w:pPr>
-    </w:p>
-    <w:p/>
-    <w:p>
-      <w:r>
-        <w:br w:type="page"/>
-      </w:r>
-    </w:p>
-    <w:p>
-      <w:pPr>
-        <w:pStyle w:val="2"/>
-        <w:pageBreakBefore w:val="0"/>
-      </w:pPr>
-      <w:r>
-        <w:rPr>
-          <w:rFonts w:ascii="Times New Roman" w:hAnsi="Times New Roman" w:eastAsia="宋体"/>
-          <w:b/>
-          <w:sz w:val="44"/>
-        </w:rPr>
-        <w:t>P4 · 背景二：Ru 的悖论——更活泼、更便宜，但更不稳定</w:t>
-      </w:r>
-    </w:p>
-    <w:p>
-      <w:pPr>
-        <w:spacing w:line="360" w:lineRule="auto"/>
-        <w:ind w:firstLine="420"/>
-      </w:pPr>
-      <w:r>
-        <w:rPr>
-          <w:rFonts w:ascii="Times New Roman" w:hAnsi="Times New Roman" w:eastAsia="宋体"/>
-          <w:b/>
-          <w:sz w:val="24"/>
-        </w:rPr>
-        <w:t>英文讲稿</w:t>
-      </w:r>
-    </w:p>
-    <w:p/>
+    </w:p>
     <w:p>
       <w:pPr>
         <w:spacing w:before="120" w:after="120"/>
@@ -2095,9 +2328,100 @@
           <w:b w:val="0"/>
           <w:sz w:val="24"/>
         </w:rPr>
-        <w:t>So why ruthenium?</w:t>
-      </w:r>
-    </w:p>
+        <w:t>[</w:t>
+      </w:r>
+      <w:r>
+        <w:rPr>
+          <w:rFonts w:ascii="Times New Roman" w:hAnsi="Times New Roman" w:eastAsia="宋体"/>
+          <w:b w:val="0"/>
+          <w:sz w:val="24"/>
+        </w:rPr>
+        <w:t>指向右侧示意图] 右边是电解槽示意图。阳极就是酸性、析氧的那一侧——而那个阳极界面，正是我要做工作的地方。</w:t>
+      </w:r>
+    </w:p>
+    <w:p/>
+    <w:p>
+      <w:pPr>
+        <w:spacing w:line="360" w:lineRule="auto"/>
+        <w:ind w:firstLine="420"/>
+      </w:pPr>
+      <w:r>
+        <w:rPr>
+          <w:rFonts w:ascii="Times New Roman" w:hAnsi="Times New Roman" w:eastAsia="宋体"/>
+          <w:b/>
+          <w:sz w:val="24"/>
+        </w:rPr>
+        <w:t>台上提示</w:t>
+      </w:r>
+      <w:r>
+        <w:rPr>
+          <w:rFonts w:ascii="Times New Roman" w:hAnsi="Times New Roman" w:eastAsia="宋体"/>
+          <w:b w:val="0"/>
+          <w:sz w:val="24"/>
+        </w:rPr>
+        <w:t>：这一段是</w:t>
+      </w:r>
+      <w:r>
+        <w:rPr>
+          <w:rFonts w:ascii="Times New Roman" w:hAnsi="Times New Roman" w:eastAsia="宋体"/>
+          <w:b/>
+          <w:sz w:val="24"/>
+        </w:rPr>
+        <w:t>立论</w:t>
+      </w:r>
+      <w:r>
+        <w:rPr>
+          <w:rFonts w:ascii="Times New Roman" w:hAnsi="Times New Roman" w:eastAsia="宋体"/>
+          <w:b w:val="0"/>
+          <w:sz w:val="24"/>
+        </w:rPr>
+        <w:t>，语速放慢。"not activity; it is durability" 中间停顿。指向示意图时手不要挡住图。</w:t>
+      </w:r>
+    </w:p>
+    <w:p/>
+    <w:p>
+      <w:pPr>
+        <w:spacing w:before="120" w:after="120"/>
+        <w:pBdr>
+          <w:bottom w:val="single" w:sz="6" w:color="CCCCCC"/>
+        </w:pBdr>
+      </w:pPr>
+    </w:p>
+    <w:p/>
+    <w:p>
+      <w:r>
+        <w:br w:type="page"/>
+      </w:r>
+    </w:p>
+    <w:p>
+      <w:pPr>
+        <w:pStyle w:val="2"/>
+        <w:pageBreakBefore w:val="0"/>
+      </w:pPr>
+      <w:r>
+        <w:rPr>
+          <w:rFonts w:ascii="Times New Roman" w:hAnsi="Times New Roman" w:eastAsia="宋体"/>
+          <w:b/>
+          <w:sz w:val="44"/>
+        </w:rPr>
+        <w:t>P4 · 背景二：Ru 的悖论——更活泼、更便宜，但更不稳定</w:t>
+      </w:r>
+    </w:p>
+    <w:p>
+      <w:pPr>
+        <w:spacing w:line="360" w:lineRule="auto"/>
+        <w:ind w:firstLine="420"/>
+      </w:pPr>
+      <w:r>
+        <w:rPr>
+          <w:rFonts w:ascii="Times New Roman" w:hAnsi="Times New Roman" w:eastAsia="宋体"/>
+          <w:b/>
+          <w:sz w:val="24"/>
+        </w:rPr>
+        <w:t>英文讲稿</w:t>
+      </w:r>
+    </w:p>
+    <w:p/>
     <w:p>
       <w:pPr>
         <w:spacing w:before="120" w:after="120"/>
@@ -2106,6 +2430,14 @@
           <w:left w:val="single" w:sz="12" w:color="6366F1"/>
         </w:pBdr>
       </w:pPr>
+      <w:r>
+        <w:rPr>
+          <w:rFonts w:ascii="Times New Roman" w:hAnsi="Times New Roman" w:eastAsia="宋体"/>
+          <w:b w:val="0"/>
+          <w:sz w:val="24"/>
+        </w:rPr>
+        <w:t>Ruthenium was selected for two reasons. First, RuO2 is more active than IrO2 for the oxygen evolution reaction, and ruthenium is much cheaper and more abundant than iridium. Second, its limitation is stability, which is the property this project can change.</w:t>
+      </w:r>
     </w:p>
     <w:p>
       <w:pPr>
@@ -2115,62 +2447,6 @@
           <w:left w:val="single" w:sz="12" w:color="6366F1"/>
         </w:pBdr>
       </w:pPr>
-      <w:r>
-        <w:rPr>
-          <w:rFonts w:ascii="Times New Roman" w:hAnsi="Times New Roman" w:eastAsia="宋体"/>
-          <w:b w:val="0"/>
-          <w:sz w:val="24"/>
-        </w:rPr>
-        <w:t xml:space="preserve">RuO2 is </w:t>
-      </w:r>
-      <w:r>
-        <w:rPr>
-          <w:rFonts w:ascii="Times New Roman" w:hAnsi="Times New Roman" w:eastAsia="宋体"/>
-          <w:b/>
-          <w:sz w:val="24"/>
-        </w:rPr>
-        <w:t>more active</w:t>
-      </w:r>
-      <w:r>
-        <w:rPr>
-          <w:rFonts w:ascii="Times New Roman" w:hAnsi="Times New Roman" w:eastAsia="宋体"/>
-          <w:b w:val="0"/>
-          <w:sz w:val="24"/>
-        </w:rPr>
-        <w:t xml:space="preserve"> than IrO2 for the oxygen evolution reaction, and ruthenium is orders of magnitude </w:t>
-      </w:r>
-      <w:r>
-        <w:rPr>
-          <w:rFonts w:ascii="Times New Roman" w:hAnsi="Times New Roman" w:eastAsia="宋体"/>
-          <w:b/>
-          <w:sz w:val="24"/>
-        </w:rPr>
-        <w:t>cheaper and more abundant</w:t>
-      </w:r>
-      <w:r>
-        <w:rPr>
-          <w:rFonts w:ascii="Times New Roman" w:hAnsi="Times New Roman" w:eastAsia="宋体"/>
-          <w:b w:val="0"/>
-          <w:sz w:val="24"/>
-        </w:rPr>
-        <w:t xml:space="preserve"> than iridium. The problem is that it is also the </w:t>
-      </w:r>
-      <w:r>
-        <w:rPr>
-          <w:rFonts w:ascii="Times New Roman" w:hAnsi="Times New Roman" w:eastAsia="宋体"/>
-          <w:b/>
-          <w:sz w:val="24"/>
-        </w:rPr>
-        <w:t>least stable</w:t>
-      </w:r>
-      <w:r>
-        <w:rPr>
-          <w:rFonts w:ascii="Times New Roman" w:hAnsi="Times New Roman" w:eastAsia="宋体"/>
-          <w:b w:val="0"/>
-          <w:sz w:val="24"/>
-        </w:rPr>
-        <w:t xml:space="preserve"> of the two — and the failure has two distinct channels.</w:t>
-      </w:r>
     </w:p>
     <w:p>
       <w:pPr>
@@ -2180,6 +2456,14 @@
           <w:left w:val="single" w:sz="12" w:color="6366F1"/>
         </w:pBdr>
       </w:pPr>
+      <w:r>
+        <w:rPr>
+          <w:rFonts w:ascii="Times New Roman" w:hAnsi="Times New Roman" w:eastAsia="宋体"/>
+          <w:b w:val="0"/>
+          <w:sz w:val="24"/>
+        </w:rPr>
+        <w:t>Ruthenium fails through two channels. The first is over-oxidation: ruthenium is oxidised beyond +4 to soluble RuO4 and leaves the electrode. The second is lattice-oxygen participation: lattice oxygen is consumed by the reaction, and the metal is released with it.</w:t>
+      </w:r>
     </w:p>
     <w:p>
       <w:pPr>
@@ -2189,70 +2473,6 @@
           <w:left w:val="single" w:sz="12" w:color="6366F1"/>
         </w:pBdr>
       </w:pPr>
-      <w:r>
-        <w:rPr>
-          <w:rFonts w:ascii="Times New Roman" w:hAnsi="Times New Roman" w:eastAsia="宋体"/>
-          <w:b w:val="0"/>
-          <w:sz w:val="24"/>
-        </w:rPr>
-        <w:t>[</w:t>
-      </w:r>
-      <w:r>
-        <w:rPr>
-          <w:rFonts w:ascii="Times New Roman" w:hAnsi="Times New Roman" w:eastAsia="宋体"/>
-          <w:b w:val="0"/>
-          <w:sz w:val="24"/>
-        </w:rPr>
-        <w:t xml:space="preserve">指向左框] Channel one: </w:t>
-      </w:r>
-      <w:r>
-        <w:rPr>
-          <w:rFonts w:ascii="Times New Roman" w:hAnsi="Times New Roman" w:eastAsia="宋体"/>
-          <w:b/>
-          <w:sz w:val="24"/>
-        </w:rPr>
-        <w:t>over-oxidation</w:t>
-      </w:r>
-      <w:r>
-        <w:rPr>
-          <w:rFonts w:ascii="Times New Roman" w:hAnsi="Times New Roman" w:eastAsia="宋体"/>
-          <w:b w:val="0"/>
-          <w:sz w:val="24"/>
-        </w:rPr>
-        <w:t xml:space="preserve">. Ruthenium goes beyond +4 to soluble </w:t>
-      </w:r>
-      <w:r>
-        <w:rPr>
-          <w:rFonts w:ascii="Times New Roman" w:hAnsi="Times New Roman" w:eastAsia="宋体"/>
-          <w:b/>
-          <w:sz w:val="24"/>
-        </w:rPr>
-        <w:t>RuO4</w:t>
-      </w:r>
-      <w:r>
-        <w:rPr>
-          <w:rFonts w:ascii="Times New Roman" w:hAnsi="Times New Roman" w:eastAsia="宋体"/>
-          <w:b w:val="0"/>
-          <w:sz w:val="24"/>
-        </w:rPr>
-        <w:t xml:space="preserve">, and it simply leaves the electrode. Channel two: </w:t>
-      </w:r>
-      <w:r>
-        <w:rPr>
-          <w:rFonts w:ascii="Times New Roman" w:hAnsi="Times New Roman" w:eastAsia="宋体"/>
-          <w:b/>
-          <w:sz w:val="24"/>
-        </w:rPr>
-        <w:t>lattice-oxygen participation</w:t>
-      </w:r>
-      <w:r>
-        <w:rPr>
-          <w:rFonts w:ascii="Times New Roman" w:hAnsi="Times New Roman" w:eastAsia="宋体"/>
-          <w:b w:val="0"/>
-          <w:sz w:val="24"/>
-        </w:rPr>
-        <w:t xml:space="preserve"> — the lattice oxygen of the oxide is consumed in the reaction, so the metal follows the oxygen out.</w:t>
-      </w:r>
     </w:p>
     <w:p>
       <w:pPr>
@@ -2262,7 +2482,31 @@
           <w:left w:val="single" w:sz="12" w:color="6366F1"/>
         </w:pBdr>
       </w:pPr>
-    </w:p>
+      <w:r>
+        <w:rPr>
+          <w:rFonts w:ascii="Times New Roman" w:hAnsi="Times New Roman" w:eastAsia="宋体"/>
+          <w:b w:val="0"/>
+          <w:sz w:val="24"/>
+        </w:rPr>
+        <w:t>These channels are connected to a design trade-off, in which a higher O 2p band centre increases activity but decreases stability. The objective is therefore stabilisation rather than higher activity, and any stabilisation result requires a dissolution measurement, not only an overpotential.</w:t>
+      </w:r>
+    </w:p>
+    <w:p/>
+    <w:p>
+      <w:pPr>
+        <w:spacing w:line="360" w:lineRule="auto"/>
+        <w:ind w:firstLine="420"/>
+      </w:pPr>
+      <w:r>
+        <w:rPr>
+          <w:rFonts w:ascii="Times New Roman" w:hAnsi="Times New Roman" w:eastAsia="宋体"/>
+          <w:b/>
+          <w:sz w:val="24"/>
+        </w:rPr>
+        <w:t>中文对照</w:t>
+      </w:r>
+    </w:p>
+    <w:p/>
     <w:p>
       <w:pPr>
         <w:spacing w:before="120" w:after="120"/>
@@ -2277,23 +2521,7 @@
           <w:b w:val="0"/>
           <w:sz w:val="24"/>
         </w:rPr>
-        <w:t xml:space="preserve">And these two channels are tied to a design trade-off: moving the </w:t>
-      </w:r>
-      <w:r>
-        <w:rPr>
-          <w:rFonts w:ascii="Times New Roman" w:hAnsi="Times New Roman" w:eastAsia="宋体"/>
-          <w:b/>
-          <w:sz w:val="24"/>
-        </w:rPr>
-        <w:t>O p-band centre closer to the Fermi level</w:t>
-      </w:r>
-      <w:r>
-        <w:rPr>
-          <w:rFonts w:ascii="Times New Roman" w:hAnsi="Times New Roman" w:eastAsia="宋体"/>
-          <w:b w:val="0"/>
-          <w:sz w:val="24"/>
-        </w:rPr>
-        <w:t xml:space="preserve"> increases activity and decreases stability. Activity and stability are coupled through the same electronic descriptor.</w:t>
+        <w:t>选择钌有两个原因。第一，在析氧反应中 RuO₂ 比 IrO₂ 更活泼，而钌比铱便宜得多、储量也丰富得多。第二，它的短板是稳定性，而这正是本课题可以改变的性质。</w:t>
       </w:r>
     </w:p>
     <w:p>
@@ -2319,57 +2547,9 @@
           <w:b w:val="0"/>
           <w:sz w:val="24"/>
         </w:rPr>
-        <w:t xml:space="preserve">So the question for me is not "how do I make ruthenium more active". It is </w:t>
-      </w:r>
-      <w:r>
-        <w:rPr>
-          <w:rFonts w:ascii="Times New Roman" w:hAnsi="Times New Roman" w:eastAsia="宋体"/>
-          <w:b/>
-          <w:sz w:val="24"/>
-        </w:rPr>
-        <w:t>"how do I keep ruthenium where it is"</w:t>
-      </w:r>
-      <w:r>
-        <w:rPr>
-          <w:rFonts w:ascii="Times New Roman" w:hAnsi="Times New Roman" w:eastAsia="宋体"/>
-          <w:b w:val="0"/>
-          <w:sz w:val="24"/>
-        </w:rPr>
-        <w:t xml:space="preserve"> — and any claim of stabilisation has to be demonstrated with a </w:t>
-      </w:r>
-      <w:r>
-        <w:rPr>
-          <w:rFonts w:ascii="Times New Roman" w:hAnsi="Times New Roman" w:eastAsia="宋体"/>
-          <w:b/>
-          <w:sz w:val="24"/>
-        </w:rPr>
-        <w:t>dissolution-based metric</w:t>
-      </w:r>
-      <w:r>
-        <w:rPr>
-          <w:rFonts w:ascii="Times New Roman" w:hAnsi="Times New Roman" w:eastAsia="宋体"/>
-          <w:b w:val="0"/>
-          <w:sz w:val="24"/>
-        </w:rPr>
-        <w:t>, not only with an overpotential.</w:t>
-      </w:r>
-    </w:p>
-    <w:p/>
-    <w:p>
-      <w:pPr>
-        <w:spacing w:line="360" w:lineRule="auto"/>
-        <w:ind w:firstLine="420"/>
-      </w:pPr>
-      <w:r>
-        <w:rPr>
-          <w:rFonts w:ascii="Times New Roman" w:hAnsi="Times New Roman" w:eastAsia="宋体"/>
-          <w:b/>
-          <w:sz w:val="24"/>
-        </w:rPr>
-        <w:t>中文对照</w:t>
-      </w:r>
-    </w:p>
-    <w:p/>
+        <w:t>钌的失效有两条通道。第一条是过氧化：钌被氧化越过 +4 价，生成可溶的 RuO₄ 并离开电极。第二条是晶格氧参与：晶格氧被反应消耗，金属随之脱离。</w:t>
+      </w:r>
+    </w:p>
     <w:p>
       <w:pPr>
         <w:spacing w:before="120" w:after="120"/>
@@ -2378,14 +2558,6 @@
           <w:left w:val="single" w:sz="12" w:color="6366F1"/>
         </w:pBdr>
       </w:pPr>
-      <w:r>
-        <w:rPr>
-          <w:rFonts w:ascii="Times New Roman" w:hAnsi="Times New Roman" w:eastAsia="宋体"/>
-          <w:b w:val="0"/>
-          <w:sz w:val="24"/>
-        </w:rPr>
-        <w:t>那为什么是钌？</w:t>
-      </w:r>
     </w:p>
     <w:p>
       <w:pPr>
@@ -2395,7 +2567,114 @@
           <w:left w:val="single" w:sz="12" w:color="6366F1"/>
         </w:pBdr>
       </w:pPr>
-    </w:p>
+      <w:r>
+        <w:rPr>
+          <w:rFonts w:ascii="Times New Roman" w:hAnsi="Times New Roman" w:eastAsia="宋体"/>
+          <w:b w:val="0"/>
+          <w:sz w:val="24"/>
+        </w:rPr>
+        <w:t>这两条通道与一个设计权衡相关：O 2p 带中心越高，活性越高、稳定性越低。因此目标是稳定化，而不是提高活性；任何稳定化的结论都需要溶解测量支持，而不能只用过电位。</w:t>
+      </w:r>
+    </w:p>
+    <w:p/>
+    <w:p>
+      <w:pPr>
+        <w:spacing w:line="360" w:lineRule="auto"/>
+        <w:ind w:firstLine="420"/>
+      </w:pPr>
+      <w:r>
+        <w:rPr>
+          <w:rFonts w:ascii="Times New Roman" w:hAnsi="Times New Roman" w:eastAsia="宋体"/>
+          <w:b/>
+          <w:sz w:val="24"/>
+        </w:rPr>
+        <w:t>台上提示</w:t>
+      </w:r>
+      <w:r>
+        <w:rPr>
+          <w:rFonts w:ascii="Times New Roman" w:hAnsi="Times New Roman" w:eastAsia="宋体"/>
+          <w:b w:val="0"/>
+          <w:sz w:val="24"/>
+        </w:rPr>
+        <w:t>：指左框（两条通道）→ 指下方权衡框。两句结论放慢：</w:t>
+      </w:r>
+      <w:r>
+        <w:rPr>
+          <w:rFonts w:ascii="Consolas" w:hAnsi="Consolas" w:eastAsia="Consolas"/>
+          <w:sz w:val="24"/>
+          <w:shd w:fill="F0F0F0"/>
+        </w:rPr>
+        <w:t>stabilisation rather than higher activity</w:t>
+      </w:r>
+      <w:r>
+        <w:rPr>
+          <w:rFonts w:ascii="Times New Roman" w:hAnsi="Times New Roman" w:eastAsia="宋体"/>
+          <w:b w:val="0"/>
+          <w:sz w:val="24"/>
+        </w:rPr>
+        <w:t>、</w:t>
+      </w:r>
+      <w:r>
+        <w:rPr>
+          <w:rFonts w:ascii="Consolas" w:hAnsi="Consolas" w:eastAsia="Consolas"/>
+          <w:sz w:val="24"/>
+          <w:shd w:fill="F0F0F0"/>
+        </w:rPr>
+        <w:t>requires a dissolution measurement</w:t>
+      </w:r>
+      <w:r>
+        <w:rPr>
+          <w:rFonts w:ascii="Times New Roman" w:hAnsi="Times New Roman" w:eastAsia="宋体"/>
+          <w:b w:val="0"/>
+          <w:sz w:val="24"/>
+        </w:rPr>
+        <w:t>。</w:t>
+      </w:r>
+    </w:p>
+    <w:p/>
+    <w:p>
+      <w:pPr>
+        <w:spacing w:before="120" w:after="120"/>
+        <w:pBdr>
+          <w:bottom w:val="single" w:sz="6" w:color="CCCCCC"/>
+        </w:pBdr>
+      </w:pPr>
+    </w:p>
+    <w:p/>
+    <w:p>
+      <w:r>
+        <w:br w:type="page"/>
+      </w:r>
+    </w:p>
+    <w:p>
+      <w:pPr>
+        <w:pStyle w:val="2"/>
+        <w:pageBreakBefore w:val="0"/>
+      </w:pPr>
+      <w:r>
+        <w:rPr>
+          <w:rFonts w:ascii="Times New Roman" w:hAnsi="Times New Roman" w:eastAsia="宋体"/>
+          <w:b/>
+          <w:sz w:val="44"/>
+        </w:rPr>
+        <w:t>P5 · 文献一：设计原则，以及为什么 MnO2 是被允许的</w:t>
+      </w:r>
+    </w:p>
+    <w:p>
+      <w:pPr>
+        <w:spacing w:line="360" w:lineRule="auto"/>
+        <w:ind w:firstLine="420"/>
+      </w:pPr>
+      <w:r>
+        <w:rPr>
+          <w:rFonts w:ascii="Times New Roman" w:hAnsi="Times New Roman" w:eastAsia="宋体"/>
+          <w:b/>
+          <w:sz w:val="24"/>
+        </w:rPr>
+        <w:t>英文讲稿</w:t>
+      </w:r>
+    </w:p>
+    <w:p/>
     <w:p>
       <w:pPr>
         <w:spacing w:before="120" w:after="120"/>
@@ -2410,55 +2689,24 @@
           <w:b w:val="0"/>
           <w:sz w:val="24"/>
         </w:rPr>
-        <w:t xml:space="preserve">对于析氧反应，RuO2 比 IrO2 </w:t>
-      </w:r>
-      <w:r>
-        <w:rPr>
-          <w:rFonts w:ascii="Times New Roman" w:hAnsi="Times New Roman" w:eastAsia="宋体"/>
-          <w:b/>
-          <w:sz w:val="24"/>
-        </w:rPr>
-        <w:t>更活泼</w:t>
-      </w:r>
-      <w:r>
-        <w:rPr>
-          <w:rFonts w:ascii="Times New Roman" w:hAnsi="Times New Roman" w:eastAsia="宋体"/>
-          <w:b w:val="0"/>
-          <w:sz w:val="24"/>
-        </w:rPr>
-        <w:t>，而钌比铱</w:t>
-      </w:r>
-      <w:r>
-        <w:rPr>
-          <w:rFonts w:ascii="Times New Roman" w:hAnsi="Times New Roman" w:eastAsia="宋体"/>
-          <w:b/>
-          <w:sz w:val="24"/>
-        </w:rPr>
-        <w:t>便宜、丰富好几个数量级</w:t>
-      </w:r>
-      <w:r>
-        <w:rPr>
-          <w:rFonts w:ascii="Times New Roman" w:hAnsi="Times New Roman" w:eastAsia="宋体"/>
-          <w:b w:val="0"/>
-          <w:sz w:val="24"/>
-        </w:rPr>
-        <w:t>。问题是它也是两者中</w:t>
-      </w:r>
-      <w:r>
-        <w:rPr>
-          <w:rFonts w:ascii="Times New Roman" w:hAnsi="Times New Roman" w:eastAsia="宋体"/>
-          <w:b/>
-          <w:sz w:val="24"/>
-        </w:rPr>
-        <w:t>最不稳定</w:t>
-      </w:r>
-      <w:r>
-        <w:rPr>
-          <w:rFonts w:ascii="Times New Roman" w:hAnsi="Times New Roman" w:eastAsia="宋体"/>
-          <w:b w:val="0"/>
-          <w:sz w:val="24"/>
-        </w:rPr>
-        <w:t>的——而且失效有两条不同的通道。</w:t>
+        <w:t xml:space="preserve">This slide gives the design rules from the review. The left figure shows the four steps of oxygen evolution. If all four steps had the same free energy, 1.23 electronvolts, the sum would be 4.92 electronvolts and the overpotential would be zero. On oxide surfaces this is not observed, because the intermediates </w:t>
+      </w:r>
+      <w:r>
+        <w:rPr>
+          <w:rFonts w:ascii="Times New Roman" w:hAnsi="Times New Roman" w:eastAsia="宋体"/>
+          <w:b w:val="0"/>
+          <w:i/>
+          <w:sz w:val="24"/>
+        </w:rPr>
+        <w:t xml:space="preserve">OH and </w:t>
+      </w:r>
+      <w:r>
+        <w:rPr>
+          <w:rFonts w:ascii="Times New Roman" w:hAnsi="Times New Roman" w:eastAsia="宋体"/>
+          <w:b w:val="0"/>
+          <w:sz w:val="24"/>
+        </w:rPr>
+        <w:t>OOH are connected by a scaling relation and their free energies differ by about 3.2 electronvolts. The steps therefore become uneven. In this schematic the largest step is 1.60 electronvolts, which is 0.37 volts above 1.23 volts. This is the scaling limit for the adsorbate evolution mechanism.</w:t>
       </w:r>
     </w:p>
     <w:p>
@@ -2484,63 +2732,7 @@
           <w:b w:val="0"/>
           <w:sz w:val="24"/>
         </w:rPr>
-        <w:t>[</w:t>
-      </w:r>
-      <w:r>
-        <w:rPr>
-          <w:rFonts w:ascii="Times New Roman" w:hAnsi="Times New Roman" w:eastAsia="宋体"/>
-          <w:b w:val="0"/>
-          <w:sz w:val="24"/>
-        </w:rPr>
-        <w:t>指向左框] 通道一：</w:t>
-      </w:r>
-      <w:r>
-        <w:rPr>
-          <w:rFonts w:ascii="Times New Roman" w:hAnsi="Times New Roman" w:eastAsia="宋体"/>
-          <w:b/>
-          <w:sz w:val="24"/>
-        </w:rPr>
-        <w:t>过氧化</w:t>
-      </w:r>
-      <w:r>
-        <w:rPr>
-          <w:rFonts w:ascii="Times New Roman" w:hAnsi="Times New Roman" w:eastAsia="宋体"/>
-          <w:b w:val="0"/>
-          <w:sz w:val="24"/>
-        </w:rPr>
-        <w:t xml:space="preserve">。钌从 +4 价被进一步氧化成可溶的 </w:t>
-      </w:r>
-      <w:r>
-        <w:rPr>
-          <w:rFonts w:ascii="Times New Roman" w:hAnsi="Times New Roman" w:eastAsia="宋体"/>
-          <w:b/>
-          <w:sz w:val="24"/>
-        </w:rPr>
-        <w:t>RuO4</w:t>
-      </w:r>
-      <w:r>
-        <w:rPr>
-          <w:rFonts w:ascii="Times New Roman" w:hAnsi="Times New Roman" w:eastAsia="宋体"/>
-          <w:b w:val="0"/>
-          <w:sz w:val="24"/>
-        </w:rPr>
-        <w:t>，直接离开电极。通道二：</w:t>
-      </w:r>
-      <w:r>
-        <w:rPr>
-          <w:rFonts w:ascii="Times New Roman" w:hAnsi="Times New Roman" w:eastAsia="宋体"/>
-          <w:b/>
-          <w:sz w:val="24"/>
-        </w:rPr>
-        <w:t>晶格氧参与</w:t>
-      </w:r>
-      <w:r>
-        <w:rPr>
-          <w:rFonts w:ascii="Times New Roman" w:hAnsi="Times New Roman" w:eastAsia="宋体"/>
-          <w:b w:val="0"/>
-          <w:sz w:val="24"/>
-        </w:rPr>
-        <w:t>——氧化物自身的晶格氧在反应中被消耗，于是金属跟着氧一起走。</w:t>
+        <w:t>The right figure shows the volcano relation: activity is highest at an intermediate adsorption energy. The proton-acceptor route changes the mechanism. Nickel or cobalt in RuO2 activates a bridging oxygen and lowers the determining step to 1.49 or 1.33 electronvolts, that is 0.26 or 0.10 volts, below the 0.37 volt limit.</w:t>
       </w:r>
     </w:p>
     <w:p>
@@ -2566,25 +2758,25 @@
           <w:b w:val="0"/>
           <w:sz w:val="24"/>
         </w:rPr>
-        <w:t>这两条通道又和一个设计权衡绑定：</w:t>
-      </w:r>
+        <w:t>Two further results support manganese. Gamma-MnO2 has been reported to operate for 8,000 hours at pH 2, and Mn3+ provides the optimal eg occupancy, eg equal to one. The same review also states that a suitable potential window must be identified.</w:t>
+      </w:r>
+    </w:p>
+    <w:p/>
+    <w:p>
+      <w:pPr>
+        <w:spacing w:line="360" w:lineRule="auto"/>
+        <w:ind w:firstLine="420"/>
+      </w:pPr>
       <w:r>
         <w:rPr>
           <w:rFonts w:ascii="Times New Roman" w:hAnsi="Times New Roman" w:eastAsia="宋体"/>
           <w:b/>
           <w:sz w:val="24"/>
         </w:rPr>
-        <w:t>O 2p 带中心越靠近费米能级</w:t>
-      </w:r>
-      <w:r>
-        <w:rPr>
-          <w:rFonts w:ascii="Times New Roman" w:hAnsi="Times New Roman" w:eastAsia="宋体"/>
-          <w:b w:val="0"/>
-          <w:sz w:val="24"/>
-        </w:rPr>
-        <w:t>，活性越高、稳定性越低。活性和稳定性被同一个电子结构描述符耦合在一起。</w:t>
-      </w:r>
-    </w:p>
+        <w:t>中文对照</w:t>
+      </w:r>
+    </w:p>
+    <w:p/>
     <w:p>
       <w:pPr>
         <w:spacing w:before="120" w:after="120"/>
@@ -2593,6 +2785,14 @@
           <w:left w:val="single" w:sz="12" w:color="6366F1"/>
         </w:pBdr>
       </w:pPr>
+      <w:r>
+        <w:rPr>
+          <w:rFonts w:ascii="Times New Roman" w:hAnsi="Times New Roman" w:eastAsia="宋体"/>
+          <w:b w:val="0"/>
+          <w:sz w:val="24"/>
+        </w:rPr>
+        <w:t>这一页是综述里的设计规则。左图是析氧的四个步骤。如果四步的自由能都等于 1.23 eV，总和为 4.92 eV，过电位为零。在氧化物表面观察不到这种情况，因为中间体 ∗OH 与 ∗OOH 之间存在标度关系，两者自由能相差约 3.2 eV。因此台阶并不均匀。本示意图中最大台阶为 1.60 eV，比 1.23 V 高 0.37 V。这就是吸附质演化机制的标度上限。</w:t>
+      </w:r>
     </w:p>
     <w:p>
       <w:pPr>
@@ -2602,114 +2802,7 @@
           <w:left w:val="single" w:sz="12" w:color="6366F1"/>
         </w:pBdr>
       </w:pPr>
-      <w:r>
-        <w:rPr>
-          <w:rFonts w:ascii="Times New Roman" w:hAnsi="Times New Roman" w:eastAsia="宋体"/>
-          <w:b w:val="0"/>
-          <w:sz w:val="24"/>
-        </w:rPr>
-        <w:t>所以我的问题不是"怎么让钌更活泼"，而是</w:t>
-      </w:r>
-      <w:r>
-        <w:rPr>
-          <w:rFonts w:ascii="Times New Roman" w:hAnsi="Times New Roman" w:eastAsia="宋体"/>
-          <w:b/>
-          <w:sz w:val="24"/>
-        </w:rPr>
-        <w:t>"怎么把钌留在原地"</w:t>
-      </w:r>
-      <w:r>
-        <w:rPr>
-          <w:rFonts w:ascii="Times New Roman" w:hAnsi="Times New Roman" w:eastAsia="宋体"/>
-          <w:b w:val="0"/>
-          <w:sz w:val="24"/>
-        </w:rPr>
-        <w:t>——而且任何关于稳定化的主张，都必须用</w:t>
-      </w:r>
-      <w:r>
-        <w:rPr>
-          <w:rFonts w:ascii="Times New Roman" w:hAnsi="Times New Roman" w:eastAsia="宋体"/>
-          <w:b/>
-          <w:sz w:val="24"/>
-        </w:rPr>
-        <w:t>溶解类指标</w:t>
-      </w:r>
-      <w:r>
-        <w:rPr>
-          <w:rFonts w:ascii="Times New Roman" w:hAnsi="Times New Roman" w:eastAsia="宋体"/>
-          <w:b w:val="0"/>
-          <w:sz w:val="24"/>
-        </w:rPr>
-        <w:t>来证明，不能只用过电位。</w:t>
-      </w:r>
-    </w:p>
-    <w:p/>
-    <w:p>
-      <w:pPr>
-        <w:spacing w:line="360" w:lineRule="auto"/>
-        <w:ind w:firstLine="420"/>
-      </w:pPr>
-      <w:r>
-        <w:rPr>
-          <w:rFonts w:ascii="Times New Roman" w:hAnsi="Times New Roman" w:eastAsia="宋体"/>
-          <w:b/>
-          <w:sz w:val="24"/>
-        </w:rPr>
-        <w:t>台上提示</w:t>
-      </w:r>
-      <w:r>
-        <w:rPr>
-          <w:rFonts w:ascii="Times New Roman" w:hAnsi="Times New Roman" w:eastAsia="宋体"/>
-          <w:b w:val="0"/>
-          <w:sz w:val="24"/>
-        </w:rPr>
-        <w:t>：这一页是全场的"钩子"。"keep ruthenium where it is" 说完停一秒，这是你的课题主张。</w:t>
-      </w:r>
-    </w:p>
-    <w:p/>
-    <w:p>
-      <w:pPr>
-        <w:spacing w:before="120" w:after="120"/>
-        <w:pBdr>
-          <w:bottom w:val="single" w:sz="6" w:color="CCCCCC"/>
-        </w:pBdr>
-      </w:pPr>
-    </w:p>
-    <w:p/>
-    <w:p>
-      <w:r>
-        <w:br w:type="page"/>
-      </w:r>
-    </w:p>
-    <w:p>
-      <w:pPr>
-        <w:pStyle w:val="2"/>
-        <w:pageBreakBefore w:val="0"/>
-      </w:pPr>
-      <w:r>
-        <w:rPr>
-          <w:rFonts w:ascii="Times New Roman" w:hAnsi="Times New Roman" w:eastAsia="宋体"/>
-          <w:b/>
-          <w:sz w:val="44"/>
-        </w:rPr>
-        <w:t>P5 · 文献一：设计原则，以及为什么 MnO2 是被允许的</w:t>
-      </w:r>
-    </w:p>
-    <w:p>
-      <w:pPr>
-        <w:spacing w:line="360" w:lineRule="auto"/>
-        <w:ind w:firstLine="420"/>
-      </w:pPr>
-      <w:r>
-        <w:rPr>
-          <w:rFonts w:ascii="Times New Roman" w:hAnsi="Times New Roman" w:eastAsia="宋体"/>
-          <w:b/>
-          <w:sz w:val="24"/>
-        </w:rPr>
-        <w:t>英文讲稿</w:t>
-      </w:r>
-    </w:p>
-    <w:p/>
+    </w:p>
     <w:p>
       <w:pPr>
         <w:spacing w:before="120" w:after="120"/>
@@ -2724,7 +2817,7 @@
           <w:b w:val="0"/>
           <w:sz w:val="24"/>
         </w:rPr>
-        <w:t>This is my first literature message, and it has two halves.</w:t>
+        <w:t>右图是火山关系：活性在中等吸附能处最高。质子受体路线改变了机理：RuO₂ 中的镍或钴活化桥氧，把决速步降到 1.49 或 1.33 eV，即 0.26 或 0.10 V，低于 0.37 V 的上限。</w:t>
       </w:r>
     </w:p>
     <w:p>
@@ -2750,65 +2843,76 @@
           <w:b w:val="0"/>
           <w:sz w:val="24"/>
         </w:rPr>
-        <w:t>[</w:t>
-      </w:r>
-      <w:r>
-        <w:rPr>
-          <w:rFonts w:ascii="Times New Roman" w:hAnsi="Times New Roman" w:eastAsia="宋体"/>
-          <w:b w:val="0"/>
-          <w:sz w:val="24"/>
-        </w:rPr>
-        <w:t xml:space="preserve">指左图] On the left: the four steps of oxygen evolution on an oxide surface. If all four steps had the same free energy — 1.23 electronvolts each, the thermodynamic value — there would be no overpotential at all. Real oxide surfaces cannot do that: the intermediates ∗OH and ∗OOH </w:t>
-      </w:r>
+        <w:t>还有两条结果支持使用锰。γ-MnO₂ 被报道可在 pH 2 下运行 8,000 小时；Mn³⁺ 提供最优的 eg 占据数，eg 等于 1。同一篇综述也指出，必须先确定合适的电位窗口。</w:t>
+      </w:r>
+    </w:p>
+    <w:p/>
+    <w:p>
+      <w:pPr>
+        <w:spacing w:line="360" w:lineRule="auto"/>
+        <w:ind w:firstLine="420"/>
+      </w:pPr>
       <w:r>
         <w:rPr>
           <w:rFonts w:ascii="Times New Roman" w:hAnsi="Times New Roman" w:eastAsia="宋体"/>
           <w:b/>
           <w:sz w:val="24"/>
         </w:rPr>
-        <w:t>scale with each other</w:t>
-      </w:r>
-      <w:r>
-        <w:rPr>
-          <w:rFonts w:ascii="Times New Roman" w:hAnsi="Times New Roman" w:eastAsia="宋体"/>
-          <w:b w:val="0"/>
-          <w:sz w:val="24"/>
-        </w:rPr>
-        <w:t xml:space="preserve">, so the profile is uneven. Here the largest step is 1.60 eV; the difference from 1.23 V is </w:t>
-      </w:r>
+        <w:t>台上提示</w:t>
+      </w:r>
+      <w:r>
+        <w:rPr>
+          <w:rFonts w:ascii="Times New Roman" w:hAnsi="Times New Roman" w:eastAsia="宋体"/>
+          <w:b w:val="0"/>
+          <w:sz w:val="24"/>
+        </w:rPr>
+        <w:t>：左手点最大台阶 → 右手点火山顶 → 点 1.49/1.33 eV 那行注释。最后一句是过渡到 P9 的钩子。</w:t>
+      </w:r>
+    </w:p>
+    <w:p/>
+    <w:p>
+      <w:pPr>
+        <w:spacing w:before="120" w:after="120"/>
+        <w:pBdr>
+          <w:bottom w:val="single" w:sz="6" w:color="CCCCCC"/>
+        </w:pBdr>
+      </w:pPr>
+    </w:p>
+    <w:p/>
+    <w:p>
+      <w:r>
+        <w:br w:type="page"/>
+      </w:r>
+    </w:p>
+    <w:p>
+      <w:pPr>
+        <w:pStyle w:val="2"/>
+        <w:pageBreakBefore w:val="0"/>
+      </w:pPr>
       <w:r>
         <w:rPr>
           <w:rFonts w:ascii="Times New Roman" w:hAnsi="Times New Roman" w:eastAsia="宋体"/>
           <w:b/>
-          <w:sz w:val="24"/>
-        </w:rPr>
-        <w:t>0.37 V</w:t>
-      </w:r>
-      <w:r>
-        <w:rPr>
-          <w:rFonts w:ascii="Times New Roman" w:hAnsi="Times New Roman" w:eastAsia="宋体"/>
-          <w:b w:val="0"/>
-          <w:sz w:val="24"/>
-        </w:rPr>
-        <w:t xml:space="preserve">, and that is the overpotential you cannot remove. It is the well-known </w:t>
-      </w:r>
+          <w:sz w:val="44"/>
+        </w:rPr>
+        <w:t>P6 · 文献二：重构化学，以及酸性中的 Ru 稳定化</w:t>
+      </w:r>
+    </w:p>
+    <w:p>
+      <w:pPr>
+        <w:spacing w:line="360" w:lineRule="auto"/>
+        <w:ind w:firstLine="420"/>
+      </w:pPr>
       <w:r>
         <w:rPr>
           <w:rFonts w:ascii="Times New Roman" w:hAnsi="Times New Roman" w:eastAsia="宋体"/>
           <w:b/>
           <w:sz w:val="24"/>
         </w:rPr>
-        <w:t>scaling limit</w:t>
-      </w:r>
-      <w:r>
-        <w:rPr>
-          <w:rFonts w:ascii="Times New Roman" w:hAnsi="Times New Roman" w:eastAsia="宋体"/>
-          <w:b w:val="0"/>
-          <w:sz w:val="24"/>
-        </w:rPr>
-        <w:t>.</w:t>
-      </w:r>
-    </w:p>
+        <w:t>英文讲稿</w:t>
+      </w:r>
+    </w:p>
+    <w:p/>
     <w:p>
       <w:pPr>
         <w:spacing w:before="120" w:after="120"/>
@@ -2817,6 +2921,14 @@
           <w:left w:val="single" w:sz="12" w:color="6366F1"/>
         </w:pBdr>
       </w:pPr>
+      <w:r>
+        <w:rPr>
+          <w:rFonts w:ascii="Times New Roman" w:hAnsi="Times New Roman" w:eastAsia="宋体"/>
+          <w:b w:val="0"/>
+          <w:sz w:val="24"/>
+        </w:rPr>
+        <w:t>The second paper concerns reconstruction. The film that is deposited is not the catalyst. During activation the surface converts to an oxyhydroxide, MOOH, and this is the active phase. The review describes four reconstruction mechanisms and six factors that control the activity of the reconstructed surface: exposed edge facets, residual dopant cations, unsaturated coordination and vacancies, adsorbed oxyanions, hybrid interfaces with electron transfer through bridging oxygen, and strain, which broadens the eg band.</w:t>
+      </w:r>
     </w:p>
     <w:p>
       <w:pPr>
@@ -2826,86 +2938,6 @@
           <w:left w:val="single" w:sz="12" w:color="6366F1"/>
         </w:pBdr>
       </w:pPr>
-      <w:r>
-        <w:rPr>
-          <w:rFonts w:ascii="Times New Roman" w:hAnsi="Times New Roman" w:eastAsia="宋体"/>
-          <w:b w:val="0"/>
-          <w:sz w:val="24"/>
-        </w:rPr>
-        <w:t>[</w:t>
-      </w:r>
-      <w:r>
-        <w:rPr>
-          <w:rFonts w:ascii="Times New Roman" w:hAnsi="Times New Roman" w:eastAsia="宋体"/>
-          <w:b w:val="0"/>
-          <w:sz w:val="24"/>
-        </w:rPr>
-        <w:t xml:space="preserve">指右图] On the right: the volcano. Activity is highest when the adsorption energy is neither too weak nor too strong. The scaling relation fixes the </w:t>
-      </w:r>
-      <w:r>
-        <w:rPr>
-          <w:rFonts w:ascii="Times New Roman" w:hAnsi="Times New Roman" w:eastAsia="宋体"/>
-          <w:b/>
-          <w:sz w:val="24"/>
-        </w:rPr>
-        <w:t>height</w:t>
-      </w:r>
-      <w:r>
-        <w:rPr>
-          <w:rFonts w:ascii="Times New Roman" w:hAnsi="Times New Roman" w:eastAsia="宋体"/>
-          <w:b w:val="0"/>
-          <w:sz w:val="24"/>
-        </w:rPr>
-        <w:t xml:space="preserve"> of that volcano. The way to break it is to change the </w:t>
-      </w:r>
-      <w:r>
-        <w:rPr>
-          <w:rFonts w:ascii="Times New Roman" w:hAnsi="Times New Roman" w:eastAsia="宋体"/>
-          <w:b/>
-          <w:sz w:val="24"/>
-        </w:rPr>
-        <w:t>mechanism</w:t>
-      </w:r>
-      <w:r>
-        <w:rPr>
-          <w:rFonts w:ascii="Times New Roman" w:hAnsi="Times New Roman" w:eastAsia="宋体"/>
-          <w:b w:val="0"/>
-          <w:sz w:val="24"/>
-        </w:rPr>
-        <w:t xml:space="preserve"> — the so-called </w:t>
-      </w:r>
-      <w:r>
-        <w:rPr>
-          <w:rFonts w:ascii="Times New Roman" w:hAnsi="Times New Roman" w:eastAsia="宋体"/>
-          <w:b/>
-          <w:sz w:val="24"/>
-        </w:rPr>
-        <w:t>proton-acceptor route</w:t>
-      </w:r>
-      <w:r>
-        <w:rPr>
-          <w:rFonts w:ascii="Times New Roman" w:hAnsi="Times New Roman" w:eastAsia="宋体"/>
-          <w:b w:val="0"/>
-          <w:sz w:val="24"/>
-        </w:rPr>
-        <w:t xml:space="preserve">, where nickel or cobalt inside RuO2 activates a bridging oxygen, and the determining step drops to </w:t>
-      </w:r>
-      <w:r>
-        <w:rPr>
-          <w:rFonts w:ascii="Times New Roman" w:hAnsi="Times New Roman" w:eastAsia="宋体"/>
-          <w:b/>
-          <w:sz w:val="24"/>
-        </w:rPr>
-        <w:t>1.49 or 1.33 eV — that is 0.26 or 0.10 V, below the 0.37 V limit</w:t>
-      </w:r>
-      <w:r>
-        <w:rPr>
-          <w:rFonts w:ascii="Times New Roman" w:hAnsi="Times New Roman" w:eastAsia="宋体"/>
-          <w:b w:val="0"/>
-          <w:sz w:val="24"/>
-        </w:rPr>
-        <w:t>.</w:t>
-      </w:r>
     </w:p>
     <w:p>
       <w:pPr>
@@ -2915,7 +2947,31 @@
           <w:left w:val="single" w:sz="12" w:color="6366F1"/>
         </w:pBdr>
       </w:pPr>
-    </w:p>
+      <w:r>
+        <w:rPr>
+          <w:rFonts w:ascii="Times New Roman" w:hAnsi="Times New Roman" w:eastAsia="宋体"/>
+          <w:b w:val="0"/>
+          <w:sz w:val="24"/>
+        </w:rPr>
+        <w:t>Two points are directly relevant to the plan. First, the activation protocol is an experimental variable: cyclic voltammetry gives complete oxidation, chronopotentiometry gives partial oxidation, and full reconstruction can take eight hours or more. Second, in acid, ruthenium fails through RuO4 formation and lattice-oxygen participation, and two stabilisation routes are established: confinement as single-atom sites, and an increase in the oxygen-vacancy formation energy. The review also records a precedent: ruthenium on alpha-MnO2 prepared by cation exchange, with an overpotential of 161 millivolts and a lifetime above 200 hours.</w:t>
+      </w:r>
+    </w:p>
+    <w:p/>
+    <w:p>
+      <w:pPr>
+        <w:spacing w:line="360" w:lineRule="auto"/>
+        <w:ind w:firstLine="420"/>
+      </w:pPr>
+      <w:r>
+        <w:rPr>
+          <w:rFonts w:ascii="Times New Roman" w:hAnsi="Times New Roman" w:eastAsia="宋体"/>
+          <w:b/>
+          <w:sz w:val="24"/>
+        </w:rPr>
+        <w:t>中文对照</w:t>
+      </w:r>
+    </w:p>
+    <w:p/>
     <w:p>
       <w:pPr>
         <w:spacing w:before="120" w:after="120"/>
@@ -2930,39 +2986,7 @@
           <w:b w:val="0"/>
           <w:sz w:val="24"/>
         </w:rPr>
-        <w:t xml:space="preserve">And now the part that makes MnO2 legitimate for me: gamma-MnO2 has been </w:t>
-      </w:r>
-      <w:r>
-        <w:rPr>
-          <w:rFonts w:ascii="Times New Roman" w:hAnsi="Times New Roman" w:eastAsia="宋体"/>
-          <w:b/>
-          <w:sz w:val="24"/>
-        </w:rPr>
-        <w:t>reported to run 8,000 hours at pH 2</w:t>
-      </w:r>
-      <w:r>
-        <w:rPr>
-          <w:rFonts w:ascii="Times New Roman" w:hAnsi="Times New Roman" w:eastAsia="宋体"/>
-          <w:b w:val="0"/>
-          <w:sz w:val="24"/>
-        </w:rPr>
-        <w:t xml:space="preserve">, and </w:t>
-      </w:r>
-      <w:r>
-        <w:rPr>
-          <w:rFonts w:ascii="Times New Roman" w:hAnsi="Times New Roman" w:eastAsia="宋体"/>
-          <w:b/>
-          <w:sz w:val="24"/>
-        </w:rPr>
-        <w:t>Mn3+ provides the optimal eg occupancy — eg equals one</w:t>
-      </w:r>
-      <w:r>
-        <w:rPr>
-          <w:rFonts w:ascii="Times New Roman" w:hAnsi="Times New Roman" w:eastAsia="宋体"/>
-          <w:b w:val="0"/>
-          <w:sz w:val="24"/>
-        </w:rPr>
-        <w:t>. Both are design evidence, not a promise.</w:t>
+        <w:t>第二篇文献讨论重构。沉积得到的膜不是催化剂。活化过程中表面转变为羟基氧化物 MOOH，这才是活性相。综述描述了四种重构机制，以及控制重构表面活性的六个因素：暴露的边缘晶面、残留的掺杂阳离子、不饱和配位与空位、吸附的含氧阴离子、通过桥氧传递电子的杂化界面，以及使 eg 带展宽的应变。</w:t>
       </w:r>
     </w:p>
     <w:p>
@@ -2988,23 +3012,7 @@
           <w:b w:val="0"/>
           <w:sz w:val="24"/>
         </w:rPr>
-        <w:t xml:space="preserve">But there is a warning attached to that same page: </w:t>
-      </w:r>
-      <w:r>
-        <w:rPr>
-          <w:rFonts w:ascii="Times New Roman" w:hAnsi="Times New Roman" w:eastAsia="宋体"/>
-          <w:b/>
-          <w:sz w:val="24"/>
-        </w:rPr>
-        <w:t>"a suitable potential window must be identified"</w:t>
-      </w:r>
-      <w:r>
-        <w:rPr>
-          <w:rFonts w:ascii="Times New Roman" w:hAnsi="Times New Roman" w:eastAsia="宋体"/>
-          <w:b w:val="0"/>
-          <w:sz w:val="24"/>
-        </w:rPr>
-        <w:t>. That warning is precisely what slide 9 is about.</w:t>
+        <w:t>有两点与方案直接相关。第一，活化程序是实验变量：循环伏安给出完全氧化，恒电流给出部分氧化，完全重构可能需要八小时以上。第二，在酸性中钌通过生成 RuO₄ 与晶格氧参与失效，已有两类稳定化路线：限域为单原子位点，以及提高氧空位形成能。综述还记载了一个先例：通过阳离子交换制备的 α-MnO₂ 负载钌，过电位 161 mV，寿命超过 200 小时。</w:t>
       </w:r>
     </w:p>
     <w:p/>
@@ -3019,7 +3027,90 @@
           <w:b/>
           <w:sz w:val="24"/>
         </w:rPr>
-        <w:t>中文对照</w:t>
+        <w:t>台上提示</w:t>
+      </w:r>
+      <w:r>
+        <w:rPr>
+          <w:rFonts w:ascii="Times New Roman" w:hAnsi="Times New Roman" w:eastAsia="宋体"/>
+          <w:b w:val="0"/>
+          <w:sz w:val="24"/>
+        </w:rPr>
+        <w:t>：第一句重读——</w:t>
+      </w:r>
+      <w:r>
+        <w:rPr>
+          <w:rFonts w:ascii="Consolas" w:hAnsi="Consolas" w:eastAsia="Consolas"/>
+          <w:sz w:val="24"/>
+          <w:shd w:fill="F0F0F0"/>
+        </w:rPr>
+        <w:t>The film that is deposited is not the catalyst</w:t>
+      </w:r>
+      <w:r>
+        <w:rPr>
+          <w:rFonts w:ascii="Times New Roman" w:hAnsi="Times New Roman" w:eastAsia="宋体"/>
+          <w:b w:val="0"/>
+          <w:sz w:val="24"/>
+        </w:rPr>
+        <w:t xml:space="preserve">。提到先例时必须说 </w:t>
+      </w:r>
+      <w:r>
+        <w:rPr>
+          <w:rFonts w:ascii="Consolas" w:hAnsi="Consolas" w:eastAsia="Consolas"/>
+          <w:sz w:val="24"/>
+          <w:shd w:fill="F0F0F0"/>
+        </w:rPr>
+        <w:t>as recorded in our group's review</w:t>
+      </w:r>
+      <w:r>
+        <w:rPr>
+          <w:rFonts w:ascii="Times New Roman" w:hAnsi="Times New Roman" w:eastAsia="宋体"/>
+          <w:b w:val="0"/>
+          <w:sz w:val="24"/>
+        </w:rPr>
+        <w:t>。</w:t>
+      </w:r>
+    </w:p>
+    <w:p/>
+    <w:p>
+      <w:pPr>
+        <w:spacing w:before="120" w:after="120"/>
+        <w:pBdr>
+          <w:bottom w:val="single" w:sz="6" w:color="CCCCCC"/>
+        </w:pBdr>
+      </w:pPr>
+    </w:p>
+    <w:p/>
+    <w:p>
+      <w:r>
+        <w:br w:type="page"/>
+      </w:r>
+    </w:p>
+    <w:p>
+      <w:pPr>
+        <w:pStyle w:val="2"/>
+        <w:pageBreakBefore w:val="0"/>
+      </w:pPr>
+      <w:r>
+        <w:rPr>
+          <w:rFonts w:ascii="Times New Roman" w:hAnsi="Times New Roman" w:eastAsia="宋体"/>
+          <w:b/>
+          <w:sz w:val="44"/>
+        </w:rPr>
+        <w:t>P7 · 文献三：界面环境、掺杂实践、器件级验证</w:t>
+      </w:r>
+    </w:p>
+    <w:p>
+      <w:pPr>
+        <w:spacing w:line="360" w:lineRule="auto"/>
+        <w:ind w:firstLine="420"/>
+      </w:pPr>
+      <w:r>
+        <w:rPr>
+          <w:rFonts w:ascii="Times New Roman" w:hAnsi="Times New Roman" w:eastAsia="宋体"/>
+          <w:b/>
+          <w:sz w:val="24"/>
+        </w:rPr>
+        <w:t>英文讲稿</w:t>
       </w:r>
     </w:p>
     <w:p/>
@@ -3037,7 +3128,7 @@
           <w:b w:val="0"/>
           <w:sz w:val="24"/>
         </w:rPr>
-        <w:t>这是我的第一条文献信息，分两半。</w:t>
+        <w:t>This slide gives one result from each of the remaining three papers.</w:t>
       </w:r>
     </w:p>
     <w:p>
@@ -3063,63 +3154,7 @@
           <w:b w:val="0"/>
           <w:sz w:val="24"/>
         </w:rPr>
-        <w:t>[</w:t>
-      </w:r>
-      <w:r>
-        <w:rPr>
-          <w:rFonts w:ascii="Times New Roman" w:hAnsi="Times New Roman" w:eastAsia="宋体"/>
-          <w:b w:val="0"/>
-          <w:sz w:val="24"/>
-        </w:rPr>
-        <w:t xml:space="preserve">指左图] 左边：氧化物表面析氧的四个步骤。如果四步的自由能都等于热力学值 1.23 eV，那就完全没有过电位。但真实的氧化物表面做不到：中间体 ∗OH 与 ∗OOH </w:t>
-      </w:r>
-      <w:r>
-        <w:rPr>
-          <w:rFonts w:ascii="Times New Roman" w:hAnsi="Times New Roman" w:eastAsia="宋体"/>
-          <w:b/>
-          <w:sz w:val="24"/>
-        </w:rPr>
-        <w:t>彼此线性标度</w:t>
-      </w:r>
-      <w:r>
-        <w:rPr>
-          <w:rFonts w:ascii="Times New Roman" w:hAnsi="Times New Roman" w:eastAsia="宋体"/>
-          <w:b w:val="0"/>
-          <w:sz w:val="24"/>
-        </w:rPr>
-        <w:t xml:space="preserve">，所以台阶是不均匀的。这里最大的一级台阶是 1.60 eV，与 1.23 V 的差是 </w:t>
-      </w:r>
-      <w:r>
-        <w:rPr>
-          <w:rFonts w:ascii="Times New Roman" w:hAnsi="Times New Roman" w:eastAsia="宋体"/>
-          <w:b/>
-          <w:sz w:val="24"/>
-        </w:rPr>
-        <w:t>0.37 V</w:t>
-      </w:r>
-      <w:r>
-        <w:rPr>
-          <w:rFonts w:ascii="Times New Roman" w:hAnsi="Times New Roman" w:eastAsia="宋体"/>
-          <w:b w:val="0"/>
-          <w:sz w:val="24"/>
-        </w:rPr>
-        <w:t>——这是你无法消除的过电位，也就是著名的</w:t>
-      </w:r>
-      <w:r>
-        <w:rPr>
-          <w:rFonts w:ascii="Times New Roman" w:hAnsi="Times New Roman" w:eastAsia="宋体"/>
-          <w:b/>
-          <w:sz w:val="24"/>
-        </w:rPr>
-        <w:t>标度极限</w:t>
-      </w:r>
-      <w:r>
-        <w:rPr>
-          <w:rFonts w:ascii="Times New Roman" w:hAnsi="Times New Roman" w:eastAsia="宋体"/>
-          <w:b w:val="0"/>
-          <w:sz w:val="24"/>
-        </w:rPr>
-        <w:t>。</w:t>
+        <w:t>The first is that the local environment around the active site controls stability. In that work a hard-Lewis-acid layer keeps the local pH near 14 at 1.6 volts, which gives more than 200 hours in seawater with about 98 per cent oxygen selectivity. The local environment is therefore a design variable, and it differs from the bulk.</w:t>
       </w:r>
     </w:p>
     <w:p>
@@ -3145,79 +3180,7 @@
           <w:b w:val="0"/>
           <w:sz w:val="24"/>
         </w:rPr>
-        <w:t>[</w:t>
-      </w:r>
-      <w:r>
-        <w:rPr>
-          <w:rFonts w:ascii="Times New Roman" w:hAnsi="Times New Roman" w:eastAsia="宋体"/>
-          <w:b w:val="0"/>
-          <w:sz w:val="24"/>
-        </w:rPr>
-        <w:t>指右图] 右边：火山图。当吸附能既不太弱也不太强时活性最高。标度关系决定的是这座火山的</w:t>
-      </w:r>
-      <w:r>
-        <w:rPr>
-          <w:rFonts w:ascii="Times New Roman" w:hAnsi="Times New Roman" w:eastAsia="宋体"/>
-          <w:b/>
-          <w:sz w:val="24"/>
-        </w:rPr>
-        <w:t>高度</w:t>
-      </w:r>
-      <w:r>
-        <w:rPr>
-          <w:rFonts w:ascii="Times New Roman" w:hAnsi="Times New Roman" w:eastAsia="宋体"/>
-          <w:b w:val="0"/>
-          <w:sz w:val="24"/>
-        </w:rPr>
-        <w:t>。打破它的办法是换</w:t>
-      </w:r>
-      <w:r>
-        <w:rPr>
-          <w:rFonts w:ascii="Times New Roman" w:hAnsi="Times New Roman" w:eastAsia="宋体"/>
-          <w:b/>
-          <w:sz w:val="24"/>
-        </w:rPr>
-        <w:t>机理</w:t>
-      </w:r>
-      <w:r>
-        <w:rPr>
-          <w:rFonts w:ascii="Times New Roman" w:hAnsi="Times New Roman" w:eastAsia="宋体"/>
-          <w:b w:val="0"/>
-          <w:sz w:val="24"/>
-        </w:rPr>
-        <w:t>——即所谓的</w:t>
-      </w:r>
-      <w:r>
-        <w:rPr>
-          <w:rFonts w:ascii="Times New Roman" w:hAnsi="Times New Roman" w:eastAsia="宋体"/>
-          <w:b/>
-          <w:sz w:val="24"/>
-        </w:rPr>
-        <w:t>质子受体路线</w:t>
-      </w:r>
-      <w:r>
-        <w:rPr>
-          <w:rFonts w:ascii="Times New Roman" w:hAnsi="Times New Roman" w:eastAsia="宋体"/>
-          <w:b w:val="0"/>
-          <w:sz w:val="24"/>
-        </w:rPr>
-        <w:t xml:space="preserve">：RuO2 中的镍或钴活化桥氧，决速步降到 </w:t>
-      </w:r>
-      <w:r>
-        <w:rPr>
-          <w:rFonts w:ascii="Times New Roman" w:hAnsi="Times New Roman" w:eastAsia="宋体"/>
-          <w:b/>
-          <w:sz w:val="24"/>
-        </w:rPr>
-        <w:t>1.49 或 1.33 eV——也就是 0.26 或 0.10 V，低于 0.37 V 这个上限</w:t>
-      </w:r>
-      <w:r>
-        <w:rPr>
-          <w:rFonts w:ascii="Times New Roman" w:hAnsi="Times New Roman" w:eastAsia="宋体"/>
-          <w:b w:val="0"/>
-          <w:sz w:val="24"/>
-        </w:rPr>
-        <w:t>。</w:t>
+        <w:t>The second is that doping stabilises the metal, and that the work is not complete until it is tested in a device. A chromium-doped amorphous oxide gives 268 millivolts at 10 milliamps per square centimetre, and the electrolyser runs for 120 hours with a decay below 4.9 millivolts per hour.</w:t>
       </w:r>
     </w:p>
     <w:p>
@@ -3243,39 +3206,7 @@
           <w:b w:val="0"/>
           <w:sz w:val="24"/>
         </w:rPr>
-        <w:t>接下来是让 MnO2 对我而言"合法"的部分：γ-MnO2 曾被报道</w:t>
-      </w:r>
-      <w:r>
-        <w:rPr>
-          <w:rFonts w:ascii="Times New Roman" w:hAnsi="Times New Roman" w:eastAsia="宋体"/>
-          <w:b/>
-          <w:sz w:val="24"/>
-        </w:rPr>
-        <w:t>在 pH 2 下运行 8,000 小时</w:t>
-      </w:r>
-      <w:r>
-        <w:rPr>
-          <w:rFonts w:ascii="Times New Roman" w:hAnsi="Times New Roman" w:eastAsia="宋体"/>
-          <w:b w:val="0"/>
-          <w:sz w:val="24"/>
-        </w:rPr>
-        <w:t xml:space="preserve">，而 </w:t>
-      </w:r>
-      <w:r>
-        <w:rPr>
-          <w:rFonts w:ascii="Times New Roman" w:hAnsi="Times New Roman" w:eastAsia="宋体"/>
-          <w:b/>
-          <w:sz w:val="24"/>
-        </w:rPr>
-        <w:t>Mn3+ 提供最优的 eg 占据数——eg 等于 1</w:t>
-      </w:r>
-      <w:r>
-        <w:rPr>
-          <w:rFonts w:ascii="Times New Roman" w:hAnsi="Times New Roman" w:eastAsia="宋体"/>
-          <w:b w:val="0"/>
-          <w:sz w:val="24"/>
-        </w:rPr>
-        <w:t>。这两条都是设计依据，不是承诺。</w:t>
+        <w:t>The third is that a protecting unit can be redox-active: in that structure a variable-valence second metal buffers the oxidative charge.</w:t>
       </w:r>
     </w:p>
     <w:p>
@@ -3301,23 +3232,7 @@
           <w:b w:val="0"/>
           <w:sz w:val="24"/>
         </w:rPr>
-        <w:t>但同一页也带着一句警告：</w:t>
-      </w:r>
-      <w:r>
-        <w:rPr>
-          <w:rFonts w:ascii="Times New Roman" w:hAnsi="Times New Roman" w:eastAsia="宋体"/>
-          <w:b/>
-          <w:sz w:val="24"/>
-        </w:rPr>
-        <w:t>"必须先确定合适的电位窗口"</w:t>
-      </w:r>
-      <w:r>
-        <w:rPr>
-          <w:rFonts w:ascii="Times New Roman" w:hAnsi="Times New Roman" w:eastAsia="宋体"/>
-          <w:b w:val="0"/>
-          <w:sz w:val="24"/>
-        </w:rPr>
-        <w:t>。这句警告，正是第 9 页要处理的事情。</w:t>
+        <w:t>The gap is therefore not the chemistry. It is the construction of the interface: how to build Ru-O-Mn controllably and on a larger scale.</w:t>
       </w:r>
     </w:p>
     <w:p/>
@@ -3332,74 +3247,7 @@
           <w:b/>
           <w:sz w:val="24"/>
         </w:rPr>
-        <w:t>台上提示</w:t>
-      </w:r>
-      <w:r>
-        <w:rPr>
-          <w:rFonts w:ascii="Times New Roman" w:hAnsi="Times New Roman" w:eastAsia="宋体"/>
-          <w:b w:val="0"/>
-          <w:sz w:val="24"/>
-        </w:rPr>
-        <w:t>：这一页最长，1 分 40 秒。手要在两幅图之间明确移动；说 "0.37 V" 时手指点在最难那级台阶上。最后一句是</w:t>
-      </w:r>
-      <w:r>
-        <w:rPr>
-          <w:rFonts w:ascii="Times New Roman" w:hAnsi="Times New Roman" w:eastAsia="宋体"/>
-          <w:b/>
-          <w:sz w:val="24"/>
-        </w:rPr>
-        <w:t>埋钩子</w:t>
-      </w:r>
-      <w:r>
-        <w:rPr>
-          <w:rFonts w:ascii="Times New Roman" w:hAnsi="Times New Roman" w:eastAsia="宋体"/>
-          <w:b w:val="0"/>
-          <w:sz w:val="24"/>
-        </w:rPr>
-        <w:t>，直接连到 P9。</w:t>
-      </w:r>
-    </w:p>
-    <w:p/>
-    <w:p>
-      <w:pPr>
-        <w:spacing w:before="120" w:after="120"/>
-        <w:pBdr>
-          <w:bottom w:val="single" w:sz="6" w:color="CCCCCC"/>
-        </w:pBdr>
-      </w:pPr>
-    </w:p>
-    <w:p/>
-    <w:p>
-      <w:r>
-        <w:br w:type="page"/>
-      </w:r>
-    </w:p>
-    <w:p>
-      <w:pPr>
-        <w:pStyle w:val="2"/>
-        <w:pageBreakBefore w:val="0"/>
-      </w:pPr>
-      <w:r>
-        <w:rPr>
-          <w:rFonts w:ascii="Times New Roman" w:hAnsi="Times New Roman" w:eastAsia="宋体"/>
-          <w:b/>
-          <w:sz w:val="44"/>
-        </w:rPr>
-        <w:t>P6 · 文献二：重构化学，以及酸性中的 Ru 稳定化</w:t>
-      </w:r>
-    </w:p>
-    <w:p>
-      <w:pPr>
-        <w:spacing w:line="360" w:lineRule="auto"/>
-        <w:ind w:firstLine="420"/>
-      </w:pPr>
-      <w:r>
-        <w:rPr>
-          <w:rFonts w:ascii="Times New Roman" w:hAnsi="Times New Roman" w:eastAsia="宋体"/>
-          <w:b/>
-          <w:sz w:val="24"/>
-        </w:rPr>
-        <w:t>英文讲稿</w:t>
+        <w:t>中文对照</w:t>
       </w:r>
     </w:p>
     <w:p/>
@@ -3417,7 +3265,7 @@
           <w:b w:val="0"/>
           <w:sz w:val="24"/>
         </w:rPr>
-        <w:t>The second paper — the review — changed the way I think about the electrode.</w:t>
+        <w:t>这一页是其余三篇文献各一条结果。</w:t>
       </w:r>
     </w:p>
     <w:p>
@@ -3443,104 +3291,7 @@
           <w:b w:val="0"/>
           <w:sz w:val="24"/>
         </w:rPr>
-        <w:t xml:space="preserve">The film you deposit is </w:t>
-      </w:r>
-      <w:r>
-        <w:rPr>
-          <w:rFonts w:ascii="Times New Roman" w:hAnsi="Times New Roman" w:eastAsia="宋体"/>
-          <w:b/>
-          <w:sz w:val="24"/>
-        </w:rPr>
-        <w:t>not the catalyst</w:t>
-      </w:r>
-      <w:r>
-        <w:rPr>
-          <w:rFonts w:ascii="Times New Roman" w:hAnsi="Times New Roman" w:eastAsia="宋体"/>
-          <w:b w:val="0"/>
-          <w:sz w:val="24"/>
-        </w:rPr>
-        <w:t xml:space="preserve">. During activation, the surface </w:t>
-      </w:r>
-      <w:r>
-        <w:rPr>
-          <w:rFonts w:ascii="Times New Roman" w:hAnsi="Times New Roman" w:eastAsia="宋体"/>
-          <w:b/>
-          <w:sz w:val="24"/>
-        </w:rPr>
-        <w:t>reconstructs</w:t>
-      </w:r>
-      <w:r>
-        <w:rPr>
-          <w:rFonts w:ascii="Times New Roman" w:hAnsi="Times New Roman" w:eastAsia="宋体"/>
-          <w:b w:val="0"/>
-          <w:sz w:val="24"/>
-        </w:rPr>
-        <w:t xml:space="preserve">: it converts to an oxyhydroxide, MOOH, and </w:t>
-      </w:r>
-      <w:r>
-        <w:rPr>
-          <w:rFonts w:ascii="Times New Roman" w:hAnsi="Times New Roman" w:eastAsia="宋体"/>
-          <w:b w:val="0"/>
-          <w:i/>
-          <w:sz w:val="24"/>
-        </w:rPr>
-        <w:t>that</w:t>
-      </w:r>
-      <w:r>
-        <w:rPr>
-          <w:rFonts w:ascii="Times New Roman" w:hAnsi="Times New Roman" w:eastAsia="宋体"/>
-          <w:b w:val="0"/>
-          <w:sz w:val="24"/>
-        </w:rPr>
-        <w:t xml:space="preserve"> is the real active phase. </w:t>
-      </w:r>
-      <w:r>
-        <w:rPr>
-          <w:rFonts w:ascii="Times New Roman" w:hAnsi="Times New Roman" w:eastAsia="宋体"/>
-          <w:b w:val="0"/>
-          <w:sz w:val="24"/>
-        </w:rPr>
-        <w:t>[</w:t>
-      </w:r>
-      <w:r>
-        <w:rPr>
-          <w:rFonts w:ascii="Times New Roman" w:hAnsi="Times New Roman" w:eastAsia="宋体"/>
-          <w:b w:val="0"/>
-          <w:sz w:val="24"/>
-        </w:rPr>
-        <w:t xml:space="preserve">指图] Four reconstruction mechanisms are described, and </w:t>
-      </w:r>
-      <w:r>
-        <w:rPr>
-          <w:rFonts w:ascii="Times New Roman" w:hAnsi="Times New Roman" w:eastAsia="宋体"/>
-          <w:b/>
-          <w:sz w:val="24"/>
-        </w:rPr>
-        <w:t>six factors</w:t>
-      </w:r>
-      <w:r>
-        <w:rPr>
-          <w:rFonts w:ascii="Times New Roman" w:hAnsi="Times New Roman" w:eastAsia="宋体"/>
-          <w:b w:val="0"/>
-          <w:sz w:val="24"/>
-        </w:rPr>
-        <w:t xml:space="preserve"> govern the activity of the reconstructed surface: exposed edge facets, residual dopant cations, unsaturated coordination and vacancies, adsorbed oxyanions, hybrid interfaces where bridging oxygen transfers electrons, and </w:t>
-      </w:r>
-      <w:r>
-        <w:rPr>
-          <w:rFonts w:ascii="Times New Roman" w:hAnsi="Times New Roman" w:eastAsia="宋体"/>
-          <w:b/>
-          <w:sz w:val="24"/>
-        </w:rPr>
-        <w:t>strain</w:t>
-      </w:r>
-      <w:r>
-        <w:rPr>
-          <w:rFonts w:ascii="Times New Roman" w:hAnsi="Times New Roman" w:eastAsia="宋体"/>
-          <w:b w:val="0"/>
-          <w:sz w:val="24"/>
-        </w:rPr>
-        <w:t>, which broadens the eg band.</w:t>
+        <w:t>第一条：活性位点周围的局部环境决定稳定性。那项工作用硬路易斯酸层把局部 pH 在 1.6 V 时保持在 14 附近，从而在海水中获得超过 200 小时寿命和约 98% 的氧气选择性。因此局部环境是一个设计变量，并且与本体不同。</w:t>
       </w:r>
     </w:p>
     <w:p>
@@ -3566,39 +3317,7 @@
           <w:b w:val="0"/>
           <w:sz w:val="24"/>
         </w:rPr>
-        <w:t xml:space="preserve">Two practical points I took from it. First, </w:t>
-      </w:r>
-      <w:r>
-        <w:rPr>
-          <w:rFonts w:ascii="Times New Roman" w:hAnsi="Times New Roman" w:eastAsia="宋体"/>
-          <w:b/>
-          <w:sz w:val="24"/>
-        </w:rPr>
-        <w:t>the activation protocol is not a step — it is a variable</w:t>
-      </w:r>
-      <w:r>
-        <w:rPr>
-          <w:rFonts w:ascii="Times New Roman" w:hAnsi="Times New Roman" w:eastAsia="宋体"/>
-          <w:b w:val="0"/>
-          <w:sz w:val="24"/>
-        </w:rPr>
-        <w:t xml:space="preserve">: cyclic voltammetry drives complete oxidation, chronopotentiometry only partial, and full reconstruction can take eight hours or more. Second, in acid, Ru fails through RuO4 and lattice oxygen, and </w:t>
-      </w:r>
-      <w:r>
-        <w:rPr>
-          <w:rFonts w:ascii="Times New Roman" w:hAnsi="Times New Roman" w:eastAsia="宋体"/>
-          <w:b/>
-          <w:sz w:val="24"/>
-        </w:rPr>
-        <w:t>two stabilisation routes are already proven</w:t>
-      </w:r>
-      <w:r>
-        <w:rPr>
-          <w:rFonts w:ascii="Times New Roman" w:hAnsi="Times New Roman" w:eastAsia="宋体"/>
-          <w:b w:val="0"/>
-          <w:sz w:val="24"/>
-        </w:rPr>
-        <w:t>: confining the metal as single-atom sites, and raising the oxygen-vacancy formation energy.</w:t>
+        <w:t>第二条：掺杂可以稳定金属，而且工作必须做到器件验证才算完成。铬掺杂非晶氧化物在 10 mA cm⁻² 下过电位 268 mV，电解槽运行 120 小时，衰减低于 4.9 mV h⁻¹。</w:t>
       </w:r>
     </w:p>
     <w:p>
@@ -3624,41 +3343,9 @@
           <w:b w:val="0"/>
           <w:sz w:val="24"/>
         </w:rPr>
-        <w:t xml:space="preserve">And there is a </w:t>
-      </w:r>
-      <w:r>
-        <w:rPr>
-          <w:rFonts w:ascii="Times New Roman" w:hAnsi="Times New Roman" w:eastAsia="宋体"/>
-          <w:b/>
-          <w:sz w:val="24"/>
-        </w:rPr>
-        <w:t>precedent recorded in that review</w:t>
-      </w:r>
-      <w:r>
-        <w:rPr>
-          <w:rFonts w:ascii="Times New Roman" w:hAnsi="Times New Roman" w:eastAsia="宋体"/>
-          <w:b w:val="0"/>
-          <w:sz w:val="24"/>
-        </w:rPr>
-        <w:t>: Ru on alpha-MnO2 by cation exchange — 161 millivolts of overpotential, more than 200 hours. That precedent is the reason my hypothesis looks the way it does.</w:t>
-      </w:r>
-    </w:p>
-    <w:p/>
-    <w:p>
-      <w:pPr>
-        <w:spacing w:line="360" w:lineRule="auto"/>
-        <w:ind w:firstLine="420"/>
-      </w:pPr>
-      <w:r>
-        <w:rPr>
-          <w:rFonts w:ascii="Times New Roman" w:hAnsi="Times New Roman" w:eastAsia="宋体"/>
-          <w:b/>
-          <w:sz w:val="24"/>
-        </w:rPr>
-        <w:t>中文对照</w:t>
-      </w:r>
-    </w:p>
-    <w:p/>
+        <w:t>第三条：保护单元可以是变价的——在该结构中，变价第二金属缓冲氧化电荷。</w:t>
+      </w:r>
+    </w:p>
     <w:p>
       <w:pPr>
         <w:spacing w:before="120" w:after="120"/>
@@ -3667,14 +3354,6 @@
           <w:left w:val="single" w:sz="12" w:color="6366F1"/>
         </w:pBdr>
       </w:pPr>
-      <w:r>
-        <w:rPr>
-          <w:rFonts w:ascii="Times New Roman" w:hAnsi="Times New Roman" w:eastAsia="宋体"/>
-          <w:b w:val="0"/>
-          <w:sz w:val="24"/>
-        </w:rPr>
-        <w:t>第二篇——那篇综述——改变了我对电极的看法。</w:t>
-      </w:r>
     </w:p>
     <w:p>
       <w:pPr>
@@ -3684,7 +3363,98 @@
           <w:left w:val="single" w:sz="12" w:color="6366F1"/>
         </w:pBdr>
       </w:pPr>
-    </w:p>
+      <w:r>
+        <w:rPr>
+          <w:rFonts w:ascii="Times New Roman" w:hAnsi="Times New Roman" w:eastAsia="宋体"/>
+          <w:b w:val="0"/>
+          <w:sz w:val="24"/>
+        </w:rPr>
+        <w:t>因此缺口不在化学，而在界面的构建：如何可控且更大规模地构建 Ru–O–Mn。</w:t>
+      </w:r>
+    </w:p>
+    <w:p/>
+    <w:p>
+      <w:pPr>
+        <w:spacing w:line="360" w:lineRule="auto"/>
+        <w:ind w:firstLine="420"/>
+      </w:pPr>
+      <w:r>
+        <w:rPr>
+          <w:rFonts w:ascii="Times New Roman" w:hAnsi="Times New Roman" w:eastAsia="宋体"/>
+          <w:b/>
+          <w:sz w:val="24"/>
+        </w:rPr>
+        <w:t>台上提示</w:t>
+      </w:r>
+      <w:r>
+        <w:rPr>
+          <w:rFonts w:ascii="Times New Roman" w:hAnsi="Times New Roman" w:eastAsia="宋体"/>
+          <w:b w:val="0"/>
+          <w:sz w:val="24"/>
+        </w:rPr>
+        <w:t xml:space="preserve">：三条各一句结论 + 一个数字，不要展开。器件那句话要说全称 </w:t>
+      </w:r>
+      <w:r>
+        <w:rPr>
+          <w:rFonts w:ascii="Consolas" w:hAnsi="Consolas" w:eastAsia="Consolas"/>
+          <w:sz w:val="24"/>
+          <w:shd w:fill="F0F0F0"/>
+        </w:rPr>
+        <w:t>anion-exchange-membrane electrolyser</w:t>
+      </w:r>
+      <w:r>
+        <w:rPr>
+          <w:rFonts w:ascii="Times New Roman" w:hAnsi="Times New Roman" w:eastAsia="宋体"/>
+          <w:b w:val="0"/>
+          <w:sz w:val="24"/>
+        </w:rPr>
+        <w:t>。</w:t>
+      </w:r>
+    </w:p>
+    <w:p/>
+    <w:p>
+      <w:pPr>
+        <w:spacing w:before="120" w:after="120"/>
+        <w:pBdr>
+          <w:bottom w:val="single" w:sz="6" w:color="CCCCCC"/>
+        </w:pBdr>
+      </w:pPr>
+    </w:p>
+    <w:p/>
+    <w:p>
+      <w:r>
+        <w:br w:type="page"/>
+      </w:r>
+    </w:p>
+    <w:p>
+      <w:pPr>
+        <w:pStyle w:val="2"/>
+        <w:pageBreakBefore w:val="0"/>
+      </w:pPr>
+      <w:r>
+        <w:rPr>
+          <w:rFonts w:ascii="Times New Roman" w:hAnsi="Times New Roman" w:eastAsia="宋体"/>
+          <w:b/>
+          <w:sz w:val="44"/>
+        </w:rPr>
+        <w:t>P8 · 缺口与假设：电沉积作为工艺杠杆</w:t>
+      </w:r>
+    </w:p>
+    <w:p>
+      <w:pPr>
+        <w:spacing w:line="360" w:lineRule="auto"/>
+        <w:ind w:firstLine="420"/>
+      </w:pPr>
+      <w:r>
+        <w:rPr>
+          <w:rFonts w:ascii="Times New Roman" w:hAnsi="Times New Roman" w:eastAsia="宋体"/>
+          <w:b/>
+          <w:sz w:val="24"/>
+        </w:rPr>
+        <w:t>英文讲稿</w:t>
+      </w:r>
+    </w:p>
+    <w:p/>
     <w:p>
       <w:pPr>
         <w:spacing w:before="120" w:after="120"/>
@@ -3699,87 +3469,7 @@
           <w:b w:val="0"/>
           <w:sz w:val="24"/>
         </w:rPr>
-        <w:t>你沉积出来的膜</w:t>
-      </w:r>
-      <w:r>
-        <w:rPr>
-          <w:rFonts w:ascii="Times New Roman" w:hAnsi="Times New Roman" w:eastAsia="宋体"/>
-          <w:b/>
-          <w:sz w:val="24"/>
-        </w:rPr>
-        <w:t>不是催化剂</w:t>
-      </w:r>
-      <w:r>
-        <w:rPr>
-          <w:rFonts w:ascii="Times New Roman" w:hAnsi="Times New Roman" w:eastAsia="宋体"/>
-          <w:b w:val="0"/>
-          <w:sz w:val="24"/>
-        </w:rPr>
-        <w:t>。在活化过程中表面会</w:t>
-      </w:r>
-      <w:r>
-        <w:rPr>
-          <w:rFonts w:ascii="Times New Roman" w:hAnsi="Times New Roman" w:eastAsia="宋体"/>
-          <w:b/>
-          <w:sz w:val="24"/>
-        </w:rPr>
-        <w:t>重构</w:t>
-      </w:r>
-      <w:r>
-        <w:rPr>
-          <w:rFonts w:ascii="Times New Roman" w:hAnsi="Times New Roman" w:eastAsia="宋体"/>
-          <w:b w:val="0"/>
-          <w:sz w:val="24"/>
-        </w:rPr>
-        <w:t>：转变成羟基氧化物 MOOH，那才是真正的活性相。</w:t>
-      </w:r>
-      <w:r>
-        <w:rPr>
-          <w:rFonts w:ascii="Times New Roman" w:hAnsi="Times New Roman" w:eastAsia="宋体"/>
-          <w:b w:val="0"/>
-          <w:sz w:val="24"/>
-        </w:rPr>
-        <w:t>[</w:t>
-      </w:r>
-      <w:r>
-        <w:rPr>
-          <w:rFonts w:ascii="Times New Roman" w:hAnsi="Times New Roman" w:eastAsia="宋体"/>
-          <w:b w:val="0"/>
-          <w:sz w:val="24"/>
-        </w:rPr>
-        <w:t>指图] 文中描述了四种重构机制，以及支配重构表面活性的</w:t>
-      </w:r>
-      <w:r>
-        <w:rPr>
-          <w:rFonts w:ascii="Times New Roman" w:hAnsi="Times New Roman" w:eastAsia="宋体"/>
-          <w:b/>
-          <w:sz w:val="24"/>
-        </w:rPr>
-        <w:t>六个因素</w:t>
-      </w:r>
-      <w:r>
-        <w:rPr>
-          <w:rFonts w:ascii="Times New Roman" w:hAnsi="Times New Roman" w:eastAsia="宋体"/>
-          <w:b w:val="0"/>
-          <w:sz w:val="24"/>
-        </w:rPr>
-        <w:t>：暴露的边缘晶面、残留的掺杂阳离子、不饱和配位与空位、吸附的含氧阴离子、桥氧传递电子的杂化界面，以及使 eg 带展宽的</w:t>
-      </w:r>
-      <w:r>
-        <w:rPr>
-          <w:rFonts w:ascii="Times New Roman" w:hAnsi="Times New Roman" w:eastAsia="宋体"/>
-          <w:b/>
-          <w:sz w:val="24"/>
-        </w:rPr>
-        <w:t>应变</w:t>
-      </w:r>
-      <w:r>
-        <w:rPr>
-          <w:rFonts w:ascii="Times New Roman" w:hAnsi="Times New Roman" w:eastAsia="宋体"/>
-          <w:b w:val="0"/>
-          <w:sz w:val="24"/>
-        </w:rPr>
-        <w:t>。</w:t>
+        <w:t>This slide states the hypothesis. Route A is a MnO2 shell around a RuO2 core. In this design the shell dissolves first, and the coating then fails. Route B places ruthenium inside the MnO2 framework so that the two share oxygen, forming Ru-O-Mn.</w:t>
       </w:r>
     </w:p>
     <w:p>
@@ -3805,39 +3495,7 @@
           <w:b w:val="0"/>
           <w:sz w:val="24"/>
         </w:rPr>
-        <w:t>我从中取了两条实践要点。第一，</w:t>
-      </w:r>
-      <w:r>
-        <w:rPr>
-          <w:rFonts w:ascii="Times New Roman" w:hAnsi="Times New Roman" w:eastAsia="宋体"/>
-          <w:b/>
-          <w:sz w:val="24"/>
-        </w:rPr>
-        <w:t>活化程序不是一个步骤，而是一个变量</w:t>
-      </w:r>
-      <w:r>
-        <w:rPr>
-          <w:rFonts w:ascii="Times New Roman" w:hAnsi="Times New Roman" w:eastAsia="宋体"/>
-          <w:b w:val="0"/>
-          <w:sz w:val="24"/>
-        </w:rPr>
-        <w:t>：循环伏安驱动完全氧化，恒电流只能部分氧化，而完全重构可能需要八小时以上。第二，在酸性中 Ru 通过 RuO4 和晶格氧失效，而</w:t>
-      </w:r>
-      <w:r>
-        <w:rPr>
-          <w:rFonts w:ascii="Times New Roman" w:hAnsi="Times New Roman" w:eastAsia="宋体"/>
-          <w:b/>
-          <w:sz w:val="24"/>
-        </w:rPr>
-        <w:t>已有两条被验证的稳定化路线</w:t>
-      </w:r>
-      <w:r>
-        <w:rPr>
-          <w:rFonts w:ascii="Times New Roman" w:hAnsi="Times New Roman" w:eastAsia="宋体"/>
-          <w:b w:val="0"/>
-          <w:sz w:val="24"/>
-        </w:rPr>
-        <w:t>：把金属限域成单原子位点，以及提高氧空位形成能。</w:t>
+        <w:t>The material hypothesis is that electrodeposited MnO2 acts as both support and redox mediator: the Mn3+/Mn4+ couple and the surface hydroxyl groups absorb oxidative charge and hold ruthenium near +4, outside the RuO4 window.</w:t>
       </w:r>
     </w:p>
     <w:p>
@@ -3863,23 +3521,7 @@
           <w:b w:val="0"/>
           <w:sz w:val="24"/>
         </w:rPr>
-        <w:t>而且那篇综述里</w:t>
-      </w:r>
-      <w:r>
-        <w:rPr>
-          <w:rFonts w:ascii="Times New Roman" w:hAnsi="Times New Roman" w:eastAsia="宋体"/>
-          <w:b/>
-          <w:sz w:val="24"/>
-        </w:rPr>
-        <w:t>记载了一个先例</w:t>
-      </w:r>
-      <w:r>
-        <w:rPr>
-          <w:rFonts w:ascii="Times New Roman" w:hAnsi="Times New Roman" w:eastAsia="宋体"/>
-          <w:b w:val="0"/>
-          <w:sz w:val="24"/>
-        </w:rPr>
-        <w:t>：通过阳离子交换把 Ru 放到 α-MnO2 上——过电位 161 mV，稳定性超过 200 小时。正是这个先例，决定了我的假设长成现在这个样子。</w:t>
+        <w:t>The process hypothesis is that deposition parameters control the phase, the morphology and the density of edge sites, so that the density and configuration of the coupling can be scanned. The variables are the host deposition, at 7 milliamps per square centimetre for 15 minutes, about 6.3 coulombs per square centimetre, with a two-fold gradient; the current and the bath pH; and the route for ruthenium: co-deposition, impregnation or cation exchange. This process control is not available in the literature.</w:t>
       </w:r>
     </w:p>
     <w:p/>
@@ -3894,74 +3536,7 @@
           <w:b/>
           <w:sz w:val="24"/>
         </w:rPr>
-        <w:t>台上提示</w:t>
-      </w:r>
-      <w:r>
-        <w:rPr>
-          <w:rFonts w:ascii="Times New Roman" w:hAnsi="Times New Roman" w:eastAsia="宋体"/>
-          <w:b w:val="0"/>
-          <w:sz w:val="24"/>
-        </w:rPr>
-        <w:t xml:space="preserve">："the film you deposit is not the catalyst" 是这一页的题眼，说完停半秒。提到先例时必须说 </w:t>
-      </w:r>
-      <w:r>
-        <w:rPr>
-          <w:rFonts w:ascii="Times New Roman" w:hAnsi="Times New Roman" w:eastAsia="宋体"/>
-          <w:b/>
-          <w:sz w:val="24"/>
-        </w:rPr>
-        <w:t>"as reviewed in our group's review"</w:t>
-      </w:r>
-      <w:r>
-        <w:rPr>
-          <w:rFonts w:ascii="Times New Roman" w:hAnsi="Times New Roman" w:eastAsia="宋体"/>
-          <w:b w:val="0"/>
-          <w:sz w:val="24"/>
-        </w:rPr>
-        <w:t>（这是综述里记载的他人工作，不是我们组的数据）。</w:t>
-      </w:r>
-    </w:p>
-    <w:p/>
-    <w:p>
-      <w:pPr>
-        <w:spacing w:before="120" w:after="120"/>
-        <w:pBdr>
-          <w:bottom w:val="single" w:sz="6" w:color="CCCCCC"/>
-        </w:pBdr>
-      </w:pPr>
-    </w:p>
-    <w:p/>
-    <w:p>
-      <w:r>
-        <w:br w:type="page"/>
-      </w:r>
-    </w:p>
-    <w:p>
-      <w:pPr>
-        <w:pStyle w:val="2"/>
-        <w:pageBreakBefore w:val="0"/>
-      </w:pPr>
-      <w:r>
-        <w:rPr>
-          <w:rFonts w:ascii="Times New Roman" w:hAnsi="Times New Roman" w:eastAsia="宋体"/>
-          <w:b/>
-          <w:sz w:val="44"/>
-        </w:rPr>
-        <w:t>P7 · 文献三：界面环境、掺杂实践、器件级验证</w:t>
-      </w:r>
-    </w:p>
-    <w:p>
-      <w:pPr>
-        <w:spacing w:line="360" w:lineRule="auto"/>
-        <w:ind w:firstLine="420"/>
-      </w:pPr>
-      <w:r>
-        <w:rPr>
-          <w:rFonts w:ascii="Times New Roman" w:hAnsi="Times New Roman" w:eastAsia="宋体"/>
-          <w:b/>
-          <w:sz w:val="24"/>
-        </w:rPr>
-        <w:t>英文讲稿</w:t>
+        <w:t>中文对照</w:t>
       </w:r>
     </w:p>
     <w:p/>
@@ -3979,7 +3554,7 @@
           <w:b w:val="0"/>
           <w:sz w:val="24"/>
         </w:rPr>
-        <w:t>Three more papers — one lesson each.</w:t>
+        <w:t>这一页说明假设。Route A 是在 RuO₂ 核外包一层 MnO₂ 壳。在这种设计中壳先溶解，包覆层随后失效。Route B 把钌放进 MnO₂ 骨架内部，使两者共享氧，形成 Ru–O–Mn。</w:t>
       </w:r>
     </w:p>
     <w:p>
@@ -4002,67 +3577,10 @@
       <w:r>
         <w:rPr>
           <w:rFonts w:ascii="Times New Roman" w:hAnsi="Times New Roman" w:eastAsia="宋体"/>
-          <w:b/>
-          <w:sz w:val="24"/>
-        </w:rPr>
-        <w:t>NE-2</w:t>
-      </w:r>
-      <w:r>
-        <w:rPr>
-          <w:rFonts w:ascii="Times New Roman" w:hAnsi="Times New Roman" w:eastAsia="宋体"/>
-          <w:b w:val="0"/>
-          <w:sz w:val="24"/>
-        </w:rPr>
-        <w:t xml:space="preserve">: what happens </w:t>
-      </w:r>
-      <w:r>
-        <w:rPr>
-          <w:rFonts w:ascii="Times New Roman" w:hAnsi="Times New Roman" w:eastAsia="宋体"/>
-          <w:b w:val="0"/>
-          <w:i/>
-          <w:sz w:val="24"/>
-        </w:rPr>
-        <w:t>around</w:t>
-      </w:r>
-      <w:r>
-        <w:rPr>
-          <w:rFonts w:ascii="Times New Roman" w:hAnsi="Times New Roman" w:eastAsia="宋体"/>
-          <w:b w:val="0"/>
-          <w:sz w:val="24"/>
-        </w:rPr>
-        <w:t xml:space="preserve"> the active site decides stability. A hard-Lewis-acid layer keeps the </w:t>
-      </w:r>
-      <w:r>
-        <w:rPr>
-          <w:rFonts w:ascii="Times New Roman" w:hAnsi="Times New Roman" w:eastAsia="宋体"/>
-          <w:b/>
-          <w:sz w:val="24"/>
-        </w:rPr>
-        <w:t>local pH near 14 even at 1.6 V</w:t>
-      </w:r>
-      <w:r>
-        <w:rPr>
-          <w:rFonts w:ascii="Times New Roman" w:hAnsi="Times New Roman" w:eastAsia="宋体"/>
-          <w:b w:val="0"/>
-          <w:sz w:val="24"/>
-        </w:rPr>
-        <w:t xml:space="preserve">; that gives more than 200 hours in natural seawater with about 98 percent oxygen selectivity. The lesson is that the local environment is a </w:t>
-      </w:r>
-      <w:r>
-        <w:rPr>
-          <w:rFonts w:ascii="Times New Roman" w:hAnsi="Times New Roman" w:eastAsia="宋体"/>
-          <w:b/>
-          <w:sz w:val="24"/>
-        </w:rPr>
-        <w:t>design variable</w:t>
-      </w:r>
-      <w:r>
-        <w:rPr>
-          <w:rFonts w:ascii="Times New Roman" w:hAnsi="Times New Roman" w:eastAsia="宋体"/>
-          <w:b w:val="0"/>
-          <w:sz w:val="24"/>
-        </w:rPr>
-        <w:t xml:space="preserve"> — and it is not the same as the bulk.</w:t>
+          <w:b w:val="0"/>
+          <w:sz w:val="24"/>
+        </w:rPr>
+        <w:t>材料假设：电沉积 MnO₂ 同时作为载体与氧化还原介质——Mn³⁺/Mn⁴⁺ 电对与表面羟基吸收氧化电荷，使钌保持在 +4 附近，处于 RuO₄ 窗口之外。</w:t>
       </w:r>
     </w:p>
     <w:p>
@@ -4085,52 +3603,111 @@
       <w:r>
         <w:rPr>
           <w:rFonts w:ascii="Times New Roman" w:hAnsi="Times New Roman" w:eastAsia="宋体"/>
+          <w:b w:val="0"/>
+          <w:sz w:val="24"/>
+        </w:rPr>
+        <w:t>工艺假设：沉积参数控制物相、形貌与边缘位密度，因此耦合的密度与构型可以被扫描。变量包括：宿主沉积，7 mA cm⁻² 持续 15 分钟，约 6.3 C cm⁻²，并设两倍梯度；电流与浴 pH；以及钌的引入路线——共沉积、浸渍或阳离子交换。这种工艺可控性在现有文献中是没有的。</w:t>
+      </w:r>
+    </w:p>
+    <w:p/>
+    <w:p>
+      <w:pPr>
+        <w:spacing w:line="360" w:lineRule="auto"/>
+        <w:ind w:firstLine="420"/>
+      </w:pPr>
+      <w:r>
+        <w:rPr>
+          <w:rFonts w:ascii="Times New Roman" w:hAnsi="Times New Roman" w:eastAsia="宋体"/>
           <w:b/>
           <w:sz w:val="24"/>
         </w:rPr>
-        <w:t>NC-1</w:t>
-      </w:r>
-      <w:r>
-        <w:rPr>
-          <w:rFonts w:ascii="Times New Roman" w:hAnsi="Times New Roman" w:eastAsia="宋体"/>
-          <w:b w:val="0"/>
-          <w:sz w:val="24"/>
-        </w:rPr>
-        <w:t xml:space="preserve">: doping stabilises the metal, and the paper is not finished until it is tested </w:t>
-      </w:r>
+        <w:t>台上提示</w:t>
+      </w:r>
+      <w:r>
+        <w:rPr>
+          <w:rFonts w:ascii="Times New Roman" w:hAnsi="Times New Roman" w:eastAsia="宋体"/>
+          <w:b w:val="0"/>
+          <w:sz w:val="24"/>
+        </w:rPr>
+        <w:t>：Route A / Route B 用手分开指。</w:t>
+      </w:r>
+      <w:r>
+        <w:rPr>
+          <w:rFonts w:ascii="Consolas" w:hAnsi="Consolas" w:eastAsia="Consolas"/>
+          <w:sz w:val="24"/>
+          <w:shd w:fill="F0F0F0"/>
+        </w:rPr>
+        <w:t>support and redox mediator</w:t>
+      </w:r>
+      <w:r>
+        <w:rPr>
+          <w:rFonts w:ascii="Times New Roman" w:hAnsi="Times New Roman" w:eastAsia="宋体"/>
+          <w:b w:val="0"/>
+          <w:sz w:val="24"/>
+        </w:rPr>
+        <w:t xml:space="preserve"> 与 </w:t>
+      </w:r>
+      <w:r>
+        <w:rPr>
+          <w:rFonts w:ascii="Consolas" w:hAnsi="Consolas" w:eastAsia="Consolas"/>
+          <w:sz w:val="24"/>
+          <w:shd w:fill="F0F0F0"/>
+        </w:rPr>
+        <w:t>not available in the literature</w:t>
+      </w:r>
+      <w:r>
+        <w:rPr>
+          <w:rFonts w:ascii="Times New Roman" w:hAnsi="Times New Roman" w:eastAsia="宋体"/>
+          <w:b w:val="0"/>
+          <w:sz w:val="24"/>
+        </w:rPr>
+        <w:t xml:space="preserve"> 两句放慢。</w:t>
+      </w:r>
+    </w:p>
+    <w:p/>
+    <w:p>
+      <w:pPr>
+        <w:spacing w:before="120" w:after="120"/>
+        <w:pBdr>
+          <w:bottom w:val="single" w:sz="6" w:color="CCCCCC"/>
+        </w:pBdr>
+      </w:pPr>
+    </w:p>
+    <w:p/>
+    <w:p>
+      <w:r>
+        <w:br w:type="page"/>
+      </w:r>
+    </w:p>
+    <w:p>
+      <w:pPr>
+        <w:pStyle w:val="2"/>
+        <w:pageBreakBefore w:val="0"/>
+      </w:pPr>
       <w:r>
         <w:rPr>
           <w:rFonts w:ascii="Times New Roman" w:hAnsi="Times New Roman" w:eastAsia="宋体"/>
           <w:b/>
-          <w:sz w:val="24"/>
-        </w:rPr>
-        <w:t>in a device</w:t>
-      </w:r>
-      <w:r>
-        <w:rPr>
-          <w:rFonts w:ascii="Times New Roman" w:hAnsi="Times New Roman" w:eastAsia="宋体"/>
-          <w:b w:val="0"/>
-          <w:sz w:val="24"/>
-        </w:rPr>
-        <w:t xml:space="preserve">. Chromium-doped amorphous oxide, 268 millivolts at 10 milliamps per square centimetre; then an anion-exchange-membrane electrolyser: 120 hours at 0.5 amps per square centimetre, with less than </w:t>
-      </w:r>
+          <w:sz w:val="44"/>
+        </w:rPr>
+        <w:t>P9 · 主要风险，以及我们的 go / no-go 实验</w:t>
+      </w:r>
+    </w:p>
+    <w:p>
+      <w:pPr>
+        <w:spacing w:line="360" w:lineRule="auto"/>
+        <w:ind w:firstLine="420"/>
+      </w:pPr>
       <w:r>
         <w:rPr>
           <w:rFonts w:ascii="Times New Roman" w:hAnsi="Times New Roman" w:eastAsia="宋体"/>
           <w:b/>
           <w:sz w:val="24"/>
         </w:rPr>
-        <w:t>4.9 mV per hour</w:t>
-      </w:r>
-      <w:r>
-        <w:rPr>
-          <w:rFonts w:ascii="Times New Roman" w:hAnsi="Times New Roman" w:eastAsia="宋体"/>
-          <w:b w:val="0"/>
-          <w:sz w:val="24"/>
-        </w:rPr>
-        <w:t xml:space="preserve"> of decay.</w:t>
-      </w:r>
-    </w:p>
+        <w:t>英文讲稿</w:t>
+      </w:r>
+    </w:p>
+    <w:p/>
     <w:p>
       <w:pPr>
         <w:spacing w:before="120" w:after="120"/>
@@ -4139,6 +3716,14 @@
           <w:left w:val="single" w:sz="12" w:color="6366F1"/>
         </w:pBdr>
       </w:pPr>
+      <w:r>
+        <w:rPr>
+          <w:rFonts w:ascii="Times New Roman" w:hAnsi="Times New Roman" w:eastAsia="宋体"/>
+          <w:b w:val="0"/>
+          <w:sz w:val="24"/>
+        </w:rPr>
+        <w:t>The largest risk in this project is manganese, not ruthenium. In acid, MnO2 is stable only within a narrow potential range. Below about 1.4 volts against SHE, manganese dissolves as Mn2+. Between about 1.4 and 1.6 volts the dioxide is stable. Above about 1.6 volts permanganate can form, and it is soluble. Oxygen evolution requires more than 1.23 volts, so the overlap between the two ranges is small. This is the meaning of the review statement that a suitable potential window must be identified. If this window is narrow, or if it shifts under load, a MnO2 coating would dissolve before the ruthenium beneath it.</w:t>
+      </w:r>
     </w:p>
     <w:p>
       <w:pPr>
@@ -4148,54 +3733,6 @@
           <w:left w:val="single" w:sz="12" w:color="6366F1"/>
         </w:pBdr>
       </w:pPr>
-      <w:r>
-        <w:rPr>
-          <w:rFonts w:ascii="Times New Roman" w:hAnsi="Times New Roman" w:eastAsia="宋体"/>
-          <w:b/>
-          <w:sz w:val="24"/>
-        </w:rPr>
-        <w:t>Science-3</w:t>
-      </w:r>
-      <w:r>
-        <w:rPr>
-          <w:rFonts w:ascii="Times New Roman" w:hAnsi="Times New Roman" w:eastAsia="宋体"/>
-          <w:b w:val="0"/>
-          <w:sz w:val="24"/>
-        </w:rPr>
-        <w:t xml:space="preserve">: a protecting unit does </w:t>
-      </w:r>
-      <w:r>
-        <w:rPr>
-          <w:rFonts w:ascii="Times New Roman" w:hAnsi="Times New Roman" w:eastAsia="宋体"/>
-          <w:b/>
-          <w:sz w:val="24"/>
-        </w:rPr>
-        <w:t>not have to be inert</w:t>
-      </w:r>
-      <w:r>
-        <w:rPr>
-          <w:rFonts w:ascii="Times New Roman" w:hAnsi="Times New Roman" w:eastAsia="宋体"/>
-          <w:b w:val="0"/>
-          <w:sz w:val="24"/>
-        </w:rPr>
-        <w:t xml:space="preserve">. In that POM–MOF superstructure, a </w:t>
-      </w:r>
-      <w:r>
-        <w:rPr>
-          <w:rFonts w:ascii="Times New Roman" w:hAnsi="Times New Roman" w:eastAsia="宋体"/>
-          <w:b/>
-          <w:sz w:val="24"/>
-        </w:rPr>
-        <w:t>variable-valence second metal buffers the oxidative charge</w:t>
-      </w:r>
-      <w:r>
-        <w:rPr>
-          <w:rFonts w:ascii="Times New Roman" w:hAnsi="Times New Roman" w:eastAsia="宋体"/>
-          <w:b w:val="0"/>
-          <w:sz w:val="24"/>
-        </w:rPr>
-        <w:t xml:space="preserve"> and protects the active centre.</w:t>
-      </w:r>
     </w:p>
     <w:p>
       <w:pPr>
@@ -4205,6 +3742,14 @@
           <w:left w:val="single" w:sz="12" w:color="6366F1"/>
         </w:pBdr>
       </w:pPr>
+      <w:r>
+        <w:rPr>
+          <w:rFonts w:ascii="Times New Roman" w:hAnsi="Times New Roman" w:eastAsia="宋体"/>
+          <w:b w:val="0"/>
+          <w:sz w:val="24"/>
+        </w:rPr>
+        <w:t>The first experiment is therefore a decision test in weeks one to three, with four parts. First, a potential-step dissolution scan from 1.40 to 1.90 volts against RHE, with each step collected separately. Second, segmented ICP-MS, with ruthenium and manganese measured separately. Third, in-situ Raman, to detect the permanganate band near 839 reciprocal centimetres. Fourth, four controls: MnO2 only, RuO2, impregnated, and substituted.</w:t>
+      </w:r>
     </w:p>
     <w:p>
       <w:pPr>
@@ -4214,63 +3759,7 @@
           <w:left w:val="single" w:sz="12" w:color="6366F1"/>
         </w:pBdr>
       </w:pPr>
-      <w:r>
-        <w:rPr>
-          <w:rFonts w:ascii="Times New Roman" w:hAnsi="Times New Roman" w:eastAsia="宋体"/>
-          <w:b w:val="0"/>
-          <w:sz w:val="24"/>
-        </w:rPr>
-        <w:t xml:space="preserve">So: principles, chemistry, interface environment and device practice are all established. What is </w:t>
-      </w:r>
-      <w:r>
-        <w:rPr>
-          <w:rFonts w:ascii="Times New Roman" w:hAnsi="Times New Roman" w:eastAsia="宋体"/>
-          <w:b/>
-          <w:sz w:val="24"/>
-        </w:rPr>
-        <w:t>not</w:t>
-      </w:r>
-      <w:r>
-        <w:rPr>
-          <w:rFonts w:ascii="Times New Roman" w:hAnsi="Times New Roman" w:eastAsia="宋体"/>
-          <w:b w:val="0"/>
-          <w:sz w:val="24"/>
-        </w:rPr>
-        <w:t xml:space="preserve"> established is how to </w:t>
-      </w:r>
-      <w:r>
-        <w:rPr>
-          <w:rFonts w:ascii="Times New Roman" w:hAnsi="Times New Roman" w:eastAsia="宋体"/>
-          <w:b/>
-          <w:sz w:val="24"/>
-        </w:rPr>
-        <w:t>build</w:t>
-      </w:r>
-      <w:r>
-        <w:rPr>
-          <w:rFonts w:ascii="Times New Roman" w:hAnsi="Times New Roman" w:eastAsia="宋体"/>
-          <w:b w:val="0"/>
-          <w:sz w:val="24"/>
-        </w:rPr>
-        <w:t xml:space="preserve"> the Ru–MnO2 interface controllably and scalably. That is my gap.</w:t>
-      </w:r>
-    </w:p>
-    <w:p/>
-    <w:p>
-      <w:pPr>
-        <w:spacing w:line="360" w:lineRule="auto"/>
-        <w:ind w:firstLine="420"/>
-      </w:pPr>
-      <w:r>
-        <w:rPr>
-          <w:rFonts w:ascii="Times New Roman" w:hAnsi="Times New Roman" w:eastAsia="宋体"/>
-          <w:b/>
-          <w:sz w:val="24"/>
-        </w:rPr>
-        <w:t>中文对照</w:t>
-      </w:r>
-    </w:p>
-    <w:p/>
+    </w:p>
     <w:p>
       <w:pPr>
         <w:spacing w:before="120" w:after="120"/>
@@ -4285,9 +3774,25 @@
           <w:b w:val="0"/>
           <w:sz w:val="24"/>
         </w:rPr>
-        <w:t>还有三篇——每篇一条教训。</w:t>
-      </w:r>
-    </w:p>
+        <w:t>The decision rule is shown on the slide. If manganese dissolves much faster than ruthenium and cannot be suppressed, the MnO2 phase or the oxygen coordination will be changed, or ruthenium will be introduced first. Otherwise the work continues to interface engineering and the parameter sweep.</w:t>
+      </w:r>
+    </w:p>
+    <w:p/>
+    <w:p>
+      <w:pPr>
+        <w:spacing w:line="360" w:lineRule="auto"/>
+        <w:ind w:firstLine="420"/>
+      </w:pPr>
+      <w:r>
+        <w:rPr>
+          <w:rFonts w:ascii="Times New Roman" w:hAnsi="Times New Roman" w:eastAsia="宋体"/>
+          <w:b/>
+          <w:sz w:val="24"/>
+        </w:rPr>
+        <w:t>中文对照</w:t>
+      </w:r>
+    </w:p>
+    <w:p/>
     <w:p>
       <w:pPr>
         <w:spacing w:before="120" w:after="120"/>
@@ -4296,6 +3801,14 @@
           <w:left w:val="single" w:sz="12" w:color="6366F1"/>
         </w:pBdr>
       </w:pPr>
+      <w:r>
+        <w:rPr>
+          <w:rFonts w:ascii="Times New Roman" w:hAnsi="Times New Roman" w:eastAsia="宋体"/>
+          <w:b w:val="0"/>
+          <w:sz w:val="24"/>
+        </w:rPr>
+        <w:t>本课题最大的风险是锰，不是钌。在酸性中，MnO₂ 只在一个狭窄的电位区间内稳定。低于约 1.4 V（vs SHE），锰以 Mn²⁺ 溶解；约 1.4 至 1.6 V 之间二氧化锰稳定；高于约 1.6 V 可能生成可溶的高锰酸根。析氧需要高于 1.23 V，因此两个区间的重叠很小。这就是综述所说"必须先确定合适的电位窗口"的含义。如果这个窗口很窄，或在负载下发生移动，MnO₂ 包覆层会在其下方的钌之前先溶解。</w:t>
+      </w:r>
     </w:p>
     <w:p>
       <w:pPr>
@@ -4305,70 +3818,6 @@
           <w:left w:val="single" w:sz="12" w:color="6366F1"/>
         </w:pBdr>
       </w:pPr>
-      <w:r>
-        <w:rPr>
-          <w:rFonts w:ascii="Times New Roman" w:hAnsi="Times New Roman" w:eastAsia="宋体"/>
-          <w:b/>
-          <w:sz w:val="24"/>
-        </w:rPr>
-        <w:t>NE-2</w:t>
-      </w:r>
-      <w:r>
-        <w:rPr>
-          <w:rFonts w:ascii="Times New Roman" w:hAnsi="Times New Roman" w:eastAsia="宋体"/>
-          <w:b w:val="0"/>
-          <w:sz w:val="24"/>
-        </w:rPr>
-        <w:t>：活性位点</w:t>
-      </w:r>
-      <w:r>
-        <w:rPr>
-          <w:rFonts w:ascii="Times New Roman" w:hAnsi="Times New Roman" w:eastAsia="宋体"/>
-          <w:b/>
-          <w:sz w:val="24"/>
-        </w:rPr>
-        <w:t>周围</w:t>
-      </w:r>
-      <w:r>
-        <w:rPr>
-          <w:rFonts w:ascii="Times New Roman" w:hAnsi="Times New Roman" w:eastAsia="宋体"/>
-          <w:b w:val="0"/>
-          <w:sz w:val="24"/>
-        </w:rPr>
-        <w:t>发生的事情决定稳定性。硬路易斯酸层让</w:t>
-      </w:r>
-      <w:r>
-        <w:rPr>
-          <w:rFonts w:ascii="Times New Roman" w:hAnsi="Times New Roman" w:eastAsia="宋体"/>
-          <w:b/>
-          <w:sz w:val="24"/>
-        </w:rPr>
-        <w:t>局部 pH 即使在 1.6 V 时也保持在 14 附近</w:t>
-      </w:r>
-      <w:r>
-        <w:rPr>
-          <w:rFonts w:ascii="Times New Roman" w:hAnsi="Times New Roman" w:eastAsia="宋体"/>
-          <w:b w:val="0"/>
-          <w:sz w:val="24"/>
-        </w:rPr>
-        <w:t>；这带来了天然海水中超过 200 小时的稳定性，以及约 98% 的氧气选择性。教训是：局部环境是一个</w:t>
-      </w:r>
-      <w:r>
-        <w:rPr>
-          <w:rFonts w:ascii="Times New Roman" w:hAnsi="Times New Roman" w:eastAsia="宋体"/>
-          <w:b/>
-          <w:sz w:val="24"/>
-        </w:rPr>
-        <w:t>设计变量</w:t>
-      </w:r>
-      <w:r>
-        <w:rPr>
-          <w:rFonts w:ascii="Times New Roman" w:hAnsi="Times New Roman" w:eastAsia="宋体"/>
-          <w:b w:val="0"/>
-          <w:sz w:val="24"/>
-        </w:rPr>
-        <w:t>，而且它不等于本体环境。</w:t>
-      </w:r>
     </w:p>
     <w:p>
       <w:pPr>
@@ -4378,6 +3827,14 @@
           <w:left w:val="single" w:sz="12" w:color="6366F1"/>
         </w:pBdr>
       </w:pPr>
+      <w:r>
+        <w:rPr>
+          <w:rFonts w:ascii="Times New Roman" w:hAnsi="Times New Roman" w:eastAsia="宋体"/>
+          <w:b w:val="0"/>
+          <w:sz w:val="24"/>
+        </w:rPr>
+        <w:t>因此第一个实验是前三周的判定实验，包含四部分。第一，电位阶跃溶出扫描，从 1.40 到 1.90 V（vs RHE），每个电位段单独收集。第二，分段 ICP-MS，钌与锰分开测量。第三，原位拉曼，检测 839 cm⁻¹ 附近的高锰酸根谱带。第四，四个对照：只有 MnO₂、RuO₂、浸渍、取代。</w:t>
+      </w:r>
     </w:p>
     <w:p>
       <w:pPr>
@@ -4387,54 +3844,6 @@
           <w:left w:val="single" w:sz="12" w:color="6366F1"/>
         </w:pBdr>
       </w:pPr>
-      <w:r>
-        <w:rPr>
-          <w:rFonts w:ascii="Times New Roman" w:hAnsi="Times New Roman" w:eastAsia="宋体"/>
-          <w:b/>
-          <w:sz w:val="24"/>
-        </w:rPr>
-        <w:t>NC-1</w:t>
-      </w:r>
-      <w:r>
-        <w:rPr>
-          <w:rFonts w:ascii="Times New Roman" w:hAnsi="Times New Roman" w:eastAsia="宋体"/>
-          <w:b w:val="0"/>
-          <w:sz w:val="24"/>
-        </w:rPr>
-        <w:t>：掺杂能稳定金属，而且一篇工作必须做到</w:t>
-      </w:r>
-      <w:r>
-        <w:rPr>
-          <w:rFonts w:ascii="Times New Roman" w:hAnsi="Times New Roman" w:eastAsia="宋体"/>
-          <w:b/>
-          <w:sz w:val="24"/>
-        </w:rPr>
-        <w:t>器件验证</w:t>
-      </w:r>
-      <w:r>
-        <w:rPr>
-          <w:rFonts w:ascii="Times New Roman" w:hAnsi="Times New Roman" w:eastAsia="宋体"/>
-          <w:b w:val="0"/>
-          <w:sz w:val="24"/>
-        </w:rPr>
-        <w:t xml:space="preserve">才算完成。铬掺杂非晶氧化物，10 mA cm-2 时过电位 268 mV；然后是阴离子交换膜电解槽：0.5 A cm-2 下运行 120 小时，衰减小于 </w:t>
-      </w:r>
-      <w:r>
-        <w:rPr>
-          <w:rFonts w:ascii="Times New Roman" w:hAnsi="Times New Roman" w:eastAsia="宋体"/>
-          <w:b/>
-          <w:sz w:val="24"/>
-        </w:rPr>
-        <w:t>4.9 mV h-1</w:t>
-      </w:r>
-      <w:r>
-        <w:rPr>
-          <w:rFonts w:ascii="Times New Roman" w:hAnsi="Times New Roman" w:eastAsia="宋体"/>
-          <w:b w:val="0"/>
-          <w:sz w:val="24"/>
-        </w:rPr>
-        <w:t>。</w:t>
-      </w:r>
     </w:p>
     <w:p>
       <w:pPr>
@@ -4444,7 +3853,98 @@
           <w:left w:val="single" w:sz="12" w:color="6366F1"/>
         </w:pBdr>
       </w:pPr>
-    </w:p>
+      <w:r>
+        <w:rPr>
+          <w:rFonts w:ascii="Times New Roman" w:hAnsi="Times New Roman" w:eastAsia="宋体"/>
+          <w:b w:val="0"/>
+          <w:sz w:val="24"/>
+        </w:rPr>
+        <w:t>判定规则在幻灯片上。如果锰的溶解明显快于钌且无法抑制，就改变 MnO₂ 的物相或氧配位，或者先引入钌；否则继续进入界面工程与参数扫描。</w:t>
+      </w:r>
+    </w:p>
+    <w:p/>
+    <w:p>
+      <w:pPr>
+        <w:spacing w:line="360" w:lineRule="auto"/>
+        <w:ind w:firstLine="420"/>
+      </w:pPr>
+      <w:r>
+        <w:rPr>
+          <w:rFonts w:ascii="Times New Roman" w:hAnsi="Times New Roman" w:eastAsia="宋体"/>
+          <w:b/>
+          <w:sz w:val="24"/>
+        </w:rPr>
+        <w:t>台上提示</w:t>
+      </w:r>
+      <w:r>
+        <w:rPr>
+          <w:rFonts w:ascii="Times New Roman" w:hAnsi="Times New Roman" w:eastAsia="宋体"/>
+          <w:b w:val="0"/>
+          <w:sz w:val="24"/>
+        </w:rPr>
+        <w:t>：</w:t>
+      </w:r>
+      <w:r>
+        <w:rPr>
+          <w:rFonts w:ascii="Consolas" w:hAnsi="Consolas" w:eastAsia="Consolas"/>
+          <w:sz w:val="24"/>
+          <w:shd w:fill="F0F0F0"/>
+        </w:rPr>
+        <w:t>manganese, not ruthenium</w:t>
+      </w:r>
+      <w:r>
+        <w:rPr>
+          <w:rFonts w:ascii="Times New Roman" w:hAnsi="Times New Roman" w:eastAsia="宋体"/>
+          <w:b w:val="0"/>
+          <w:sz w:val="24"/>
+        </w:rPr>
+        <w:t xml:space="preserve"> 重读。左图三段电位用手沿横轴走。结尾补一句量化口径：同一电位段内 Mn 速率 ≥ Ru 的 5 倍且无钝化趋势，或出现 839 cm⁻¹ 谱带，即判 no-go。</w:t>
+      </w:r>
+    </w:p>
+    <w:p/>
+    <w:p>
+      <w:pPr>
+        <w:spacing w:before="120" w:after="120"/>
+        <w:pBdr>
+          <w:bottom w:val="single" w:sz="6" w:color="CCCCCC"/>
+        </w:pBdr>
+      </w:pPr>
+    </w:p>
+    <w:p/>
+    <w:p>
+      <w:r>
+        <w:br w:type="page"/>
+      </w:r>
+    </w:p>
+    <w:p>
+      <w:pPr>
+        <w:pStyle w:val="2"/>
+        <w:pageBreakBefore w:val="0"/>
+      </w:pPr>
+      <w:r>
+        <w:rPr>
+          <w:rFonts w:ascii="Times New Roman" w:hAnsi="Times New Roman" w:eastAsia="宋体"/>
+          <w:b/>
+          <w:sz w:val="44"/>
+        </w:rPr>
+        <w:t>P10 · 合成、表征、测试与时间线</w:t>
+      </w:r>
+    </w:p>
+    <w:p>
+      <w:pPr>
+        <w:spacing w:line="360" w:lineRule="auto"/>
+        <w:ind w:firstLine="420"/>
+      </w:pPr>
+      <w:r>
+        <w:rPr>
+          <w:rFonts w:ascii="Times New Roman" w:hAnsi="Times New Roman" w:eastAsia="宋体"/>
+          <w:b/>
+          <w:sz w:val="24"/>
+        </w:rPr>
+        <w:t>英文讲稿</w:t>
+      </w:r>
+    </w:p>
+    <w:p/>
     <w:p>
       <w:pPr>
         <w:spacing w:before="120" w:after="120"/>
@@ -4456,50 +3956,10 @@
       <w:r>
         <w:rPr>
           <w:rFonts w:ascii="Times New Roman" w:hAnsi="Times New Roman" w:eastAsia="宋体"/>
-          <w:b/>
-          <w:sz w:val="24"/>
-        </w:rPr>
-        <w:t>Science-3</w:t>
-      </w:r>
-      <w:r>
-        <w:rPr>
-          <w:rFonts w:ascii="Times New Roman" w:hAnsi="Times New Roman" w:eastAsia="宋体"/>
-          <w:b w:val="0"/>
-          <w:sz w:val="24"/>
-        </w:rPr>
-        <w:t>：保护单元</w:t>
-      </w:r>
-      <w:r>
-        <w:rPr>
-          <w:rFonts w:ascii="Times New Roman" w:hAnsi="Times New Roman" w:eastAsia="宋体"/>
-          <w:b/>
-          <w:sz w:val="24"/>
-        </w:rPr>
-        <w:t>不必是惰性的</w:t>
-      </w:r>
-      <w:r>
-        <w:rPr>
-          <w:rFonts w:ascii="Times New Roman" w:hAnsi="Times New Roman" w:eastAsia="宋体"/>
-          <w:b w:val="0"/>
-          <w:sz w:val="24"/>
-        </w:rPr>
-        <w:t>。在那个 POM–MOF 超结构里，</w:t>
-      </w:r>
-      <w:r>
-        <w:rPr>
-          <w:rFonts w:ascii="Times New Roman" w:hAnsi="Times New Roman" w:eastAsia="宋体"/>
-          <w:b/>
-          <w:sz w:val="24"/>
-        </w:rPr>
-        <w:t>变价的第二金属缓冲氧化电荷</w:t>
-      </w:r>
-      <w:r>
-        <w:rPr>
-          <w:rFonts w:ascii="Times New Roman" w:hAnsi="Times New Roman" w:eastAsia="宋体"/>
-          <w:b w:val="0"/>
-          <w:sz w:val="24"/>
-        </w:rPr>
-        <w:t>，从而保护活性中心。</w:t>
+          <w:b w:val="0"/>
+          <w:sz w:val="24"/>
+        </w:rPr>
+        <w:t>The plan has four parts.</w:t>
       </w:r>
     </w:p>
     <w:p>
@@ -4525,124 +3985,9 @@
           <w:b w:val="0"/>
           <w:sz w:val="24"/>
         </w:rPr>
-        <w:t>所以：原理、化学、界面环境和器件实践都已经建立起来了。</w:t>
-      </w:r>
-      <w:r>
-        <w:rPr>
-          <w:rFonts w:ascii="Times New Roman" w:hAnsi="Times New Roman" w:eastAsia="宋体"/>
-          <w:b/>
-          <w:sz w:val="24"/>
-        </w:rPr>
-        <w:t>没有</w:t>
-      </w:r>
-      <w:r>
-        <w:rPr>
-          <w:rFonts w:ascii="Times New Roman" w:hAnsi="Times New Roman" w:eastAsia="宋体"/>
-          <w:b w:val="0"/>
-          <w:sz w:val="24"/>
-        </w:rPr>
-        <w:t>建立的是——如何</w:t>
-      </w:r>
-      <w:r>
-        <w:rPr>
-          <w:rFonts w:ascii="Times New Roman" w:hAnsi="Times New Roman" w:eastAsia="宋体"/>
-          <w:b/>
-          <w:sz w:val="24"/>
-        </w:rPr>
-        <w:t>可控且可放大</w:t>
-      </w:r>
-      <w:r>
-        <w:rPr>
-          <w:rFonts w:ascii="Times New Roman" w:hAnsi="Times New Roman" w:eastAsia="宋体"/>
-          <w:b w:val="0"/>
-          <w:sz w:val="24"/>
-        </w:rPr>
-        <w:t>地构建 Ru–MnO2 界面。这就是我的缺口。</w:t>
-      </w:r>
-    </w:p>
-    <w:p/>
-    <w:p>
-      <w:pPr>
-        <w:spacing w:line="360" w:lineRule="auto"/>
-        <w:ind w:firstLine="420"/>
-      </w:pPr>
-      <w:r>
-        <w:rPr>
-          <w:rFonts w:ascii="Times New Roman" w:hAnsi="Times New Roman" w:eastAsia="宋体"/>
-          <w:b/>
-          <w:sz w:val="24"/>
-        </w:rPr>
-        <w:t>台上提示</w:t>
-      </w:r>
-      <w:r>
-        <w:rPr>
-          <w:rFonts w:ascii="Times New Roman" w:hAnsi="Times New Roman" w:eastAsia="宋体"/>
-          <w:b w:val="0"/>
-          <w:sz w:val="24"/>
-        </w:rPr>
-        <w:t xml:space="preserve">：这一页三块，每块一句话结论 → 一句数据 → 停。注意 </w:t>
-      </w:r>
-      <w:r>
-        <w:rPr>
-          <w:rFonts w:ascii="Times New Roman" w:hAnsi="Times New Roman" w:eastAsia="宋体"/>
-          <w:b/>
-          <w:sz w:val="24"/>
-        </w:rPr>
-        <w:t>AEM 说全称 anion-exchange-membrane</w:t>
-      </w:r>
-      <w:r>
-        <w:rPr>
-          <w:rFonts w:ascii="Times New Roman" w:hAnsi="Times New Roman" w:eastAsia="宋体"/>
-          <w:b w:val="0"/>
-          <w:sz w:val="24"/>
-        </w:rPr>
-        <w:t>（不要与 P5 的 adsorbate evolution mechanism 混）。</w:t>
-      </w:r>
-    </w:p>
-    <w:p/>
-    <w:p>
-      <w:pPr>
-        <w:spacing w:before="120" w:after="120"/>
-        <w:pBdr>
-          <w:bottom w:val="single" w:sz="6" w:color="CCCCCC"/>
-        </w:pBdr>
-      </w:pPr>
-    </w:p>
-    <w:p/>
-    <w:p>
-      <w:r>
-        <w:br w:type="page"/>
-      </w:r>
-    </w:p>
-    <w:p>
-      <w:pPr>
-        <w:pStyle w:val="2"/>
-        <w:pageBreakBefore w:val="0"/>
-      </w:pPr>
-      <w:r>
-        <w:rPr>
-          <w:rFonts w:ascii="Times New Roman" w:hAnsi="Times New Roman" w:eastAsia="宋体"/>
-          <w:b/>
-          <w:sz w:val="44"/>
-        </w:rPr>
-        <w:t>P8 · 缺口与假设：电沉积作为工艺杠杆</w:t>
-      </w:r>
-    </w:p>
-    <w:p>
-      <w:pPr>
-        <w:spacing w:line="360" w:lineRule="auto"/>
-        <w:ind w:firstLine="420"/>
-      </w:pPr>
-      <w:r>
-        <w:rPr>
-          <w:rFonts w:ascii="Times New Roman" w:hAnsi="Times New Roman" w:eastAsia="宋体"/>
-          <w:b/>
-          <w:sz w:val="24"/>
-        </w:rPr>
-        <w:t>英文讲稿</w:t>
-      </w:r>
-    </w:p>
-    <w:p/>
+        <w:t>Synthesis. MnO2 is electrodeposited on titanium mesh or titanium felt. The host deposition is 7 milliamps per square centimetre for 15 minutes, about 6.3 coulombs per square centimetre, with a two-fold gradient. The current and the bath pH are variables. Ruthenium is introduced at a near-single-atom level, and one activation protocol is fixed for all samples.</w:t>
+      </w:r>
+    </w:p>
     <w:p>
       <w:pPr>
         <w:spacing w:before="120" w:after="120"/>
@@ -4651,14 +3996,6 @@
           <w:left w:val="single" w:sz="12" w:color="6366F1"/>
         </w:pBdr>
       </w:pPr>
-      <w:r>
-        <w:rPr>
-          <w:rFonts w:ascii="Times New Roman" w:hAnsi="Times New Roman" w:eastAsia="宋体"/>
-          <w:b w:val="0"/>
-          <w:sz w:val="24"/>
-        </w:rPr>
-        <w:t>Here is the gap in one picture.</w:t>
-      </w:r>
     </w:p>
     <w:p>
       <w:pPr>
@@ -4668,6 +4005,14 @@
           <w:left w:val="single" w:sz="12" w:color="6366F1"/>
         </w:pBdr>
       </w:pPr>
+      <w:r>
+        <w:rPr>
+          <w:rFonts w:ascii="Times New Roman" w:hAnsi="Times New Roman" w:eastAsia="宋体"/>
+          <w:b w:val="0"/>
+          <w:sz w:val="24"/>
+        </w:rPr>
+        <w:t>Characterisation. Paired XRD, Raman, XPS and HRTEM-EDS before and after activation; operando XAS at both the ruthenium and the manganese K-edges, which is the decisive measurement for Ru-O-Mn; and EPR for oxygen vacancies.</w:t>
+      </w:r>
     </w:p>
     <w:p>
       <w:pPr>
@@ -4677,30 +4022,6 @@
           <w:left w:val="single" w:sz="12" w:color="6366F1"/>
         </w:pBdr>
       </w:pPr>
-      <w:r>
-        <w:rPr>
-          <w:rFonts w:ascii="Times New Roman" w:hAnsi="Times New Roman" w:eastAsia="宋体"/>
-          <w:b w:val="0"/>
-          <w:sz w:val="24"/>
-        </w:rPr>
-        <w:t>[</w:t>
-      </w:r>
-      <w:r>
-        <w:rPr>
-          <w:rFonts w:ascii="Times New Roman" w:hAnsi="Times New Roman" w:eastAsia="宋体"/>
-          <w:b w:val="0"/>
-          <w:sz w:val="24"/>
-        </w:rPr>
-        <w:t xml:space="preserve">指 Route A] Route A — a MnO2 shell around a RuO2 core. It looks attractive, but think about the stability windows: the shell dissolves first, and then the coating collapses. </w:t>
-      </w:r>
-      <w:r>
-        <w:rPr>
-          <w:rFonts w:ascii="Times New Roman" w:hAnsi="Times New Roman" w:eastAsia="宋体"/>
-          <w:b/>
-          <w:sz w:val="24"/>
-        </w:rPr>
-        <w:t>A coating is only as good as its weakest component.</w:t>
-      </w:r>
     </w:p>
     <w:p>
       <w:pPr>
@@ -4710,6 +4031,14 @@
           <w:left w:val="single" w:sz="12" w:color="6366F1"/>
         </w:pBdr>
       </w:pPr>
+      <w:r>
+        <w:rPr>
+          <w:rFonts w:ascii="Times New Roman" w:hAnsi="Times New Roman" w:eastAsia="宋体"/>
+          <w:b w:val="0"/>
+          <w:sz w:val="24"/>
+        </w:rPr>
+        <w:t>Testing. iR-corrected LSV for the overpotential at 10 milliamps per square centimetre, the Tafel slope and EIS; normalisation by mass and by electrochemically active surface area; and long-term chronopotentiometry with segmented ICP-MS, reported with a stability number.</w:t>
+      </w:r>
     </w:p>
     <w:p>
       <w:pPr>
@@ -4719,86 +4048,6 @@
           <w:left w:val="single" w:sz="12" w:color="6366F1"/>
         </w:pBdr>
       </w:pPr>
-      <w:r>
-        <w:rPr>
-          <w:rFonts w:ascii="Times New Roman" w:hAnsi="Times New Roman" w:eastAsia="宋体"/>
-          <w:b w:val="0"/>
-          <w:sz w:val="24"/>
-        </w:rPr>
-        <w:t>[</w:t>
-      </w:r>
-      <w:r>
-        <w:rPr>
-          <w:rFonts w:ascii="Times New Roman" w:hAnsi="Times New Roman" w:eastAsia="宋体"/>
-          <w:b w:val="0"/>
-          <w:sz w:val="24"/>
-        </w:rPr>
-        <w:t xml:space="preserve">指 Route B] Route B — put ruthenium </w:t>
-      </w:r>
-      <w:r>
-        <w:rPr>
-          <w:rFonts w:ascii="Times New Roman" w:hAnsi="Times New Roman" w:eastAsia="宋体"/>
-          <w:b/>
-          <w:sz w:val="24"/>
-        </w:rPr>
-        <w:t>into</w:t>
-      </w:r>
-      <w:r>
-        <w:rPr>
-          <w:rFonts w:ascii="Times New Roman" w:hAnsi="Times New Roman" w:eastAsia="宋体"/>
-          <w:b w:val="0"/>
-          <w:sz w:val="24"/>
-        </w:rPr>
-        <w:t xml:space="preserve"> the MnO2 framework, so the two share oxygen: </w:t>
-      </w:r>
-      <w:r>
-        <w:rPr>
-          <w:rFonts w:ascii="Times New Roman" w:hAnsi="Times New Roman" w:eastAsia="宋体"/>
-          <w:b/>
-          <w:sz w:val="24"/>
-        </w:rPr>
-        <w:t>Ru–O–Mn coupling</w:t>
-      </w:r>
-      <w:r>
-        <w:rPr>
-          <w:rFonts w:ascii="Times New Roman" w:hAnsi="Times New Roman" w:eastAsia="宋体"/>
-          <w:b w:val="0"/>
-          <w:sz w:val="24"/>
-        </w:rPr>
-        <w:t xml:space="preserve">. Then the Mn3+/Mn4+ couple and the surface hydroxyls can </w:t>
-      </w:r>
-      <w:r>
-        <w:rPr>
-          <w:rFonts w:ascii="Times New Roman" w:hAnsi="Times New Roman" w:eastAsia="宋体"/>
-          <w:b/>
-          <w:sz w:val="24"/>
-        </w:rPr>
-        <w:t>buffer the oxidative charge</w:t>
-      </w:r>
-      <w:r>
-        <w:rPr>
-          <w:rFonts w:ascii="Times New Roman" w:hAnsi="Times New Roman" w:eastAsia="宋体"/>
-          <w:b w:val="0"/>
-          <w:sz w:val="24"/>
-        </w:rPr>
-        <w:t xml:space="preserve"> at Ru and hold Ru near +4 — which is </w:t>
-      </w:r>
-      <w:r>
-        <w:rPr>
-          <w:rFonts w:ascii="Times New Roman" w:hAnsi="Times New Roman" w:eastAsia="宋体"/>
-          <w:b/>
-          <w:sz w:val="24"/>
-        </w:rPr>
-        <w:t>out of the RuO4 window</w:t>
-      </w:r>
-      <w:r>
-        <w:rPr>
-          <w:rFonts w:ascii="Times New Roman" w:hAnsi="Times New Roman" w:eastAsia="宋体"/>
-          <w:b w:val="0"/>
-          <w:sz w:val="24"/>
-        </w:rPr>
-        <w:t>.</w:t>
-      </w:r>
     </w:p>
     <w:p>
       <w:pPr>
@@ -4808,6 +4057,14 @@
           <w:left w:val="single" w:sz="12" w:color="6366F1"/>
         </w:pBdr>
       </w:pPr>
+      <w:r>
+        <w:rPr>
+          <w:rFonts w:ascii="Times New Roman" w:hAnsi="Times New Roman" w:eastAsia="宋体"/>
+          <w:b w:val="0"/>
+          <w:sz w:val="24"/>
+        </w:rPr>
+        <w:t>Device. One single-cell test, reported as current density, duration and retention, with Faradaic efficiency.</w:t>
+      </w:r>
     </w:p>
     <w:p>
       <w:pPr>
@@ -4817,62 +4074,6 @@
           <w:left w:val="single" w:sz="12" w:color="6366F1"/>
         </w:pBdr>
       </w:pPr>
-      <w:r>
-        <w:rPr>
-          <w:rFonts w:ascii="Times New Roman" w:hAnsi="Times New Roman" w:eastAsia="宋体"/>
-          <w:b w:val="0"/>
-          <w:sz w:val="24"/>
-        </w:rPr>
-        <w:t xml:space="preserve">So my material hypothesis is: electrodeposited MnO2 acts as </w:t>
-      </w:r>
-      <w:r>
-        <w:rPr>
-          <w:rFonts w:ascii="Times New Roman" w:hAnsi="Times New Roman" w:eastAsia="宋体"/>
-          <w:b/>
-          <w:sz w:val="24"/>
-        </w:rPr>
-        <w:t>both support and redox mediator</w:t>
-      </w:r>
-      <w:r>
-        <w:rPr>
-          <w:rFonts w:ascii="Times New Roman" w:hAnsi="Times New Roman" w:eastAsia="宋体"/>
-          <w:b w:val="0"/>
-          <w:sz w:val="24"/>
-        </w:rPr>
-        <w:t xml:space="preserve">. My </w:t>
-      </w:r>
-      <w:r>
-        <w:rPr>
-          <w:rFonts w:ascii="Times New Roman" w:hAnsi="Times New Roman" w:eastAsia="宋体"/>
-          <w:b/>
-          <w:sz w:val="24"/>
-        </w:rPr>
-        <w:t>process</w:t>
-      </w:r>
-      <w:r>
-        <w:rPr>
-          <w:rFonts w:ascii="Times New Roman" w:hAnsi="Times New Roman" w:eastAsia="宋体"/>
-          <w:b w:val="0"/>
-          <w:sz w:val="24"/>
-        </w:rPr>
-        <w:t xml:space="preserve"> hypothesis is the part I actually control: deposition charge, current or potential, and bath pH set the phase, the morphology and the density of edge sites — so the </w:t>
-      </w:r>
-      <w:r>
-        <w:rPr>
-          <w:rFonts w:ascii="Times New Roman" w:hAnsi="Times New Roman" w:eastAsia="宋体"/>
-          <w:b/>
-          <w:sz w:val="24"/>
-        </w:rPr>
-        <w:t>density and configuration of Ru–O–Mn coupling becomes a variable I can scan</w:t>
-      </w:r>
-      <w:r>
-        <w:rPr>
-          <w:rFonts w:ascii="Times New Roman" w:hAnsi="Times New Roman" w:eastAsia="宋体"/>
-          <w:b w:val="0"/>
-          <w:sz w:val="24"/>
-        </w:rPr>
-        <w:t>.</w:t>
-      </w:r>
     </w:p>
     <w:p>
       <w:pPr>
@@ -4882,7 +4083,31 @@
           <w:left w:val="single" w:sz="12" w:color="6366F1"/>
         </w:pBdr>
       </w:pPr>
-    </w:p>
+      <w:r>
+        <w:rPr>
+          <w:rFonts w:ascii="Times New Roman" w:hAnsi="Times New Roman" w:eastAsia="宋体"/>
+          <w:b w:val="0"/>
+          <w:sz w:val="24"/>
+        </w:rPr>
+        <w:t>The milestones are 8 October 2026 for entry to the laboratory, 6 January 2027 for the mid-term review, and April 2027 for the final report.</w:t>
+      </w:r>
+    </w:p>
+    <w:p/>
+    <w:p>
+      <w:pPr>
+        <w:spacing w:line="360" w:lineRule="auto"/>
+        <w:ind w:firstLine="420"/>
+      </w:pPr>
+      <w:r>
+        <w:rPr>
+          <w:rFonts w:ascii="Times New Roman" w:hAnsi="Times New Roman" w:eastAsia="宋体"/>
+          <w:b/>
+          <w:sz w:val="24"/>
+        </w:rPr>
+        <w:t>中文对照</w:t>
+      </w:r>
+    </w:p>
+    <w:p/>
     <w:p>
       <w:pPr>
         <w:spacing w:before="120" w:after="120"/>
@@ -4897,41 +4122,9 @@
           <w:b w:val="0"/>
           <w:sz w:val="24"/>
         </w:rPr>
-        <w:t xml:space="preserve">And that is exactly what the existing literature does not provide: the chemistry is there, the </w:t>
-      </w:r>
-      <w:r>
-        <w:rPr>
-          <w:rFonts w:ascii="Times New Roman" w:hAnsi="Times New Roman" w:eastAsia="宋体"/>
-          <w:b/>
-          <w:sz w:val="24"/>
-        </w:rPr>
-        <w:t>process control</w:t>
-      </w:r>
-      <w:r>
-        <w:rPr>
-          <w:rFonts w:ascii="Times New Roman" w:hAnsi="Times New Roman" w:eastAsia="宋体"/>
-          <w:b w:val="0"/>
-          <w:sz w:val="24"/>
-        </w:rPr>
-        <w:t xml:space="preserve"> is not.</w:t>
-      </w:r>
-    </w:p>
-    <w:p/>
-    <w:p>
-      <w:pPr>
-        <w:spacing w:line="360" w:lineRule="auto"/>
-        <w:ind w:firstLine="420"/>
-      </w:pPr>
-      <w:r>
-        <w:rPr>
-          <w:rFonts w:ascii="Times New Roman" w:hAnsi="Times New Roman" w:eastAsia="宋体"/>
-          <w:b/>
-          <w:sz w:val="24"/>
-        </w:rPr>
-        <w:t>中文对照</w:t>
-      </w:r>
-    </w:p>
-    <w:p/>
+        <w:t>方案分四部分。</w:t>
+      </w:r>
+    </w:p>
     <w:p>
       <w:pPr>
         <w:spacing w:before="120" w:after="120"/>
@@ -4940,14 +4133,6 @@
           <w:left w:val="single" w:sz="12" w:color="6366F1"/>
         </w:pBdr>
       </w:pPr>
-      <w:r>
-        <w:rPr>
-          <w:rFonts w:ascii="Times New Roman" w:hAnsi="Times New Roman" w:eastAsia="宋体"/>
-          <w:b w:val="0"/>
-          <w:sz w:val="24"/>
-        </w:rPr>
-        <w:t>缺口用一张图说清楚。</w:t>
-      </w:r>
     </w:p>
     <w:p>
       <w:pPr>
@@ -4957,6 +4142,14 @@
           <w:left w:val="single" w:sz="12" w:color="6366F1"/>
         </w:pBdr>
       </w:pPr>
+      <w:r>
+        <w:rPr>
+          <w:rFonts w:ascii="Times New Roman" w:hAnsi="Times New Roman" w:eastAsia="宋体"/>
+          <w:b w:val="0"/>
+          <w:sz w:val="24"/>
+        </w:rPr>
+        <w:t>合成。MnO₂ 电沉积在钛网或钛毡上。宿主沉积为 7 mA cm⁻² 持续 15 分钟，约 6.3 C cm⁻²，并设两倍梯度；电流与浴 pH 为变量；钌以近单原子载量引入；所有样品固定同一套活化程序。</w:t>
+      </w:r>
     </w:p>
     <w:p>
       <w:pPr>
@@ -4966,30 +4159,6 @@
           <w:left w:val="single" w:sz="12" w:color="6366F1"/>
         </w:pBdr>
       </w:pPr>
-      <w:r>
-        <w:rPr>
-          <w:rFonts w:ascii="Times New Roman" w:hAnsi="Times New Roman" w:eastAsia="宋体"/>
-          <w:b w:val="0"/>
-          <w:sz w:val="24"/>
-        </w:rPr>
-        <w:t>[</w:t>
-      </w:r>
-      <w:r>
-        <w:rPr>
-          <w:rFonts w:ascii="Times New Roman" w:hAnsi="Times New Roman" w:eastAsia="宋体"/>
-          <w:b w:val="0"/>
-          <w:sz w:val="24"/>
-        </w:rPr>
-        <w:t>指 Route A] Route A——在 RuO2 核外面包一层 MnO2 壳。看起来很吸引人，但想想稳定窗口：壳会先溶解，然后整个包覆层就崩掉。</w:t>
-      </w:r>
-      <w:r>
-        <w:rPr>
-          <w:rFonts w:ascii="Times New Roman" w:hAnsi="Times New Roman" w:eastAsia="宋体"/>
-          <w:b/>
-          <w:sz w:val="24"/>
-        </w:rPr>
-        <w:t>一个包覆层的强度取决于它最弱的那一环。</w:t>
-      </w:r>
     </w:p>
     <w:p>
       <w:pPr>
@@ -4999,6 +4168,14 @@
           <w:left w:val="single" w:sz="12" w:color="6366F1"/>
         </w:pBdr>
       </w:pPr>
+      <w:r>
+        <w:rPr>
+          <w:rFonts w:ascii="Times New Roman" w:hAnsi="Times New Roman" w:eastAsia="宋体"/>
+          <w:b w:val="0"/>
+          <w:sz w:val="24"/>
+        </w:rPr>
+        <w:t>表征。活化前后配对做 XRD、拉曼、XPS 与 HRTEM-EDS；在钌与锰的 K 边同时做 operando XAS，这是判断 Ru–O–Mn 的决定性测量；用 EPR 测氧空位。</w:t>
+      </w:r>
     </w:p>
     <w:p>
       <w:pPr>
@@ -5008,86 +4185,6 @@
           <w:left w:val="single" w:sz="12" w:color="6366F1"/>
         </w:pBdr>
       </w:pPr>
-      <w:r>
-        <w:rPr>
-          <w:rFonts w:ascii="Times New Roman" w:hAnsi="Times New Roman" w:eastAsia="宋体"/>
-          <w:b w:val="0"/>
-          <w:sz w:val="24"/>
-        </w:rPr>
-        <w:t>[</w:t>
-      </w:r>
-      <w:r>
-        <w:rPr>
-          <w:rFonts w:ascii="Times New Roman" w:hAnsi="Times New Roman" w:eastAsia="宋体"/>
-          <w:b w:val="0"/>
-          <w:sz w:val="24"/>
-        </w:rPr>
-        <w:t>指 Route B] Route B——把钌</w:t>
-      </w:r>
-      <w:r>
-        <w:rPr>
-          <w:rFonts w:ascii="Times New Roman" w:hAnsi="Times New Roman" w:eastAsia="宋体"/>
-          <w:b/>
-          <w:sz w:val="24"/>
-        </w:rPr>
-        <w:t>放进</w:t>
-      </w:r>
-      <w:r>
-        <w:rPr>
-          <w:rFonts w:ascii="Times New Roman" w:hAnsi="Times New Roman" w:eastAsia="宋体"/>
-          <w:b w:val="0"/>
-          <w:sz w:val="24"/>
-        </w:rPr>
-        <w:t xml:space="preserve"> MnO2 骨架里，让两者共享氧：</w:t>
-      </w:r>
-      <w:r>
-        <w:rPr>
-          <w:rFonts w:ascii="Times New Roman" w:hAnsi="Times New Roman" w:eastAsia="宋体"/>
-          <w:b/>
-          <w:sz w:val="24"/>
-        </w:rPr>
-        <w:t>Ru–O–Mn 耦合</w:t>
-      </w:r>
-      <w:r>
-        <w:rPr>
-          <w:rFonts w:ascii="Times New Roman" w:hAnsi="Times New Roman" w:eastAsia="宋体"/>
-          <w:b w:val="0"/>
-          <w:sz w:val="24"/>
-        </w:rPr>
-        <w:t>。这样 Mn3+/Mn4+ 电对和表面羟基就能</w:t>
-      </w:r>
-      <w:r>
-        <w:rPr>
-          <w:rFonts w:ascii="Times New Roman" w:hAnsi="Times New Roman" w:eastAsia="宋体"/>
-          <w:b/>
-          <w:sz w:val="24"/>
-        </w:rPr>
-        <w:t>缓冲 Ru 上的氧化电荷</w:t>
-      </w:r>
-      <w:r>
-        <w:rPr>
-          <w:rFonts w:ascii="Times New Roman" w:hAnsi="Times New Roman" w:eastAsia="宋体"/>
-          <w:b w:val="0"/>
-          <w:sz w:val="24"/>
-        </w:rPr>
-        <w:t>，把 Ru 保持在 +4 附近——也就是</w:t>
-      </w:r>
-      <w:r>
-        <w:rPr>
-          <w:rFonts w:ascii="Times New Roman" w:hAnsi="Times New Roman" w:eastAsia="宋体"/>
-          <w:b/>
-          <w:sz w:val="24"/>
-        </w:rPr>
-        <w:t>待在 RuO4 窗口之外</w:t>
-      </w:r>
-      <w:r>
-        <w:rPr>
-          <w:rFonts w:ascii="Times New Roman" w:hAnsi="Times New Roman" w:eastAsia="宋体"/>
-          <w:b w:val="0"/>
-          <w:sz w:val="24"/>
-        </w:rPr>
-        <w:t>。</w:t>
-      </w:r>
     </w:p>
     <w:p>
       <w:pPr>
@@ -5097,6 +4194,14 @@
           <w:left w:val="single" w:sz="12" w:color="6366F1"/>
         </w:pBdr>
       </w:pPr>
+      <w:r>
+        <w:rPr>
+          <w:rFonts w:ascii="Times New Roman" w:hAnsi="Times New Roman" w:eastAsia="宋体"/>
+          <w:b w:val="0"/>
+          <w:sz w:val="24"/>
+        </w:rPr>
+        <w:t>测试。iR 校正的 LSV 给出 10 mA cm⁻² 下的过电位、Tafel 斜率与 EIS；用质量与电化学活性面积双重归一化；长时恒电流配分段 ICP-MS，并给出稳定数。</w:t>
+      </w:r>
     </w:p>
     <w:p>
       <w:pPr>
@@ -5106,62 +4211,6 @@
           <w:left w:val="single" w:sz="12" w:color="6366F1"/>
         </w:pBdr>
       </w:pPr>
-      <w:r>
-        <w:rPr>
-          <w:rFonts w:ascii="Times New Roman" w:hAnsi="Times New Roman" w:eastAsia="宋体"/>
-          <w:b w:val="0"/>
-          <w:sz w:val="24"/>
-        </w:rPr>
-        <w:t xml:space="preserve">所以我的材料假设是：电沉积的 MnO2 </w:t>
-      </w:r>
-      <w:r>
-        <w:rPr>
-          <w:rFonts w:ascii="Times New Roman" w:hAnsi="Times New Roman" w:eastAsia="宋体"/>
-          <w:b/>
-          <w:sz w:val="24"/>
-        </w:rPr>
-        <w:t>既是载体、也是氧化还原介质</w:t>
-      </w:r>
-      <w:r>
-        <w:rPr>
-          <w:rFonts w:ascii="Times New Roman" w:hAnsi="Times New Roman" w:eastAsia="宋体"/>
-          <w:b w:val="0"/>
-          <w:sz w:val="24"/>
-        </w:rPr>
-        <w:t>。我的</w:t>
-      </w:r>
-      <w:r>
-        <w:rPr>
-          <w:rFonts w:ascii="Times New Roman" w:hAnsi="Times New Roman" w:eastAsia="宋体"/>
-          <w:b/>
-          <w:sz w:val="24"/>
-        </w:rPr>
-        <w:t>工艺</w:t>
-      </w:r>
-      <w:r>
-        <w:rPr>
-          <w:rFonts w:ascii="Times New Roman" w:hAnsi="Times New Roman" w:eastAsia="宋体"/>
-          <w:b w:val="0"/>
-          <w:sz w:val="24"/>
-        </w:rPr>
-        <w:t xml:space="preserve">假设则是我真正能控制的部分：沉积电荷量、电流或电位、浴 pH 决定物相、形貌和边缘位密度——于是 </w:t>
-      </w:r>
-      <w:r>
-        <w:rPr>
-          <w:rFonts w:ascii="Times New Roman" w:hAnsi="Times New Roman" w:eastAsia="宋体"/>
-          <w:b/>
-          <w:sz w:val="24"/>
-        </w:rPr>
-        <w:t>Ru–O–Mn 耦合的密度与构型就变成了一个可以扫描的变量</w:t>
-      </w:r>
-      <w:r>
-        <w:rPr>
-          <w:rFonts w:ascii="Times New Roman" w:hAnsi="Times New Roman" w:eastAsia="宋体"/>
-          <w:b w:val="0"/>
-          <w:sz w:val="24"/>
-        </w:rPr>
-        <w:t>。</w:t>
-      </w:r>
     </w:p>
     <w:p>
       <w:pPr>
@@ -5171,6 +4220,14 @@
           <w:left w:val="single" w:sz="12" w:color="6366F1"/>
         </w:pBdr>
       </w:pPr>
+      <w:r>
+        <w:rPr>
+          <w:rFonts w:ascii="Times New Roman" w:hAnsi="Times New Roman" w:eastAsia="宋体"/>
+          <w:b w:val="0"/>
+          <w:sz w:val="24"/>
+        </w:rPr>
+        <w:t>器件。做一次单电池测试，按电流密度、时长与保持率报数，并给出法拉第效率。</w:t>
+      </w:r>
     </w:p>
     <w:p>
       <w:pPr>
@@ -5180,98 +4237,7 @@
           <w:left w:val="single" w:sz="12" w:color="6366F1"/>
         </w:pBdr>
       </w:pPr>
-      <w:r>
-        <w:rPr>
-          <w:rFonts w:ascii="Times New Roman" w:hAnsi="Times New Roman" w:eastAsia="宋体"/>
-          <w:b w:val="0"/>
-          <w:sz w:val="24"/>
-        </w:rPr>
-        <w:t>而这恰恰是现有文献没有提供的：化学原理有了，</w:t>
-      </w:r>
-      <w:r>
-        <w:rPr>
-          <w:rFonts w:ascii="Times New Roman" w:hAnsi="Times New Roman" w:eastAsia="宋体"/>
-          <w:b/>
-          <w:sz w:val="24"/>
-        </w:rPr>
-        <w:t>工艺可控性</w:t>
-      </w:r>
-      <w:r>
-        <w:rPr>
-          <w:rFonts w:ascii="Times New Roman" w:hAnsi="Times New Roman" w:eastAsia="宋体"/>
-          <w:b w:val="0"/>
-          <w:sz w:val="24"/>
-        </w:rPr>
-        <w:t>没有。</w:t>
-      </w:r>
-    </w:p>
-    <w:p/>
-    <w:p>
-      <w:pPr>
-        <w:spacing w:line="360" w:lineRule="auto"/>
-        <w:ind w:firstLine="420"/>
-      </w:pPr>
-      <w:r>
-        <w:rPr>
-          <w:rFonts w:ascii="Times New Roman" w:hAnsi="Times New Roman" w:eastAsia="宋体"/>
-          <w:b/>
-          <w:sz w:val="24"/>
-        </w:rPr>
-        <w:t>台上提示</w:t>
-      </w:r>
-      <w:r>
-        <w:rPr>
-          <w:rFonts w:ascii="Times New Roman" w:hAnsi="Times New Roman" w:eastAsia="宋体"/>
-          <w:b w:val="0"/>
-          <w:sz w:val="24"/>
-        </w:rPr>
-        <w:t>：Route A / Route B 要用手明确分开指；"both support and redox mediator" 是你材料假设的一句话版本。"process control is not" 结束停一秒。</w:t>
-      </w:r>
-    </w:p>
-    <w:p/>
-    <w:p>
-      <w:pPr>
-        <w:spacing w:before="120" w:after="120"/>
-        <w:pBdr>
-          <w:bottom w:val="single" w:sz="6" w:color="CCCCCC"/>
-        </w:pBdr>
-      </w:pPr>
-    </w:p>
-    <w:p/>
-    <w:p>
-      <w:r>
-        <w:br w:type="page"/>
-      </w:r>
-    </w:p>
-    <w:p>
-      <w:pPr>
-        <w:pStyle w:val="2"/>
-        <w:pageBreakBefore w:val="0"/>
-      </w:pPr>
-      <w:r>
-        <w:rPr>
-          <w:rFonts w:ascii="Times New Roman" w:hAnsi="Times New Roman" w:eastAsia="宋体"/>
-          <w:b/>
-          <w:sz w:val="44"/>
-        </w:rPr>
-        <w:t>P9 · 主要风险，以及我们的 go / no-go 实验</w:t>
-      </w:r>
-    </w:p>
-    <w:p>
-      <w:pPr>
-        <w:spacing w:line="360" w:lineRule="auto"/>
-        <w:ind w:firstLine="420"/>
-      </w:pPr>
-      <w:r>
-        <w:rPr>
-          <w:rFonts w:ascii="Times New Roman" w:hAnsi="Times New Roman" w:eastAsia="宋体"/>
-          <w:b/>
-          <w:sz w:val="24"/>
-        </w:rPr>
-        <w:t>英文讲稿</w:t>
-      </w:r>
-    </w:p>
-    <w:p/>
+    </w:p>
     <w:p>
       <w:pPr>
         <w:spacing w:before="120" w:after="120"/>
@@ -5286,9 +4252,76 @@
           <w:b w:val="0"/>
           <w:sz w:val="24"/>
         </w:rPr>
-        <w:t>Now the honest part.</w:t>
-      </w:r>
-    </w:p>
+        <w:t>里程碑为：2026 年 10 月 8 日进实验室，2027 年 1 月 6 日中期评审，2027 年 4 月最终报告。</w:t>
+      </w:r>
+    </w:p>
+    <w:p/>
+    <w:p>
+      <w:pPr>
+        <w:spacing w:line="360" w:lineRule="auto"/>
+        <w:ind w:firstLine="420"/>
+      </w:pPr>
+      <w:r>
+        <w:rPr>
+          <w:rFonts w:ascii="Times New Roman" w:hAnsi="Times New Roman" w:eastAsia="宋体"/>
+          <w:b/>
+          <w:sz w:val="24"/>
+        </w:rPr>
+        <w:t>台上提示</w:t>
+      </w:r>
+      <w:r>
+        <w:rPr>
+          <w:rFonts w:ascii="Times New Roman" w:hAnsi="Times New Roman" w:eastAsia="宋体"/>
+          <w:b w:val="0"/>
+          <w:sz w:val="24"/>
+        </w:rPr>
+        <w:t>：不逐行念，每块只读粗体那一句（Synthesis / Characterisation / Testing / Device），其余指一下。</w:t>
+      </w:r>
+    </w:p>
+    <w:p/>
+    <w:p>
+      <w:pPr>
+        <w:spacing w:before="120" w:after="120"/>
+        <w:pBdr>
+          <w:bottom w:val="single" w:sz="6" w:color="CCCCCC"/>
+        </w:pBdr>
+      </w:pPr>
+    </w:p>
+    <w:p/>
+    <w:p>
+      <w:r>
+        <w:br w:type="page"/>
+      </w:r>
+    </w:p>
+    <w:p>
+      <w:pPr>
+        <w:pStyle w:val="2"/>
+        <w:pageBreakBefore w:val="0"/>
+      </w:pPr>
+      <w:r>
+        <w:rPr>
+          <w:rFonts w:ascii="Times New Roman" w:hAnsi="Times New Roman" w:eastAsia="宋体"/>
+          <w:b/>
+          <w:sz w:val="44"/>
+        </w:rPr>
+        <w:t>收尾句（说完 P10 立刻说，不要等提问）</w:t>
+      </w:r>
+    </w:p>
+    <w:p>
+      <w:pPr>
+        <w:spacing w:line="360" w:lineRule="auto"/>
+        <w:ind w:firstLine="420"/>
+      </w:pPr>
+      <w:r>
+        <w:rPr>
+          <w:rFonts w:ascii="Times New Roman" w:hAnsi="Times New Roman" w:eastAsia="宋体"/>
+          <w:b/>
+          <w:sz w:val="24"/>
+        </w:rPr>
+        <w:t>英文</w:t>
+      </w:r>
+    </w:p>
+    <w:p/>
     <w:p>
       <w:pPr>
         <w:spacing w:before="120" w:after="120"/>
@@ -5297,7 +4330,31 @@
           <w:left w:val="single" w:sz="12" w:color="6366F1"/>
         </w:pBdr>
       </w:pPr>
-    </w:p>
+      <w:r>
+        <w:rPr>
+          <w:rFonts w:ascii="Times New Roman" w:hAnsi="Times New Roman" w:eastAsia="宋体"/>
+          <w:b w:val="0"/>
+          <w:sz w:val="24"/>
+        </w:rPr>
+        <w:t>To summarise: the literature provides the chemistry and the design rules, and the contribution of this project is to make the Ru-O-Mn interface a controllable process. The next step is the dissolution scan, starting on 8 October. I will report the ruthenium and manganese dissolution rates as a function of potential. Thank you. I am ready for questions.</w:t>
+      </w:r>
+    </w:p>
+    <w:p/>
+    <w:p>
+      <w:pPr>
+        <w:spacing w:line="360" w:lineRule="auto"/>
+        <w:ind w:firstLine="420"/>
+      </w:pPr>
+      <w:r>
+        <w:rPr>
+          <w:rFonts w:ascii="Times New Roman" w:hAnsi="Times New Roman" w:eastAsia="宋体"/>
+          <w:b/>
+          <w:sz w:val="24"/>
+        </w:rPr>
+        <w:t>中文</w:t>
+      </w:r>
+    </w:p>
+    <w:p/>
     <w:p>
       <w:pPr>
         <w:spacing w:before="120" w:after="120"/>
@@ -5312,1628 +4369,7 @@
           <w:b w:val="0"/>
           <w:sz w:val="24"/>
         </w:rPr>
-        <w:t xml:space="preserve">The biggest risk in this project is </w:t>
-      </w:r>
-      <w:r>
-        <w:rPr>
-          <w:rFonts w:ascii="Times New Roman" w:hAnsi="Times New Roman" w:eastAsia="宋体"/>
-          <w:b/>
-          <w:sz w:val="24"/>
-        </w:rPr>
-        <w:t>not ruthenium — it is the manganese</w:t>
-      </w:r>
-      <w:r>
-        <w:rPr>
-          <w:rFonts w:ascii="Times New Roman" w:hAnsi="Times New Roman" w:eastAsia="宋体"/>
-          <w:b w:val="0"/>
-          <w:sz w:val="24"/>
-        </w:rPr>
-        <w:t xml:space="preserve">. </w:t>
-      </w:r>
-      <w:r>
-        <w:rPr>
-          <w:rFonts w:ascii="Times New Roman" w:hAnsi="Times New Roman" w:eastAsia="宋体"/>
-          <w:b w:val="0"/>
-          <w:sz w:val="24"/>
-        </w:rPr>
-        <w:t>[</w:t>
-      </w:r>
-      <w:r>
-        <w:rPr>
-          <w:rFonts w:ascii="Times New Roman" w:hAnsi="Times New Roman" w:eastAsia="宋体"/>
-          <w:b w:val="0"/>
-          <w:sz w:val="24"/>
-        </w:rPr>
-        <w:t xml:space="preserve">指左图] In acid, MnO2 is only thermodynamically stable in a </w:t>
-      </w:r>
-      <w:r>
-        <w:rPr>
-          <w:rFonts w:ascii="Times New Roman" w:hAnsi="Times New Roman" w:eastAsia="宋体"/>
-          <w:b/>
-          <w:sz w:val="24"/>
-        </w:rPr>
-        <w:t>narrow window</w:t>
-      </w:r>
-      <w:r>
-        <w:rPr>
-          <w:rFonts w:ascii="Times New Roman" w:hAnsi="Times New Roman" w:eastAsia="宋体"/>
-          <w:b w:val="0"/>
-          <w:sz w:val="24"/>
-        </w:rPr>
-        <w:t xml:space="preserve">: below about 1.4 volts versus SHE you get dissolved Mn2+; between roughly 1.4 and 1.6 volts the dioxide is stable; above about 1.6 volts you can go to </w:t>
-      </w:r>
-      <w:r>
-        <w:rPr>
-          <w:rFonts w:ascii="Times New Roman" w:hAnsi="Times New Roman" w:eastAsia="宋体"/>
-          <w:b/>
-          <w:sz w:val="24"/>
-        </w:rPr>
-        <w:t>permanganate</w:t>
-      </w:r>
-      <w:r>
-        <w:rPr>
-          <w:rFonts w:ascii="Times New Roman" w:hAnsi="Times New Roman" w:eastAsia="宋体"/>
-          <w:b w:val="0"/>
-          <w:sz w:val="24"/>
-        </w:rPr>
-        <w:t xml:space="preserve">, which is also soluble. Oxygen evolution requires more than 1.23 volts, so the </w:t>
-      </w:r>
-      <w:r>
-        <w:rPr>
-          <w:rFonts w:ascii="Times New Roman" w:hAnsi="Times New Roman" w:eastAsia="宋体"/>
-          <w:b/>
-          <w:sz w:val="24"/>
-        </w:rPr>
-        <w:t>usable overlap is small</w:t>
-      </w:r>
-      <w:r>
-        <w:rPr>
-          <w:rFonts w:ascii="Times New Roman" w:hAnsi="Times New Roman" w:eastAsia="宋体"/>
-          <w:b w:val="0"/>
-          <w:sz w:val="24"/>
-        </w:rPr>
-        <w:t xml:space="preserve"> — and that is exactly what the review means by "a suitable potential window must be identified".</w:t>
-      </w:r>
-    </w:p>
-    <w:p>
-      <w:pPr>
-        <w:spacing w:before="120" w:after="120"/>
-        <w:ind w:left="567" w:right="567"/>
-        <w:pBdr>
-          <w:left w:val="single" w:sz="12" w:color="6366F1"/>
-        </w:pBdr>
-      </w:pPr>
-    </w:p>
-    <w:p>
-      <w:pPr>
-        <w:spacing w:before="120" w:after="120"/>
-        <w:ind w:left="567" w:right="567"/>
-        <w:pBdr>
-          <w:left w:val="single" w:sz="12" w:color="6366F1"/>
-        </w:pBdr>
-      </w:pPr>
-      <w:r>
-        <w:rPr>
-          <w:rFonts w:ascii="Times New Roman" w:hAnsi="Times New Roman" w:eastAsia="宋体"/>
-          <w:b w:val="0"/>
-          <w:sz w:val="24"/>
-        </w:rPr>
-        <w:t xml:space="preserve">If that window is too narrow, or shifts under load, then </w:t>
-      </w:r>
-      <w:r>
-        <w:rPr>
-          <w:rFonts w:ascii="Times New Roman" w:hAnsi="Times New Roman" w:eastAsia="宋体"/>
-          <w:b/>
-          <w:sz w:val="24"/>
-        </w:rPr>
-        <w:t>a MnO2 coating would dissolve before the ruthenium underneath does</w:t>
-      </w:r>
-      <w:r>
-        <w:rPr>
-          <w:rFonts w:ascii="Times New Roman" w:hAnsi="Times New Roman" w:eastAsia="宋体"/>
-          <w:b w:val="0"/>
-          <w:sz w:val="24"/>
-        </w:rPr>
-        <w:t>. That is the failure mode I have to rule out first.</w:t>
-      </w:r>
-    </w:p>
-    <w:p>
-      <w:pPr>
-        <w:spacing w:before="120" w:after="120"/>
-        <w:ind w:left="567" w:right="567"/>
-        <w:pBdr>
-          <w:left w:val="single" w:sz="12" w:color="6366F1"/>
-        </w:pBdr>
-      </w:pPr>
-    </w:p>
-    <w:p>
-      <w:pPr>
-        <w:spacing w:before="120" w:after="120"/>
-        <w:ind w:left="567" w:right="567"/>
-        <w:pBdr>
-          <w:left w:val="single" w:sz="12" w:color="6366F1"/>
-        </w:pBdr>
-      </w:pPr>
-      <w:r>
-        <w:rPr>
-          <w:rFonts w:ascii="Times New Roman" w:hAnsi="Times New Roman" w:eastAsia="宋体"/>
-          <w:b w:val="0"/>
-          <w:sz w:val="24"/>
-        </w:rPr>
-        <w:t>[</w:t>
-      </w:r>
-      <w:r>
-        <w:rPr>
-          <w:rFonts w:ascii="Times New Roman" w:hAnsi="Times New Roman" w:eastAsia="宋体"/>
-          <w:b w:val="0"/>
-          <w:sz w:val="24"/>
-        </w:rPr>
-        <w:t xml:space="preserve">指右卡] So the first experiment, in weeks one to three, is a </w:t>
-      </w:r>
-      <w:r>
-        <w:rPr>
-          <w:rFonts w:ascii="Times New Roman" w:hAnsi="Times New Roman" w:eastAsia="宋体"/>
-          <w:b/>
-          <w:sz w:val="24"/>
-        </w:rPr>
-        <w:t>go / no-go</w:t>
-      </w:r>
-      <w:r>
-        <w:rPr>
-          <w:rFonts w:ascii="Times New Roman" w:hAnsi="Times New Roman" w:eastAsia="宋体"/>
-          <w:b w:val="0"/>
-          <w:sz w:val="24"/>
-        </w:rPr>
-        <w:t xml:space="preserve">. We run a </w:t>
-      </w:r>
-      <w:r>
-        <w:rPr>
-          <w:rFonts w:ascii="Times New Roman" w:hAnsi="Times New Roman" w:eastAsia="宋体"/>
-          <w:b/>
-          <w:sz w:val="24"/>
-        </w:rPr>
-        <w:t>potential-step dissolution scan</w:t>
-      </w:r>
-      <w:r>
-        <w:rPr>
-          <w:rFonts w:ascii="Times New Roman" w:hAnsi="Times New Roman" w:eastAsia="宋体"/>
-          <w:b w:val="0"/>
-          <w:sz w:val="24"/>
-        </w:rPr>
-        <w:t xml:space="preserve"> from 1.40 to 1.90 volts versus RHE, in fixed steps, so that every potential has its own dissolution rate; the electrolyte is collected </w:t>
-      </w:r>
-      <w:r>
-        <w:rPr>
-          <w:rFonts w:ascii="Times New Roman" w:hAnsi="Times New Roman" w:eastAsia="宋体"/>
-          <w:b/>
-          <w:sz w:val="24"/>
-        </w:rPr>
-        <w:t>in segments</w:t>
-      </w:r>
-      <w:r>
-        <w:rPr>
-          <w:rFonts w:ascii="Times New Roman" w:hAnsi="Times New Roman" w:eastAsia="宋体"/>
-          <w:b w:val="0"/>
-          <w:sz w:val="24"/>
-        </w:rPr>
-        <w:t xml:space="preserve"> and measured by </w:t>
-      </w:r>
-      <w:r>
-        <w:rPr>
-          <w:rFonts w:ascii="Times New Roman" w:hAnsi="Times New Roman" w:eastAsia="宋体"/>
-          <w:b/>
-          <w:sz w:val="24"/>
-        </w:rPr>
-        <w:t>ICP-MS</w:t>
-      </w:r>
-      <w:r>
-        <w:rPr>
-          <w:rFonts w:ascii="Times New Roman" w:hAnsi="Times New Roman" w:eastAsia="宋体"/>
-          <w:b w:val="0"/>
-          <w:sz w:val="24"/>
-        </w:rPr>
-        <w:t xml:space="preserve">, and crucially we measure </w:t>
-      </w:r>
-      <w:r>
-        <w:rPr>
-          <w:rFonts w:ascii="Times New Roman" w:hAnsi="Times New Roman" w:eastAsia="宋体"/>
-          <w:b/>
-          <w:sz w:val="24"/>
-        </w:rPr>
-        <w:t>ruthenium and manganese separately, in the same experiment</w:t>
-      </w:r>
-      <w:r>
-        <w:rPr>
-          <w:rFonts w:ascii="Times New Roman" w:hAnsi="Times New Roman" w:eastAsia="宋体"/>
-          <w:b w:val="0"/>
-          <w:sz w:val="24"/>
-        </w:rPr>
-        <w:t xml:space="preserve">. In parallel, </w:t>
-      </w:r>
-      <w:r>
-        <w:rPr>
-          <w:rFonts w:ascii="Times New Roman" w:hAnsi="Times New Roman" w:eastAsia="宋体"/>
-          <w:b/>
-          <w:sz w:val="24"/>
-        </w:rPr>
-        <w:t>in-situ Raman</w:t>
-      </w:r>
-      <w:r>
-        <w:rPr>
-          <w:rFonts w:ascii="Times New Roman" w:hAnsi="Times New Roman" w:eastAsia="宋体"/>
-          <w:b w:val="0"/>
-          <w:sz w:val="24"/>
-        </w:rPr>
-        <w:t xml:space="preserve"> looks for the permanganate band near </w:t>
-      </w:r>
-      <w:r>
-        <w:rPr>
-          <w:rFonts w:ascii="Times New Roman" w:hAnsi="Times New Roman" w:eastAsia="宋体"/>
-          <w:b/>
-          <w:sz w:val="24"/>
-        </w:rPr>
-        <w:t>839 cm-1</w:t>
-      </w:r>
-      <w:r>
-        <w:rPr>
-          <w:rFonts w:ascii="Times New Roman" w:hAnsi="Times New Roman" w:eastAsia="宋体"/>
-          <w:b w:val="0"/>
-          <w:sz w:val="24"/>
-        </w:rPr>
-        <w:t xml:space="preserve"> — if it appears, we know at which potential it forms. And there are </w:t>
-      </w:r>
-      <w:r>
-        <w:rPr>
-          <w:rFonts w:ascii="Times New Roman" w:hAnsi="Times New Roman" w:eastAsia="宋体"/>
-          <w:b/>
-          <w:sz w:val="24"/>
-        </w:rPr>
-        <w:t>four controls</w:t>
-      </w:r>
-      <w:r>
-        <w:rPr>
-          <w:rFonts w:ascii="Times New Roman" w:hAnsi="Times New Roman" w:eastAsia="宋体"/>
-          <w:b w:val="0"/>
-          <w:sz w:val="24"/>
-        </w:rPr>
-        <w:t>: MnO2 only, RuO2, impregnated, and substituted.</w:t>
-      </w:r>
-    </w:p>
-    <w:p>
-      <w:pPr>
-        <w:spacing w:before="120" w:after="120"/>
-        <w:ind w:left="567" w:right="567"/>
-        <w:pBdr>
-          <w:left w:val="single" w:sz="12" w:color="6366F1"/>
-        </w:pBdr>
-      </w:pPr>
-    </w:p>
-    <w:p>
-      <w:pPr>
-        <w:spacing w:before="120" w:after="120"/>
-        <w:ind w:left="567" w:right="567"/>
-        <w:pBdr>
-          <w:left w:val="single" w:sz="12" w:color="6366F1"/>
-        </w:pBdr>
-      </w:pPr>
-      <w:r>
-        <w:rPr>
-          <w:rFonts w:ascii="Times New Roman" w:hAnsi="Times New Roman" w:eastAsia="宋体"/>
-          <w:b w:val="0"/>
-          <w:sz w:val="24"/>
-        </w:rPr>
-        <w:t xml:space="preserve">The decision rule is on the slide: </w:t>
-      </w:r>
-      <w:r>
-        <w:rPr>
-          <w:rFonts w:ascii="Times New Roman" w:hAnsi="Times New Roman" w:eastAsia="宋体"/>
-          <w:b/>
-          <w:sz w:val="24"/>
-        </w:rPr>
-        <w:t>if manganese dissolves much faster than ruthenium and cannot be suppressed, we change the MnO2 phase or the oxygen coordination, or we dope ruthenium first. Otherwise, we proceed to interface engineering and the parameter sweep.</w:t>
-      </w:r>
-    </w:p>
-    <w:p/>
-    <w:p>
-      <w:pPr>
-        <w:spacing w:line="360" w:lineRule="auto"/>
-        <w:ind w:firstLine="420"/>
-      </w:pPr>
-      <w:r>
-        <w:rPr>
-          <w:rFonts w:ascii="Times New Roman" w:hAnsi="Times New Roman" w:eastAsia="宋体"/>
-          <w:b/>
-          <w:sz w:val="24"/>
-        </w:rPr>
-        <w:t>中文对照</w:t>
-      </w:r>
-    </w:p>
-    <w:p/>
-    <w:p>
-      <w:pPr>
-        <w:spacing w:before="120" w:after="120"/>
-        <w:ind w:left="567" w:right="567"/>
-        <w:pBdr>
-          <w:left w:val="single" w:sz="12" w:color="6366F1"/>
-        </w:pBdr>
-      </w:pPr>
-      <w:r>
-        <w:rPr>
-          <w:rFonts w:ascii="Times New Roman" w:hAnsi="Times New Roman" w:eastAsia="宋体"/>
-          <w:b w:val="0"/>
-          <w:sz w:val="24"/>
-        </w:rPr>
-        <w:t>现在说诚实的部分。</w:t>
-      </w:r>
-    </w:p>
-    <w:p>
-      <w:pPr>
-        <w:spacing w:before="120" w:after="120"/>
-        <w:ind w:left="567" w:right="567"/>
-        <w:pBdr>
-          <w:left w:val="single" w:sz="12" w:color="6366F1"/>
-        </w:pBdr>
-      </w:pPr>
-    </w:p>
-    <w:p>
-      <w:pPr>
-        <w:spacing w:before="120" w:after="120"/>
-        <w:ind w:left="567" w:right="567"/>
-        <w:pBdr>
-          <w:left w:val="single" w:sz="12" w:color="6366F1"/>
-        </w:pBdr>
-      </w:pPr>
-      <w:r>
-        <w:rPr>
-          <w:rFonts w:ascii="Times New Roman" w:hAnsi="Times New Roman" w:eastAsia="宋体"/>
-          <w:b w:val="0"/>
-          <w:sz w:val="24"/>
-        </w:rPr>
-        <w:t>这个课题最大的风险</w:t>
-      </w:r>
-      <w:r>
-        <w:rPr>
-          <w:rFonts w:ascii="Times New Roman" w:hAnsi="Times New Roman" w:eastAsia="宋体"/>
-          <w:b/>
-          <w:sz w:val="24"/>
-        </w:rPr>
-        <w:t>不是钌，而是锰</w:t>
-      </w:r>
-      <w:r>
-        <w:rPr>
-          <w:rFonts w:ascii="Times New Roman" w:hAnsi="Times New Roman" w:eastAsia="宋体"/>
-          <w:b w:val="0"/>
-          <w:sz w:val="24"/>
-        </w:rPr>
-        <w:t>。</w:t>
-      </w:r>
-      <w:r>
-        <w:rPr>
-          <w:rFonts w:ascii="Times New Roman" w:hAnsi="Times New Roman" w:eastAsia="宋体"/>
-          <w:b w:val="0"/>
-          <w:sz w:val="24"/>
-        </w:rPr>
-        <w:t>[</w:t>
-      </w:r>
-      <w:r>
-        <w:rPr>
-          <w:rFonts w:ascii="Times New Roman" w:hAnsi="Times New Roman" w:eastAsia="宋体"/>
-          <w:b w:val="0"/>
-          <w:sz w:val="24"/>
-        </w:rPr>
-        <w:t>指左图] 在酸性中，MnO2 只在</w:t>
-      </w:r>
-      <w:r>
-        <w:rPr>
-          <w:rFonts w:ascii="Times New Roman" w:hAnsi="Times New Roman" w:eastAsia="宋体"/>
-          <w:b/>
-          <w:sz w:val="24"/>
-        </w:rPr>
-        <w:t>一个很窄的窗口</w:t>
-      </w:r>
-      <w:r>
-        <w:rPr>
-          <w:rFonts w:ascii="Times New Roman" w:hAnsi="Times New Roman" w:eastAsia="宋体"/>
-          <w:b w:val="0"/>
-          <w:sz w:val="24"/>
-        </w:rPr>
-        <w:t>里热力学稳定：低于约 1.4 V（vs SHE）你得到溶解的 Mn2+；大约 1.4–1.6 V 之间二氧化锰稳定；高于约 1.6 V 会走向</w:t>
-      </w:r>
-      <w:r>
-        <w:rPr>
-          <w:rFonts w:ascii="Times New Roman" w:hAnsi="Times New Roman" w:eastAsia="宋体"/>
-          <w:b/>
-          <w:sz w:val="24"/>
-        </w:rPr>
-        <w:t>高锰酸根</w:t>
-      </w:r>
-      <w:r>
-        <w:rPr>
-          <w:rFonts w:ascii="Times New Roman" w:hAnsi="Times New Roman" w:eastAsia="宋体"/>
-          <w:b w:val="0"/>
-          <w:sz w:val="24"/>
-        </w:rPr>
-        <w:t>，那也是可溶的。析氧要求电位高于 1.23 V，所以</w:t>
-      </w:r>
-      <w:r>
-        <w:rPr>
-          <w:rFonts w:ascii="Times New Roman" w:hAnsi="Times New Roman" w:eastAsia="宋体"/>
-          <w:b/>
-          <w:sz w:val="24"/>
-        </w:rPr>
-        <w:t>可用的重叠区间很小</w:t>
-      </w:r>
-      <w:r>
-        <w:rPr>
-          <w:rFonts w:ascii="Times New Roman" w:hAnsi="Times New Roman" w:eastAsia="宋体"/>
-          <w:b w:val="0"/>
-          <w:sz w:val="24"/>
-        </w:rPr>
-        <w:t>——这正是综述说"必须先确定合适的电位窗口"的意思。</w:t>
-      </w:r>
-    </w:p>
-    <w:p>
-      <w:pPr>
-        <w:spacing w:before="120" w:after="120"/>
-        <w:ind w:left="567" w:right="567"/>
-        <w:pBdr>
-          <w:left w:val="single" w:sz="12" w:color="6366F1"/>
-        </w:pBdr>
-      </w:pPr>
-    </w:p>
-    <w:p>
-      <w:pPr>
-        <w:spacing w:before="120" w:after="120"/>
-        <w:ind w:left="567" w:right="567"/>
-        <w:pBdr>
-          <w:left w:val="single" w:sz="12" w:color="6366F1"/>
-        </w:pBdr>
-      </w:pPr>
-      <w:r>
-        <w:rPr>
-          <w:rFonts w:ascii="Times New Roman" w:hAnsi="Times New Roman" w:eastAsia="宋体"/>
-          <w:b w:val="0"/>
-          <w:sz w:val="24"/>
-        </w:rPr>
-        <w:t xml:space="preserve">如果这个窗口太窄，或者在负载下发生移动，那么 </w:t>
-      </w:r>
-      <w:r>
-        <w:rPr>
-          <w:rFonts w:ascii="Times New Roman" w:hAnsi="Times New Roman" w:eastAsia="宋体"/>
-          <w:b/>
-          <w:sz w:val="24"/>
-        </w:rPr>
-        <w:t>MnO2 包覆层会在下面的钌溶解之前就先溶解</w:t>
-      </w:r>
-      <w:r>
-        <w:rPr>
-          <w:rFonts w:ascii="Times New Roman" w:hAnsi="Times New Roman" w:eastAsia="宋体"/>
-          <w:b w:val="0"/>
-          <w:sz w:val="24"/>
-        </w:rPr>
-        <w:t>。这就是我必须最先排除的失效模式。</w:t>
-      </w:r>
-    </w:p>
-    <w:p>
-      <w:pPr>
-        <w:spacing w:before="120" w:after="120"/>
-        <w:ind w:left="567" w:right="567"/>
-        <w:pBdr>
-          <w:left w:val="single" w:sz="12" w:color="6366F1"/>
-        </w:pBdr>
-      </w:pPr>
-    </w:p>
-    <w:p>
-      <w:pPr>
-        <w:spacing w:before="120" w:after="120"/>
-        <w:ind w:left="567" w:right="567"/>
-        <w:pBdr>
-          <w:left w:val="single" w:sz="12" w:color="6366F1"/>
-        </w:pBdr>
-      </w:pPr>
-      <w:r>
-        <w:rPr>
-          <w:rFonts w:ascii="Times New Roman" w:hAnsi="Times New Roman" w:eastAsia="宋体"/>
-          <w:b w:val="0"/>
-          <w:sz w:val="24"/>
-        </w:rPr>
-        <w:t>[</w:t>
-      </w:r>
-      <w:r>
-        <w:rPr>
-          <w:rFonts w:ascii="Times New Roman" w:hAnsi="Times New Roman" w:eastAsia="宋体"/>
-          <w:b w:val="0"/>
-          <w:sz w:val="24"/>
-        </w:rPr>
-        <w:t xml:space="preserve">指右卡] 所以前三周的第一个实验是一个 </w:t>
-      </w:r>
-      <w:r>
-        <w:rPr>
-          <w:rFonts w:ascii="Times New Roman" w:hAnsi="Times New Roman" w:eastAsia="宋体"/>
-          <w:b/>
-          <w:sz w:val="24"/>
-        </w:rPr>
-        <w:t>go / no-go</w:t>
-      </w:r>
-      <w:r>
-        <w:rPr>
-          <w:rFonts w:ascii="Times New Roman" w:hAnsi="Times New Roman" w:eastAsia="宋体"/>
-          <w:b w:val="0"/>
-          <w:sz w:val="24"/>
-        </w:rPr>
-        <w:t>。我们做</w:t>
-      </w:r>
-      <w:r>
-        <w:rPr>
-          <w:rFonts w:ascii="Times New Roman" w:hAnsi="Times New Roman" w:eastAsia="宋体"/>
-          <w:b/>
-          <w:sz w:val="24"/>
-        </w:rPr>
-        <w:t>电位阶跃溶出扫描</w:t>
-      </w:r>
-      <w:r>
-        <w:rPr>
-          <w:rFonts w:ascii="Times New Roman" w:hAnsi="Times New Roman" w:eastAsia="宋体"/>
-          <w:b w:val="0"/>
-          <w:sz w:val="24"/>
-        </w:rPr>
-        <w:t>，从 1.40 到 1.90 V（vs RHE），按固定步长，让每个电位都有自己的溶解速率；电解液</w:t>
-      </w:r>
-      <w:r>
-        <w:rPr>
-          <w:rFonts w:ascii="Times New Roman" w:hAnsi="Times New Roman" w:eastAsia="宋体"/>
-          <w:b/>
-          <w:sz w:val="24"/>
-        </w:rPr>
-        <w:t>分段</w:t>
-      </w:r>
-      <w:r>
-        <w:rPr>
-          <w:rFonts w:ascii="Times New Roman" w:hAnsi="Times New Roman" w:eastAsia="宋体"/>
-          <w:b w:val="0"/>
-          <w:sz w:val="24"/>
-        </w:rPr>
-        <w:t xml:space="preserve">收集，用 </w:t>
-      </w:r>
-      <w:r>
-        <w:rPr>
-          <w:rFonts w:ascii="Times New Roman" w:hAnsi="Times New Roman" w:eastAsia="宋体"/>
-          <w:b/>
-          <w:sz w:val="24"/>
-        </w:rPr>
-        <w:t>ICP-MS</w:t>
-      </w:r>
-      <w:r>
-        <w:rPr>
-          <w:rFonts w:ascii="Times New Roman" w:hAnsi="Times New Roman" w:eastAsia="宋体"/>
-          <w:b w:val="0"/>
-          <w:sz w:val="24"/>
-        </w:rPr>
-        <w:t xml:space="preserve"> 测量，关键是在</w:t>
-      </w:r>
-      <w:r>
-        <w:rPr>
-          <w:rFonts w:ascii="Times New Roman" w:hAnsi="Times New Roman" w:eastAsia="宋体"/>
-          <w:b/>
-          <w:sz w:val="24"/>
-        </w:rPr>
-        <w:t>同一个实验里把钌和锰分开测</w:t>
-      </w:r>
-      <w:r>
-        <w:rPr>
-          <w:rFonts w:ascii="Times New Roman" w:hAnsi="Times New Roman" w:eastAsia="宋体"/>
-          <w:b w:val="0"/>
-          <w:sz w:val="24"/>
-        </w:rPr>
-        <w:t>。同时，</w:t>
-      </w:r>
-      <w:r>
-        <w:rPr>
-          <w:rFonts w:ascii="Times New Roman" w:hAnsi="Times New Roman" w:eastAsia="宋体"/>
-          <w:b/>
-          <w:sz w:val="24"/>
-        </w:rPr>
-        <w:t>原位拉曼</w:t>
-      </w:r>
-      <w:r>
-        <w:rPr>
-          <w:rFonts w:ascii="Times New Roman" w:hAnsi="Times New Roman" w:eastAsia="宋体"/>
-          <w:b w:val="0"/>
-          <w:sz w:val="24"/>
-        </w:rPr>
-        <w:t xml:space="preserve">去找 </w:t>
-      </w:r>
-      <w:r>
-        <w:rPr>
-          <w:rFonts w:ascii="Times New Roman" w:hAnsi="Times New Roman" w:eastAsia="宋体"/>
-          <w:b/>
-          <w:sz w:val="24"/>
-        </w:rPr>
-        <w:t>839 cm-1</w:t>
-      </w:r>
-      <w:r>
-        <w:rPr>
-          <w:rFonts w:ascii="Times New Roman" w:hAnsi="Times New Roman" w:eastAsia="宋体"/>
-          <w:b w:val="0"/>
-          <w:sz w:val="24"/>
-        </w:rPr>
-        <w:t xml:space="preserve"> 附近的高锰酸根谱带——如果它出现，我们就知道是在哪个电位形成的。还有</w:t>
-      </w:r>
-      <w:r>
-        <w:rPr>
-          <w:rFonts w:ascii="Times New Roman" w:hAnsi="Times New Roman" w:eastAsia="宋体"/>
-          <w:b/>
-          <w:sz w:val="24"/>
-        </w:rPr>
-        <w:t>四个对照</w:t>
-      </w:r>
-      <w:r>
-        <w:rPr>
-          <w:rFonts w:ascii="Times New Roman" w:hAnsi="Times New Roman" w:eastAsia="宋体"/>
-          <w:b w:val="0"/>
-          <w:sz w:val="24"/>
-        </w:rPr>
-        <w:t>：只有 MnO2、RuO2、浸渍法、取代法。</w:t>
-      </w:r>
-    </w:p>
-    <w:p>
-      <w:pPr>
-        <w:spacing w:before="120" w:after="120"/>
-        <w:ind w:left="567" w:right="567"/>
-        <w:pBdr>
-          <w:left w:val="single" w:sz="12" w:color="6366F1"/>
-        </w:pBdr>
-      </w:pPr>
-    </w:p>
-    <w:p>
-      <w:pPr>
-        <w:spacing w:before="120" w:after="120"/>
-        <w:ind w:left="567" w:right="567"/>
-        <w:pBdr>
-          <w:left w:val="single" w:sz="12" w:color="6366F1"/>
-        </w:pBdr>
-      </w:pPr>
-      <w:r>
-        <w:rPr>
-          <w:rFonts w:ascii="Times New Roman" w:hAnsi="Times New Roman" w:eastAsia="宋体"/>
-          <w:b w:val="0"/>
-          <w:sz w:val="24"/>
-        </w:rPr>
-        <w:t>判据就在幻灯片上：</w:t>
-      </w:r>
-      <w:r>
-        <w:rPr>
-          <w:rFonts w:ascii="Times New Roman" w:hAnsi="Times New Roman" w:eastAsia="宋体"/>
-          <w:b/>
-          <w:sz w:val="24"/>
-        </w:rPr>
-        <w:t>如果锰的溶解明显快于钌且无法抑制，我们就换 MnO2 的物相或氧配位，或者先掺钌；否则，进入界面工程与参数扫描。</w:t>
-      </w:r>
-    </w:p>
-    <w:p/>
-    <w:p>
-      <w:pPr>
-        <w:spacing w:line="360" w:lineRule="auto"/>
-        <w:ind w:firstLine="420"/>
-      </w:pPr>
-      <w:r>
-        <w:rPr>
-          <w:rFonts w:ascii="Times New Roman" w:hAnsi="Times New Roman" w:eastAsia="宋体"/>
-          <w:b/>
-          <w:sz w:val="24"/>
-        </w:rPr>
-        <w:t>台上提示</w:t>
-      </w:r>
-      <w:r>
-        <w:rPr>
-          <w:rFonts w:ascii="Times New Roman" w:hAnsi="Times New Roman" w:eastAsia="宋体"/>
-          <w:b w:val="0"/>
-          <w:sz w:val="24"/>
-        </w:rPr>
-        <w:t>：这是全场最重要的一页。"not ruthenium — it is the manganese" 要重读。左图三段电位讲解时手顺着横轴走。</w:t>
-      </w:r>
-      <w:r>
-        <w:rPr>
-          <w:rFonts w:ascii="Times New Roman" w:hAnsi="Times New Roman" w:eastAsia="宋体"/>
-          <w:b/>
-          <w:sz w:val="24"/>
-        </w:rPr>
-        <w:t>主动给出 "much faster" 的量化口径</w:t>
-      </w:r>
-      <w:r>
-        <w:rPr>
-          <w:rFonts w:ascii="Times New Roman" w:hAnsi="Times New Roman" w:eastAsia="宋体"/>
-          <w:b w:val="0"/>
-          <w:sz w:val="24"/>
-        </w:rPr>
-        <w:t>（同一电位段内 Mn 溶解速率 ≥ Ru 的 5 倍且无钝化趋势，或出现 839 cm-1 带 → no-go），这句话能让 PI 立刻看到你想清楚了。</w:t>
-      </w:r>
-    </w:p>
-    <w:p/>
-    <w:p>
-      <w:pPr>
-        <w:spacing w:before="120" w:after="120"/>
-        <w:pBdr>
-          <w:bottom w:val="single" w:sz="6" w:color="CCCCCC"/>
-        </w:pBdr>
-      </w:pPr>
-    </w:p>
-    <w:p/>
-    <w:p>
-      <w:r>
-        <w:br w:type="page"/>
-      </w:r>
-    </w:p>
-    <w:p>
-      <w:pPr>
-        <w:pStyle w:val="2"/>
-        <w:pageBreakBefore w:val="0"/>
-      </w:pPr>
-      <w:r>
-        <w:rPr>
-          <w:rFonts w:ascii="Times New Roman" w:hAnsi="Times New Roman" w:eastAsia="宋体"/>
-          <w:b/>
-          <w:sz w:val="44"/>
-        </w:rPr>
-        <w:t>P10 · 合成、表征、测试与时间线</w:t>
-      </w:r>
-    </w:p>
-    <w:p>
-      <w:pPr>
-        <w:spacing w:line="360" w:lineRule="auto"/>
-        <w:ind w:firstLine="420"/>
-      </w:pPr>
-      <w:r>
-        <w:rPr>
-          <w:rFonts w:ascii="Times New Roman" w:hAnsi="Times New Roman" w:eastAsia="宋体"/>
-          <w:b/>
-          <w:sz w:val="24"/>
-        </w:rPr>
-        <w:t>英文讲稿</w:t>
-      </w:r>
-    </w:p>
-    <w:p/>
-    <w:p>
-      <w:pPr>
-        <w:spacing w:before="120" w:after="120"/>
-        <w:ind w:left="567" w:right="567"/>
-        <w:pBdr>
-          <w:left w:val="single" w:sz="12" w:color="6366F1"/>
-        </w:pBdr>
-      </w:pPr>
-      <w:r>
-        <w:rPr>
-          <w:rFonts w:ascii="Times New Roman" w:hAnsi="Times New Roman" w:eastAsia="宋体"/>
-          <w:b w:val="0"/>
-          <w:sz w:val="24"/>
-        </w:rPr>
-        <w:t>Finally, the concrete plan.</w:t>
-      </w:r>
-    </w:p>
-    <w:p>
-      <w:pPr>
-        <w:spacing w:before="120" w:after="120"/>
-        <w:ind w:left="567" w:right="567"/>
-        <w:pBdr>
-          <w:left w:val="single" w:sz="12" w:color="6366F1"/>
-        </w:pBdr>
-      </w:pPr>
-    </w:p>
-    <w:p>
-      <w:pPr>
-        <w:spacing w:before="120" w:after="120"/>
-        <w:ind w:left="567" w:right="567"/>
-        <w:pBdr>
-          <w:left w:val="single" w:sz="12" w:color="6366F1"/>
-        </w:pBdr>
-      </w:pPr>
-      <w:r>
-        <w:rPr>
-          <w:rFonts w:ascii="Times New Roman" w:hAnsi="Times New Roman" w:eastAsia="宋体"/>
-          <w:b/>
-          <w:sz w:val="24"/>
-        </w:rPr>
-        <w:t>Synthesis</w:t>
-      </w:r>
-      <w:r>
-        <w:rPr>
-          <w:rFonts w:ascii="Times New Roman" w:hAnsi="Times New Roman" w:eastAsia="宋体"/>
-          <w:b w:val="0"/>
-          <w:sz w:val="24"/>
-        </w:rPr>
-        <w:t xml:space="preserve">: MnO2 electrodeposited on titanium felt or carbon paper; deposition charge from </w:t>
-      </w:r>
-      <w:r>
-        <w:rPr>
-          <w:rFonts w:ascii="Times New Roman" w:hAnsi="Times New Roman" w:eastAsia="宋体"/>
-          <w:b/>
-          <w:sz w:val="24"/>
-        </w:rPr>
-        <w:t>0.5 to 10 mC cm-2</w:t>
-      </w:r>
-      <w:r>
-        <w:rPr>
-          <w:rFonts w:ascii="Times New Roman" w:hAnsi="Times New Roman" w:eastAsia="宋体"/>
-          <w:b w:val="0"/>
-          <w:sz w:val="24"/>
-        </w:rPr>
-        <w:t xml:space="preserve">, with current, potential and bath pH as variables; ruthenium introduced by co-deposition, impregnation or cation exchange; and </w:t>
-      </w:r>
-      <w:r>
-        <w:rPr>
-          <w:rFonts w:ascii="Times New Roman" w:hAnsi="Times New Roman" w:eastAsia="宋体"/>
-          <w:b/>
-          <w:sz w:val="24"/>
-        </w:rPr>
-        <w:t>one fixed activation protocol</w:t>
-      </w:r>
-      <w:r>
-        <w:rPr>
-          <w:rFonts w:ascii="Times New Roman" w:hAnsi="Times New Roman" w:eastAsia="宋体"/>
-          <w:b w:val="0"/>
-          <w:sz w:val="24"/>
-        </w:rPr>
-        <w:t>, so that comparisons are fair.</w:t>
-      </w:r>
-    </w:p>
-    <w:p>
-      <w:pPr>
-        <w:spacing w:before="120" w:after="120"/>
-        <w:ind w:left="567" w:right="567"/>
-        <w:pBdr>
-          <w:left w:val="single" w:sz="12" w:color="6366F1"/>
-        </w:pBdr>
-      </w:pPr>
-    </w:p>
-    <w:p>
-      <w:pPr>
-        <w:spacing w:before="120" w:after="120"/>
-        <w:ind w:left="567" w:right="567"/>
-        <w:pBdr>
-          <w:left w:val="single" w:sz="12" w:color="6366F1"/>
-        </w:pBdr>
-      </w:pPr>
-      <w:r>
-        <w:rPr>
-          <w:rFonts w:ascii="Times New Roman" w:hAnsi="Times New Roman" w:eastAsia="宋体"/>
-          <w:b/>
-          <w:sz w:val="24"/>
-        </w:rPr>
-        <w:t>Characterisation</w:t>
-      </w:r>
-      <w:r>
-        <w:rPr>
-          <w:rFonts w:ascii="Times New Roman" w:hAnsi="Times New Roman" w:eastAsia="宋体"/>
-          <w:b w:val="0"/>
-          <w:sz w:val="24"/>
-        </w:rPr>
-        <w:t xml:space="preserve">: paired XRD, Raman, XPS and HRTEM-EDS </w:t>
-      </w:r>
-      <w:r>
-        <w:rPr>
-          <w:rFonts w:ascii="Times New Roman" w:hAnsi="Times New Roman" w:eastAsia="宋体"/>
-          <w:b/>
-          <w:sz w:val="24"/>
-        </w:rPr>
-        <w:t>before and after activation</w:t>
-      </w:r>
-      <w:r>
-        <w:rPr>
-          <w:rFonts w:ascii="Times New Roman" w:hAnsi="Times New Roman" w:eastAsia="宋体"/>
-          <w:b w:val="0"/>
-          <w:sz w:val="24"/>
-        </w:rPr>
-        <w:t xml:space="preserve"> — the pairing is what tells us what changed; </w:t>
-      </w:r>
-      <w:r>
-        <w:rPr>
-          <w:rFonts w:ascii="Times New Roman" w:hAnsi="Times New Roman" w:eastAsia="宋体"/>
-          <w:b/>
-          <w:sz w:val="24"/>
-        </w:rPr>
-        <w:t>operando XAS at both the Ru and Mn K-edges</w:t>
-      </w:r>
-      <w:r>
-        <w:rPr>
-          <w:rFonts w:ascii="Times New Roman" w:hAnsi="Times New Roman" w:eastAsia="宋体"/>
-          <w:b w:val="0"/>
-          <w:sz w:val="24"/>
-        </w:rPr>
-        <w:t>, which I consider decisive for Ru–O–Mn, because it probes the two metals in the same measurement; and EPR for oxygen vacancies.</w:t>
-      </w:r>
-    </w:p>
-    <w:p>
-      <w:pPr>
-        <w:spacing w:before="120" w:after="120"/>
-        <w:ind w:left="567" w:right="567"/>
-        <w:pBdr>
-          <w:left w:val="single" w:sz="12" w:color="6366F1"/>
-        </w:pBdr>
-      </w:pPr>
-    </w:p>
-    <w:p>
-      <w:pPr>
-        <w:spacing w:before="120" w:after="120"/>
-        <w:ind w:left="567" w:right="567"/>
-        <w:pBdr>
-          <w:left w:val="single" w:sz="12" w:color="6366F1"/>
-        </w:pBdr>
-      </w:pPr>
-      <w:r>
-        <w:rPr>
-          <w:rFonts w:ascii="Times New Roman" w:hAnsi="Times New Roman" w:eastAsia="宋体"/>
-          <w:b/>
-          <w:sz w:val="24"/>
-        </w:rPr>
-        <w:t>Testing</w:t>
-      </w:r>
-      <w:r>
-        <w:rPr>
-          <w:rFonts w:ascii="Times New Roman" w:hAnsi="Times New Roman" w:eastAsia="宋体"/>
-          <w:b w:val="0"/>
-          <w:sz w:val="24"/>
-        </w:rPr>
-        <w:t xml:space="preserve">: iR-corrected LSV with eta-10, Tafel and EIS; normalised by mass and by electrochemically active surface area; then long-term chronopotentiometry with </w:t>
-      </w:r>
-      <w:r>
-        <w:rPr>
-          <w:rFonts w:ascii="Times New Roman" w:hAnsi="Times New Roman" w:eastAsia="宋体"/>
-          <w:b/>
-          <w:sz w:val="24"/>
-        </w:rPr>
-        <w:t>segmented ICP-MS for ruthenium and manganese</w:t>
-      </w:r>
-      <w:r>
-        <w:rPr>
-          <w:rFonts w:ascii="Times New Roman" w:hAnsi="Times New Roman" w:eastAsia="宋体"/>
-          <w:b w:val="0"/>
-          <w:sz w:val="24"/>
-        </w:rPr>
-        <w:t xml:space="preserve">, and a </w:t>
-      </w:r>
-      <w:r>
-        <w:rPr>
-          <w:rFonts w:ascii="Times New Roman" w:hAnsi="Times New Roman" w:eastAsia="宋体"/>
-          <w:b/>
-          <w:sz w:val="24"/>
-        </w:rPr>
-        <w:t>stability number</w:t>
-      </w:r>
-      <w:r>
-        <w:rPr>
-          <w:rFonts w:ascii="Times New Roman" w:hAnsi="Times New Roman" w:eastAsia="宋体"/>
-          <w:b w:val="0"/>
-          <w:sz w:val="24"/>
-        </w:rPr>
-        <w:t>. These dissolution-based metrics are exactly what the assigned reviews do not report — they report decay rates only.</w:t>
-      </w:r>
-    </w:p>
-    <w:p>
-      <w:pPr>
-        <w:spacing w:before="120" w:after="120"/>
-        <w:ind w:left="567" w:right="567"/>
-        <w:pBdr>
-          <w:left w:val="single" w:sz="12" w:color="6366F1"/>
-        </w:pBdr>
-      </w:pPr>
-    </w:p>
-    <w:p>
-      <w:pPr>
-        <w:spacing w:before="120" w:after="120"/>
-        <w:ind w:left="567" w:right="567"/>
-        <w:pBdr>
-          <w:left w:val="single" w:sz="12" w:color="6366F1"/>
-        </w:pBdr>
-      </w:pPr>
-      <w:r>
-        <w:rPr>
-          <w:rFonts w:ascii="Times New Roman" w:hAnsi="Times New Roman" w:eastAsia="宋体"/>
-          <w:b/>
-          <w:sz w:val="24"/>
-        </w:rPr>
-        <w:t>Device</w:t>
-      </w:r>
-      <w:r>
-        <w:rPr>
-          <w:rFonts w:ascii="Times New Roman" w:hAnsi="Times New Roman" w:eastAsia="宋体"/>
-          <w:b w:val="0"/>
-          <w:sz w:val="24"/>
-        </w:rPr>
-        <w:t>: one single-cell test, reported as current density, duration and retention, with Faradaic efficiency — following NE-2 and NC-1.</w:t>
-      </w:r>
-    </w:p>
-    <w:p>
-      <w:pPr>
-        <w:spacing w:before="120" w:after="120"/>
-        <w:ind w:left="567" w:right="567"/>
-        <w:pBdr>
-          <w:left w:val="single" w:sz="12" w:color="6366F1"/>
-        </w:pBdr>
-      </w:pPr>
-    </w:p>
-    <w:p>
-      <w:pPr>
-        <w:spacing w:before="120" w:after="120"/>
-        <w:ind w:left="567" w:right="567"/>
-        <w:pBdr>
-          <w:left w:val="single" w:sz="12" w:color="6366F1"/>
-        </w:pBdr>
-      </w:pPr>
-      <w:r>
-        <w:rPr>
-          <w:rFonts w:ascii="Times New Roman" w:hAnsi="Times New Roman" w:eastAsia="宋体"/>
-          <w:b/>
-          <w:sz w:val="24"/>
-        </w:rPr>
-        <w:t>Timeline</w:t>
-      </w:r>
-      <w:r>
-        <w:rPr>
-          <w:rFonts w:ascii="Times New Roman" w:hAnsi="Times New Roman" w:eastAsia="宋体"/>
-          <w:b w:val="0"/>
-          <w:sz w:val="24"/>
-        </w:rPr>
-        <w:t xml:space="preserve">: I enter the laboratory on </w:t>
-      </w:r>
-      <w:r>
-        <w:rPr>
-          <w:rFonts w:ascii="Times New Roman" w:hAnsi="Times New Roman" w:eastAsia="宋体"/>
-          <w:b/>
-          <w:sz w:val="24"/>
-        </w:rPr>
-        <w:t>8 October 2026</w:t>
-      </w:r>
-      <w:r>
-        <w:rPr>
-          <w:rFonts w:ascii="Times New Roman" w:hAnsi="Times New Roman" w:eastAsia="宋体"/>
-          <w:b w:val="0"/>
-          <w:sz w:val="24"/>
-        </w:rPr>
-        <w:t xml:space="preserve">, mid-term on </w:t>
-      </w:r>
-      <w:r>
-        <w:rPr>
-          <w:rFonts w:ascii="Times New Roman" w:hAnsi="Times New Roman" w:eastAsia="宋体"/>
-          <w:b/>
-          <w:sz w:val="24"/>
-        </w:rPr>
-        <w:t>6 January 2027</w:t>
-      </w:r>
-      <w:r>
-        <w:rPr>
-          <w:rFonts w:ascii="Times New Roman" w:hAnsi="Times New Roman" w:eastAsia="宋体"/>
-          <w:b w:val="0"/>
-          <w:sz w:val="24"/>
-        </w:rPr>
-        <w:t xml:space="preserve">, and the final report in </w:t>
-      </w:r>
-      <w:r>
-        <w:rPr>
-          <w:rFonts w:ascii="Times New Roman" w:hAnsi="Times New Roman" w:eastAsia="宋体"/>
-          <w:b/>
-          <w:sz w:val="24"/>
-        </w:rPr>
-        <w:t>April 2027</w:t>
-      </w:r>
-      <w:r>
-        <w:rPr>
-          <w:rFonts w:ascii="Times New Roman" w:hAnsi="Times New Roman" w:eastAsia="宋体"/>
-          <w:b w:val="0"/>
-          <w:sz w:val="24"/>
-        </w:rPr>
-        <w:t>.</w:t>
-      </w:r>
-    </w:p>
-    <w:p/>
-    <w:p>
-      <w:pPr>
-        <w:spacing w:line="360" w:lineRule="auto"/>
-        <w:ind w:firstLine="420"/>
-      </w:pPr>
-      <w:r>
-        <w:rPr>
-          <w:rFonts w:ascii="Times New Roman" w:hAnsi="Times New Roman" w:eastAsia="宋体"/>
-          <w:b/>
-          <w:sz w:val="24"/>
-        </w:rPr>
-        <w:t>中文对照</w:t>
-      </w:r>
-    </w:p>
-    <w:p/>
-    <w:p>
-      <w:pPr>
-        <w:spacing w:before="120" w:after="120"/>
-        <w:ind w:left="567" w:right="567"/>
-        <w:pBdr>
-          <w:left w:val="single" w:sz="12" w:color="6366F1"/>
-        </w:pBdr>
-      </w:pPr>
-      <w:r>
-        <w:rPr>
-          <w:rFonts w:ascii="Times New Roman" w:hAnsi="Times New Roman" w:eastAsia="宋体"/>
-          <w:b w:val="0"/>
-          <w:sz w:val="24"/>
-        </w:rPr>
-        <w:t>最后是具体方案。</w:t>
-      </w:r>
-    </w:p>
-    <w:p>
-      <w:pPr>
-        <w:spacing w:before="120" w:after="120"/>
-        <w:ind w:left="567" w:right="567"/>
-        <w:pBdr>
-          <w:left w:val="single" w:sz="12" w:color="6366F1"/>
-        </w:pBdr>
-      </w:pPr>
-    </w:p>
-    <w:p>
-      <w:pPr>
-        <w:spacing w:before="120" w:after="120"/>
-        <w:ind w:left="567" w:right="567"/>
-        <w:pBdr>
-          <w:left w:val="single" w:sz="12" w:color="6366F1"/>
-        </w:pBdr>
-      </w:pPr>
-      <w:r>
-        <w:rPr>
-          <w:rFonts w:ascii="Times New Roman" w:hAnsi="Times New Roman" w:eastAsia="宋体"/>
-          <w:b/>
-          <w:sz w:val="24"/>
-        </w:rPr>
-        <w:t>合成</w:t>
-      </w:r>
-      <w:r>
-        <w:rPr>
-          <w:rFonts w:ascii="Times New Roman" w:hAnsi="Times New Roman" w:eastAsia="宋体"/>
-          <w:b w:val="0"/>
-          <w:sz w:val="24"/>
-        </w:rPr>
-        <w:t xml:space="preserve">：MnO2 电沉积在钛毡或碳纸上；沉积电荷量 </w:t>
-      </w:r>
-      <w:r>
-        <w:rPr>
-          <w:rFonts w:ascii="Times New Roman" w:hAnsi="Times New Roman" w:eastAsia="宋体"/>
-          <w:b/>
-          <w:sz w:val="24"/>
-        </w:rPr>
-        <w:t>0.5–10 mC cm-2</w:t>
-      </w:r>
-      <w:r>
-        <w:rPr>
-          <w:rFonts w:ascii="Times New Roman" w:hAnsi="Times New Roman" w:eastAsia="宋体"/>
-          <w:b w:val="0"/>
-          <w:sz w:val="24"/>
-        </w:rPr>
-        <w:t>，以电流、电位和浴 pH 为变量；钌通过共沉积、浸渍或阳离子交换引入；并且采用</w:t>
-      </w:r>
-      <w:r>
-        <w:rPr>
-          <w:rFonts w:ascii="Times New Roman" w:hAnsi="Times New Roman" w:eastAsia="宋体"/>
-          <w:b/>
-          <w:sz w:val="24"/>
-        </w:rPr>
-        <w:t>一套固定的活化程序</w:t>
-      </w:r>
-      <w:r>
-        <w:rPr>
-          <w:rFonts w:ascii="Times New Roman" w:hAnsi="Times New Roman" w:eastAsia="宋体"/>
-          <w:b w:val="0"/>
-          <w:sz w:val="24"/>
-        </w:rPr>
-        <w:t>，以保证比较是公平的。</w:t>
-      </w:r>
-    </w:p>
-    <w:p>
-      <w:pPr>
-        <w:spacing w:before="120" w:after="120"/>
-        <w:ind w:left="567" w:right="567"/>
-        <w:pBdr>
-          <w:left w:val="single" w:sz="12" w:color="6366F1"/>
-        </w:pBdr>
-      </w:pPr>
-    </w:p>
-    <w:p>
-      <w:pPr>
-        <w:spacing w:before="120" w:after="120"/>
-        <w:ind w:left="567" w:right="567"/>
-        <w:pBdr>
-          <w:left w:val="single" w:sz="12" w:color="6366F1"/>
-        </w:pBdr>
-      </w:pPr>
-      <w:r>
-        <w:rPr>
-          <w:rFonts w:ascii="Times New Roman" w:hAnsi="Times New Roman" w:eastAsia="宋体"/>
-          <w:b/>
-          <w:sz w:val="24"/>
-        </w:rPr>
-        <w:t>表征</w:t>
-      </w:r>
-      <w:r>
-        <w:rPr>
-          <w:rFonts w:ascii="Times New Roman" w:hAnsi="Times New Roman" w:eastAsia="宋体"/>
-          <w:b w:val="0"/>
-          <w:sz w:val="24"/>
-        </w:rPr>
-        <w:t>：活化</w:t>
-      </w:r>
-      <w:r>
-        <w:rPr>
-          <w:rFonts w:ascii="Times New Roman" w:hAnsi="Times New Roman" w:eastAsia="宋体"/>
-          <w:b/>
-          <w:sz w:val="24"/>
-        </w:rPr>
-        <w:t>前后配对</w:t>
-      </w:r>
-      <w:r>
-        <w:rPr>
-          <w:rFonts w:ascii="Times New Roman" w:hAnsi="Times New Roman" w:eastAsia="宋体"/>
-          <w:b w:val="0"/>
-          <w:sz w:val="24"/>
-        </w:rPr>
-        <w:t xml:space="preserve">做 XRD、拉曼、XPS 和 HRTEM-EDS——配对才是能告诉我们"什么变了"的关键；在 </w:t>
-      </w:r>
-      <w:r>
-        <w:rPr>
-          <w:rFonts w:ascii="Times New Roman" w:hAnsi="Times New Roman" w:eastAsia="宋体"/>
-          <w:b/>
-          <w:sz w:val="24"/>
-        </w:rPr>
-        <w:t>Ru 和 Mn 的 K 边同时做 operando XAS</w:t>
-      </w:r>
-      <w:r>
-        <w:rPr>
-          <w:rFonts w:ascii="Times New Roman" w:hAnsi="Times New Roman" w:eastAsia="宋体"/>
-          <w:b w:val="0"/>
-          <w:sz w:val="24"/>
-        </w:rPr>
-        <w:t>，我认为这对 Ru–O–Mn 是决定性的，因为它能在同一次测量里同时探测两种金属；以及用 EPR 看氧空位。</w:t>
-      </w:r>
-    </w:p>
-    <w:p>
-      <w:pPr>
-        <w:spacing w:before="120" w:after="120"/>
-        <w:ind w:left="567" w:right="567"/>
-        <w:pBdr>
-          <w:left w:val="single" w:sz="12" w:color="6366F1"/>
-        </w:pBdr>
-      </w:pPr>
-    </w:p>
-    <w:p>
-      <w:pPr>
-        <w:spacing w:before="120" w:after="120"/>
-        <w:ind w:left="567" w:right="567"/>
-        <w:pBdr>
-          <w:left w:val="single" w:sz="12" w:color="6366F1"/>
-        </w:pBdr>
-      </w:pPr>
-      <w:r>
-        <w:rPr>
-          <w:rFonts w:ascii="Times New Roman" w:hAnsi="Times New Roman" w:eastAsia="宋体"/>
-          <w:b/>
-          <w:sz w:val="24"/>
-        </w:rPr>
-        <w:t>测试</w:t>
-      </w:r>
-      <w:r>
-        <w:rPr>
-          <w:rFonts w:ascii="Times New Roman" w:hAnsi="Times New Roman" w:eastAsia="宋体"/>
-          <w:b w:val="0"/>
-          <w:sz w:val="24"/>
-        </w:rPr>
-        <w:t>：iR 校正的 LSV 给出 η10、Tafel 和 EIS；用质量和电化学活性面积归一化；然后做长时恒电流，配</w:t>
-      </w:r>
-      <w:r>
-        <w:rPr>
-          <w:rFonts w:ascii="Times New Roman" w:hAnsi="Times New Roman" w:eastAsia="宋体"/>
-          <w:b/>
-          <w:sz w:val="24"/>
-        </w:rPr>
-        <w:t>分段 ICP-MS 测钌和锰</w:t>
-      </w:r>
-      <w:r>
-        <w:rPr>
-          <w:rFonts w:ascii="Times New Roman" w:hAnsi="Times New Roman" w:eastAsia="宋体"/>
-          <w:b w:val="0"/>
-          <w:sz w:val="24"/>
-        </w:rPr>
-        <w:t>，并给出一个</w:t>
-      </w:r>
-      <w:r>
-        <w:rPr>
-          <w:rFonts w:ascii="Times New Roman" w:hAnsi="Times New Roman" w:eastAsia="宋体"/>
-          <w:b/>
-          <w:sz w:val="24"/>
-        </w:rPr>
-        <w:t>稳定数（stability number）</w:t>
-      </w:r>
-      <w:r>
-        <w:rPr>
-          <w:rFonts w:ascii="Times New Roman" w:hAnsi="Times New Roman" w:eastAsia="宋体"/>
-          <w:b w:val="0"/>
-          <w:sz w:val="24"/>
-        </w:rPr>
-        <w:t>。这些溶解类指标正是五篇文献没有报告的——它们只报衰减速率。</w:t>
-      </w:r>
-    </w:p>
-    <w:p>
-      <w:pPr>
-        <w:spacing w:before="120" w:after="120"/>
-        <w:ind w:left="567" w:right="567"/>
-        <w:pBdr>
-          <w:left w:val="single" w:sz="12" w:color="6366F1"/>
-        </w:pBdr>
-      </w:pPr>
-    </w:p>
-    <w:p>
-      <w:pPr>
-        <w:spacing w:before="120" w:after="120"/>
-        <w:ind w:left="567" w:right="567"/>
-        <w:pBdr>
-          <w:left w:val="single" w:sz="12" w:color="6366F1"/>
-        </w:pBdr>
-      </w:pPr>
-      <w:r>
-        <w:rPr>
-          <w:rFonts w:ascii="Times New Roman" w:hAnsi="Times New Roman" w:eastAsia="宋体"/>
-          <w:b/>
-          <w:sz w:val="24"/>
-        </w:rPr>
-        <w:t>器件</w:t>
-      </w:r>
-      <w:r>
-        <w:rPr>
-          <w:rFonts w:ascii="Times New Roman" w:hAnsi="Times New Roman" w:eastAsia="宋体"/>
-          <w:b w:val="0"/>
-          <w:sz w:val="24"/>
-        </w:rPr>
-        <w:t>：做一次单电池测试，按电流密度、时长和保持率来报，并给出法拉第效率——遵循 NE-2 和 NC-1 的做法。</w:t>
-      </w:r>
-    </w:p>
-    <w:p>
-      <w:pPr>
-        <w:spacing w:before="120" w:after="120"/>
-        <w:ind w:left="567" w:right="567"/>
-        <w:pBdr>
-          <w:left w:val="single" w:sz="12" w:color="6366F1"/>
-        </w:pBdr>
-      </w:pPr>
-    </w:p>
-    <w:p>
-      <w:pPr>
-        <w:spacing w:before="120" w:after="120"/>
-        <w:ind w:left="567" w:right="567"/>
-        <w:pBdr>
-          <w:left w:val="single" w:sz="12" w:color="6366F1"/>
-        </w:pBdr>
-      </w:pPr>
-      <w:r>
-        <w:rPr>
-          <w:rFonts w:ascii="Times New Roman" w:hAnsi="Times New Roman" w:eastAsia="宋体"/>
-          <w:b/>
-          <w:sz w:val="24"/>
-        </w:rPr>
-        <w:t>时间线</w:t>
-      </w:r>
-      <w:r>
-        <w:rPr>
-          <w:rFonts w:ascii="Times New Roman" w:hAnsi="Times New Roman" w:eastAsia="宋体"/>
-          <w:b w:val="0"/>
-          <w:sz w:val="24"/>
-        </w:rPr>
-        <w:t>：</w:t>
-      </w:r>
-      <w:r>
-        <w:rPr>
-          <w:rFonts w:ascii="Times New Roman" w:hAnsi="Times New Roman" w:eastAsia="宋体"/>
-          <w:b/>
-          <w:sz w:val="24"/>
-        </w:rPr>
-        <w:t>2026 年 10 月 8 日</w:t>
-      </w:r>
-      <w:r>
-        <w:rPr>
-          <w:rFonts w:ascii="Times New Roman" w:hAnsi="Times New Roman" w:eastAsia="宋体"/>
-          <w:b w:val="0"/>
-          <w:sz w:val="24"/>
-        </w:rPr>
-        <w:t>进实验室，</w:t>
-      </w:r>
-      <w:r>
-        <w:rPr>
-          <w:rFonts w:ascii="Times New Roman" w:hAnsi="Times New Roman" w:eastAsia="宋体"/>
-          <w:b/>
-          <w:sz w:val="24"/>
-        </w:rPr>
-        <w:t>2027 年 1 月 6 日</w:t>
-      </w:r>
-      <w:r>
-        <w:rPr>
-          <w:rFonts w:ascii="Times New Roman" w:hAnsi="Times New Roman" w:eastAsia="宋体"/>
-          <w:b w:val="0"/>
-          <w:sz w:val="24"/>
-        </w:rPr>
-        <w:t>中期，</w:t>
-      </w:r>
-      <w:r>
-        <w:rPr>
-          <w:rFonts w:ascii="Times New Roman" w:hAnsi="Times New Roman" w:eastAsia="宋体"/>
-          <w:b/>
-          <w:sz w:val="24"/>
-        </w:rPr>
-        <w:t>2027 年 4 月</w:t>
-      </w:r>
-      <w:r>
-        <w:rPr>
-          <w:rFonts w:ascii="Times New Roman" w:hAnsi="Times New Roman" w:eastAsia="宋体"/>
-          <w:b w:val="0"/>
-          <w:sz w:val="24"/>
-        </w:rPr>
-        <w:t>最终报告。</w:t>
-      </w:r>
-    </w:p>
-    <w:p/>
-    <w:p>
-      <w:pPr>
-        <w:spacing w:line="360" w:lineRule="auto"/>
-        <w:ind w:firstLine="420"/>
-      </w:pPr>
-      <w:r>
-        <w:rPr>
-          <w:rFonts w:ascii="Times New Roman" w:hAnsi="Times New Roman" w:eastAsia="宋体"/>
-          <w:b/>
-          <w:sz w:val="24"/>
-        </w:rPr>
-        <w:t>台上提示</w:t>
-      </w:r>
-      <w:r>
-        <w:rPr>
-          <w:rFonts w:ascii="Times New Roman" w:hAnsi="Times New Roman" w:eastAsia="宋体"/>
-          <w:b w:val="0"/>
-          <w:sz w:val="24"/>
-        </w:rPr>
-        <w:t>：这一页信息密，</w:t>
-      </w:r>
-      <w:r>
-        <w:rPr>
-          <w:rFonts w:ascii="Times New Roman" w:hAnsi="Times New Roman" w:eastAsia="宋体"/>
-          <w:b/>
-          <w:sz w:val="24"/>
-        </w:rPr>
-        <w:t>不要逐行念</w:t>
-      </w:r>
-      <w:r>
-        <w:rPr>
-          <w:rFonts w:ascii="Times New Roman" w:hAnsi="Times New Roman" w:eastAsia="宋体"/>
-          <w:b w:val="0"/>
-          <w:sz w:val="24"/>
-        </w:rPr>
-        <w:t>。每块只念粗体的那一句，其余指一下即可。meta 数据（η10、mC cm-2、K 边）要咬清。</w:t>
-      </w:r>
-    </w:p>
-    <w:p/>
-    <w:p>
-      <w:pPr>
-        <w:spacing w:before="120" w:after="120"/>
-        <w:pBdr>
-          <w:bottom w:val="single" w:sz="6" w:color="CCCCCC"/>
-        </w:pBdr>
-      </w:pPr>
-    </w:p>
-    <w:p/>
-    <w:p>
-      <w:r>
-        <w:br w:type="page"/>
-      </w:r>
-    </w:p>
-    <w:p>
-      <w:pPr>
-        <w:pStyle w:val="2"/>
-        <w:pageBreakBefore w:val="0"/>
-      </w:pPr>
-      <w:r>
-        <w:rPr>
-          <w:rFonts w:ascii="Times New Roman" w:hAnsi="Times New Roman" w:eastAsia="宋体"/>
-          <w:b/>
-          <w:sz w:val="44"/>
-        </w:rPr>
-        <w:t>收尾句（说完 P10 立刻说，不要等提问）</w:t>
-      </w:r>
-    </w:p>
-    <w:p>
-      <w:pPr>
-        <w:spacing w:line="360" w:lineRule="auto"/>
-        <w:ind w:firstLine="420"/>
-      </w:pPr>
-      <w:r>
-        <w:rPr>
-          <w:rFonts w:ascii="Times New Roman" w:hAnsi="Times New Roman" w:eastAsia="宋体"/>
-          <w:b/>
-          <w:sz w:val="24"/>
-        </w:rPr>
-        <w:t>英文</w:t>
-      </w:r>
-    </w:p>
-    <w:p/>
-    <w:p>
-      <w:pPr>
-        <w:spacing w:before="120" w:after="120"/>
-        <w:ind w:left="567" w:right="567"/>
-        <w:pBdr>
-          <w:left w:val="single" w:sz="12" w:color="6366F1"/>
-        </w:pBdr>
-      </w:pPr>
-      <w:r>
-        <w:rPr>
-          <w:rFonts w:ascii="Times New Roman" w:hAnsi="Times New Roman" w:eastAsia="宋体"/>
-          <w:b w:val="0"/>
-          <w:sz w:val="24"/>
-        </w:rPr>
-        <w:t xml:space="preserve">That is my plan. To sum up in one sentence: the literature gives me the chemistry and the design rules, and my contribution is to make the Ru–O–Mn interface a </w:t>
-      </w:r>
-      <w:r>
-        <w:rPr>
-          <w:rFonts w:ascii="Times New Roman" w:hAnsi="Times New Roman" w:eastAsia="宋体"/>
-          <w:b/>
-          <w:sz w:val="24"/>
-        </w:rPr>
-        <w:t>controllable process</w:t>
-      </w:r>
-      <w:r>
-        <w:rPr>
-          <w:rFonts w:ascii="Times New Roman" w:hAnsi="Times New Roman" w:eastAsia="宋体"/>
-          <w:b w:val="0"/>
-          <w:sz w:val="24"/>
-        </w:rPr>
-        <w:t>. My next step after today is to start the go / no-go dissolution scan as soon as I enter the lab on 8 October, and I will come back with the ruthenium-versus-manganese dissolution profile. Thank you — I am happy to take questions.</w:t>
-      </w:r>
-    </w:p>
-    <w:p/>
-    <w:p>
-      <w:pPr>
-        <w:spacing w:line="360" w:lineRule="auto"/>
-        <w:ind w:firstLine="420"/>
-      </w:pPr>
-      <w:r>
-        <w:rPr>
-          <w:rFonts w:ascii="Times New Roman" w:hAnsi="Times New Roman" w:eastAsia="宋体"/>
-          <w:b/>
-          <w:sz w:val="24"/>
-        </w:rPr>
-        <w:t>中文</w:t>
-      </w:r>
-    </w:p>
-    <w:p/>
-    <w:p>
-      <w:pPr>
-        <w:spacing w:before="120" w:after="120"/>
-        <w:ind w:left="567" w:right="567"/>
-        <w:pBdr>
-          <w:left w:val="single" w:sz="12" w:color="6366F1"/>
-        </w:pBdr>
-      </w:pPr>
-      <w:r>
-        <w:rPr>
-          <w:rFonts w:ascii="Times New Roman" w:hAnsi="Times New Roman" w:eastAsia="宋体"/>
-          <w:b w:val="0"/>
-          <w:sz w:val="24"/>
-        </w:rPr>
-        <w:t>这就是我的方案。一句话总结：文献给了我化学原理和设计规则，我的贡献是把 Ru–O–Mn 界面变成一个</w:t>
-      </w:r>
-      <w:r>
-        <w:rPr>
-          <w:rFonts w:ascii="Times New Roman" w:hAnsi="Times New Roman" w:eastAsia="宋体"/>
-          <w:b/>
-          <w:sz w:val="24"/>
-        </w:rPr>
-        <w:t>可控的工艺</w:t>
-      </w:r>
-      <w:r>
-        <w:rPr>
-          <w:rFonts w:ascii="Times New Roman" w:hAnsi="Times New Roman" w:eastAsia="宋体"/>
-          <w:b w:val="0"/>
-          <w:sz w:val="24"/>
-        </w:rPr>
-        <w:t>。今天之后我的下一步是：10 月 8 日一进实验室就开始 go / no-go 溶出扫描，然后带着"钌对锰的溶解曲线"回来汇报。谢谢——非常愿意接受提问。</w:t>
+        <w:t>总结一下：文献提供了化学原理与设计规则，本课题的贡献是把 Ru–O–Mn 界面变成一个可控的工艺。下一步是溶出扫描，从 10 月 8 日开始。我会汇报钌与锰的溶解速率随电位的变化。谢谢，可以提问。</w:t>
       </w:r>
     </w:p>
     <w:p/>

--- a/各选题文献分析/课题88-RuMnO2电沉积（正式课题）/9.24-pre-完整讲稿-中英对照-含音标.docx
+++ b/各选题文献分析/课题88-RuMnO2电沉积（正式课题）/9.24-pre-完整讲稿-中英对照-含音标.docx
@@ -100,42 +100,18 @@
       <w:r>
         <w:rPr>
           <w:rFonts w:ascii="Times New Roman" w:hAnsi="Times New Roman" w:eastAsia="宋体"/>
+          <w:b/>
+          <w:sz w:val="24"/>
+        </w:rPr>
+        <w:t>英文总词数 1173 词 ≈ 9.8 分钟</w:t>
+      </w:r>
+      <w:r>
+        <w:rPr>
+          <w:rFonts w:ascii="Times New Roman" w:hAnsi="Times New Roman" w:eastAsia="宋体"/>
           <w:b w:val="0"/>
           <w:sz w:val="24"/>
         </w:rPr>
-        <w:t>总时长：</w:t>
-      </w:r>
-      <w:r>
-        <w:rPr>
-          <w:rFonts w:ascii="Times New Roman" w:hAnsi="Times New Roman" w:eastAsia="宋体"/>
-          <w:b/>
-          <w:sz w:val="24"/>
-        </w:rPr>
-        <w:t>约 12 分钟</w:t>
-      </w:r>
-      <w:r>
-        <w:rPr>
-          <w:rFonts w:ascii="Times New Roman" w:hAnsi="Times New Roman" w:eastAsia="宋体"/>
-          <w:b w:val="0"/>
-          <w:sz w:val="24"/>
-        </w:rPr>
-        <w:t xml:space="preserve">（按 </w:t>
-      </w:r>
-      <w:r>
-        <w:rPr>
-          <w:rFonts w:ascii="Times New Roman" w:hAnsi="Times New Roman" w:eastAsia="宋体"/>
-          <w:b/>
-          <w:sz w:val="24"/>
-        </w:rPr>
-        <w:t>120 词/分钟</w:t>
-      </w:r>
-      <w:r>
-        <w:rPr>
-          <w:rFonts w:ascii="Times New Roman" w:hAnsi="Times New Roman" w:eastAsia="宋体"/>
-          <w:b w:val="0"/>
-          <w:sz w:val="24"/>
-        </w:rPr>
-        <w:t>计）｜ 之后 Q&amp;A</w:t>
+        <w:t>（按 120 词/分钟）｜之后 Q&amp;A</w:t>
       </w:r>
     </w:p>
     <w:p>
@@ -165,7 +141,7 @@
           <w:b w:val="0"/>
           <w:sz w:val="24"/>
         </w:rPr>
-        <w:t>：每页 = 【英文讲稿】【中文对照】【台上提示】</w:t>
+        <w:t>：每页 = 【英文讲稿】【中文对照】（P5–P10 另附【台上提示】）</w:t>
       </w:r>
     </w:p>
     <w:p>
@@ -187,7 +163,7 @@
           <w:b w:val="0"/>
           <w:sz w:val="24"/>
         </w:rPr>
-        <w:t>：按你的要求，</w:t>
+        <w:t>：P1、P2 与收尾句按你手改的版本保留；</w:t>
       </w:r>
       <w:r>
         <w:rPr>
@@ -195,7 +171,7 @@
           <w:b/>
           <w:sz w:val="24"/>
         </w:rPr>
-        <w:t>P4–P10 已压缩词数</w:t>
+        <w:t>P3–P10 已压缩</w:t>
       </w:r>
       <w:r>
         <w:rPr>
@@ -203,7 +179,7 @@
           <w:b w:val="0"/>
           <w:sz w:val="24"/>
         </w:rPr>
-        <w:t>（每页均控制在 120 词/分钟当量以内），并改为</w:t>
+        <w:t>（每页 ≤ 120 词/分钟，减少约 25%）；全篇为</w:t>
       </w:r>
       <w:r>
         <w:rPr>
@@ -219,39 +195,7 @@
           <w:b w:val="0"/>
           <w:sz w:val="24"/>
         </w:rPr>
-        <w:t>（无修辞、无设问、无比喻，长词已简化）；</w:t>
-      </w:r>
-      <w:r>
-        <w:rPr>
-          <w:rFonts w:ascii="Times New Roman" w:hAnsi="Times New Roman" w:eastAsia="宋体"/>
-          <w:b/>
-          <w:sz w:val="24"/>
-        </w:rPr>
-        <w:t>P1–P3 保持原稿未动</w:t>
-      </w:r>
-      <w:r>
-        <w:rPr>
-          <w:rFonts w:ascii="Times New Roman" w:hAnsi="Times New Roman" w:eastAsia="宋体"/>
-          <w:b w:val="0"/>
-          <w:sz w:val="24"/>
-        </w:rPr>
-        <w:t xml:space="preserve">。长版留档：同目录 </w:t>
-      </w:r>
-      <w:r>
-        <w:rPr>
-          <w:rFonts w:ascii="Consolas" w:hAnsi="Consolas" w:eastAsia="Consolas"/>
-          <w:sz w:val="24"/>
-          <w:shd w:fill="F0F0F0"/>
-        </w:rPr>
-        <w:t>…（长版备份）.docx</w:t>
-      </w:r>
-      <w:r>
-        <w:rPr>
-          <w:rFonts w:ascii="Times New Roman" w:hAnsi="Times New Roman" w:eastAsia="宋体"/>
-          <w:b w:val="0"/>
-          <w:sz w:val="24"/>
-        </w:rPr>
-        <w:t>。</w:t>
+        <w:t>：无设问、无比喻、无主观评论，长词已简化（approximately→about、demonstrates→shows 等）。P1–P4 的"台上提示"按你的删改不再保留。</w:t>
       </w:r>
     </w:p>
     <w:p/>
@@ -285,7 +229,7 @@
       <w:tr>
         <w:tc>
           <w:tcPr>
-            <w:tcW w:type="dxa" w:w="740"/>
+            <w:tcW w:type="dxa" w:w="1260"/>
             <w:shd w:fill="D9D9D9"/>
           </w:tcPr>
           <w:p>
@@ -305,7 +249,7 @@
         </w:tc>
         <w:tc>
           <w:tcPr>
-            <w:tcW w:type="dxa" w:w="3332"/>
+            <w:tcW w:type="dxa" w:w="4502"/>
             <w:shd w:fill="D9D9D9"/>
           </w:tcPr>
           <w:p>
@@ -325,7 +269,7 @@
         </w:tc>
         <w:tc>
           <w:tcPr>
-            <w:tcW w:type="dxa" w:w="3544"/>
+            <w:tcW w:type="dxa" w:w="1800"/>
             <w:shd w:fill="D9D9D9"/>
           </w:tcPr>
           <w:p>
@@ -345,7 +289,7 @@
         </w:tc>
         <w:tc>
           <w:tcPr>
-            <w:tcW w:type="dxa" w:w="846"/>
+            <w:tcW w:type="dxa" w:w="900"/>
             <w:shd w:fill="D9D9D9"/>
           </w:tcPr>
           <w:p>
@@ -359,7 +303,7 @@
                 <w:b w:val="0"/>
                 <w:sz w:val="20"/>
               </w:rPr>
-              <w:t>目标时间</w:t>
+              <w:t>时间</w:t>
             </w:r>
           </w:p>
         </w:tc>
@@ -399,7 +343,7 @@
                 <w:b w:val="0"/>
                 <w:sz w:val="24"/>
               </w:rPr>
-              <w:t>封面：自我介绍 + 今天讲什么</w:t>
+              <w:t>封面</w:t>
             </w:r>
           </w:p>
         </w:tc>
@@ -418,7 +362,7 @@
                 <w:b w:val="0"/>
                 <w:sz w:val="24"/>
               </w:rPr>
-              <w:t>142</w:t>
+              <w:t>57</w:t>
             </w:r>
           </w:p>
         </w:tc>
@@ -437,7 +381,7 @@
                 <w:b w:val="0"/>
                 <w:sz w:val="24"/>
               </w:rPr>
-              <w:t>1:10</w:t>
+              <w:t>0:30</w:t>
             </w:r>
           </w:p>
         </w:tc>
@@ -496,7 +440,7 @@
                 <w:b w:val="0"/>
                 <w:sz w:val="24"/>
               </w:rPr>
-              <w:t>53</w:t>
+              <w:t>43</w:t>
             </w:r>
           </w:p>
         </w:tc>
@@ -515,7 +459,7 @@
                 <w:b w:val="0"/>
                 <w:sz w:val="24"/>
               </w:rPr>
-              <w:t>0:25</w:t>
+              <w:t>0:22</w:t>
             </w:r>
           </w:p>
         </w:tc>
@@ -574,7 +518,7 @@
                 <w:b w:val="0"/>
                 <w:sz w:val="24"/>
               </w:rPr>
-              <w:t>151</w:t>
+              <w:t>82</w:t>
             </w:r>
           </w:p>
         </w:tc>
@@ -593,7 +537,7 @@
                 <w:b w:val="0"/>
                 <w:sz w:val="24"/>
               </w:rPr>
-              <w:t>1:15</w:t>
+              <w:t>0:41</w:t>
             </w:r>
           </w:p>
         </w:tc>
@@ -633,7 +577,7 @@
                 <w:b w:val="0"/>
                 <w:sz w:val="24"/>
               </w:rPr>
-              <w:t>背景二：Ru 的悖论（活性 / 成本 / 稳定性）</w:t>
+              <w:t>背景二：Ru 的悖论</w:t>
             </w:r>
           </w:p>
         </w:tc>
@@ -649,10 +593,596 @@
             <w:r>
               <w:rPr>
                 <w:rFonts w:ascii="Times New Roman" w:hAnsi="Times New Roman" w:eastAsia="宋体"/>
+                <w:b w:val="0"/>
+                <w:sz w:val="24"/>
+              </w:rPr>
+              <w:t>103</w:t>
+            </w:r>
+          </w:p>
+        </w:tc>
+        <w:tc>
+          <w:tcPr>
+            <w:tcW w:type="dxa" w:w="2116"/>
+          </w:tcPr>
+          <w:p>
+            <w:pPr>
+              <w:ind w:firstLine="0"/>
+              <w:jc w:val="left"/>
+            </w:pPr>
+            <w:r>
+              <w:rPr>
+                <w:rFonts w:ascii="Times New Roman" w:hAnsi="Times New Roman" w:eastAsia="宋体"/>
+                <w:b w:val="0"/>
+                <w:sz w:val="24"/>
+              </w:rPr>
+              <w:t>0:52</w:t>
+            </w:r>
+          </w:p>
+        </w:tc>
+      </w:tr>
+      <w:tr>
+        <w:tc>
+          <w:tcPr>
+            <w:tcW w:type="dxa" w:w="2116"/>
+          </w:tcPr>
+          <w:p>
+            <w:pPr>
+              <w:ind w:firstLine="0"/>
+              <w:jc w:val="left"/>
+            </w:pPr>
+            <w:r>
+              <w:rPr>
+                <w:rFonts w:ascii="Times New Roman" w:hAnsi="Times New Roman" w:eastAsia="宋体"/>
+                <w:b w:val="0"/>
+                <w:sz w:val="24"/>
+              </w:rPr>
+              <w:t>P5</w:t>
+            </w:r>
+          </w:p>
+        </w:tc>
+        <w:tc>
+          <w:tcPr>
+            <w:tcW w:type="dxa" w:w="2116"/>
+          </w:tcPr>
+          <w:p>
+            <w:pPr>
+              <w:ind w:firstLine="0"/>
+              <w:jc w:val="left"/>
+            </w:pPr>
+            <w:r>
+              <w:rPr>
+                <w:rFonts w:ascii="Times New Roman" w:hAnsi="Times New Roman" w:eastAsia="宋体"/>
+                <w:b w:val="0"/>
+                <w:sz w:val="24"/>
+              </w:rPr>
+              <w:t>文献一：设计原则与 MnO₂ 的合法性</w:t>
+            </w:r>
+          </w:p>
+        </w:tc>
+        <w:tc>
+          <w:tcPr>
+            <w:tcW w:type="dxa" w:w="2116"/>
+          </w:tcPr>
+          <w:p>
+            <w:pPr>
+              <w:ind w:firstLine="0"/>
+              <w:jc w:val="left"/>
+            </w:pPr>
+            <w:r>
+              <w:rPr>
+                <w:rFonts w:ascii="Times New Roman" w:hAnsi="Times New Roman" w:eastAsia="宋体"/>
+                <w:b w:val="0"/>
+                <w:sz w:val="24"/>
+              </w:rPr>
+              <w:t>144</w:t>
+            </w:r>
+          </w:p>
+        </w:tc>
+        <w:tc>
+          <w:tcPr>
+            <w:tcW w:type="dxa" w:w="2116"/>
+          </w:tcPr>
+          <w:p>
+            <w:pPr>
+              <w:ind w:firstLine="0"/>
+              <w:jc w:val="left"/>
+            </w:pPr>
+            <w:r>
+              <w:rPr>
+                <w:rFonts w:ascii="Times New Roman" w:hAnsi="Times New Roman" w:eastAsia="宋体"/>
+                <w:b w:val="0"/>
+                <w:sz w:val="24"/>
+              </w:rPr>
+              <w:t>1:12</w:t>
+            </w:r>
+          </w:p>
+        </w:tc>
+      </w:tr>
+      <w:tr>
+        <w:tc>
+          <w:tcPr>
+            <w:tcW w:type="dxa" w:w="2116"/>
+          </w:tcPr>
+          <w:p>
+            <w:pPr>
+              <w:ind w:firstLine="0"/>
+              <w:jc w:val="left"/>
+            </w:pPr>
+            <w:r>
+              <w:rPr>
+                <w:rFonts w:ascii="Times New Roman" w:hAnsi="Times New Roman" w:eastAsia="宋体"/>
+                <w:b w:val="0"/>
+                <w:sz w:val="24"/>
+              </w:rPr>
+              <w:t>P6</w:t>
+            </w:r>
+          </w:p>
+        </w:tc>
+        <w:tc>
+          <w:tcPr>
+            <w:tcW w:type="dxa" w:w="2116"/>
+          </w:tcPr>
+          <w:p>
+            <w:pPr>
+              <w:ind w:firstLine="0"/>
+              <w:jc w:val="left"/>
+            </w:pPr>
+            <w:r>
+              <w:rPr>
+                <w:rFonts w:ascii="Times New Roman" w:hAnsi="Times New Roman" w:eastAsia="宋体"/>
+                <w:b w:val="0"/>
+                <w:sz w:val="24"/>
+              </w:rPr>
+              <w:t>文献二：重构化学与 Ru 稳定化</w:t>
+            </w:r>
+          </w:p>
+        </w:tc>
+        <w:tc>
+          <w:tcPr>
+            <w:tcW w:type="dxa" w:w="2116"/>
+          </w:tcPr>
+          <w:p>
+            <w:pPr>
+              <w:ind w:firstLine="0"/>
+              <w:jc w:val="left"/>
+            </w:pPr>
+            <w:r>
+              <w:rPr>
+                <w:rFonts w:ascii="Times New Roman" w:hAnsi="Times New Roman" w:eastAsia="宋体"/>
+                <w:b w:val="0"/>
+                <w:sz w:val="24"/>
+              </w:rPr>
+              <w:t>127</w:t>
+            </w:r>
+          </w:p>
+        </w:tc>
+        <w:tc>
+          <w:tcPr>
+            <w:tcW w:type="dxa" w:w="2116"/>
+          </w:tcPr>
+          <w:p>
+            <w:pPr>
+              <w:ind w:firstLine="0"/>
+              <w:jc w:val="left"/>
+            </w:pPr>
+            <w:r>
+              <w:rPr>
+                <w:rFonts w:ascii="Times New Roman" w:hAnsi="Times New Roman" w:eastAsia="宋体"/>
+                <w:b w:val="0"/>
+                <w:sz w:val="24"/>
+              </w:rPr>
+              <w:t>1:04</w:t>
+            </w:r>
+          </w:p>
+        </w:tc>
+      </w:tr>
+      <w:tr>
+        <w:tc>
+          <w:tcPr>
+            <w:tcW w:type="dxa" w:w="2116"/>
+          </w:tcPr>
+          <w:p>
+            <w:pPr>
+              <w:ind w:firstLine="0"/>
+              <w:jc w:val="left"/>
+            </w:pPr>
+            <w:r>
+              <w:rPr>
+                <w:rFonts w:ascii="Times New Roman" w:hAnsi="Times New Roman" w:eastAsia="宋体"/>
+                <w:b w:val="0"/>
+                <w:sz w:val="24"/>
+              </w:rPr>
+              <w:t>P7</w:t>
+            </w:r>
+          </w:p>
+        </w:tc>
+        <w:tc>
+          <w:tcPr>
+            <w:tcW w:type="dxa" w:w="2116"/>
+          </w:tcPr>
+          <w:p>
+            <w:pPr>
+              <w:ind w:firstLine="0"/>
+              <w:jc w:val="left"/>
+            </w:pPr>
+            <w:r>
+              <w:rPr>
+                <w:rFonts w:ascii="Times New Roman" w:hAnsi="Times New Roman" w:eastAsia="宋体"/>
+                <w:b w:val="0"/>
+                <w:sz w:val="24"/>
+              </w:rPr>
+              <w:t>文献三：界面环境 / 掺杂 / 器件</w:t>
+            </w:r>
+          </w:p>
+        </w:tc>
+        <w:tc>
+          <w:tcPr>
+            <w:tcW w:type="dxa" w:w="2116"/>
+          </w:tcPr>
+          <w:p>
+            <w:pPr>
+              <w:ind w:firstLine="0"/>
+              <w:jc w:val="left"/>
+            </w:pPr>
+            <w:r>
+              <w:rPr>
+                <w:rFonts w:ascii="Times New Roman" w:hAnsi="Times New Roman" w:eastAsia="宋体"/>
+                <w:b w:val="0"/>
+                <w:sz w:val="24"/>
+              </w:rPr>
+              <w:t>125</w:t>
+            </w:r>
+          </w:p>
+        </w:tc>
+        <w:tc>
+          <w:tcPr>
+            <w:tcW w:type="dxa" w:w="2116"/>
+          </w:tcPr>
+          <w:p>
+            <w:pPr>
+              <w:ind w:firstLine="0"/>
+              <w:jc w:val="left"/>
+            </w:pPr>
+            <w:r>
+              <w:rPr>
+                <w:rFonts w:ascii="Times New Roman" w:hAnsi="Times New Roman" w:eastAsia="宋体"/>
+                <w:b w:val="0"/>
+                <w:sz w:val="24"/>
+              </w:rPr>
+              <w:t>1:03</w:t>
+            </w:r>
+          </w:p>
+        </w:tc>
+      </w:tr>
+      <w:tr>
+        <w:tc>
+          <w:tcPr>
+            <w:tcW w:type="dxa" w:w="2116"/>
+          </w:tcPr>
+          <w:p>
+            <w:pPr>
+              <w:ind w:firstLine="0"/>
+              <w:jc w:val="left"/>
+            </w:pPr>
+            <w:r>
+              <w:rPr>
+                <w:rFonts w:ascii="Times New Roman" w:hAnsi="Times New Roman" w:eastAsia="宋体"/>
+                <w:b w:val="0"/>
+                <w:sz w:val="24"/>
+              </w:rPr>
+              <w:t>P8</w:t>
+            </w:r>
+          </w:p>
+        </w:tc>
+        <w:tc>
+          <w:tcPr>
+            <w:tcW w:type="dxa" w:w="2116"/>
+          </w:tcPr>
+          <w:p>
+            <w:pPr>
+              <w:ind w:firstLine="0"/>
+              <w:jc w:val="left"/>
+            </w:pPr>
+            <w:r>
+              <w:rPr>
+                <w:rFonts w:ascii="Times New Roman" w:hAnsi="Times New Roman" w:eastAsia="宋体"/>
+                <w:b w:val="0"/>
+                <w:sz w:val="24"/>
+              </w:rPr>
+              <w:t>缺口与假设：电沉积作为工艺杠杆</w:t>
+            </w:r>
+          </w:p>
+        </w:tc>
+        <w:tc>
+          <w:tcPr>
+            <w:tcW w:type="dxa" w:w="2116"/>
+          </w:tcPr>
+          <w:p>
+            <w:pPr>
+              <w:ind w:firstLine="0"/>
+              <w:jc w:val="left"/>
+            </w:pPr>
+            <w:r>
+              <w:rPr>
+                <w:rFonts w:ascii="Times New Roman" w:hAnsi="Times New Roman" w:eastAsia="宋体"/>
+                <w:b w:val="0"/>
+                <w:sz w:val="24"/>
+              </w:rPr>
+              <w:t>136</w:t>
+            </w:r>
+          </w:p>
+        </w:tc>
+        <w:tc>
+          <w:tcPr>
+            <w:tcW w:type="dxa" w:w="2116"/>
+          </w:tcPr>
+          <w:p>
+            <w:pPr>
+              <w:ind w:firstLine="0"/>
+              <w:jc w:val="left"/>
+            </w:pPr>
+            <w:r>
+              <w:rPr>
+                <w:rFonts w:ascii="Times New Roman" w:hAnsi="Times New Roman" w:eastAsia="宋体"/>
+                <w:b w:val="0"/>
+                <w:sz w:val="24"/>
+              </w:rPr>
+              <w:t>1:08</w:t>
+            </w:r>
+          </w:p>
+        </w:tc>
+      </w:tr>
+      <w:tr>
+        <w:tc>
+          <w:tcPr>
+            <w:tcW w:type="dxa" w:w="2116"/>
+          </w:tcPr>
+          <w:p>
+            <w:pPr>
+              <w:ind w:firstLine="0"/>
+              <w:jc w:val="left"/>
+            </w:pPr>
+            <w:r>
+              <w:rPr>
+                <w:rFonts w:ascii="Times New Roman" w:hAnsi="Times New Roman" w:eastAsia="宋体"/>
+                <w:b w:val="0"/>
+                <w:sz w:val="24"/>
+              </w:rPr>
+              <w:t>P9</w:t>
+            </w:r>
+          </w:p>
+        </w:tc>
+        <w:tc>
+          <w:tcPr>
+            <w:tcW w:type="dxa" w:w="2116"/>
+          </w:tcPr>
+          <w:p>
+            <w:pPr>
+              <w:ind w:firstLine="0"/>
+              <w:jc w:val="left"/>
+            </w:pPr>
+            <w:r>
+              <w:rPr>
+                <w:rFonts w:ascii="Times New Roman" w:hAnsi="Times New Roman" w:eastAsia="宋体"/>
+                <w:b w:val="0"/>
+                <w:sz w:val="24"/>
+              </w:rPr>
+              <w:t>主要风险与 go / no-go</w:t>
+            </w:r>
+          </w:p>
+        </w:tc>
+        <w:tc>
+          <w:tcPr>
+            <w:tcW w:type="dxa" w:w="2116"/>
+          </w:tcPr>
+          <w:p>
+            <w:pPr>
+              <w:ind w:firstLine="0"/>
+              <w:jc w:val="left"/>
+            </w:pPr>
+            <w:r>
+              <w:rPr>
+                <w:rFonts w:ascii="Times New Roman" w:hAnsi="Times New Roman" w:eastAsia="宋体"/>
+                <w:b w:val="0"/>
+                <w:sz w:val="24"/>
+              </w:rPr>
+              <w:t>171</w:t>
+            </w:r>
+          </w:p>
+        </w:tc>
+        <w:tc>
+          <w:tcPr>
+            <w:tcW w:type="dxa" w:w="2116"/>
+          </w:tcPr>
+          <w:p>
+            <w:pPr>
+              <w:ind w:firstLine="0"/>
+              <w:jc w:val="left"/>
+            </w:pPr>
+            <w:r>
+              <w:rPr>
+                <w:rFonts w:ascii="Times New Roman" w:hAnsi="Times New Roman" w:eastAsia="宋体"/>
+                <w:b w:val="0"/>
+                <w:sz w:val="24"/>
+              </w:rPr>
+              <w:t>1:26</w:t>
+            </w:r>
+          </w:p>
+        </w:tc>
+      </w:tr>
+      <w:tr>
+        <w:tc>
+          <w:tcPr>
+            <w:tcW w:type="dxa" w:w="2116"/>
+          </w:tcPr>
+          <w:p>
+            <w:pPr>
+              <w:ind w:firstLine="0"/>
+              <w:jc w:val="left"/>
+            </w:pPr>
+            <w:r>
+              <w:rPr>
+                <w:rFonts w:ascii="Times New Roman" w:hAnsi="Times New Roman" w:eastAsia="宋体"/>
+                <w:b w:val="0"/>
+                <w:sz w:val="24"/>
+              </w:rPr>
+              <w:t>P10</w:t>
+            </w:r>
+          </w:p>
+        </w:tc>
+        <w:tc>
+          <w:tcPr>
+            <w:tcW w:type="dxa" w:w="2116"/>
+          </w:tcPr>
+          <w:p>
+            <w:pPr>
+              <w:ind w:firstLine="0"/>
+              <w:jc w:val="left"/>
+            </w:pPr>
+            <w:r>
+              <w:rPr>
+                <w:rFonts w:ascii="Times New Roman" w:hAnsi="Times New Roman" w:eastAsia="宋体"/>
+                <w:b w:val="0"/>
+                <w:sz w:val="24"/>
+              </w:rPr>
+              <w:t>合成、表征、测试与时间线</w:t>
+            </w:r>
+          </w:p>
+        </w:tc>
+        <w:tc>
+          <w:tcPr>
+            <w:tcW w:type="dxa" w:w="2116"/>
+          </w:tcPr>
+          <w:p>
+            <w:pPr>
+              <w:ind w:firstLine="0"/>
+              <w:jc w:val="left"/>
+            </w:pPr>
+            <w:r>
+              <w:rPr>
+                <w:rFonts w:ascii="Times New Roman" w:hAnsi="Times New Roman" w:eastAsia="宋体"/>
+                <w:b w:val="0"/>
+                <w:sz w:val="24"/>
+              </w:rPr>
+              <w:t>130</w:t>
+            </w:r>
+          </w:p>
+        </w:tc>
+        <w:tc>
+          <w:tcPr>
+            <w:tcW w:type="dxa" w:w="2116"/>
+          </w:tcPr>
+          <w:p>
+            <w:pPr>
+              <w:ind w:firstLine="0"/>
+              <w:jc w:val="left"/>
+            </w:pPr>
+            <w:r>
+              <w:rPr>
+                <w:rFonts w:ascii="Times New Roman" w:hAnsi="Times New Roman" w:eastAsia="宋体"/>
+                <w:b w:val="0"/>
+                <w:sz w:val="24"/>
+              </w:rPr>
+              <w:t>1:05</w:t>
+            </w:r>
+          </w:p>
+        </w:tc>
+      </w:tr>
+      <w:tr>
+        <w:tc>
+          <w:tcPr>
+            <w:tcW w:type="dxa" w:w="2116"/>
+          </w:tcPr>
+          <w:p>
+            <w:pPr>
+              <w:ind w:firstLine="0"/>
+              <w:jc w:val="left"/>
+            </w:pPr>
+            <w:r>
+              <w:rPr>
+                <w:rFonts w:ascii="Times New Roman" w:hAnsi="Times New Roman" w:eastAsia="宋体"/>
+                <w:b w:val="0"/>
+                <w:sz w:val="24"/>
+              </w:rPr>
+              <w:t>—</w:t>
+            </w:r>
+          </w:p>
+        </w:tc>
+        <w:tc>
+          <w:tcPr>
+            <w:tcW w:type="dxa" w:w="2116"/>
+          </w:tcPr>
+          <w:p>
+            <w:pPr>
+              <w:ind w:firstLine="0"/>
+              <w:jc w:val="left"/>
+            </w:pPr>
+            <w:r>
+              <w:rPr>
+                <w:rFonts w:ascii="Times New Roman" w:hAnsi="Times New Roman" w:eastAsia="宋体"/>
+                <w:b w:val="0"/>
+                <w:sz w:val="24"/>
+              </w:rPr>
+              <w:t>收尾句</w:t>
+            </w:r>
+          </w:p>
+        </w:tc>
+        <w:tc>
+          <w:tcPr>
+            <w:tcW w:type="dxa" w:w="2116"/>
+          </w:tcPr>
+          <w:p>
+            <w:pPr>
+              <w:ind w:firstLine="0"/>
+              <w:jc w:val="left"/>
+            </w:pPr>
+            <w:r>
+              <w:rPr>
+                <w:rFonts w:ascii="Times New Roman" w:hAnsi="Times New Roman" w:eastAsia="宋体"/>
+                <w:b w:val="0"/>
+                <w:sz w:val="24"/>
+              </w:rPr>
+              <w:t>55</w:t>
+            </w:r>
+          </w:p>
+        </w:tc>
+        <w:tc>
+          <w:tcPr>
+            <w:tcW w:type="dxa" w:w="2116"/>
+          </w:tcPr>
+          <w:p>
+            <w:pPr>
+              <w:ind w:firstLine="0"/>
+              <w:jc w:val="left"/>
+            </w:pPr>
+            <w:r>
+              <w:rPr>
+                <w:rFonts w:ascii="Times New Roman" w:hAnsi="Times New Roman" w:eastAsia="宋体"/>
+                <w:b w:val="0"/>
+                <w:sz w:val="24"/>
+              </w:rPr>
+              <w:t>0:28</w:t>
+            </w:r>
+          </w:p>
+        </w:tc>
+      </w:tr>
+      <w:tr>
+        <w:tc>
+          <w:tcPr>
+            <w:tcW w:type="dxa" w:w="2116"/>
+          </w:tcPr>
+          <w:p>
+            <w:pPr>
+              <w:ind w:firstLine="0"/>
+              <w:jc w:val="left"/>
+            </w:pPr>
+            <w:r>
+              <w:rPr>
+                <w:rFonts w:ascii="Times New Roman" w:hAnsi="Times New Roman" w:eastAsia="宋体"/>
                 <w:b/>
                 <w:sz w:val="24"/>
               </w:rPr>
-              <w:t>122</w:t>
+              <w:t>合计</w:t>
             </w:r>
           </w:p>
         </w:tc>
@@ -671,12 +1201,10 @@
                 <w:b/>
                 <w:sz w:val="24"/>
               </w:rPr>
-              <w:t>1:05</w:t>
-            </w:r>
-          </w:p>
-        </w:tc>
-      </w:tr>
-      <w:tr>
+              <w:t>1173</w:t>
+            </w:r>
+          </w:p>
+        </w:tc>
         <w:tc>
           <w:tcPr>
             <w:tcW w:type="dxa" w:w="2116"/>
@@ -689,602 +1217,10 @@
             <w:r>
               <w:rPr>
                 <w:rFonts w:ascii="Times New Roman" w:hAnsi="Times New Roman" w:eastAsia="宋体"/>
-                <w:b w:val="0"/>
-                <w:sz w:val="24"/>
-              </w:rPr>
-              <w:t>P5</w:t>
-            </w:r>
-          </w:p>
-        </w:tc>
-        <w:tc>
-          <w:tcPr>
-            <w:tcW w:type="dxa" w:w="2116"/>
-          </w:tcPr>
-          <w:p>
-            <w:pPr>
-              <w:ind w:firstLine="0"/>
-              <w:jc w:val="left"/>
-            </w:pPr>
-            <w:r>
-              <w:rPr>
-                <w:rFonts w:ascii="Times New Roman" w:hAnsi="Times New Roman" w:eastAsia="宋体"/>
-                <w:b w:val="0"/>
-                <w:sz w:val="24"/>
-              </w:rPr>
-              <w:t>文献一：设计原则与 MnO₂ 的合法性</w:t>
-            </w:r>
-          </w:p>
-        </w:tc>
-        <w:tc>
-          <w:tcPr>
-            <w:tcW w:type="dxa" w:w="2116"/>
-          </w:tcPr>
-          <w:p>
-            <w:pPr>
-              <w:ind w:firstLine="0"/>
-              <w:jc w:val="left"/>
-            </w:pPr>
-            <w:r>
-              <w:rPr>
-                <w:rFonts w:ascii="Times New Roman" w:hAnsi="Times New Roman" w:eastAsia="宋体"/>
                 <w:b/>
                 <w:sz w:val="24"/>
               </w:rPr>
-              <w:t>180</w:t>
-            </w:r>
-          </w:p>
-        </w:tc>
-        <w:tc>
-          <w:tcPr>
-            <w:tcW w:type="dxa" w:w="2116"/>
-          </w:tcPr>
-          <w:p>
-            <w:pPr>
-              <w:ind w:firstLine="0"/>
-              <w:jc w:val="left"/>
-            </w:pPr>
-            <w:r>
-              <w:rPr>
-                <w:rFonts w:ascii="Times New Roman" w:hAnsi="Times New Roman" w:eastAsia="宋体"/>
-                <w:b/>
-                <w:sz w:val="24"/>
-              </w:rPr>
-              <w:t>1:30</w:t>
-            </w:r>
-          </w:p>
-        </w:tc>
-      </w:tr>
-      <w:tr>
-        <w:tc>
-          <w:tcPr>
-            <w:tcW w:type="dxa" w:w="2116"/>
-          </w:tcPr>
-          <w:p>
-            <w:pPr>
-              <w:ind w:firstLine="0"/>
-              <w:jc w:val="left"/>
-            </w:pPr>
-            <w:r>
-              <w:rPr>
-                <w:rFonts w:ascii="Times New Roman" w:hAnsi="Times New Roman" w:eastAsia="宋体"/>
-                <w:b w:val="0"/>
-                <w:sz w:val="24"/>
-              </w:rPr>
-              <w:t>P6</w:t>
-            </w:r>
-          </w:p>
-        </w:tc>
-        <w:tc>
-          <w:tcPr>
-            <w:tcW w:type="dxa" w:w="2116"/>
-          </w:tcPr>
-          <w:p>
-            <w:pPr>
-              <w:ind w:firstLine="0"/>
-              <w:jc w:val="left"/>
-            </w:pPr>
-            <w:r>
-              <w:rPr>
-                <w:rFonts w:ascii="Times New Roman" w:hAnsi="Times New Roman" w:eastAsia="宋体"/>
-                <w:b w:val="0"/>
-                <w:sz w:val="24"/>
-              </w:rPr>
-              <w:t>文献二：重构化学与酸性中的 Ru 稳定化</w:t>
-            </w:r>
-          </w:p>
-        </w:tc>
-        <w:tc>
-          <w:tcPr>
-            <w:tcW w:type="dxa" w:w="2116"/>
-          </w:tcPr>
-          <w:p>
-            <w:pPr>
-              <w:ind w:firstLine="0"/>
-              <w:jc w:val="left"/>
-            </w:pPr>
-            <w:r>
-              <w:rPr>
-                <w:rFonts w:ascii="Times New Roman" w:hAnsi="Times New Roman" w:eastAsia="宋体"/>
-                <w:b/>
-                <w:sz w:val="24"/>
-              </w:rPr>
-              <w:t>159</w:t>
-            </w:r>
-          </w:p>
-        </w:tc>
-        <w:tc>
-          <w:tcPr>
-            <w:tcW w:type="dxa" w:w="2116"/>
-          </w:tcPr>
-          <w:p>
-            <w:pPr>
-              <w:ind w:firstLine="0"/>
-              <w:jc w:val="left"/>
-            </w:pPr>
-            <w:r>
-              <w:rPr>
-                <w:rFonts w:ascii="Times New Roman" w:hAnsi="Times New Roman" w:eastAsia="宋体"/>
-                <w:b/>
-                <w:sz w:val="24"/>
-              </w:rPr>
-              <w:t>1:20</w:t>
-            </w:r>
-          </w:p>
-        </w:tc>
-      </w:tr>
-      <w:tr>
-        <w:tc>
-          <w:tcPr>
-            <w:tcW w:type="dxa" w:w="2116"/>
-          </w:tcPr>
-          <w:p>
-            <w:pPr>
-              <w:ind w:firstLine="0"/>
-              <w:jc w:val="left"/>
-            </w:pPr>
-            <w:r>
-              <w:rPr>
-                <w:rFonts w:ascii="Times New Roman" w:hAnsi="Times New Roman" w:eastAsia="宋体"/>
-                <w:b w:val="0"/>
-                <w:sz w:val="24"/>
-              </w:rPr>
-              <w:t>P7</w:t>
-            </w:r>
-          </w:p>
-        </w:tc>
-        <w:tc>
-          <w:tcPr>
-            <w:tcW w:type="dxa" w:w="2116"/>
-          </w:tcPr>
-          <w:p>
-            <w:pPr>
-              <w:ind w:firstLine="0"/>
-              <w:jc w:val="left"/>
-            </w:pPr>
-            <w:r>
-              <w:rPr>
-                <w:rFonts w:ascii="Times New Roman" w:hAnsi="Times New Roman" w:eastAsia="宋体"/>
-                <w:b w:val="0"/>
-                <w:sz w:val="24"/>
-              </w:rPr>
-              <w:t>文献三：界面环境 / 掺杂 / 器件验证</w:t>
-            </w:r>
-          </w:p>
-        </w:tc>
-        <w:tc>
-          <w:tcPr>
-            <w:tcW w:type="dxa" w:w="2116"/>
-          </w:tcPr>
-          <w:p>
-            <w:pPr>
-              <w:ind w:firstLine="0"/>
-              <w:jc w:val="left"/>
-            </w:pPr>
-            <w:r>
-              <w:rPr>
-                <w:rFonts w:ascii="Times New Roman" w:hAnsi="Times New Roman" w:eastAsia="宋体"/>
-                <w:b/>
-                <w:sz w:val="24"/>
-              </w:rPr>
-              <w:t>156</w:t>
-            </w:r>
-          </w:p>
-        </w:tc>
-        <w:tc>
-          <w:tcPr>
-            <w:tcW w:type="dxa" w:w="2116"/>
-          </w:tcPr>
-          <w:p>
-            <w:pPr>
-              <w:ind w:firstLine="0"/>
-              <w:jc w:val="left"/>
-            </w:pPr>
-            <w:r>
-              <w:rPr>
-                <w:rFonts w:ascii="Times New Roman" w:hAnsi="Times New Roman" w:eastAsia="宋体"/>
-                <w:b/>
-                <w:sz w:val="24"/>
-              </w:rPr>
-              <w:t>1:20</w:t>
-            </w:r>
-          </w:p>
-        </w:tc>
-      </w:tr>
-      <w:tr>
-        <w:tc>
-          <w:tcPr>
-            <w:tcW w:type="dxa" w:w="2116"/>
-          </w:tcPr>
-          <w:p>
-            <w:pPr>
-              <w:ind w:firstLine="0"/>
-              <w:jc w:val="left"/>
-            </w:pPr>
-            <w:r>
-              <w:rPr>
-                <w:rFonts w:ascii="Times New Roman" w:hAnsi="Times New Roman" w:eastAsia="宋体"/>
-                <w:b w:val="0"/>
-                <w:sz w:val="24"/>
-              </w:rPr>
-              <w:t>P8</w:t>
-            </w:r>
-          </w:p>
-        </w:tc>
-        <w:tc>
-          <w:tcPr>
-            <w:tcW w:type="dxa" w:w="2116"/>
-          </w:tcPr>
-          <w:p>
-            <w:pPr>
-              <w:ind w:firstLine="0"/>
-              <w:jc w:val="left"/>
-            </w:pPr>
-            <w:r>
-              <w:rPr>
-                <w:rFonts w:ascii="Times New Roman" w:hAnsi="Times New Roman" w:eastAsia="宋体"/>
-                <w:b w:val="0"/>
-                <w:sz w:val="24"/>
-              </w:rPr>
-              <w:t>缺口与假设：电沉积作为工艺杠杆</w:t>
-            </w:r>
-          </w:p>
-        </w:tc>
-        <w:tc>
-          <w:tcPr>
-            <w:tcW w:type="dxa" w:w="2116"/>
-          </w:tcPr>
-          <w:p>
-            <w:pPr>
-              <w:ind w:firstLine="0"/>
-              <w:jc w:val="left"/>
-            </w:pPr>
-            <w:r>
-              <w:rPr>
-                <w:rFonts w:ascii="Times New Roman" w:hAnsi="Times New Roman" w:eastAsia="宋体"/>
-                <w:b/>
-                <w:sz w:val="24"/>
-              </w:rPr>
-              <w:t>154</w:t>
-            </w:r>
-          </w:p>
-        </w:tc>
-        <w:tc>
-          <w:tcPr>
-            <w:tcW w:type="dxa" w:w="2116"/>
-          </w:tcPr>
-          <w:p>
-            <w:pPr>
-              <w:ind w:firstLine="0"/>
-              <w:jc w:val="left"/>
-            </w:pPr>
-            <w:r>
-              <w:rPr>
-                <w:rFonts w:ascii="Times New Roman" w:hAnsi="Times New Roman" w:eastAsia="宋体"/>
-                <w:b/>
-                <w:sz w:val="24"/>
-              </w:rPr>
-              <w:t>1:20</w:t>
-            </w:r>
-          </w:p>
-        </w:tc>
-      </w:tr>
-      <w:tr>
-        <w:tc>
-          <w:tcPr>
-            <w:tcW w:type="dxa" w:w="2116"/>
-          </w:tcPr>
-          <w:p>
-            <w:pPr>
-              <w:ind w:firstLine="0"/>
-              <w:jc w:val="left"/>
-            </w:pPr>
-            <w:r>
-              <w:rPr>
-                <w:rFonts w:ascii="Times New Roman" w:hAnsi="Times New Roman" w:eastAsia="宋体"/>
-                <w:b w:val="0"/>
-                <w:sz w:val="24"/>
-              </w:rPr>
-              <w:t>P9</w:t>
-            </w:r>
-          </w:p>
-        </w:tc>
-        <w:tc>
-          <w:tcPr>
-            <w:tcW w:type="dxa" w:w="2116"/>
-          </w:tcPr>
-          <w:p>
-            <w:pPr>
-              <w:ind w:firstLine="0"/>
-              <w:jc w:val="left"/>
-            </w:pPr>
-            <w:r>
-              <w:rPr>
-                <w:rFonts w:ascii="Times New Roman" w:hAnsi="Times New Roman" w:eastAsia="宋体"/>
-                <w:b w:val="0"/>
-                <w:sz w:val="24"/>
-              </w:rPr>
-              <w:t>主要风险与 go / no-go 实验</w:t>
-            </w:r>
-          </w:p>
-        </w:tc>
-        <w:tc>
-          <w:tcPr>
-            <w:tcW w:type="dxa" w:w="2116"/>
-          </w:tcPr>
-          <w:p>
-            <w:pPr>
-              <w:ind w:firstLine="0"/>
-              <w:jc w:val="left"/>
-            </w:pPr>
-            <w:r>
-              <w:rPr>
-                <w:rFonts w:ascii="Times New Roman" w:hAnsi="Times New Roman" w:eastAsia="宋体"/>
-                <w:b/>
-                <w:sz w:val="24"/>
-              </w:rPr>
-              <w:t>206</w:t>
-            </w:r>
-          </w:p>
-        </w:tc>
-        <w:tc>
-          <w:tcPr>
-            <w:tcW w:type="dxa" w:w="2116"/>
-          </w:tcPr>
-          <w:p>
-            <w:pPr>
-              <w:ind w:firstLine="0"/>
-              <w:jc w:val="left"/>
-            </w:pPr>
-            <w:r>
-              <w:rPr>
-                <w:rFonts w:ascii="Times New Roman" w:hAnsi="Times New Roman" w:eastAsia="宋体"/>
-                <w:b/>
-                <w:sz w:val="24"/>
-              </w:rPr>
-              <w:t>1:45</w:t>
-            </w:r>
-          </w:p>
-        </w:tc>
-      </w:tr>
-      <w:tr>
-        <w:tc>
-          <w:tcPr>
-            <w:tcW w:type="dxa" w:w="2116"/>
-          </w:tcPr>
-          <w:p>
-            <w:pPr>
-              <w:ind w:firstLine="0"/>
-              <w:jc w:val="left"/>
-            </w:pPr>
-            <w:r>
-              <w:rPr>
-                <w:rFonts w:ascii="Times New Roman" w:hAnsi="Times New Roman" w:eastAsia="宋体"/>
-                <w:b w:val="0"/>
-                <w:sz w:val="24"/>
-              </w:rPr>
-              <w:t>P10</w:t>
-            </w:r>
-          </w:p>
-        </w:tc>
-        <w:tc>
-          <w:tcPr>
-            <w:tcW w:type="dxa" w:w="2116"/>
-          </w:tcPr>
-          <w:p>
-            <w:pPr>
-              <w:ind w:firstLine="0"/>
-              <w:jc w:val="left"/>
-            </w:pPr>
-            <w:r>
-              <w:rPr>
-                <w:rFonts w:ascii="Times New Roman" w:hAnsi="Times New Roman" w:eastAsia="宋体"/>
-                <w:b w:val="0"/>
-                <w:sz w:val="24"/>
-              </w:rPr>
-              <w:t>合成、表征、测试与时间线</w:t>
-            </w:r>
-          </w:p>
-        </w:tc>
-        <w:tc>
-          <w:tcPr>
-            <w:tcW w:type="dxa" w:w="2116"/>
-          </w:tcPr>
-          <w:p>
-            <w:pPr>
-              <w:ind w:firstLine="0"/>
-              <w:jc w:val="left"/>
-            </w:pPr>
-            <w:r>
-              <w:rPr>
-                <w:rFonts w:ascii="Times New Roman" w:hAnsi="Times New Roman" w:eastAsia="宋体"/>
-                <w:b/>
-                <w:sz w:val="24"/>
-              </w:rPr>
-              <w:t>161</w:t>
-            </w:r>
-          </w:p>
-        </w:tc>
-        <w:tc>
-          <w:tcPr>
-            <w:tcW w:type="dxa" w:w="2116"/>
-          </w:tcPr>
-          <w:p>
-            <w:pPr>
-              <w:ind w:firstLine="0"/>
-              <w:jc w:val="left"/>
-            </w:pPr>
-            <w:r>
-              <w:rPr>
-                <w:rFonts w:ascii="Times New Roman" w:hAnsi="Times New Roman" w:eastAsia="宋体"/>
-                <w:b/>
-                <w:sz w:val="24"/>
-              </w:rPr>
-              <w:t>1:20</w:t>
-            </w:r>
-          </w:p>
-        </w:tc>
-      </w:tr>
-      <w:tr>
-        <w:tc>
-          <w:tcPr>
-            <w:tcW w:type="dxa" w:w="2116"/>
-          </w:tcPr>
-          <w:p>
-            <w:pPr>
-              <w:ind w:firstLine="0"/>
-              <w:jc w:val="left"/>
-            </w:pPr>
-            <w:r>
-              <w:rPr>
-                <w:rFonts w:ascii="Times New Roman" w:hAnsi="Times New Roman" w:eastAsia="宋体"/>
-                <w:b w:val="0"/>
-                <w:sz w:val="24"/>
-              </w:rPr>
-              <w:t>—</w:t>
-            </w:r>
-          </w:p>
-        </w:tc>
-        <w:tc>
-          <w:tcPr>
-            <w:tcW w:type="dxa" w:w="2116"/>
-          </w:tcPr>
-          <w:p>
-            <w:pPr>
-              <w:ind w:firstLine="0"/>
-              <w:jc w:val="left"/>
-            </w:pPr>
-            <w:r>
-              <w:rPr>
-                <w:rFonts w:ascii="Times New Roman" w:hAnsi="Times New Roman" w:eastAsia="宋体"/>
-                <w:b w:val="0"/>
-                <w:sz w:val="24"/>
-              </w:rPr>
-              <w:t>收尾句</w:t>
-            </w:r>
-          </w:p>
-        </w:tc>
-        <w:tc>
-          <w:tcPr>
-            <w:tcW w:type="dxa" w:w="2116"/>
-          </w:tcPr>
-          <w:p>
-            <w:pPr>
-              <w:ind w:firstLine="0"/>
-              <w:jc w:val="left"/>
-            </w:pPr>
-            <w:r>
-              <w:rPr>
-                <w:rFonts w:ascii="Times New Roman" w:hAnsi="Times New Roman" w:eastAsia="宋体"/>
-                <w:b w:val="0"/>
-                <w:sz w:val="24"/>
-              </w:rPr>
-              <w:t>60</w:t>
-            </w:r>
-          </w:p>
-        </w:tc>
-        <w:tc>
-          <w:tcPr>
-            <w:tcW w:type="dxa" w:w="2116"/>
-          </w:tcPr>
-          <w:p>
-            <w:pPr>
-              <w:ind w:firstLine="0"/>
-              <w:jc w:val="left"/>
-            </w:pPr>
-            <w:r>
-              <w:rPr>
-                <w:rFonts w:ascii="Times New Roman" w:hAnsi="Times New Roman" w:eastAsia="宋体"/>
-                <w:b w:val="0"/>
-                <w:sz w:val="24"/>
-              </w:rPr>
-              <w:t>0:30</w:t>
-            </w:r>
-          </w:p>
-        </w:tc>
-      </w:tr>
-      <w:tr>
-        <w:tc>
-          <w:tcPr>
-            <w:tcW w:type="dxa" w:w="2116"/>
-          </w:tcPr>
-          <w:p>
-            <w:pPr>
-              <w:ind w:firstLine="0"/>
-              <w:jc w:val="left"/>
-            </w:pPr>
-            <w:r>
-              <w:rPr>
-                <w:rFonts w:ascii="Times New Roman" w:hAnsi="Times New Roman" w:eastAsia="宋体"/>
-                <w:b/>
-                <w:sz w:val="24"/>
-              </w:rPr>
-              <w:t>合计</w:t>
-            </w:r>
-          </w:p>
-        </w:tc>
-        <w:tc>
-          <w:tcPr>
-            <w:tcW w:type="dxa" w:w="2116"/>
-          </w:tcPr>
-          <w:p>
-            <w:pPr>
-              <w:ind w:firstLine="0"/>
-              <w:jc w:val="left"/>
-            </w:pPr>
-            <w:r>
-              <w:rPr>
-                <w:rFonts w:ascii="Times New Roman" w:hAnsi="Times New Roman" w:eastAsia="宋体"/>
-                <w:b/>
-                <w:sz w:val="24"/>
-              </w:rPr>
-              <w:t>1544</w:t>
-            </w:r>
-          </w:p>
-        </w:tc>
-        <w:tc>
-          <w:tcPr>
-            <w:tcW w:type="dxa" w:w="2116"/>
-          </w:tcPr>
-          <w:p>
-            <w:pPr>
-              <w:ind w:firstLine="0"/>
-              <w:jc w:val="left"/>
-            </w:pPr>
-            <w:r>
-              <w:rPr>
-                <w:rFonts w:ascii="Times New Roman" w:hAnsi="Times New Roman" w:eastAsia="宋体"/>
-                <w:b/>
-                <w:sz w:val="24"/>
-              </w:rPr>
-              <w:t>≈ 12:50</w:t>
-            </w:r>
-            <w:r>
-              <w:rPr>
-                <w:rFonts w:ascii="Times New Roman" w:hAnsi="Times New Roman" w:eastAsia="宋体"/>
-                <w:b w:val="0"/>
-                <w:sz w:val="24"/>
-              </w:rPr>
-              <w:t>（P1–P3 未动，P4 起为压缩版）</w:t>
+              <w:t>≈ 9:48</w:t>
             </w:r>
           </w:p>
         </w:tc>
@@ -1328,7 +1264,7 @@
           <w:b w:val="0"/>
           <w:sz w:val="24"/>
         </w:rPr>
-        <w:t>，不要以时间为准。语速偏慢时按页删句，不要临时加句。</w:t>
+        <w:t>。语速偏慢时按页删句，不要临时加句。</w:t>
       </w:r>
     </w:p>
     <w:p/>
@@ -1389,7 +1325,7 @@
           <w:b w:val="0"/>
           <w:sz w:val="24"/>
         </w:rPr>
-        <w:t>Good afternoon, Professor Xue, Junchen. Thank you for the time.</w:t>
+        <w:t>Good afternoon, Professor Xue. Thank you for the time.</w:t>
       </w:r>
     </w:p>
     <w:p>
@@ -1400,6 +1336,14 @@
           <w:left w:val="single" w:sz="12" w:color="6366F1"/>
         </w:pBdr>
       </w:pPr>
+      <w:r>
+        <w:rPr>
+          <w:rFonts w:ascii="Times New Roman" w:hAnsi="Times New Roman" w:eastAsia="宋体"/>
+          <w:b w:val="0"/>
+          <w:sz w:val="24"/>
+        </w:rPr>
+        <w:t>My name is Zhao Shen. The title of my final-year project is "Stabilizing Ruthenium through Ru–O–Mn Interfacial Coupling for Acidic Oxygen Evolution".</w:t>
+      </w:r>
     </w:p>
     <w:p>
       <w:pPr>
@@ -1415,25 +1359,25 @@
           <w:b w:val="0"/>
           <w:sz w:val="24"/>
         </w:rPr>
-        <w:t xml:space="preserve">My name is Zhao Shen, from the NUS–ECUST joint programme, MSE 311. The title of my final-year project is </w:t>
-      </w:r>
+        <w:t>Today I would like to cover three things: first, the background; second, a review of the five papers assigned; and third, my experiment plan.</w:t>
+      </w:r>
+    </w:p>
+    <w:p/>
+    <w:p>
+      <w:pPr>
+        <w:spacing w:line="360" w:lineRule="auto"/>
+        <w:ind w:firstLine="420"/>
+      </w:pPr>
       <w:r>
         <w:rPr>
           <w:rFonts w:ascii="Times New Roman" w:hAnsi="Times New Roman" w:eastAsia="宋体"/>
           <w:b/>
           <w:sz w:val="24"/>
         </w:rPr>
-        <w:t>"Stabilizing Ruthenium through Ru–O–Mn Interfacial Coupling for Acidic Oxygen Evolution"</w:t>
-      </w:r>
-      <w:r>
-        <w:rPr>
-          <w:rFonts w:ascii="Times New Roman" w:hAnsi="Times New Roman" w:eastAsia="宋体"/>
-          <w:b w:val="0"/>
-          <w:sz w:val="24"/>
-        </w:rPr>
-        <w:t>.</w:t>
-      </w:r>
-    </w:p>
+        <w:t>中文对照</w:t>
+      </w:r>
+    </w:p>
+    <w:p/>
     <w:p>
       <w:pPr>
         <w:spacing w:before="120" w:after="120"/>
@@ -1442,7 +1386,59 @@
           <w:left w:val="single" w:sz="12" w:color="6366F1"/>
         </w:pBdr>
       </w:pPr>
-    </w:p>
+      <w:r>
+        <w:rPr>
+          <w:rFonts w:ascii="Times New Roman" w:hAnsi="Times New Roman" w:eastAsia="宋体"/>
+          <w:b w:val="0"/>
+          <w:sz w:val="24"/>
+        </w:rPr>
+        <w:t>"通过 Ru–O–Mn 界面耦合稳定钌，用于酸性析氧"。</w:t>
+      </w:r>
+    </w:p>
+    <w:p/>
+    <w:p>
+      <w:pPr>
+        <w:spacing w:before="120" w:after="120"/>
+        <w:pBdr>
+          <w:bottom w:val="single" w:sz="6" w:color="CCCCCC"/>
+        </w:pBdr>
+      </w:pPr>
+    </w:p>
+    <w:p/>
+    <w:p>
+      <w:r>
+        <w:br w:type="page"/>
+      </w:r>
+    </w:p>
+    <w:p>
+      <w:pPr>
+        <w:pStyle w:val="2"/>
+        <w:pageBreakBefore w:val="0"/>
+      </w:pPr>
+      <w:r>
+        <w:rPr>
+          <w:rFonts w:ascii="Times New Roman" w:hAnsi="Times New Roman" w:eastAsia="宋体"/>
+          <w:b/>
+          <w:sz w:val="44"/>
+        </w:rPr>
+        <w:t>P2 · 目录</w:t>
+      </w:r>
+    </w:p>
+    <w:p>
+      <w:pPr>
+        <w:spacing w:line="360" w:lineRule="auto"/>
+        <w:ind w:firstLine="420"/>
+      </w:pPr>
+      <w:r>
+        <w:rPr>
+          <w:rFonts w:ascii="Times New Roman" w:hAnsi="Times New Roman" w:eastAsia="宋体"/>
+          <w:b/>
+          <w:sz w:val="24"/>
+        </w:rPr>
+        <w:t>英文讲稿</w:t>
+      </w:r>
+    </w:p>
+    <w:p/>
     <w:p>
       <w:pPr>
         <w:spacing w:before="120" w:after="120"/>
@@ -1457,57 +1453,25 @@
           <w:b w:val="0"/>
           <w:sz w:val="24"/>
         </w:rPr>
-        <w:t xml:space="preserve">Today I would like to cover three things: first, the background — why acidic oxygen evolution is fundamentally a </w:t>
-      </w:r>
+        <w:t>Background: why acidic OER is a durability problem rather than an activity problem, and why ruthenium is the right element to attack. Literature review: the five assigned papers, which conveniently split into design, reconstruction, and interface-and-device practice. Experiment plan: synthesis, activation, characterisation, testing.</w:t>
+      </w:r>
+    </w:p>
+    <w:p/>
+    <w:p>
+      <w:pPr>
+        <w:spacing w:line="360" w:lineRule="auto"/>
+        <w:ind w:firstLine="420"/>
+      </w:pPr>
       <w:r>
         <w:rPr>
           <w:rFonts w:ascii="Times New Roman" w:hAnsi="Times New Roman" w:eastAsia="宋体"/>
           <w:b/>
           <w:sz w:val="24"/>
         </w:rPr>
-        <w:t>durability</w:t>
-      </w:r>
-      <w:r>
-        <w:rPr>
-          <w:rFonts w:ascii="Times New Roman" w:hAnsi="Times New Roman" w:eastAsia="宋体"/>
-          <w:b w:val="0"/>
-          <w:sz w:val="24"/>
-        </w:rPr>
-        <w:t xml:space="preserve"> problem, and why we work on ruthenium at all; second, a review of the </w:t>
-      </w:r>
-      <w:r>
-        <w:rPr>
-          <w:rFonts w:ascii="Times New Roman" w:hAnsi="Times New Roman" w:eastAsia="宋体"/>
-          <w:b/>
-          <w:sz w:val="24"/>
-        </w:rPr>
-        <w:t>five papers</w:t>
-      </w:r>
-      <w:r>
-        <w:rPr>
-          <w:rFonts w:ascii="Times New Roman" w:hAnsi="Times New Roman" w:eastAsia="宋体"/>
-          <w:b w:val="0"/>
-          <w:sz w:val="24"/>
-        </w:rPr>
-        <w:t xml:space="preserve"> you assigned me, in the order design principles, reconstruction chemistry, and interface-and-device practice; and third, my </w:t>
-      </w:r>
-      <w:r>
-        <w:rPr>
-          <w:rFonts w:ascii="Times New Roman" w:hAnsi="Times New Roman" w:eastAsia="宋体"/>
-          <w:b/>
-          <w:sz w:val="24"/>
-        </w:rPr>
-        <w:t>experiment plan</w:t>
-      </w:r>
-      <w:r>
-        <w:rPr>
-          <w:rFonts w:ascii="Times New Roman" w:hAnsi="Times New Roman" w:eastAsia="宋体"/>
-          <w:b w:val="0"/>
-          <w:sz w:val="24"/>
-        </w:rPr>
-        <w:t>, including the one experiment I want to run first in weeks one to three, which is a go / no-go test.</w:t>
-      </w:r>
-    </w:p>
+        <w:t>中文对照</w:t>
+      </w:r>
+    </w:p>
+    <w:p/>
     <w:p>
       <w:pPr>
         <w:spacing w:before="120" w:after="120"/>
@@ -1516,7 +1480,59 @@
           <w:left w:val="single" w:sz="12" w:color="6366F1"/>
         </w:pBdr>
       </w:pPr>
-    </w:p>
+      <w:r>
+        <w:rPr>
+          <w:rFonts w:ascii="Times New Roman" w:hAnsi="Times New Roman" w:eastAsia="宋体"/>
+          <w:b w:val="0"/>
+          <w:sz w:val="24"/>
+        </w:rPr>
+        <w:t>分三部分。背景：为什么酸性析氧是耐久性问题而不是活性问题，以及为什么该从钌下手。文献综述：五篇指定文献，它们恰好可以分成设计、重构、界面与器件实践三块。实验方案：合成、活化、表征、测试</w:t>
+      </w:r>
+    </w:p>
+    <w:p/>
+    <w:p>
+      <w:pPr>
+        <w:spacing w:before="120" w:after="120"/>
+        <w:pBdr>
+          <w:bottom w:val="single" w:sz="6" w:color="CCCCCC"/>
+        </w:pBdr>
+      </w:pPr>
+    </w:p>
+    <w:p/>
+    <w:p>
+      <w:r>
+        <w:br w:type="page"/>
+      </w:r>
+    </w:p>
+    <w:p>
+      <w:pPr>
+        <w:pStyle w:val="2"/>
+        <w:pageBreakBefore w:val="0"/>
+      </w:pPr>
+      <w:r>
+        <w:rPr>
+          <w:rFonts w:ascii="Times New Roman" w:hAnsi="Times New Roman" w:eastAsia="宋体"/>
+          <w:b/>
+          <w:sz w:val="44"/>
+        </w:rPr>
+        <w:t>P3 · 背景一：酸性水电解的瓶颈是耐久性</w:t>
+      </w:r>
+    </w:p>
+    <w:p>
+      <w:pPr>
+        <w:spacing w:line="360" w:lineRule="auto"/>
+        <w:ind w:firstLine="420"/>
+      </w:pPr>
+      <w:r>
+        <w:rPr>
+          <w:rFonts w:ascii="Times New Roman" w:hAnsi="Times New Roman" w:eastAsia="宋体"/>
+          <w:b/>
+          <w:sz w:val="24"/>
+        </w:rPr>
+        <w:t>英文讲稿</w:t>
+      </w:r>
+    </w:p>
+    <w:p/>
     <w:p>
       <w:pPr>
         <w:spacing w:before="120" w:after="120"/>
@@ -1531,7 +1547,23 @@
           <w:b w:val="0"/>
           <w:sz w:val="24"/>
         </w:rPr>
-        <w:t>I will keep this to about fifteen minutes, and then I would be glad to take questions — especially on the parts where you think my logic is weak.</w:t>
+        <w:t xml:space="preserve">PEM electrolysis matches intermittent renewables: high current density, fast response, high-purity hydrogen. The anode operates at about one molar proton activity, that is pH zero. Only iridium and ruthenium oxides are stable in this environment. Iridium is one of the scarcest elements, and even IrO2 dissolves as soluble </w:t>
+      </w:r>
+      <w:r>
+        <w:rPr>
+          <w:rFonts w:ascii="Times New Roman" w:hAnsi="Times New Roman" w:eastAsia="宋体"/>
+          <w:b w:val="0"/>
+          <w:sz w:val="24"/>
+        </w:rPr>
+        <w:t>[</w:t>
+      </w:r>
+      <w:r>
+        <w:rPr>
+          <w:rFonts w:ascii="Times New Roman" w:hAnsi="Times New Roman" w:eastAsia="宋体"/>
+          <w:b w:val="0"/>
+          <w:sz w:val="24"/>
+        </w:rPr>
+        <w:t>IrO4]2- at high potential. The main constraint is therefore durability at low noble-metal loading, not activity. The figure shows the cell; the anode is the acidic oxygen-evolving side, which is the interface studied here.</w:t>
       </w:r>
     </w:p>
     <w:p/>
@@ -1564,9 +1596,108 @@
           <w:b w:val="0"/>
           <w:sz w:val="24"/>
         </w:rPr>
-        <w:t>薛老师、俊辰老师，下午好，谢谢两位的时间。</w:t>
-      </w:r>
-    </w:p>
+        <w:t xml:space="preserve">PEM 电解与间歇性可再生能源匹配：高电流密度、响应快、氢气纯度高。阳极在约 1 M 质子活度（即 pH 0）下运行。该环境中只有铱和钌的氧化物稳定。铱是最稀缺的元素之一，且高电位下连 IrO₂ 也会以可溶的 </w:t>
+      </w:r>
+      <w:r>
+        <w:rPr>
+          <w:rFonts w:ascii="Times New Roman" w:hAnsi="Times New Roman" w:eastAsia="宋体"/>
+          <w:b w:val="0"/>
+          <w:sz w:val="24"/>
+        </w:rPr>
+        <w:t>[</w:t>
+      </w:r>
+      <w:r>
+        <w:rPr>
+          <w:rFonts w:ascii="Times New Roman" w:hAnsi="Times New Roman" w:eastAsia="宋体"/>
+          <w:b w:val="0"/>
+          <w:sz w:val="24"/>
+        </w:rPr>
+        <w:t>IrO₄]²⁻ 溶解。因此主要约束是低贵金属载量下的耐久性，而不是活性。图中是电解槽示意；阳极即酸性析氧侧，也就是本课题研究的界面。</w:t>
+      </w:r>
+    </w:p>
+    <w:p/>
+    <w:p>
+      <w:pPr>
+        <w:spacing w:line="360" w:lineRule="auto"/>
+        <w:ind w:firstLine="420"/>
+      </w:pPr>
+      <w:r>
+        <w:rPr>
+          <w:rFonts w:ascii="Times New Roman" w:hAnsi="Times New Roman" w:eastAsia="宋体"/>
+          <w:b/>
+          <w:sz w:val="24"/>
+        </w:rPr>
+        <w:t>台上提示</w:t>
+      </w:r>
+      <w:r>
+        <w:rPr>
+          <w:rFonts w:ascii="Times New Roman" w:hAnsi="Times New Roman" w:eastAsia="宋体"/>
+          <w:b w:val="0"/>
+          <w:sz w:val="24"/>
+        </w:rPr>
+        <w:t>：指示意图；</w:t>
+      </w:r>
+      <w:r>
+        <w:rPr>
+          <w:rFonts w:ascii="Consolas" w:hAnsi="Consolas" w:eastAsia="Consolas"/>
+          <w:sz w:val="24"/>
+          <w:shd w:fill="F0F0F0"/>
+        </w:rPr>
+        <w:t>durability at low noble-metal loading</w:t>
+      </w:r>
+      <w:r>
+        <w:rPr>
+          <w:rFonts w:ascii="Times New Roman" w:hAnsi="Times New Roman" w:eastAsia="宋体"/>
+          <w:b w:val="0"/>
+          <w:sz w:val="24"/>
+        </w:rPr>
+        <w:t xml:space="preserve"> 放慢。</w:t>
+      </w:r>
+    </w:p>
+    <w:p/>
+    <w:p>
+      <w:pPr>
+        <w:spacing w:before="120" w:after="120"/>
+        <w:pBdr>
+          <w:bottom w:val="single" w:sz="6" w:color="CCCCCC"/>
+        </w:pBdr>
+      </w:pPr>
+    </w:p>
+    <w:p/>
+    <w:p>
+      <w:r>
+        <w:br w:type="page"/>
+      </w:r>
+    </w:p>
+    <w:p>
+      <w:pPr>
+        <w:pStyle w:val="2"/>
+        <w:pageBreakBefore w:val="0"/>
+      </w:pPr>
+      <w:r>
+        <w:rPr>
+          <w:rFonts w:ascii="Times New Roman" w:hAnsi="Times New Roman" w:eastAsia="宋体"/>
+          <w:b/>
+          <w:sz w:val="44"/>
+        </w:rPr>
+        <w:t>P4 · 背景二：Ru 的悖论——更活泼、更便宜，但更不稳定</w:t>
+      </w:r>
+    </w:p>
+    <w:p>
+      <w:pPr>
+        <w:spacing w:line="360" w:lineRule="auto"/>
+        <w:ind w:firstLine="420"/>
+      </w:pPr>
+      <w:r>
+        <w:rPr>
+          <w:rFonts w:ascii="Times New Roman" w:hAnsi="Times New Roman" w:eastAsia="宋体"/>
+          <w:b/>
+          <w:sz w:val="24"/>
+        </w:rPr>
+        <w:t>英文讲稿</w:t>
+      </w:r>
+    </w:p>
+    <w:p/>
     <w:p>
       <w:pPr>
         <w:spacing w:before="120" w:after="120"/>
@@ -1575,7 +1706,31 @@
           <w:left w:val="single" w:sz="12" w:color="6366F1"/>
         </w:pBdr>
       </w:pPr>
-    </w:p>
+      <w:r>
+        <w:rPr>
+          <w:rFonts w:ascii="Times New Roman" w:hAnsi="Times New Roman" w:eastAsia="宋体"/>
+          <w:b w:val="0"/>
+          <w:sz w:val="24"/>
+        </w:rPr>
+        <w:t>Ruthenium was selected for two reasons: RuO2 is more active than IrO2 for oxygen evolution, and ruthenium is cheaper and more abundant than iridium. Its limitation is stability. Ruthenium fails through two channels. The first is over-oxidation: ruthenium is oxidised beyond +4 to soluble RuO4 and leaves the electrode. The second is lattice-oxygen participation: lattice oxygen is consumed by the reaction, and the metal is released with it. These channels are linked to a design trade-off: a higher O 2p band centre increases activity but decreases stability. The objective is therefore stabilisation, and a stabilisation result requires a dissolution measurement, not only an overpotential.</w:t>
+      </w:r>
+    </w:p>
+    <w:p/>
+    <w:p>
+      <w:pPr>
+        <w:spacing w:line="360" w:lineRule="auto"/>
+        <w:ind w:firstLine="420"/>
+      </w:pPr>
+      <w:r>
+        <w:rPr>
+          <w:rFonts w:ascii="Times New Roman" w:hAnsi="Times New Roman" w:eastAsia="宋体"/>
+          <w:b/>
+          <w:sz w:val="24"/>
+        </w:rPr>
+        <w:t>中文对照</w:t>
+      </w:r>
+    </w:p>
+    <w:p/>
     <w:p>
       <w:pPr>
         <w:spacing w:before="120" w:after="120"/>
@@ -1590,15 +1745,22 @@
           <w:b w:val="0"/>
           <w:sz w:val="24"/>
         </w:rPr>
-        <w:t>我是赵申，NUS–ECUST 联合培养项目，MSE 311。我的毕业设计课题题目是</w:t>
-      </w:r>
+        <w:t>选钌有两个原因：析氧反应中 RuO₂ 比 IrO₂ 更活泼；钌比铱便宜、储量更丰富。它的短板是稳定性。钌的失效有两条通道。第一条是过氧化：钌被氧化越过 +4 价，生成可溶 RuO₄ 并离开电极。第二条是晶格氧参与：晶格氧被反应消耗，金属随之脱离。两条通道与一个设计权衡相关：O 2p 带中心越高，活性越高、稳定性越低。因此目标是稳定化，而稳定化的结论需要溶解测量支持，不能只用过电位。</w:t>
+      </w:r>
+    </w:p>
+    <w:p/>
+    <w:p>
+      <w:pPr>
+        <w:spacing w:line="360" w:lineRule="auto"/>
+        <w:ind w:firstLine="420"/>
+      </w:pPr>
       <w:r>
         <w:rPr>
           <w:rFonts w:ascii="Times New Roman" w:hAnsi="Times New Roman" w:eastAsia="宋体"/>
           <w:b/>
           <w:sz w:val="24"/>
         </w:rPr>
-        <w:t>"通过 Ru–O–Mn 界面耦合稳定钌，用于酸性析氧"</w:t>
+        <w:t>台上提示</w:t>
       </w:r>
       <w:r>
         <w:rPr>
@@ -1606,9 +1768,53 @@
           <w:b w:val="0"/>
           <w:sz w:val="24"/>
         </w:rPr>
-        <w:t>。</w:t>
-      </w:r>
-    </w:p>
+        <w:t>：指左框（两条通道）→ 指下方权衡框。两句结论放慢。</w:t>
+      </w:r>
+    </w:p>
+    <w:p/>
+    <w:p>
+      <w:pPr>
+        <w:spacing w:before="120" w:after="120"/>
+        <w:pBdr>
+          <w:bottom w:val="single" w:sz="6" w:color="CCCCCC"/>
+        </w:pBdr>
+      </w:pPr>
+    </w:p>
+    <w:p/>
+    <w:p>
+      <w:r>
+        <w:br w:type="page"/>
+      </w:r>
+    </w:p>
+    <w:p>
+      <w:pPr>
+        <w:pStyle w:val="2"/>
+        <w:pageBreakBefore w:val="0"/>
+      </w:pPr>
+      <w:r>
+        <w:rPr>
+          <w:rFonts w:ascii="Times New Roman" w:hAnsi="Times New Roman" w:eastAsia="宋体"/>
+          <w:b/>
+          <w:sz w:val="44"/>
+        </w:rPr>
+        <w:t>P5 · 文献一：设计原则，以及为什么 MnO2 是被允许的</w:t>
+      </w:r>
+    </w:p>
+    <w:p>
+      <w:pPr>
+        <w:spacing w:line="360" w:lineRule="auto"/>
+        <w:ind w:firstLine="420"/>
+      </w:pPr>
+      <w:r>
+        <w:rPr>
+          <w:rFonts w:ascii="Times New Roman" w:hAnsi="Times New Roman" w:eastAsia="宋体"/>
+          <w:b/>
+          <w:sz w:val="24"/>
+        </w:rPr>
+        <w:t>英文讲稿</w:t>
+      </w:r>
+    </w:p>
+    <w:p/>
     <w:p>
       <w:pPr>
         <w:spacing w:before="120" w:after="120"/>
@@ -1617,7 +1823,48 @@
           <w:left w:val="single" w:sz="12" w:color="6366F1"/>
         </w:pBdr>
       </w:pPr>
-    </w:p>
+      <w:r>
+        <w:rPr>
+          <w:rFonts w:ascii="Times New Roman" w:hAnsi="Times New Roman" w:eastAsia="宋体"/>
+          <w:b w:val="0"/>
+          <w:sz w:val="24"/>
+        </w:rPr>
+        <w:t xml:space="preserve">The review gives these design rules. The left figure shows the four steps of oxygen evolution. If every step had the same free energy, 1.23 electronvolts, the overpotential would be zero. Real surfaces differ: </w:t>
+      </w:r>
+      <w:r>
+        <w:rPr>
+          <w:rFonts w:ascii="Times New Roman" w:hAnsi="Times New Roman" w:eastAsia="宋体"/>
+          <w:b w:val="0"/>
+          <w:i/>
+          <w:sz w:val="24"/>
+        </w:rPr>
+        <w:t xml:space="preserve">OH and </w:t>
+      </w:r>
+      <w:r>
+        <w:rPr>
+          <w:rFonts w:ascii="Times New Roman" w:hAnsi="Times New Roman" w:eastAsia="宋体"/>
+          <w:b w:val="0"/>
+          <w:sz w:val="24"/>
+        </w:rPr>
+        <w:t>OOH are connected by a scaling relation and differ in free energy by about 3.2 electronvolts, so the steps become uneven. The largest step here is 1.60 electronvolts, which is 0.37 volts above 1.23 volts. The right figure shows the volcano relation: activity peaks at an intermediate adsorption energy. The proton-acceptor route changes the mechanism: nickel or cobalt in RuO2 activates a bridging oxygen and lowers the determining step to 1.49 or 1.33 electronvolts, that is 0.26 or 0.10 volts. Two results support manganese: gamma-MnO2 has been reported to operate for 8,000 hours at pH 2, and Mn3+ provides the optimal eg occupancy, eg equal to one. The review adds one condition: a suitable potential window must be identified.</w:t>
+      </w:r>
+    </w:p>
+    <w:p/>
+    <w:p>
+      <w:pPr>
+        <w:spacing w:line="360" w:lineRule="auto"/>
+        <w:ind w:firstLine="420"/>
+      </w:pPr>
+      <w:r>
+        <w:rPr>
+          <w:rFonts w:ascii="Times New Roman" w:hAnsi="Times New Roman" w:eastAsia="宋体"/>
+          <w:b/>
+          <w:sz w:val="24"/>
+        </w:rPr>
+        <w:t>中文对照</w:t>
+      </w:r>
+    </w:p>
+    <w:p/>
     <w:p>
       <w:pPr>
         <w:spacing w:before="120" w:after="120"/>
@@ -1632,15 +1879,22 @@
           <w:b w:val="0"/>
           <w:sz w:val="24"/>
         </w:rPr>
-        <w:t>今天讲三件事：第一，背景——为什么酸性析氧本质上是</w:t>
-      </w:r>
+        <w:t>综述给出的设计规则如下。左图是析氧的四个步骤。如果每一步自由能都等于 1.23 eV，过电位为零。真实表面并非如此：∗OH 与 ∗OOH 之间存在标度关系，自由能相差约 3.2 eV，因此台阶不均匀。此处最大台阶为 1.60 eV，比 1.23 V 高 0.37 V。右图是火山关系：活性在中等吸附能处最高。质子受体路线改变机理：RuO₂ 中的镍或钴活化桥氧，把决速步降到 1.49 或 1.33 eV，即 0.26 或 0.10 V。两条结果支持用锰：γ-MnO₂ 被报道可在 pH 2 下运行 8,000 小时；Mn³⁺ 提供最优的 eg 占据数，eg 等于 1。综述还给出一个前提：必须先确定合适的电位窗口。</w:t>
+      </w:r>
+    </w:p>
+    <w:p/>
+    <w:p>
+      <w:pPr>
+        <w:spacing w:line="360" w:lineRule="auto"/>
+        <w:ind w:firstLine="420"/>
+      </w:pPr>
       <w:r>
         <w:rPr>
           <w:rFonts w:ascii="Times New Roman" w:hAnsi="Times New Roman" w:eastAsia="宋体"/>
           <w:b/>
           <w:sz w:val="24"/>
         </w:rPr>
-        <w:t>耐久性</w:t>
+        <w:t>台上提示</w:t>
       </w:r>
       <w:r>
         <w:rPr>
@@ -1648,41 +1902,53 @@
           <w:b w:val="0"/>
           <w:sz w:val="24"/>
         </w:rPr>
-        <w:t>问题，以及我们为什么要做钌；第二，对你们指定给我的</w:t>
-      </w:r>
+        <w:t>：点最大台阶 → 点火山顶 → 点 1.49/1.33 eV 注释；最后一句过渡到 P9。</w:t>
+      </w:r>
+    </w:p>
+    <w:p/>
+    <w:p>
+      <w:pPr>
+        <w:spacing w:before="120" w:after="120"/>
+        <w:pBdr>
+          <w:bottom w:val="single" w:sz="6" w:color="CCCCCC"/>
+        </w:pBdr>
+      </w:pPr>
+    </w:p>
+    <w:p/>
+    <w:p>
+      <w:r>
+        <w:br w:type="page"/>
+      </w:r>
+    </w:p>
+    <w:p>
+      <w:pPr>
+        <w:pStyle w:val="2"/>
+        <w:pageBreakBefore w:val="0"/>
+      </w:pPr>
       <w:r>
         <w:rPr>
           <w:rFonts w:ascii="Times New Roman" w:hAnsi="Times New Roman" w:eastAsia="宋体"/>
           <w:b/>
-          <w:sz w:val="24"/>
-        </w:rPr>
-        <w:t>五篇文献</w:t>
-      </w:r>
-      <w:r>
-        <w:rPr>
-          <w:rFonts w:ascii="Times New Roman" w:hAnsi="Times New Roman" w:eastAsia="宋体"/>
-          <w:b w:val="0"/>
-          <w:sz w:val="24"/>
-        </w:rPr>
-        <w:t>的综述，按"设计原则 → 重构化学 → 界面与器件实践"的顺序；第三，我的</w:t>
-      </w:r>
+          <w:sz w:val="44"/>
+        </w:rPr>
+        <w:t>P6 · 文献二：重构化学，以及酸性中的 Ru 稳定化</w:t>
+      </w:r>
+    </w:p>
+    <w:p>
+      <w:pPr>
+        <w:spacing w:line="360" w:lineRule="auto"/>
+        <w:ind w:firstLine="420"/>
+      </w:pPr>
       <w:r>
         <w:rPr>
           <w:rFonts w:ascii="Times New Roman" w:hAnsi="Times New Roman" w:eastAsia="宋体"/>
           <w:b/>
           <w:sz w:val="24"/>
         </w:rPr>
-        <w:t>实验方案</w:t>
-      </w:r>
-      <w:r>
-        <w:rPr>
-          <w:rFonts w:ascii="Times New Roman" w:hAnsi="Times New Roman" w:eastAsia="宋体"/>
-          <w:b w:val="0"/>
-          <w:sz w:val="24"/>
-        </w:rPr>
-        <w:t>，包括我进实验室后前三周想先做的那个实验——一个 go / no-go 判定实验。</w:t>
-      </w:r>
-    </w:p>
+        <w:t>英文讲稿</w:t>
+      </w:r>
+    </w:p>
+    <w:p/>
     <w:p>
       <w:pPr>
         <w:spacing w:before="120" w:after="120"/>
@@ -1691,7 +1957,31 @@
           <w:left w:val="single" w:sz="12" w:color="6366F1"/>
         </w:pBdr>
       </w:pPr>
-    </w:p>
+      <w:r>
+        <w:rPr>
+          <w:rFonts w:ascii="Times New Roman" w:hAnsi="Times New Roman" w:eastAsia="宋体"/>
+          <w:b w:val="0"/>
+          <w:sz w:val="24"/>
+        </w:rPr>
+        <w:t>The second paper concerns reconstruction. The deposited film is not the catalyst: during activation the surface converts to an oxyhydroxide, MOOH, which is the active phase. The review describes four reconstruction mechanisms and six factors controlling the activity of the reconstructed surface, including edge facets, vacancies, adsorbed anions and strain. Two points are relevant here. First, the activation protocol is a variable: cyclic voltammetry gives complete oxidation, chronopotentiometry gives partial oxidation, and full reconstruction can take eight hours. Second, in acid, ruthenium fails through RuO4 formation and lattice-oxygen participation, and two stabilisation routes are established: single-atom confinement, and an increase in the oxygen-vacancy formation energy. The review also records a precedent: ruthenium on alpha-MnO2 prepared by cation exchange, with 161 millivolts of overpotential and a lifetime above 200 hours.</w:t>
+      </w:r>
+    </w:p>
+    <w:p/>
+    <w:p>
+      <w:pPr>
+        <w:spacing w:line="360" w:lineRule="auto"/>
+        <w:ind w:firstLine="420"/>
+      </w:pPr>
+      <w:r>
+        <w:rPr>
+          <w:rFonts w:ascii="Times New Roman" w:hAnsi="Times New Roman" w:eastAsia="宋体"/>
+          <w:b/>
+          <w:sz w:val="24"/>
+        </w:rPr>
+        <w:t>中文对照</w:t>
+      </w:r>
+    </w:p>
+    <w:p/>
     <w:p>
       <w:pPr>
         <w:spacing w:before="120" w:after="120"/>
@@ -1706,7 +1996,7 @@
           <w:b w:val="0"/>
           <w:sz w:val="24"/>
         </w:rPr>
-        <w:t>我会控制在十五分钟左右，之后非常愿意接受提问——特别是你们觉得我逻辑薄弱的地方。</w:t>
+        <w:t>第二篇文献讨论重构。沉积得到的膜不是催化剂：活化过程中表面转变为羟基氧化物 MOOH，这才是活性相。综述描述了四种重构机制，以及控制重构表面活性的六个因素，包括边缘晶面、空位、吸附阴离子与应变。有两点与本课题相关。第一，活化程序是变量：循环伏安给出完全氧化，恒电流给出部分氧化，完全重构可能需八小时。第二，在酸性中钌通过生成 RuO₄ 与晶格氧参与失效，已有两条稳定化路线：单原子限域，以及提高氧空位形成能。综述还记载了一个先例：通过阳离子交换制备的 α-MnO₂ 负载钌，过电位 161 mV，寿命超过 200 小时。</w:t>
       </w:r>
     </w:p>
     <w:p/>
@@ -1729,7 +2019,23 @@
           <w:b w:val="0"/>
           <w:sz w:val="24"/>
         </w:rPr>
-        <w:t>：站定、说完题目后停半秒；"durability problem" 重读；最后一句主动请提问，语气放松（这是给 PI 的"欢迎打断"信号）。</w:t>
+        <w:t xml:space="preserve">：第一句重读；提先例必须说 </w:t>
+      </w:r>
+      <w:r>
+        <w:rPr>
+          <w:rFonts w:ascii="Consolas" w:hAnsi="Consolas" w:eastAsia="Consolas"/>
+          <w:sz w:val="24"/>
+          <w:shd w:fill="F0F0F0"/>
+        </w:rPr>
+        <w:t>as recorded in our group's review</w:t>
+      </w:r>
+      <w:r>
+        <w:rPr>
+          <w:rFonts w:ascii="Times New Roman" w:hAnsi="Times New Roman" w:eastAsia="宋体"/>
+          <w:b w:val="0"/>
+          <w:sz w:val="24"/>
+        </w:rPr>
+        <w:t>。</w:t>
       </w:r>
     </w:p>
     <w:p/>
@@ -1758,7 +2064,7 @@
           <w:b/>
           <w:sz w:val="44"/>
         </w:rPr>
-        <w:t>P2 · 目录</w:t>
+        <w:t>P7 · 文献三：界面环境、掺杂实践、器件级验证</w:t>
       </w:r>
     </w:p>
     <w:p>
@@ -1790,55 +2096,7 @@
           <w:b w:val="0"/>
           <w:sz w:val="24"/>
         </w:rPr>
-        <w:t xml:space="preserve">Three parts. </w:t>
-      </w:r>
-      <w:r>
-        <w:rPr>
-          <w:rFonts w:ascii="Times New Roman" w:hAnsi="Times New Roman" w:eastAsia="宋体"/>
-          <w:b/>
-          <w:sz w:val="24"/>
-        </w:rPr>
-        <w:t>Background</w:t>
-      </w:r>
-      <w:r>
-        <w:rPr>
-          <w:rFonts w:ascii="Times New Roman" w:hAnsi="Times New Roman" w:eastAsia="宋体"/>
-          <w:b w:val="0"/>
-          <w:sz w:val="24"/>
-        </w:rPr>
-        <w:t xml:space="preserve">: why acidic OER is a durability problem rather than an activity problem, and why ruthenium is the right element to attack. </w:t>
-      </w:r>
-      <w:r>
-        <w:rPr>
-          <w:rFonts w:ascii="Times New Roman" w:hAnsi="Times New Roman" w:eastAsia="宋体"/>
-          <w:b/>
-          <w:sz w:val="24"/>
-        </w:rPr>
-        <w:t>Literature review</w:t>
-      </w:r>
-      <w:r>
-        <w:rPr>
-          <w:rFonts w:ascii="Times New Roman" w:hAnsi="Times New Roman" w:eastAsia="宋体"/>
-          <w:b w:val="0"/>
-          <w:sz w:val="24"/>
-        </w:rPr>
-        <w:t xml:space="preserve">: the five assigned papers, which conveniently split into design, reconstruction, and interface-and-device practice. </w:t>
-      </w:r>
-      <w:r>
-        <w:rPr>
-          <w:rFonts w:ascii="Times New Roman" w:hAnsi="Times New Roman" w:eastAsia="宋体"/>
-          <w:b/>
-          <w:sz w:val="24"/>
-        </w:rPr>
-        <w:t>Experiment plan</w:t>
-      </w:r>
-      <w:r>
-        <w:rPr>
-          <w:rFonts w:ascii="Times New Roman" w:hAnsi="Times New Roman" w:eastAsia="宋体"/>
-          <w:b w:val="0"/>
-          <w:sz w:val="24"/>
-        </w:rPr>
-        <w:t>: synthesis, activation, characterisation, testing — and the go / no-go decision I just mentioned.</w:t>
+        <w:t>Three results from the remaining papers. First, the local environment around the active site controls stability: a hard-Lewis-acid layer keeps the local pH near 14 at 1.6 volts, giving more than 200 hours in seawater with about 98 per cent oxygen selectivity. The local environment is therefore a design variable, distinct from the bulk. Second, doping stabilises the metal, and the work is not complete until it is tested in a device: a chromium-doped amorphous oxide gives 268 millivolts, and the electrolyser runs for 120 hours with a decay below 4.9 millivolts per hour. Third, a protecting unit can be redox-active: a variable-valence second metal buffers the oxidative charge. The gap is therefore not the chemistry but the construction of the interface: how to build Ru-O-Mn controllably and at a larger scale.</w:t>
       </w:r>
     </w:p>
     <w:p/>
@@ -1871,55 +2129,7 @@
           <w:b w:val="0"/>
           <w:sz w:val="24"/>
         </w:rPr>
-        <w:t>分三部分。</w:t>
-      </w:r>
-      <w:r>
-        <w:rPr>
-          <w:rFonts w:ascii="Times New Roman" w:hAnsi="Times New Roman" w:eastAsia="宋体"/>
-          <w:b/>
-          <w:sz w:val="24"/>
-        </w:rPr>
-        <w:t>背景</w:t>
-      </w:r>
-      <w:r>
-        <w:rPr>
-          <w:rFonts w:ascii="Times New Roman" w:hAnsi="Times New Roman" w:eastAsia="宋体"/>
-          <w:b w:val="0"/>
-          <w:sz w:val="24"/>
-        </w:rPr>
-        <w:t>：为什么酸性析氧是耐久性问题而不是活性问题，以及为什么该从钌下手。</w:t>
-      </w:r>
-      <w:r>
-        <w:rPr>
-          <w:rFonts w:ascii="Times New Roman" w:hAnsi="Times New Roman" w:eastAsia="宋体"/>
-          <w:b/>
-          <w:sz w:val="24"/>
-        </w:rPr>
-        <w:t>文献综述</w:t>
-      </w:r>
-      <w:r>
-        <w:rPr>
-          <w:rFonts w:ascii="Times New Roman" w:hAnsi="Times New Roman" w:eastAsia="宋体"/>
-          <w:b w:val="0"/>
-          <w:sz w:val="24"/>
-        </w:rPr>
-        <w:t>：五篇指定文献，它们恰好可以分成设计、重构、界面与器件实践三块。</w:t>
-      </w:r>
-      <w:r>
-        <w:rPr>
-          <w:rFonts w:ascii="Times New Roman" w:hAnsi="Times New Roman" w:eastAsia="宋体"/>
-          <w:b/>
-          <w:sz w:val="24"/>
-        </w:rPr>
-        <w:t>实验方案</w:t>
-      </w:r>
-      <w:r>
-        <w:rPr>
-          <w:rFonts w:ascii="Times New Roman" w:hAnsi="Times New Roman" w:eastAsia="宋体"/>
-          <w:b w:val="0"/>
-          <w:sz w:val="24"/>
-        </w:rPr>
-        <w:t>：合成、活化、表征、测试——以及我刚才提到的 go / no-go 判定。</w:t>
+        <w:t>其余三篇各一条结果。第一，活性位点周围的局部环境决定稳定性：硬路易斯酸层在 1.6 V 下把局部 pH 保持在 14 附近，从而在海水中获得超过 200 小时寿命和约 98% 的氧气选择性。因此局部环境是一个设计变量，与本体不同。第二，掺杂可稳定金属，且工作必须做到器件验证才算完成：铬掺杂非晶氧化物过电位 268 mV，电解槽运行 120 小时，衰减低于 4.9 mV h⁻¹。第三，保护单元可以是变价的：变价第二金属缓冲氧化电荷。因此缺口不在化学，而在界面的构建——如何可控且更大规模地构建 Ru–O–Mn。</w:t>
       </w:r>
     </w:p>
     <w:p/>
@@ -1942,15 +2152,15 @@
           <w:b w:val="0"/>
           <w:sz w:val="24"/>
         </w:rPr>
-        <w:t>：25 秒，一句一块，</w:t>
-      </w:r>
-      <w:r>
-        <w:rPr>
-          <w:rFonts w:ascii="Times New Roman" w:hAnsi="Times New Roman" w:eastAsia="宋体"/>
-          <w:b/>
-          <w:sz w:val="24"/>
-        </w:rPr>
-        <w:t>不要念目录</w:t>
+        <w:t xml:space="preserve">：三条各一句结论 + 一个数字。器件那句说全称 </w:t>
+      </w:r>
+      <w:r>
+        <w:rPr>
+          <w:rFonts w:ascii="Consolas" w:hAnsi="Consolas" w:eastAsia="Consolas"/>
+          <w:sz w:val="24"/>
+          <w:shd w:fill="F0F0F0"/>
+        </w:rPr>
+        <w:t>anion-exchange-membrane electrolyser</w:t>
       </w:r>
       <w:r>
         <w:rPr>
@@ -1958,7 +2168,7 @@
           <w:b w:val="0"/>
           <w:sz w:val="24"/>
         </w:rPr>
-        <w:t>。说完直接翻页。</w:t>
+        <w:t>。</w:t>
       </w:r>
     </w:p>
     <w:p/>
@@ -1987,7 +2197,7 @@
           <w:b/>
           <w:sz w:val="44"/>
         </w:rPr>
-        <w:t>P3 · 背景一：酸性水电解的瓶颈是耐久性</w:t>
+        <w:t>P8 · 缺口与假设：电沉积作为工艺杠杆</w:t>
       </w:r>
     </w:p>
     <w:p>
@@ -2019,9 +2229,25 @@
           <w:b w:val="0"/>
           <w:sz w:val="24"/>
         </w:rPr>
-        <w:t>Let me start with why this project exists.</w:t>
-      </w:r>
-    </w:p>
+        <w:t>Route A is a MnO2 shell around a RuO2 core; the shell dissolves first, and the coating then fails. Route B places ruthenium inside the MnO2 framework, so the two share oxygen and form Ru-O-Mn. The material hypothesis is that electrodeposited MnO2 acts as support and redox mediator: the Mn3+/Mn4+ couple and surface hydroxyl groups absorb oxidative charge and hold ruthenium near +4, outside the RuO4 window. The process hypothesis is that deposition parameters control the phase, morphology and edge-site density, so the coupling density and configuration can be scanned. The variables are the host deposition at 7 milliamps per square centimetre for 15 minutes, about 6.3 coulombs per square centimetre, with a two-fold gradient; the current and the bath pH; and the ruthenium route: co-deposition, impregnation or cation exchange. This process control is not available in the literature.</w:t>
+      </w:r>
+    </w:p>
+    <w:p/>
+    <w:p>
+      <w:pPr>
+        <w:spacing w:line="360" w:lineRule="auto"/>
+        <w:ind w:firstLine="420"/>
+      </w:pPr>
+      <w:r>
+        <w:rPr>
+          <w:rFonts w:ascii="Times New Roman" w:hAnsi="Times New Roman" w:eastAsia="宋体"/>
+          <w:b/>
+          <w:sz w:val="24"/>
+        </w:rPr>
+        <w:t>中文对照</w:t>
+      </w:r>
+    </w:p>
+    <w:p/>
     <w:p>
       <w:pPr>
         <w:spacing w:before="120" w:after="120"/>
@@ -2030,7 +2256,114 @@
           <w:left w:val="single" w:sz="12" w:color="6366F1"/>
         </w:pBdr>
       </w:pPr>
-    </w:p>
+      <w:r>
+        <w:rPr>
+          <w:rFonts w:ascii="Times New Roman" w:hAnsi="Times New Roman" w:eastAsia="宋体"/>
+          <w:b w:val="0"/>
+          <w:sz w:val="24"/>
+        </w:rPr>
+        <w:t>Route A 是在 RuO₂ 核外包一层 MnO₂ 壳：壳先溶解，包覆层随后失效。Route B 把钌放进 MnO₂ 骨架内部，使两者共享氧，形成 Ru–O–Mn。材料假设：电沉积 MnO₂ 同时作为载体与氧化还原介质——Mn³⁺/Mn⁴⁺ 电对与表面羟基吸收氧化电荷，使钌保持在 +4 附近、处于 RuO₄ 窗口之外。工艺假设：沉积参数控制物相、形貌与边缘位密度，因此耦合的密度与构型可被扫描。变量包括：宿主沉积为 7 mA cm⁻² 持续 15 分钟，约 6.3 C cm⁻²，设两倍梯度；电流与浴 pH；以及钌的引入路线——共沉积、浸渍或阳离子交换。这种工艺可控性在现有文献中没有。</w:t>
+      </w:r>
+    </w:p>
+    <w:p/>
+    <w:p>
+      <w:pPr>
+        <w:spacing w:line="360" w:lineRule="auto"/>
+        <w:ind w:firstLine="420"/>
+      </w:pPr>
+      <w:r>
+        <w:rPr>
+          <w:rFonts w:ascii="Times New Roman" w:hAnsi="Times New Roman" w:eastAsia="宋体"/>
+          <w:b/>
+          <w:sz w:val="24"/>
+        </w:rPr>
+        <w:t>台上提示</w:t>
+      </w:r>
+      <w:r>
+        <w:rPr>
+          <w:rFonts w:ascii="Times New Roman" w:hAnsi="Times New Roman" w:eastAsia="宋体"/>
+          <w:b w:val="0"/>
+          <w:sz w:val="24"/>
+        </w:rPr>
+        <w:t>：Route A / Route B 分开指；</w:t>
+      </w:r>
+      <w:r>
+        <w:rPr>
+          <w:rFonts w:ascii="Consolas" w:hAnsi="Consolas" w:eastAsia="Consolas"/>
+          <w:sz w:val="24"/>
+          <w:shd w:fill="F0F0F0"/>
+        </w:rPr>
+        <w:t>support and redox mediator</w:t>
+      </w:r>
+      <w:r>
+        <w:rPr>
+          <w:rFonts w:ascii="Times New Roman" w:hAnsi="Times New Roman" w:eastAsia="宋体"/>
+          <w:b w:val="0"/>
+          <w:sz w:val="24"/>
+        </w:rPr>
+        <w:t>、</w:t>
+      </w:r>
+      <w:r>
+        <w:rPr>
+          <w:rFonts w:ascii="Consolas" w:hAnsi="Consolas" w:eastAsia="Consolas"/>
+          <w:sz w:val="24"/>
+          <w:shd w:fill="F0F0F0"/>
+        </w:rPr>
+        <w:t>not available in the literature</w:t>
+      </w:r>
+      <w:r>
+        <w:rPr>
+          <w:rFonts w:ascii="Times New Roman" w:hAnsi="Times New Roman" w:eastAsia="宋体"/>
+          <w:b w:val="0"/>
+          <w:sz w:val="24"/>
+        </w:rPr>
+        <w:t xml:space="preserve"> 放慢。</w:t>
+      </w:r>
+    </w:p>
+    <w:p/>
+    <w:p>
+      <w:pPr>
+        <w:spacing w:before="120" w:after="120"/>
+        <w:pBdr>
+          <w:bottom w:val="single" w:sz="6" w:color="CCCCCC"/>
+        </w:pBdr>
+      </w:pPr>
+    </w:p>
+    <w:p/>
+    <w:p>
+      <w:r>
+        <w:br w:type="page"/>
+      </w:r>
+    </w:p>
+    <w:p>
+      <w:pPr>
+        <w:pStyle w:val="2"/>
+        <w:pageBreakBefore w:val="0"/>
+      </w:pPr>
+      <w:r>
+        <w:rPr>
+          <w:rFonts w:ascii="Times New Roman" w:hAnsi="Times New Roman" w:eastAsia="宋体"/>
+          <w:b/>
+          <w:sz w:val="44"/>
+        </w:rPr>
+        <w:t>P9 · 主要风险，以及我们的 go / no-go 实验</w:t>
+      </w:r>
+    </w:p>
+    <w:p>
+      <w:pPr>
+        <w:spacing w:line="360" w:lineRule="auto"/>
+        <w:ind w:firstLine="420"/>
+      </w:pPr>
+      <w:r>
+        <w:rPr>
+          <w:rFonts w:ascii="Times New Roman" w:hAnsi="Times New Roman" w:eastAsia="宋体"/>
+          <w:b/>
+          <w:sz w:val="24"/>
+        </w:rPr>
+        <w:t>英文讲稿</w:t>
+      </w:r>
+    </w:p>
+    <w:p/>
     <w:p>
       <w:pPr>
         <w:spacing w:before="120" w:after="120"/>
@@ -2045,23 +2378,7 @@
           <w:b w:val="0"/>
           <w:sz w:val="24"/>
         </w:rPr>
-        <w:t xml:space="preserve">PEM water electrolysis is the technology that couples well with intermittent renewables: it runs at high current density, it responds fast, and it delivers very pure hydrogen. The catch is the environment at the anode: roughly </w:t>
-      </w:r>
-      <w:r>
-        <w:rPr>
-          <w:rFonts w:ascii="Times New Roman" w:hAnsi="Times New Roman" w:eastAsia="宋体"/>
-          <w:b/>
-          <w:sz w:val="24"/>
-        </w:rPr>
-        <w:t>one molar proton activity</w:t>
-      </w:r>
-      <w:r>
-        <w:rPr>
-          <w:rFonts w:ascii="Times New Roman" w:hAnsi="Times New Roman" w:eastAsia="宋体"/>
-          <w:b w:val="0"/>
-          <w:sz w:val="24"/>
-        </w:rPr>
-        <w:t xml:space="preserve"> — in other words, pH zero. In that environment, almost no transition-metal oxide survives. In practice, only iridium and ruthenium oxides do.</w:t>
+        <w:t>The largest risk is manganese, not ruthenium. In acid, MnO2 is stable only in a narrow potential range: below about 1.4 volts manganese dissolves as Mn2+; between 1.4 and 1.6 volts the dioxide is stable; above about 1.6 volts soluble permanganate can form. Oxygen evolution requires more than 1.23 volts, so the overlap is small. The review states that this window must be identified. If the window shifts under load, the coating dissolves before the ruthenium beneath it.</w:t>
       </w:r>
     </w:p>
     <w:p>
@@ -2087,49 +2404,25 @@
           <w:b w:val="0"/>
           <w:sz w:val="24"/>
         </w:rPr>
-        <w:t xml:space="preserve">And iridium is among the scarcest elements on earth. Even iridium oxide is not inert — at high potential it dissolves as the soluble complex </w:t>
-      </w:r>
+        <w:t>The first experiment is a decision test in weeks one to three, with four parts: a potential-step dissolution scan from 1.40 to 1.90 volts against RHE, with each step collected separately; segmented ICP-MS, with ruthenium and manganese measured separately; in-situ Raman, for the permanganate band near 839 reciprocal centimetres; and four controls: MnO2 only, RuO2, impregnated and substituted. The decision rule is on the slide: if manganese dissolves much faster than ruthenium and cannot be suppressed, the MnO2 phase or the oxygen coordination will be changed, or ruthenium introduced first; otherwise the work continues to interface engineering and the parameter sweep.</w:t>
+      </w:r>
+    </w:p>
+    <w:p/>
+    <w:p>
+      <w:pPr>
+        <w:spacing w:line="360" w:lineRule="auto"/>
+        <w:ind w:firstLine="420"/>
+      </w:pPr>
       <w:r>
         <w:rPr>
           <w:rFonts w:ascii="Times New Roman" w:hAnsi="Times New Roman" w:eastAsia="宋体"/>
           <w:b/>
           <w:sz w:val="24"/>
         </w:rPr>
-        <w:t>[</w:t>
-      </w:r>
-      <w:r>
-        <w:rPr>
-          <w:rFonts w:ascii="Times New Roman" w:hAnsi="Times New Roman" w:eastAsia="宋体"/>
-          <w:b/>
-          <w:sz w:val="24"/>
-        </w:rPr>
-        <w:t>IrO4]2-</w:t>
-      </w:r>
-      <w:r>
-        <w:rPr>
-          <w:rFonts w:ascii="Times New Roman" w:hAnsi="Times New Roman" w:eastAsia="宋体"/>
-          <w:b w:val="0"/>
-          <w:sz w:val="24"/>
-        </w:rPr>
-        <w:t xml:space="preserve">. So the real constraint on the cost of a PEM stack is </w:t>
-      </w:r>
-      <w:r>
-        <w:rPr>
-          <w:rFonts w:ascii="Times New Roman" w:hAnsi="Times New Roman" w:eastAsia="宋体"/>
-          <w:b/>
-          <w:sz w:val="24"/>
-        </w:rPr>
-        <w:t>not activity; it is durability at low noble-metal loading</w:t>
-      </w:r>
-      <w:r>
-        <w:rPr>
-          <w:rFonts w:ascii="Times New Roman" w:hAnsi="Times New Roman" w:eastAsia="宋体"/>
-          <w:b w:val="0"/>
-          <w:sz w:val="24"/>
-        </w:rPr>
-        <w:t>. That is the problem my project sits inside.</w:t>
-      </w:r>
-    </w:p>
+        <w:t>中文对照</w:t>
+      </w:r>
+    </w:p>
+    <w:p/>
     <w:p>
       <w:pPr>
         <w:spacing w:before="120" w:after="120"/>
@@ -2138,6 +2431,14 @@
           <w:left w:val="single" w:sz="12" w:color="6366F1"/>
         </w:pBdr>
       </w:pPr>
+      <w:r>
+        <w:rPr>
+          <w:rFonts w:ascii="Times New Roman" w:hAnsi="Times New Roman" w:eastAsia="宋体"/>
+          <w:b w:val="0"/>
+          <w:sz w:val="24"/>
+        </w:rPr>
+        <w:t>最大的风险是锰，不是钌。在酸性中 MnO₂ 只在很窄的电位区间内稳定：低于约 1.4 V，锰以 Mn²⁺ 溶解；1.4 至 1.6 V 之间二氧化锰稳定；高于约 1.6 V 可生成可溶的高锰酸根。析氧需要高于 1.23 V，因此重叠区间很小。综述指出必须确定这一窗口。若窗口在负载下移动，包覆层会在其下方的钌之前溶解。</w:t>
+      </w:r>
     </w:p>
     <w:p>
       <w:pPr>
@@ -2147,39 +2448,7 @@
           <w:left w:val="single" w:sz="12" w:color="6366F1"/>
         </w:pBdr>
       </w:pPr>
-      <w:r>
-        <w:rPr>
-          <w:rFonts w:ascii="Times New Roman" w:hAnsi="Times New Roman" w:eastAsia="宋体"/>
-          <w:b w:val="0"/>
-          <w:sz w:val="24"/>
-        </w:rPr>
-        <w:t>[</w:t>
-      </w:r>
-      <w:r>
-        <w:rPr>
-          <w:rFonts w:ascii="Times New Roman" w:hAnsi="Times New Roman" w:eastAsia="宋体"/>
-          <w:b w:val="0"/>
-          <w:sz w:val="24"/>
-        </w:rPr>
-        <w:t>指向右侧示意图] On the right is a schematic of the cell. The anode is the acidic, oxygen-evolving side — and that anode interface is exactly what I will be working on.</w:t>
-      </w:r>
-    </w:p>
-    <w:p/>
-    <w:p>
-      <w:pPr>
-        <w:spacing w:line="360" w:lineRule="auto"/>
-        <w:ind w:firstLine="420"/>
-      </w:pPr>
-      <w:r>
-        <w:rPr>
-          <w:rFonts w:ascii="Times New Roman" w:hAnsi="Times New Roman" w:eastAsia="宋体"/>
-          <w:b/>
-          <w:sz w:val="24"/>
-        </w:rPr>
-        <w:t>中文对照</w:t>
-      </w:r>
-    </w:p>
-    <w:p/>
+    </w:p>
     <w:p>
       <w:pPr>
         <w:spacing w:before="120" w:after="120"/>
@@ -2194,9 +2463,92 @@
           <w:b w:val="0"/>
           <w:sz w:val="24"/>
         </w:rPr>
-        <w:t>先说这个课题为什么存在。</w:t>
-      </w:r>
-    </w:p>
+        <w:t>第一个实验是前三周的判定实验，含四部分：电位阶跃溶出扫描，1.40 至 1.90 V（vs RHE），每段单独收集；分段 ICP-MS，钌与锰分开测量；原位拉曼，检测 839 cm⁻¹ 附近的高锰酸根谱带；以及四个对照：只有 MnO₂、RuO₂、浸渍、取代。判定规则在幻灯片上：若锰的溶解明显快于钌且无法抑制，则改变 MnO₂ 物相或氧配位，或先引入钌；否则继续进入界面工程与参数扫描。</w:t>
+      </w:r>
+    </w:p>
+    <w:p/>
+    <w:p>
+      <w:pPr>
+        <w:spacing w:line="360" w:lineRule="auto"/>
+        <w:ind w:firstLine="420"/>
+      </w:pPr>
+      <w:r>
+        <w:rPr>
+          <w:rFonts w:ascii="Times New Roman" w:hAnsi="Times New Roman" w:eastAsia="宋体"/>
+          <w:b/>
+          <w:sz w:val="24"/>
+        </w:rPr>
+        <w:t>台上提示</w:t>
+      </w:r>
+      <w:r>
+        <w:rPr>
+          <w:rFonts w:ascii="Times New Roman" w:hAnsi="Times New Roman" w:eastAsia="宋体"/>
+          <w:b w:val="0"/>
+          <w:sz w:val="24"/>
+        </w:rPr>
+        <w:t>：</w:t>
+      </w:r>
+      <w:r>
+        <w:rPr>
+          <w:rFonts w:ascii="Consolas" w:hAnsi="Consolas" w:eastAsia="Consolas"/>
+          <w:sz w:val="24"/>
+          <w:shd w:fill="F0F0F0"/>
+        </w:rPr>
+        <w:t>manganese, not ruthenium</w:t>
+      </w:r>
+      <w:r>
+        <w:rPr>
+          <w:rFonts w:ascii="Times New Roman" w:hAnsi="Times New Roman" w:eastAsia="宋体"/>
+          <w:b w:val="0"/>
+          <w:sz w:val="24"/>
+        </w:rPr>
+        <w:t xml:space="preserve"> 重读；左图三段电位沿横轴指。结尾补量化口径：同电位段内 Mn 速率 ≥ Ru 的 5 倍且无钝化，或出现 839 cm⁻¹ 谱带 → no-go。</w:t>
+      </w:r>
+    </w:p>
+    <w:p/>
+    <w:p>
+      <w:pPr>
+        <w:spacing w:before="120" w:after="120"/>
+        <w:pBdr>
+          <w:bottom w:val="single" w:sz="6" w:color="CCCCCC"/>
+        </w:pBdr>
+      </w:pPr>
+    </w:p>
+    <w:p/>
+    <w:p>
+      <w:r>
+        <w:br w:type="page"/>
+      </w:r>
+    </w:p>
+    <w:p>
+      <w:pPr>
+        <w:pStyle w:val="2"/>
+        <w:pageBreakBefore w:val="0"/>
+      </w:pPr>
+      <w:r>
+        <w:rPr>
+          <w:rFonts w:ascii="Times New Roman" w:hAnsi="Times New Roman" w:eastAsia="宋体"/>
+          <w:b/>
+          <w:sz w:val="44"/>
+        </w:rPr>
+        <w:t>P10 · 合成、表征、测试与时间线</w:t>
+      </w:r>
+    </w:p>
+    <w:p>
+      <w:pPr>
+        <w:spacing w:line="360" w:lineRule="auto"/>
+        <w:ind w:firstLine="420"/>
+      </w:pPr>
+      <w:r>
+        <w:rPr>
+          <w:rFonts w:ascii="Times New Roman" w:hAnsi="Times New Roman" w:eastAsia="宋体"/>
+          <w:b/>
+          <w:sz w:val="24"/>
+        </w:rPr>
+        <w:t>英文讲稿</w:t>
+      </w:r>
+    </w:p>
+    <w:p/>
     <w:p>
       <w:pPr>
         <w:spacing w:before="120" w:after="120"/>
@@ -2205,7 +2557,31 @@
           <w:left w:val="single" w:sz="12" w:color="6366F1"/>
         </w:pBdr>
       </w:pPr>
-    </w:p>
+      <w:r>
+        <w:rPr>
+          <w:rFonts w:ascii="Times New Roman" w:hAnsi="Times New Roman" w:eastAsia="宋体"/>
+          <w:b w:val="0"/>
+          <w:sz w:val="24"/>
+        </w:rPr>
+        <w:t>The plan has four parts. Synthesis: MnO2 is electrodeposited on titanium mesh or felt at 7 milliamps per square centimetre for 15 minutes, about 6.3 coulombs per square centimetre; current and bath pH are variables; ruthenium is introduced at a near-single-atom level, with one fixed activation protocol. Characterisation: paired XRD, Raman, XPS and HRTEM-EDS before and after activation; operando XAS at the ruthenium and manganese K-edges, decisive for Ru-O-Mn; and EPR for oxygen vacancies. Testing: iR-corrected LSV for the overpotential at 10 milliamps per square centimetre, Tafel slope and EIS, normalised by mass and by ECSA; and long-term chronopotentiometry with segmented ICP-MS, reported with a stability number. Device: one single-cell test, reported as current density, duration and retention, with Faradaic efficiency. Milestones: laboratory entry on 8 October 2026, mid-term review on 6 January 2027, final report in April 2027.</w:t>
+      </w:r>
+    </w:p>
+    <w:p/>
+    <w:p>
+      <w:pPr>
+        <w:spacing w:line="360" w:lineRule="auto"/>
+        <w:ind w:firstLine="420"/>
+      </w:pPr>
+      <w:r>
+        <w:rPr>
+          <w:rFonts w:ascii="Times New Roman" w:hAnsi="Times New Roman" w:eastAsia="宋体"/>
+          <w:b/>
+          <w:sz w:val="24"/>
+        </w:rPr>
+        <w:t>中文对照</w:t>
+      </w:r>
+    </w:p>
+    <w:p/>
     <w:p>
       <w:pPr>
         <w:spacing w:before="120" w:after="120"/>
@@ -2220,15 +2596,22 @@
           <w:b w:val="0"/>
           <w:sz w:val="24"/>
         </w:rPr>
-        <w:t>PEM 水电解是与间歇性可再生能源匹配得最好的技术：高电流密度、响应快、产氢纯度很高。问题出在阳极环境：大约</w:t>
-      </w:r>
+        <w:t>方案分四部分。合成：MnO₂ 电沉积在钛网或钛毡上，7 mA cm⁻² 持续 15 分钟，约 6.3 C cm⁻²；电流与浴 pH 为变量；钌以近单原子载量引入；固定一套活化程序。表征：活化前后配对 XRD、拉曼、XPS 与 HRTEM-EDS；在钌与锰 K 边做 operando XAS，这是判断 Ru–O–Mn 的决定性测量；用 EPR 测氧空位。测试：iR 校正 LSV 给出 10 mA cm⁻² 下的过电位、Tafel 斜率与 EIS，用质量与 ECSA 归一化；长时恒电流配分段 ICP-MS，并给出稳定数。器件：一次单电池测试，按电流密度、时长与保持率报数，并给出法拉第效率。里程碑：2026 年 10 月 8 日进实验室，2027 年 1 月 6 日中期评审，2027 年 4 月最终报告。</w:t>
+      </w:r>
+    </w:p>
+    <w:p/>
+    <w:p>
+      <w:pPr>
+        <w:spacing w:line="360" w:lineRule="auto"/>
+        <w:ind w:firstLine="420"/>
+      </w:pPr>
       <w:r>
         <w:rPr>
           <w:rFonts w:ascii="Times New Roman" w:hAnsi="Times New Roman" w:eastAsia="宋体"/>
           <w:b/>
           <w:sz w:val="24"/>
         </w:rPr>
-        <w:t>1 M 的质子活度</w:t>
+        <w:t>台上提示</w:t>
       </w:r>
       <w:r>
         <w:rPr>
@@ -2236,9 +2619,53 @@
           <w:b w:val="0"/>
           <w:sz w:val="24"/>
         </w:rPr>
-        <w:t>——也就是 pH 0。在这种环境里，几乎没有任何过渡金属氧化物能存活，实际上只有铱和钌的氧化物可以。</w:t>
-      </w:r>
-    </w:p>
+        <w:t>：不逐行念，每块只读标签句（Synthesis / Characterisation / Testing / Device）。</w:t>
+      </w:r>
+    </w:p>
+    <w:p/>
+    <w:p>
+      <w:pPr>
+        <w:spacing w:before="120" w:after="120"/>
+        <w:pBdr>
+          <w:bottom w:val="single" w:sz="6" w:color="CCCCCC"/>
+        </w:pBdr>
+      </w:pPr>
+    </w:p>
+    <w:p/>
+    <w:p>
+      <w:r>
+        <w:br w:type="page"/>
+      </w:r>
+    </w:p>
+    <w:p>
+      <w:pPr>
+        <w:pStyle w:val="2"/>
+        <w:pageBreakBefore w:val="0"/>
+      </w:pPr>
+      <w:r>
+        <w:rPr>
+          <w:rFonts w:ascii="Times New Roman" w:hAnsi="Times New Roman" w:eastAsia="宋体"/>
+          <w:b/>
+          <w:sz w:val="44"/>
+        </w:rPr>
+        <w:t>收尾句（说完 P10 立刻说，不要等提问）</w:t>
+      </w:r>
+    </w:p>
+    <w:p>
+      <w:pPr>
+        <w:spacing w:line="360" w:lineRule="auto"/>
+        <w:ind w:firstLine="420"/>
+      </w:pPr>
+      <w:r>
+        <w:rPr>
+          <w:rFonts w:ascii="Times New Roman" w:hAnsi="Times New Roman" w:eastAsia="宋体"/>
+          <w:b/>
+          <w:sz w:val="24"/>
+        </w:rPr>
+        <w:t>英文</w:t>
+      </w:r>
+    </w:p>
+    <w:p/>
     <w:p>
       <w:pPr>
         <w:spacing w:before="120" w:after="120"/>
@@ -2247,7 +2674,31 @@
           <w:left w:val="single" w:sz="12" w:color="6366F1"/>
         </w:pBdr>
       </w:pPr>
-    </w:p>
+      <w:r>
+        <w:rPr>
+          <w:rFonts w:ascii="Times New Roman" w:hAnsi="Times New Roman" w:eastAsia="宋体"/>
+          <w:b w:val="0"/>
+          <w:sz w:val="24"/>
+        </w:rPr>
+        <w:t>To summarise: the literature provides the chemistry and the design rules, and the contribution of this project is to make the Ru-O-Mn interface a controllable process. The next step is the dissolution scan, at the beginning of the experiment. I will report the ruthenium and manganese dissolution rates as a function of potential. Thank you.</w:t>
+      </w:r>
+    </w:p>
+    <w:p/>
+    <w:p>
+      <w:pPr>
+        <w:spacing w:line="360" w:lineRule="auto"/>
+        <w:ind w:firstLine="420"/>
+      </w:pPr>
+      <w:r>
+        <w:rPr>
+          <w:rFonts w:ascii="Times New Roman" w:hAnsi="Times New Roman" w:eastAsia="宋体"/>
+          <w:b/>
+          <w:sz w:val="24"/>
+        </w:rPr>
+        <w:t>中文</w:t>
+      </w:r>
+    </w:p>
+    <w:p/>
     <w:p>
       <w:pPr>
         <w:spacing w:before="120" w:after="120"/>
@@ -2262,2114 +2713,7 @@
           <w:b w:val="0"/>
           <w:sz w:val="24"/>
         </w:rPr>
-        <w:t xml:space="preserve">而铱是地球上最稀缺的元素之一。而且即便是氧化铱也不是惰性的——在高电位下它会以可溶配合物 </w:t>
-      </w:r>
-      <w:r>
-        <w:rPr>
-          <w:rFonts w:ascii="Times New Roman" w:hAnsi="Times New Roman" w:eastAsia="宋体"/>
-          <w:b/>
-          <w:sz w:val="24"/>
-        </w:rPr>
-        <w:t>[</w:t>
-      </w:r>
-      <w:r>
-        <w:rPr>
-          <w:rFonts w:ascii="Times New Roman" w:hAnsi="Times New Roman" w:eastAsia="宋体"/>
-          <w:b/>
-          <w:sz w:val="24"/>
-        </w:rPr>
-        <w:t>IrO4]2-</w:t>
-      </w:r>
-      <w:r>
-        <w:rPr>
-          <w:rFonts w:ascii="Times New Roman" w:hAnsi="Times New Roman" w:eastAsia="宋体"/>
-          <w:b w:val="0"/>
-          <w:sz w:val="24"/>
-        </w:rPr>
-        <w:t xml:space="preserve"> 的形式溶解。所以 PEM 电解槽成本的真正约束</w:t>
-      </w:r>
-      <w:r>
-        <w:rPr>
-          <w:rFonts w:ascii="Times New Roman" w:hAnsi="Times New Roman" w:eastAsia="宋体"/>
-          <w:b/>
-          <w:sz w:val="24"/>
-        </w:rPr>
-        <w:t>不是活性，而是低贵金属载量下的耐久性</w:t>
-      </w:r>
-      <w:r>
-        <w:rPr>
-          <w:rFonts w:ascii="Times New Roman" w:hAnsi="Times New Roman" w:eastAsia="宋体"/>
-          <w:b w:val="0"/>
-          <w:sz w:val="24"/>
-        </w:rPr>
-        <w:t>。我的课题就落在这个问题里。</w:t>
-      </w:r>
-    </w:p>
-    <w:p>
-      <w:pPr>
-        <w:spacing w:before="120" w:after="120"/>
-        <w:ind w:left="567" w:right="567"/>
-        <w:pBdr>
-          <w:left w:val="single" w:sz="12" w:color="6366F1"/>
-        </w:pBdr>
-      </w:pPr>
-    </w:p>
-    <w:p>
-      <w:pPr>
-        <w:spacing w:before="120" w:after="120"/>
-        <w:ind w:left="567" w:right="567"/>
-        <w:pBdr>
-          <w:left w:val="single" w:sz="12" w:color="6366F1"/>
-        </w:pBdr>
-      </w:pPr>
-      <w:r>
-        <w:rPr>
-          <w:rFonts w:ascii="Times New Roman" w:hAnsi="Times New Roman" w:eastAsia="宋体"/>
-          <w:b w:val="0"/>
-          <w:sz w:val="24"/>
-        </w:rPr>
-        <w:t>[</w:t>
-      </w:r>
-      <w:r>
-        <w:rPr>
-          <w:rFonts w:ascii="Times New Roman" w:hAnsi="Times New Roman" w:eastAsia="宋体"/>
-          <w:b w:val="0"/>
-          <w:sz w:val="24"/>
-        </w:rPr>
-        <w:t>指向右侧示意图] 右边是电解槽示意图。阳极就是酸性、析氧的那一侧——而那个阳极界面，正是我要做工作的地方。</w:t>
-      </w:r>
-    </w:p>
-    <w:p/>
-    <w:p>
-      <w:pPr>
-        <w:spacing w:line="360" w:lineRule="auto"/>
-        <w:ind w:firstLine="420"/>
-      </w:pPr>
-      <w:r>
-        <w:rPr>
-          <w:rFonts w:ascii="Times New Roman" w:hAnsi="Times New Roman" w:eastAsia="宋体"/>
-          <w:b/>
-          <w:sz w:val="24"/>
-        </w:rPr>
-        <w:t>台上提示</w:t>
-      </w:r>
-      <w:r>
-        <w:rPr>
-          <w:rFonts w:ascii="Times New Roman" w:hAnsi="Times New Roman" w:eastAsia="宋体"/>
-          <w:b w:val="0"/>
-          <w:sz w:val="24"/>
-        </w:rPr>
-        <w:t>：这一段是</w:t>
-      </w:r>
-      <w:r>
-        <w:rPr>
-          <w:rFonts w:ascii="Times New Roman" w:hAnsi="Times New Roman" w:eastAsia="宋体"/>
-          <w:b/>
-          <w:sz w:val="24"/>
-        </w:rPr>
-        <w:t>立论</w:t>
-      </w:r>
-      <w:r>
-        <w:rPr>
-          <w:rFonts w:ascii="Times New Roman" w:hAnsi="Times New Roman" w:eastAsia="宋体"/>
-          <w:b w:val="0"/>
-          <w:sz w:val="24"/>
-        </w:rPr>
-        <w:t>，语速放慢。"not activity; it is durability" 中间停顿。指向示意图时手不要挡住图。</w:t>
-      </w:r>
-    </w:p>
-    <w:p/>
-    <w:p>
-      <w:pPr>
-        <w:spacing w:before="120" w:after="120"/>
-        <w:pBdr>
-          <w:bottom w:val="single" w:sz="6" w:color="CCCCCC"/>
-        </w:pBdr>
-      </w:pPr>
-    </w:p>
-    <w:p/>
-    <w:p>
-      <w:r>
-        <w:br w:type="page"/>
-      </w:r>
-    </w:p>
-    <w:p>
-      <w:pPr>
-        <w:pStyle w:val="2"/>
-        <w:pageBreakBefore w:val="0"/>
-      </w:pPr>
-      <w:r>
-        <w:rPr>
-          <w:rFonts w:ascii="Times New Roman" w:hAnsi="Times New Roman" w:eastAsia="宋体"/>
-          <w:b/>
-          <w:sz w:val="44"/>
-        </w:rPr>
-        <w:t>P4 · 背景二：Ru 的悖论——更活泼、更便宜，但更不稳定</w:t>
-      </w:r>
-    </w:p>
-    <w:p>
-      <w:pPr>
-        <w:spacing w:line="360" w:lineRule="auto"/>
-        <w:ind w:firstLine="420"/>
-      </w:pPr>
-      <w:r>
-        <w:rPr>
-          <w:rFonts w:ascii="Times New Roman" w:hAnsi="Times New Roman" w:eastAsia="宋体"/>
-          <w:b/>
-          <w:sz w:val="24"/>
-        </w:rPr>
-        <w:t>英文讲稿</w:t>
-      </w:r>
-    </w:p>
-    <w:p/>
-    <w:p>
-      <w:pPr>
-        <w:spacing w:before="120" w:after="120"/>
-        <w:ind w:left="567" w:right="567"/>
-        <w:pBdr>
-          <w:left w:val="single" w:sz="12" w:color="6366F1"/>
-        </w:pBdr>
-      </w:pPr>
-      <w:r>
-        <w:rPr>
-          <w:rFonts w:ascii="Times New Roman" w:hAnsi="Times New Roman" w:eastAsia="宋体"/>
-          <w:b w:val="0"/>
-          <w:sz w:val="24"/>
-        </w:rPr>
-        <w:t>Ruthenium was selected for two reasons. First, RuO2 is more active than IrO2 for the oxygen evolution reaction, and ruthenium is much cheaper and more abundant than iridium. Second, its limitation is stability, which is the property this project can change.</w:t>
-      </w:r>
-    </w:p>
-    <w:p>
-      <w:pPr>
-        <w:spacing w:before="120" w:after="120"/>
-        <w:ind w:left="567" w:right="567"/>
-        <w:pBdr>
-          <w:left w:val="single" w:sz="12" w:color="6366F1"/>
-        </w:pBdr>
-      </w:pPr>
-    </w:p>
-    <w:p>
-      <w:pPr>
-        <w:spacing w:before="120" w:after="120"/>
-        <w:ind w:left="567" w:right="567"/>
-        <w:pBdr>
-          <w:left w:val="single" w:sz="12" w:color="6366F1"/>
-        </w:pBdr>
-      </w:pPr>
-      <w:r>
-        <w:rPr>
-          <w:rFonts w:ascii="Times New Roman" w:hAnsi="Times New Roman" w:eastAsia="宋体"/>
-          <w:b w:val="0"/>
-          <w:sz w:val="24"/>
-        </w:rPr>
-        <w:t>Ruthenium fails through two channels. The first is over-oxidation: ruthenium is oxidised beyond +4 to soluble RuO4 and leaves the electrode. The second is lattice-oxygen participation: lattice oxygen is consumed by the reaction, and the metal is released with it.</w:t>
-      </w:r>
-    </w:p>
-    <w:p>
-      <w:pPr>
-        <w:spacing w:before="120" w:after="120"/>
-        <w:ind w:left="567" w:right="567"/>
-        <w:pBdr>
-          <w:left w:val="single" w:sz="12" w:color="6366F1"/>
-        </w:pBdr>
-      </w:pPr>
-    </w:p>
-    <w:p>
-      <w:pPr>
-        <w:spacing w:before="120" w:after="120"/>
-        <w:ind w:left="567" w:right="567"/>
-        <w:pBdr>
-          <w:left w:val="single" w:sz="12" w:color="6366F1"/>
-        </w:pBdr>
-      </w:pPr>
-      <w:r>
-        <w:rPr>
-          <w:rFonts w:ascii="Times New Roman" w:hAnsi="Times New Roman" w:eastAsia="宋体"/>
-          <w:b w:val="0"/>
-          <w:sz w:val="24"/>
-        </w:rPr>
-        <w:t>These channels are connected to a design trade-off, in which a higher O 2p band centre increases activity but decreases stability. The objective is therefore stabilisation rather than higher activity, and any stabilisation result requires a dissolution measurement, not only an overpotential.</w:t>
-      </w:r>
-    </w:p>
-    <w:p/>
-    <w:p>
-      <w:pPr>
-        <w:spacing w:line="360" w:lineRule="auto"/>
-        <w:ind w:firstLine="420"/>
-      </w:pPr>
-      <w:r>
-        <w:rPr>
-          <w:rFonts w:ascii="Times New Roman" w:hAnsi="Times New Roman" w:eastAsia="宋体"/>
-          <w:b/>
-          <w:sz w:val="24"/>
-        </w:rPr>
-        <w:t>中文对照</w:t>
-      </w:r>
-    </w:p>
-    <w:p/>
-    <w:p>
-      <w:pPr>
-        <w:spacing w:before="120" w:after="120"/>
-        <w:ind w:left="567" w:right="567"/>
-        <w:pBdr>
-          <w:left w:val="single" w:sz="12" w:color="6366F1"/>
-        </w:pBdr>
-      </w:pPr>
-      <w:r>
-        <w:rPr>
-          <w:rFonts w:ascii="Times New Roman" w:hAnsi="Times New Roman" w:eastAsia="宋体"/>
-          <w:b w:val="0"/>
-          <w:sz w:val="24"/>
-        </w:rPr>
-        <w:t>选择钌有两个原因。第一，在析氧反应中 RuO₂ 比 IrO₂ 更活泼，而钌比铱便宜得多、储量也丰富得多。第二，它的短板是稳定性，而这正是本课题可以改变的性质。</w:t>
-      </w:r>
-    </w:p>
-    <w:p>
-      <w:pPr>
-        <w:spacing w:before="120" w:after="120"/>
-        <w:ind w:left="567" w:right="567"/>
-        <w:pBdr>
-          <w:left w:val="single" w:sz="12" w:color="6366F1"/>
-        </w:pBdr>
-      </w:pPr>
-    </w:p>
-    <w:p>
-      <w:pPr>
-        <w:spacing w:before="120" w:after="120"/>
-        <w:ind w:left="567" w:right="567"/>
-        <w:pBdr>
-          <w:left w:val="single" w:sz="12" w:color="6366F1"/>
-        </w:pBdr>
-      </w:pPr>
-      <w:r>
-        <w:rPr>
-          <w:rFonts w:ascii="Times New Roman" w:hAnsi="Times New Roman" w:eastAsia="宋体"/>
-          <w:b w:val="0"/>
-          <w:sz w:val="24"/>
-        </w:rPr>
-        <w:t>钌的失效有两条通道。第一条是过氧化：钌被氧化越过 +4 价，生成可溶的 RuO₄ 并离开电极。第二条是晶格氧参与：晶格氧被反应消耗，金属随之脱离。</w:t>
-      </w:r>
-    </w:p>
-    <w:p>
-      <w:pPr>
-        <w:spacing w:before="120" w:after="120"/>
-        <w:ind w:left="567" w:right="567"/>
-        <w:pBdr>
-          <w:left w:val="single" w:sz="12" w:color="6366F1"/>
-        </w:pBdr>
-      </w:pPr>
-    </w:p>
-    <w:p>
-      <w:pPr>
-        <w:spacing w:before="120" w:after="120"/>
-        <w:ind w:left="567" w:right="567"/>
-        <w:pBdr>
-          <w:left w:val="single" w:sz="12" w:color="6366F1"/>
-        </w:pBdr>
-      </w:pPr>
-      <w:r>
-        <w:rPr>
-          <w:rFonts w:ascii="Times New Roman" w:hAnsi="Times New Roman" w:eastAsia="宋体"/>
-          <w:b w:val="0"/>
-          <w:sz w:val="24"/>
-        </w:rPr>
-        <w:t>这两条通道与一个设计权衡相关：O 2p 带中心越高，活性越高、稳定性越低。因此目标是稳定化，而不是提高活性；任何稳定化的结论都需要溶解测量支持，而不能只用过电位。</w:t>
-      </w:r>
-    </w:p>
-    <w:p/>
-    <w:p>
-      <w:pPr>
-        <w:spacing w:line="360" w:lineRule="auto"/>
-        <w:ind w:firstLine="420"/>
-      </w:pPr>
-      <w:r>
-        <w:rPr>
-          <w:rFonts w:ascii="Times New Roman" w:hAnsi="Times New Roman" w:eastAsia="宋体"/>
-          <w:b/>
-          <w:sz w:val="24"/>
-        </w:rPr>
-        <w:t>台上提示</w:t>
-      </w:r>
-      <w:r>
-        <w:rPr>
-          <w:rFonts w:ascii="Times New Roman" w:hAnsi="Times New Roman" w:eastAsia="宋体"/>
-          <w:b w:val="0"/>
-          <w:sz w:val="24"/>
-        </w:rPr>
-        <w:t>：指左框（两条通道）→ 指下方权衡框。两句结论放慢：</w:t>
-      </w:r>
-      <w:r>
-        <w:rPr>
-          <w:rFonts w:ascii="Consolas" w:hAnsi="Consolas" w:eastAsia="Consolas"/>
-          <w:sz w:val="24"/>
-          <w:shd w:fill="F0F0F0"/>
-        </w:rPr>
-        <w:t>stabilisation rather than higher activity</w:t>
-      </w:r>
-      <w:r>
-        <w:rPr>
-          <w:rFonts w:ascii="Times New Roman" w:hAnsi="Times New Roman" w:eastAsia="宋体"/>
-          <w:b w:val="0"/>
-          <w:sz w:val="24"/>
-        </w:rPr>
-        <w:t>、</w:t>
-      </w:r>
-      <w:r>
-        <w:rPr>
-          <w:rFonts w:ascii="Consolas" w:hAnsi="Consolas" w:eastAsia="Consolas"/>
-          <w:sz w:val="24"/>
-          <w:shd w:fill="F0F0F0"/>
-        </w:rPr>
-        <w:t>requires a dissolution measurement</w:t>
-      </w:r>
-      <w:r>
-        <w:rPr>
-          <w:rFonts w:ascii="Times New Roman" w:hAnsi="Times New Roman" w:eastAsia="宋体"/>
-          <w:b w:val="0"/>
-          <w:sz w:val="24"/>
-        </w:rPr>
-        <w:t>。</w:t>
-      </w:r>
-    </w:p>
-    <w:p/>
-    <w:p>
-      <w:pPr>
-        <w:spacing w:before="120" w:after="120"/>
-        <w:pBdr>
-          <w:bottom w:val="single" w:sz="6" w:color="CCCCCC"/>
-        </w:pBdr>
-      </w:pPr>
-    </w:p>
-    <w:p/>
-    <w:p>
-      <w:r>
-        <w:br w:type="page"/>
-      </w:r>
-    </w:p>
-    <w:p>
-      <w:pPr>
-        <w:pStyle w:val="2"/>
-        <w:pageBreakBefore w:val="0"/>
-      </w:pPr>
-      <w:r>
-        <w:rPr>
-          <w:rFonts w:ascii="Times New Roman" w:hAnsi="Times New Roman" w:eastAsia="宋体"/>
-          <w:b/>
-          <w:sz w:val="44"/>
-        </w:rPr>
-        <w:t>P5 · 文献一：设计原则，以及为什么 MnO2 是被允许的</w:t>
-      </w:r>
-    </w:p>
-    <w:p>
-      <w:pPr>
-        <w:spacing w:line="360" w:lineRule="auto"/>
-        <w:ind w:firstLine="420"/>
-      </w:pPr>
-      <w:r>
-        <w:rPr>
-          <w:rFonts w:ascii="Times New Roman" w:hAnsi="Times New Roman" w:eastAsia="宋体"/>
-          <w:b/>
-          <w:sz w:val="24"/>
-        </w:rPr>
-        <w:t>英文讲稿</w:t>
-      </w:r>
-    </w:p>
-    <w:p/>
-    <w:p>
-      <w:pPr>
-        <w:spacing w:before="120" w:after="120"/>
-        <w:ind w:left="567" w:right="567"/>
-        <w:pBdr>
-          <w:left w:val="single" w:sz="12" w:color="6366F1"/>
-        </w:pBdr>
-      </w:pPr>
-      <w:r>
-        <w:rPr>
-          <w:rFonts w:ascii="Times New Roman" w:hAnsi="Times New Roman" w:eastAsia="宋体"/>
-          <w:b w:val="0"/>
-          <w:sz w:val="24"/>
-        </w:rPr>
-        <w:t xml:space="preserve">This slide gives the design rules from the review. The left figure shows the four steps of oxygen evolution. If all four steps had the same free energy, 1.23 electronvolts, the sum would be 4.92 electronvolts and the overpotential would be zero. On oxide surfaces this is not observed, because the intermediates </w:t>
-      </w:r>
-      <w:r>
-        <w:rPr>
-          <w:rFonts w:ascii="Times New Roman" w:hAnsi="Times New Roman" w:eastAsia="宋体"/>
-          <w:b w:val="0"/>
-          <w:i/>
-          <w:sz w:val="24"/>
-        </w:rPr>
-        <w:t xml:space="preserve">OH and </w:t>
-      </w:r>
-      <w:r>
-        <w:rPr>
-          <w:rFonts w:ascii="Times New Roman" w:hAnsi="Times New Roman" w:eastAsia="宋体"/>
-          <w:b w:val="0"/>
-          <w:sz w:val="24"/>
-        </w:rPr>
-        <w:t>OOH are connected by a scaling relation and their free energies differ by about 3.2 electronvolts. The steps therefore become uneven. In this schematic the largest step is 1.60 electronvolts, which is 0.37 volts above 1.23 volts. This is the scaling limit for the adsorbate evolution mechanism.</w:t>
-      </w:r>
-    </w:p>
-    <w:p>
-      <w:pPr>
-        <w:spacing w:before="120" w:after="120"/>
-        <w:ind w:left="567" w:right="567"/>
-        <w:pBdr>
-          <w:left w:val="single" w:sz="12" w:color="6366F1"/>
-        </w:pBdr>
-      </w:pPr>
-    </w:p>
-    <w:p>
-      <w:pPr>
-        <w:spacing w:before="120" w:after="120"/>
-        <w:ind w:left="567" w:right="567"/>
-        <w:pBdr>
-          <w:left w:val="single" w:sz="12" w:color="6366F1"/>
-        </w:pBdr>
-      </w:pPr>
-      <w:r>
-        <w:rPr>
-          <w:rFonts w:ascii="Times New Roman" w:hAnsi="Times New Roman" w:eastAsia="宋体"/>
-          <w:b w:val="0"/>
-          <w:sz w:val="24"/>
-        </w:rPr>
-        <w:t>The right figure shows the volcano relation: activity is highest at an intermediate adsorption energy. The proton-acceptor route changes the mechanism. Nickel or cobalt in RuO2 activates a bridging oxygen and lowers the determining step to 1.49 or 1.33 electronvolts, that is 0.26 or 0.10 volts, below the 0.37 volt limit.</w:t>
-      </w:r>
-    </w:p>
-    <w:p>
-      <w:pPr>
-        <w:spacing w:before="120" w:after="120"/>
-        <w:ind w:left="567" w:right="567"/>
-        <w:pBdr>
-          <w:left w:val="single" w:sz="12" w:color="6366F1"/>
-        </w:pBdr>
-      </w:pPr>
-    </w:p>
-    <w:p>
-      <w:pPr>
-        <w:spacing w:before="120" w:after="120"/>
-        <w:ind w:left="567" w:right="567"/>
-        <w:pBdr>
-          <w:left w:val="single" w:sz="12" w:color="6366F1"/>
-        </w:pBdr>
-      </w:pPr>
-      <w:r>
-        <w:rPr>
-          <w:rFonts w:ascii="Times New Roman" w:hAnsi="Times New Roman" w:eastAsia="宋体"/>
-          <w:b w:val="0"/>
-          <w:sz w:val="24"/>
-        </w:rPr>
-        <w:t>Two further results support manganese. Gamma-MnO2 has been reported to operate for 8,000 hours at pH 2, and Mn3+ provides the optimal eg occupancy, eg equal to one. The same review also states that a suitable potential window must be identified.</w:t>
-      </w:r>
-    </w:p>
-    <w:p/>
-    <w:p>
-      <w:pPr>
-        <w:spacing w:line="360" w:lineRule="auto"/>
-        <w:ind w:firstLine="420"/>
-      </w:pPr>
-      <w:r>
-        <w:rPr>
-          <w:rFonts w:ascii="Times New Roman" w:hAnsi="Times New Roman" w:eastAsia="宋体"/>
-          <w:b/>
-          <w:sz w:val="24"/>
-        </w:rPr>
-        <w:t>中文对照</w:t>
-      </w:r>
-    </w:p>
-    <w:p/>
-    <w:p>
-      <w:pPr>
-        <w:spacing w:before="120" w:after="120"/>
-        <w:ind w:left="567" w:right="567"/>
-        <w:pBdr>
-          <w:left w:val="single" w:sz="12" w:color="6366F1"/>
-        </w:pBdr>
-      </w:pPr>
-      <w:r>
-        <w:rPr>
-          <w:rFonts w:ascii="Times New Roman" w:hAnsi="Times New Roman" w:eastAsia="宋体"/>
-          <w:b w:val="0"/>
-          <w:sz w:val="24"/>
-        </w:rPr>
-        <w:t>这一页是综述里的设计规则。左图是析氧的四个步骤。如果四步的自由能都等于 1.23 eV，总和为 4.92 eV，过电位为零。在氧化物表面观察不到这种情况，因为中间体 ∗OH 与 ∗OOH 之间存在标度关系，两者自由能相差约 3.2 eV。因此台阶并不均匀。本示意图中最大台阶为 1.60 eV，比 1.23 V 高 0.37 V。这就是吸附质演化机制的标度上限。</w:t>
-      </w:r>
-    </w:p>
-    <w:p>
-      <w:pPr>
-        <w:spacing w:before="120" w:after="120"/>
-        <w:ind w:left="567" w:right="567"/>
-        <w:pBdr>
-          <w:left w:val="single" w:sz="12" w:color="6366F1"/>
-        </w:pBdr>
-      </w:pPr>
-    </w:p>
-    <w:p>
-      <w:pPr>
-        <w:spacing w:before="120" w:after="120"/>
-        <w:ind w:left="567" w:right="567"/>
-        <w:pBdr>
-          <w:left w:val="single" w:sz="12" w:color="6366F1"/>
-        </w:pBdr>
-      </w:pPr>
-      <w:r>
-        <w:rPr>
-          <w:rFonts w:ascii="Times New Roman" w:hAnsi="Times New Roman" w:eastAsia="宋体"/>
-          <w:b w:val="0"/>
-          <w:sz w:val="24"/>
-        </w:rPr>
-        <w:t>右图是火山关系：活性在中等吸附能处最高。质子受体路线改变了机理：RuO₂ 中的镍或钴活化桥氧，把决速步降到 1.49 或 1.33 eV，即 0.26 或 0.10 V，低于 0.37 V 的上限。</w:t>
-      </w:r>
-    </w:p>
-    <w:p>
-      <w:pPr>
-        <w:spacing w:before="120" w:after="120"/>
-        <w:ind w:left="567" w:right="567"/>
-        <w:pBdr>
-          <w:left w:val="single" w:sz="12" w:color="6366F1"/>
-        </w:pBdr>
-      </w:pPr>
-    </w:p>
-    <w:p>
-      <w:pPr>
-        <w:spacing w:before="120" w:after="120"/>
-        <w:ind w:left="567" w:right="567"/>
-        <w:pBdr>
-          <w:left w:val="single" w:sz="12" w:color="6366F1"/>
-        </w:pBdr>
-      </w:pPr>
-      <w:r>
-        <w:rPr>
-          <w:rFonts w:ascii="Times New Roman" w:hAnsi="Times New Roman" w:eastAsia="宋体"/>
-          <w:b w:val="0"/>
-          <w:sz w:val="24"/>
-        </w:rPr>
-        <w:t>还有两条结果支持使用锰。γ-MnO₂ 被报道可在 pH 2 下运行 8,000 小时；Mn³⁺ 提供最优的 eg 占据数，eg 等于 1。同一篇综述也指出，必须先确定合适的电位窗口。</w:t>
-      </w:r>
-    </w:p>
-    <w:p/>
-    <w:p>
-      <w:pPr>
-        <w:spacing w:line="360" w:lineRule="auto"/>
-        <w:ind w:firstLine="420"/>
-      </w:pPr>
-      <w:r>
-        <w:rPr>
-          <w:rFonts w:ascii="Times New Roman" w:hAnsi="Times New Roman" w:eastAsia="宋体"/>
-          <w:b/>
-          <w:sz w:val="24"/>
-        </w:rPr>
-        <w:t>台上提示</w:t>
-      </w:r>
-      <w:r>
-        <w:rPr>
-          <w:rFonts w:ascii="Times New Roman" w:hAnsi="Times New Roman" w:eastAsia="宋体"/>
-          <w:b w:val="0"/>
-          <w:sz w:val="24"/>
-        </w:rPr>
-        <w:t>：左手点最大台阶 → 右手点火山顶 → 点 1.49/1.33 eV 那行注释。最后一句是过渡到 P9 的钩子。</w:t>
-      </w:r>
-    </w:p>
-    <w:p/>
-    <w:p>
-      <w:pPr>
-        <w:spacing w:before="120" w:after="120"/>
-        <w:pBdr>
-          <w:bottom w:val="single" w:sz="6" w:color="CCCCCC"/>
-        </w:pBdr>
-      </w:pPr>
-    </w:p>
-    <w:p/>
-    <w:p>
-      <w:r>
-        <w:br w:type="page"/>
-      </w:r>
-    </w:p>
-    <w:p>
-      <w:pPr>
-        <w:pStyle w:val="2"/>
-        <w:pageBreakBefore w:val="0"/>
-      </w:pPr>
-      <w:r>
-        <w:rPr>
-          <w:rFonts w:ascii="Times New Roman" w:hAnsi="Times New Roman" w:eastAsia="宋体"/>
-          <w:b/>
-          <w:sz w:val="44"/>
-        </w:rPr>
-        <w:t>P6 · 文献二：重构化学，以及酸性中的 Ru 稳定化</w:t>
-      </w:r>
-    </w:p>
-    <w:p>
-      <w:pPr>
-        <w:spacing w:line="360" w:lineRule="auto"/>
-        <w:ind w:firstLine="420"/>
-      </w:pPr>
-      <w:r>
-        <w:rPr>
-          <w:rFonts w:ascii="Times New Roman" w:hAnsi="Times New Roman" w:eastAsia="宋体"/>
-          <w:b/>
-          <w:sz w:val="24"/>
-        </w:rPr>
-        <w:t>英文讲稿</w:t>
-      </w:r>
-    </w:p>
-    <w:p/>
-    <w:p>
-      <w:pPr>
-        <w:spacing w:before="120" w:after="120"/>
-        <w:ind w:left="567" w:right="567"/>
-        <w:pBdr>
-          <w:left w:val="single" w:sz="12" w:color="6366F1"/>
-        </w:pBdr>
-      </w:pPr>
-      <w:r>
-        <w:rPr>
-          <w:rFonts w:ascii="Times New Roman" w:hAnsi="Times New Roman" w:eastAsia="宋体"/>
-          <w:b w:val="0"/>
-          <w:sz w:val="24"/>
-        </w:rPr>
-        <w:t>The second paper concerns reconstruction. The film that is deposited is not the catalyst. During activation the surface converts to an oxyhydroxide, MOOH, and this is the active phase. The review describes four reconstruction mechanisms and six factors that control the activity of the reconstructed surface: exposed edge facets, residual dopant cations, unsaturated coordination and vacancies, adsorbed oxyanions, hybrid interfaces with electron transfer through bridging oxygen, and strain, which broadens the eg band.</w:t>
-      </w:r>
-    </w:p>
-    <w:p>
-      <w:pPr>
-        <w:spacing w:before="120" w:after="120"/>
-        <w:ind w:left="567" w:right="567"/>
-        <w:pBdr>
-          <w:left w:val="single" w:sz="12" w:color="6366F1"/>
-        </w:pBdr>
-      </w:pPr>
-    </w:p>
-    <w:p>
-      <w:pPr>
-        <w:spacing w:before="120" w:after="120"/>
-        <w:ind w:left="567" w:right="567"/>
-        <w:pBdr>
-          <w:left w:val="single" w:sz="12" w:color="6366F1"/>
-        </w:pBdr>
-      </w:pPr>
-      <w:r>
-        <w:rPr>
-          <w:rFonts w:ascii="Times New Roman" w:hAnsi="Times New Roman" w:eastAsia="宋体"/>
-          <w:b w:val="0"/>
-          <w:sz w:val="24"/>
-        </w:rPr>
-        <w:t>Two points are directly relevant to the plan. First, the activation protocol is an experimental variable: cyclic voltammetry gives complete oxidation, chronopotentiometry gives partial oxidation, and full reconstruction can take eight hours or more. Second, in acid, ruthenium fails through RuO4 formation and lattice-oxygen participation, and two stabilisation routes are established: confinement as single-atom sites, and an increase in the oxygen-vacancy formation energy. The review also records a precedent: ruthenium on alpha-MnO2 prepared by cation exchange, with an overpotential of 161 millivolts and a lifetime above 200 hours.</w:t>
-      </w:r>
-    </w:p>
-    <w:p/>
-    <w:p>
-      <w:pPr>
-        <w:spacing w:line="360" w:lineRule="auto"/>
-        <w:ind w:firstLine="420"/>
-      </w:pPr>
-      <w:r>
-        <w:rPr>
-          <w:rFonts w:ascii="Times New Roman" w:hAnsi="Times New Roman" w:eastAsia="宋体"/>
-          <w:b/>
-          <w:sz w:val="24"/>
-        </w:rPr>
-        <w:t>中文对照</w:t>
-      </w:r>
-    </w:p>
-    <w:p/>
-    <w:p>
-      <w:pPr>
-        <w:spacing w:before="120" w:after="120"/>
-        <w:ind w:left="567" w:right="567"/>
-        <w:pBdr>
-          <w:left w:val="single" w:sz="12" w:color="6366F1"/>
-        </w:pBdr>
-      </w:pPr>
-      <w:r>
-        <w:rPr>
-          <w:rFonts w:ascii="Times New Roman" w:hAnsi="Times New Roman" w:eastAsia="宋体"/>
-          <w:b w:val="0"/>
-          <w:sz w:val="24"/>
-        </w:rPr>
-        <w:t>第二篇文献讨论重构。沉积得到的膜不是催化剂。活化过程中表面转变为羟基氧化物 MOOH，这才是活性相。综述描述了四种重构机制，以及控制重构表面活性的六个因素：暴露的边缘晶面、残留的掺杂阳离子、不饱和配位与空位、吸附的含氧阴离子、通过桥氧传递电子的杂化界面，以及使 eg 带展宽的应变。</w:t>
-      </w:r>
-    </w:p>
-    <w:p>
-      <w:pPr>
-        <w:spacing w:before="120" w:after="120"/>
-        <w:ind w:left="567" w:right="567"/>
-        <w:pBdr>
-          <w:left w:val="single" w:sz="12" w:color="6366F1"/>
-        </w:pBdr>
-      </w:pPr>
-    </w:p>
-    <w:p>
-      <w:pPr>
-        <w:spacing w:before="120" w:after="120"/>
-        <w:ind w:left="567" w:right="567"/>
-        <w:pBdr>
-          <w:left w:val="single" w:sz="12" w:color="6366F1"/>
-        </w:pBdr>
-      </w:pPr>
-      <w:r>
-        <w:rPr>
-          <w:rFonts w:ascii="Times New Roman" w:hAnsi="Times New Roman" w:eastAsia="宋体"/>
-          <w:b w:val="0"/>
-          <w:sz w:val="24"/>
-        </w:rPr>
-        <w:t>有两点与方案直接相关。第一，活化程序是实验变量：循环伏安给出完全氧化，恒电流给出部分氧化，完全重构可能需要八小时以上。第二，在酸性中钌通过生成 RuO₄ 与晶格氧参与失效，已有两类稳定化路线：限域为单原子位点，以及提高氧空位形成能。综述还记载了一个先例：通过阳离子交换制备的 α-MnO₂ 负载钌，过电位 161 mV，寿命超过 200 小时。</w:t>
-      </w:r>
-    </w:p>
-    <w:p/>
-    <w:p>
-      <w:pPr>
-        <w:spacing w:line="360" w:lineRule="auto"/>
-        <w:ind w:firstLine="420"/>
-      </w:pPr>
-      <w:r>
-        <w:rPr>
-          <w:rFonts w:ascii="Times New Roman" w:hAnsi="Times New Roman" w:eastAsia="宋体"/>
-          <w:b/>
-          <w:sz w:val="24"/>
-        </w:rPr>
-        <w:t>台上提示</w:t>
-      </w:r>
-      <w:r>
-        <w:rPr>
-          <w:rFonts w:ascii="Times New Roman" w:hAnsi="Times New Roman" w:eastAsia="宋体"/>
-          <w:b w:val="0"/>
-          <w:sz w:val="24"/>
-        </w:rPr>
-        <w:t>：第一句重读——</w:t>
-      </w:r>
-      <w:r>
-        <w:rPr>
-          <w:rFonts w:ascii="Consolas" w:hAnsi="Consolas" w:eastAsia="Consolas"/>
-          <w:sz w:val="24"/>
-          <w:shd w:fill="F0F0F0"/>
-        </w:rPr>
-        <w:t>The film that is deposited is not the catalyst</w:t>
-      </w:r>
-      <w:r>
-        <w:rPr>
-          <w:rFonts w:ascii="Times New Roman" w:hAnsi="Times New Roman" w:eastAsia="宋体"/>
-          <w:b w:val="0"/>
-          <w:sz w:val="24"/>
-        </w:rPr>
-        <w:t xml:space="preserve">。提到先例时必须说 </w:t>
-      </w:r>
-      <w:r>
-        <w:rPr>
-          <w:rFonts w:ascii="Consolas" w:hAnsi="Consolas" w:eastAsia="Consolas"/>
-          <w:sz w:val="24"/>
-          <w:shd w:fill="F0F0F0"/>
-        </w:rPr>
-        <w:t>as recorded in our group's review</w:t>
-      </w:r>
-      <w:r>
-        <w:rPr>
-          <w:rFonts w:ascii="Times New Roman" w:hAnsi="Times New Roman" w:eastAsia="宋体"/>
-          <w:b w:val="0"/>
-          <w:sz w:val="24"/>
-        </w:rPr>
-        <w:t>。</w:t>
-      </w:r>
-    </w:p>
-    <w:p/>
-    <w:p>
-      <w:pPr>
-        <w:spacing w:before="120" w:after="120"/>
-        <w:pBdr>
-          <w:bottom w:val="single" w:sz="6" w:color="CCCCCC"/>
-        </w:pBdr>
-      </w:pPr>
-    </w:p>
-    <w:p/>
-    <w:p>
-      <w:r>
-        <w:br w:type="page"/>
-      </w:r>
-    </w:p>
-    <w:p>
-      <w:pPr>
-        <w:pStyle w:val="2"/>
-        <w:pageBreakBefore w:val="0"/>
-      </w:pPr>
-      <w:r>
-        <w:rPr>
-          <w:rFonts w:ascii="Times New Roman" w:hAnsi="Times New Roman" w:eastAsia="宋体"/>
-          <w:b/>
-          <w:sz w:val="44"/>
-        </w:rPr>
-        <w:t>P7 · 文献三：界面环境、掺杂实践、器件级验证</w:t>
-      </w:r>
-    </w:p>
-    <w:p>
-      <w:pPr>
-        <w:spacing w:line="360" w:lineRule="auto"/>
-        <w:ind w:firstLine="420"/>
-      </w:pPr>
-      <w:r>
-        <w:rPr>
-          <w:rFonts w:ascii="Times New Roman" w:hAnsi="Times New Roman" w:eastAsia="宋体"/>
-          <w:b/>
-          <w:sz w:val="24"/>
-        </w:rPr>
-        <w:t>英文讲稿</w:t>
-      </w:r>
-    </w:p>
-    <w:p/>
-    <w:p>
-      <w:pPr>
-        <w:spacing w:before="120" w:after="120"/>
-        <w:ind w:left="567" w:right="567"/>
-        <w:pBdr>
-          <w:left w:val="single" w:sz="12" w:color="6366F1"/>
-        </w:pBdr>
-      </w:pPr>
-      <w:r>
-        <w:rPr>
-          <w:rFonts w:ascii="Times New Roman" w:hAnsi="Times New Roman" w:eastAsia="宋体"/>
-          <w:b w:val="0"/>
-          <w:sz w:val="24"/>
-        </w:rPr>
-        <w:t>This slide gives one result from each of the remaining three papers.</w:t>
-      </w:r>
-    </w:p>
-    <w:p>
-      <w:pPr>
-        <w:spacing w:before="120" w:after="120"/>
-        <w:ind w:left="567" w:right="567"/>
-        <w:pBdr>
-          <w:left w:val="single" w:sz="12" w:color="6366F1"/>
-        </w:pBdr>
-      </w:pPr>
-    </w:p>
-    <w:p>
-      <w:pPr>
-        <w:spacing w:before="120" w:after="120"/>
-        <w:ind w:left="567" w:right="567"/>
-        <w:pBdr>
-          <w:left w:val="single" w:sz="12" w:color="6366F1"/>
-        </w:pBdr>
-      </w:pPr>
-      <w:r>
-        <w:rPr>
-          <w:rFonts w:ascii="Times New Roman" w:hAnsi="Times New Roman" w:eastAsia="宋体"/>
-          <w:b w:val="0"/>
-          <w:sz w:val="24"/>
-        </w:rPr>
-        <w:t>The first is that the local environment around the active site controls stability. In that work a hard-Lewis-acid layer keeps the local pH near 14 at 1.6 volts, which gives more than 200 hours in seawater with about 98 per cent oxygen selectivity. The local environment is therefore a design variable, and it differs from the bulk.</w:t>
-      </w:r>
-    </w:p>
-    <w:p>
-      <w:pPr>
-        <w:spacing w:before="120" w:after="120"/>
-        <w:ind w:left="567" w:right="567"/>
-        <w:pBdr>
-          <w:left w:val="single" w:sz="12" w:color="6366F1"/>
-        </w:pBdr>
-      </w:pPr>
-    </w:p>
-    <w:p>
-      <w:pPr>
-        <w:spacing w:before="120" w:after="120"/>
-        <w:ind w:left="567" w:right="567"/>
-        <w:pBdr>
-          <w:left w:val="single" w:sz="12" w:color="6366F1"/>
-        </w:pBdr>
-      </w:pPr>
-      <w:r>
-        <w:rPr>
-          <w:rFonts w:ascii="Times New Roman" w:hAnsi="Times New Roman" w:eastAsia="宋体"/>
-          <w:b w:val="0"/>
-          <w:sz w:val="24"/>
-        </w:rPr>
-        <w:t>The second is that doping stabilises the metal, and that the work is not complete until it is tested in a device. A chromium-doped amorphous oxide gives 268 millivolts at 10 milliamps per square centimetre, and the electrolyser runs for 120 hours with a decay below 4.9 millivolts per hour.</w:t>
-      </w:r>
-    </w:p>
-    <w:p>
-      <w:pPr>
-        <w:spacing w:before="120" w:after="120"/>
-        <w:ind w:left="567" w:right="567"/>
-        <w:pBdr>
-          <w:left w:val="single" w:sz="12" w:color="6366F1"/>
-        </w:pBdr>
-      </w:pPr>
-    </w:p>
-    <w:p>
-      <w:pPr>
-        <w:spacing w:before="120" w:after="120"/>
-        <w:ind w:left="567" w:right="567"/>
-        <w:pBdr>
-          <w:left w:val="single" w:sz="12" w:color="6366F1"/>
-        </w:pBdr>
-      </w:pPr>
-      <w:r>
-        <w:rPr>
-          <w:rFonts w:ascii="Times New Roman" w:hAnsi="Times New Roman" w:eastAsia="宋体"/>
-          <w:b w:val="0"/>
-          <w:sz w:val="24"/>
-        </w:rPr>
-        <w:t>The third is that a protecting unit can be redox-active: in that structure a variable-valence second metal buffers the oxidative charge.</w:t>
-      </w:r>
-    </w:p>
-    <w:p>
-      <w:pPr>
-        <w:spacing w:before="120" w:after="120"/>
-        <w:ind w:left="567" w:right="567"/>
-        <w:pBdr>
-          <w:left w:val="single" w:sz="12" w:color="6366F1"/>
-        </w:pBdr>
-      </w:pPr>
-    </w:p>
-    <w:p>
-      <w:pPr>
-        <w:spacing w:before="120" w:after="120"/>
-        <w:ind w:left="567" w:right="567"/>
-        <w:pBdr>
-          <w:left w:val="single" w:sz="12" w:color="6366F1"/>
-        </w:pBdr>
-      </w:pPr>
-      <w:r>
-        <w:rPr>
-          <w:rFonts w:ascii="Times New Roman" w:hAnsi="Times New Roman" w:eastAsia="宋体"/>
-          <w:b w:val="0"/>
-          <w:sz w:val="24"/>
-        </w:rPr>
-        <w:t>The gap is therefore not the chemistry. It is the construction of the interface: how to build Ru-O-Mn controllably and on a larger scale.</w:t>
-      </w:r>
-    </w:p>
-    <w:p/>
-    <w:p>
-      <w:pPr>
-        <w:spacing w:line="360" w:lineRule="auto"/>
-        <w:ind w:firstLine="420"/>
-      </w:pPr>
-      <w:r>
-        <w:rPr>
-          <w:rFonts w:ascii="Times New Roman" w:hAnsi="Times New Roman" w:eastAsia="宋体"/>
-          <w:b/>
-          <w:sz w:val="24"/>
-        </w:rPr>
-        <w:t>中文对照</w:t>
-      </w:r>
-    </w:p>
-    <w:p/>
-    <w:p>
-      <w:pPr>
-        <w:spacing w:before="120" w:after="120"/>
-        <w:ind w:left="567" w:right="567"/>
-        <w:pBdr>
-          <w:left w:val="single" w:sz="12" w:color="6366F1"/>
-        </w:pBdr>
-      </w:pPr>
-      <w:r>
-        <w:rPr>
-          <w:rFonts w:ascii="Times New Roman" w:hAnsi="Times New Roman" w:eastAsia="宋体"/>
-          <w:b w:val="0"/>
-          <w:sz w:val="24"/>
-        </w:rPr>
-        <w:t>这一页是其余三篇文献各一条结果。</w:t>
-      </w:r>
-    </w:p>
-    <w:p>
-      <w:pPr>
-        <w:spacing w:before="120" w:after="120"/>
-        <w:ind w:left="567" w:right="567"/>
-        <w:pBdr>
-          <w:left w:val="single" w:sz="12" w:color="6366F1"/>
-        </w:pBdr>
-      </w:pPr>
-    </w:p>
-    <w:p>
-      <w:pPr>
-        <w:spacing w:before="120" w:after="120"/>
-        <w:ind w:left="567" w:right="567"/>
-        <w:pBdr>
-          <w:left w:val="single" w:sz="12" w:color="6366F1"/>
-        </w:pBdr>
-      </w:pPr>
-      <w:r>
-        <w:rPr>
-          <w:rFonts w:ascii="Times New Roman" w:hAnsi="Times New Roman" w:eastAsia="宋体"/>
-          <w:b w:val="0"/>
-          <w:sz w:val="24"/>
-        </w:rPr>
-        <w:t>第一条：活性位点周围的局部环境决定稳定性。那项工作用硬路易斯酸层把局部 pH 在 1.6 V 时保持在 14 附近，从而在海水中获得超过 200 小时寿命和约 98% 的氧气选择性。因此局部环境是一个设计变量，并且与本体不同。</w:t>
-      </w:r>
-    </w:p>
-    <w:p>
-      <w:pPr>
-        <w:spacing w:before="120" w:after="120"/>
-        <w:ind w:left="567" w:right="567"/>
-        <w:pBdr>
-          <w:left w:val="single" w:sz="12" w:color="6366F1"/>
-        </w:pBdr>
-      </w:pPr>
-    </w:p>
-    <w:p>
-      <w:pPr>
-        <w:spacing w:before="120" w:after="120"/>
-        <w:ind w:left="567" w:right="567"/>
-        <w:pBdr>
-          <w:left w:val="single" w:sz="12" w:color="6366F1"/>
-        </w:pBdr>
-      </w:pPr>
-      <w:r>
-        <w:rPr>
-          <w:rFonts w:ascii="Times New Roman" w:hAnsi="Times New Roman" w:eastAsia="宋体"/>
-          <w:b w:val="0"/>
-          <w:sz w:val="24"/>
-        </w:rPr>
-        <w:t>第二条：掺杂可以稳定金属，而且工作必须做到器件验证才算完成。铬掺杂非晶氧化物在 10 mA cm⁻² 下过电位 268 mV，电解槽运行 120 小时，衰减低于 4.9 mV h⁻¹。</w:t>
-      </w:r>
-    </w:p>
-    <w:p>
-      <w:pPr>
-        <w:spacing w:before="120" w:after="120"/>
-        <w:ind w:left="567" w:right="567"/>
-        <w:pBdr>
-          <w:left w:val="single" w:sz="12" w:color="6366F1"/>
-        </w:pBdr>
-      </w:pPr>
-    </w:p>
-    <w:p>
-      <w:pPr>
-        <w:spacing w:before="120" w:after="120"/>
-        <w:ind w:left="567" w:right="567"/>
-        <w:pBdr>
-          <w:left w:val="single" w:sz="12" w:color="6366F1"/>
-        </w:pBdr>
-      </w:pPr>
-      <w:r>
-        <w:rPr>
-          <w:rFonts w:ascii="Times New Roman" w:hAnsi="Times New Roman" w:eastAsia="宋体"/>
-          <w:b w:val="0"/>
-          <w:sz w:val="24"/>
-        </w:rPr>
-        <w:t>第三条：保护单元可以是变价的——在该结构中，变价第二金属缓冲氧化电荷。</w:t>
-      </w:r>
-    </w:p>
-    <w:p>
-      <w:pPr>
-        <w:spacing w:before="120" w:after="120"/>
-        <w:ind w:left="567" w:right="567"/>
-        <w:pBdr>
-          <w:left w:val="single" w:sz="12" w:color="6366F1"/>
-        </w:pBdr>
-      </w:pPr>
-    </w:p>
-    <w:p>
-      <w:pPr>
-        <w:spacing w:before="120" w:after="120"/>
-        <w:ind w:left="567" w:right="567"/>
-        <w:pBdr>
-          <w:left w:val="single" w:sz="12" w:color="6366F1"/>
-        </w:pBdr>
-      </w:pPr>
-      <w:r>
-        <w:rPr>
-          <w:rFonts w:ascii="Times New Roman" w:hAnsi="Times New Roman" w:eastAsia="宋体"/>
-          <w:b w:val="0"/>
-          <w:sz w:val="24"/>
-        </w:rPr>
-        <w:t>因此缺口不在化学，而在界面的构建：如何可控且更大规模地构建 Ru–O–Mn。</w:t>
-      </w:r>
-    </w:p>
-    <w:p/>
-    <w:p>
-      <w:pPr>
-        <w:spacing w:line="360" w:lineRule="auto"/>
-        <w:ind w:firstLine="420"/>
-      </w:pPr>
-      <w:r>
-        <w:rPr>
-          <w:rFonts w:ascii="Times New Roman" w:hAnsi="Times New Roman" w:eastAsia="宋体"/>
-          <w:b/>
-          <w:sz w:val="24"/>
-        </w:rPr>
-        <w:t>台上提示</w:t>
-      </w:r>
-      <w:r>
-        <w:rPr>
-          <w:rFonts w:ascii="Times New Roman" w:hAnsi="Times New Roman" w:eastAsia="宋体"/>
-          <w:b w:val="0"/>
-          <w:sz w:val="24"/>
-        </w:rPr>
-        <w:t xml:space="preserve">：三条各一句结论 + 一个数字，不要展开。器件那句话要说全称 </w:t>
-      </w:r>
-      <w:r>
-        <w:rPr>
-          <w:rFonts w:ascii="Consolas" w:hAnsi="Consolas" w:eastAsia="Consolas"/>
-          <w:sz w:val="24"/>
-          <w:shd w:fill="F0F0F0"/>
-        </w:rPr>
-        <w:t>anion-exchange-membrane electrolyser</w:t>
-      </w:r>
-      <w:r>
-        <w:rPr>
-          <w:rFonts w:ascii="Times New Roman" w:hAnsi="Times New Roman" w:eastAsia="宋体"/>
-          <w:b w:val="0"/>
-          <w:sz w:val="24"/>
-        </w:rPr>
-        <w:t>。</w:t>
-      </w:r>
-    </w:p>
-    <w:p/>
-    <w:p>
-      <w:pPr>
-        <w:spacing w:before="120" w:after="120"/>
-        <w:pBdr>
-          <w:bottom w:val="single" w:sz="6" w:color="CCCCCC"/>
-        </w:pBdr>
-      </w:pPr>
-    </w:p>
-    <w:p/>
-    <w:p>
-      <w:r>
-        <w:br w:type="page"/>
-      </w:r>
-    </w:p>
-    <w:p>
-      <w:pPr>
-        <w:pStyle w:val="2"/>
-        <w:pageBreakBefore w:val="0"/>
-      </w:pPr>
-      <w:r>
-        <w:rPr>
-          <w:rFonts w:ascii="Times New Roman" w:hAnsi="Times New Roman" w:eastAsia="宋体"/>
-          <w:b/>
-          <w:sz w:val="44"/>
-        </w:rPr>
-        <w:t>P8 · 缺口与假设：电沉积作为工艺杠杆</w:t>
-      </w:r>
-    </w:p>
-    <w:p>
-      <w:pPr>
-        <w:spacing w:line="360" w:lineRule="auto"/>
-        <w:ind w:firstLine="420"/>
-      </w:pPr>
-      <w:r>
-        <w:rPr>
-          <w:rFonts w:ascii="Times New Roman" w:hAnsi="Times New Roman" w:eastAsia="宋体"/>
-          <w:b/>
-          <w:sz w:val="24"/>
-        </w:rPr>
-        <w:t>英文讲稿</w:t>
-      </w:r>
-    </w:p>
-    <w:p/>
-    <w:p>
-      <w:pPr>
-        <w:spacing w:before="120" w:after="120"/>
-        <w:ind w:left="567" w:right="567"/>
-        <w:pBdr>
-          <w:left w:val="single" w:sz="12" w:color="6366F1"/>
-        </w:pBdr>
-      </w:pPr>
-      <w:r>
-        <w:rPr>
-          <w:rFonts w:ascii="Times New Roman" w:hAnsi="Times New Roman" w:eastAsia="宋体"/>
-          <w:b w:val="0"/>
-          <w:sz w:val="24"/>
-        </w:rPr>
-        <w:t>This slide states the hypothesis. Route A is a MnO2 shell around a RuO2 core. In this design the shell dissolves first, and the coating then fails. Route B places ruthenium inside the MnO2 framework so that the two share oxygen, forming Ru-O-Mn.</w:t>
-      </w:r>
-    </w:p>
-    <w:p>
-      <w:pPr>
-        <w:spacing w:before="120" w:after="120"/>
-        <w:ind w:left="567" w:right="567"/>
-        <w:pBdr>
-          <w:left w:val="single" w:sz="12" w:color="6366F1"/>
-        </w:pBdr>
-      </w:pPr>
-    </w:p>
-    <w:p>
-      <w:pPr>
-        <w:spacing w:before="120" w:after="120"/>
-        <w:ind w:left="567" w:right="567"/>
-        <w:pBdr>
-          <w:left w:val="single" w:sz="12" w:color="6366F1"/>
-        </w:pBdr>
-      </w:pPr>
-      <w:r>
-        <w:rPr>
-          <w:rFonts w:ascii="Times New Roman" w:hAnsi="Times New Roman" w:eastAsia="宋体"/>
-          <w:b w:val="0"/>
-          <w:sz w:val="24"/>
-        </w:rPr>
-        <w:t>The material hypothesis is that electrodeposited MnO2 acts as both support and redox mediator: the Mn3+/Mn4+ couple and the surface hydroxyl groups absorb oxidative charge and hold ruthenium near +4, outside the RuO4 window.</w:t>
-      </w:r>
-    </w:p>
-    <w:p>
-      <w:pPr>
-        <w:spacing w:before="120" w:after="120"/>
-        <w:ind w:left="567" w:right="567"/>
-        <w:pBdr>
-          <w:left w:val="single" w:sz="12" w:color="6366F1"/>
-        </w:pBdr>
-      </w:pPr>
-    </w:p>
-    <w:p>
-      <w:pPr>
-        <w:spacing w:before="120" w:after="120"/>
-        <w:ind w:left="567" w:right="567"/>
-        <w:pBdr>
-          <w:left w:val="single" w:sz="12" w:color="6366F1"/>
-        </w:pBdr>
-      </w:pPr>
-      <w:r>
-        <w:rPr>
-          <w:rFonts w:ascii="Times New Roman" w:hAnsi="Times New Roman" w:eastAsia="宋体"/>
-          <w:b w:val="0"/>
-          <w:sz w:val="24"/>
-        </w:rPr>
-        <w:t>The process hypothesis is that deposition parameters control the phase, the morphology and the density of edge sites, so that the density and configuration of the coupling can be scanned. The variables are the host deposition, at 7 milliamps per square centimetre for 15 minutes, about 6.3 coulombs per square centimetre, with a two-fold gradient; the current and the bath pH; and the route for ruthenium: co-deposition, impregnation or cation exchange. This process control is not available in the literature.</w:t>
-      </w:r>
-    </w:p>
-    <w:p/>
-    <w:p>
-      <w:pPr>
-        <w:spacing w:line="360" w:lineRule="auto"/>
-        <w:ind w:firstLine="420"/>
-      </w:pPr>
-      <w:r>
-        <w:rPr>
-          <w:rFonts w:ascii="Times New Roman" w:hAnsi="Times New Roman" w:eastAsia="宋体"/>
-          <w:b/>
-          <w:sz w:val="24"/>
-        </w:rPr>
-        <w:t>中文对照</w:t>
-      </w:r>
-    </w:p>
-    <w:p/>
-    <w:p>
-      <w:pPr>
-        <w:spacing w:before="120" w:after="120"/>
-        <w:ind w:left="567" w:right="567"/>
-        <w:pBdr>
-          <w:left w:val="single" w:sz="12" w:color="6366F1"/>
-        </w:pBdr>
-      </w:pPr>
-      <w:r>
-        <w:rPr>
-          <w:rFonts w:ascii="Times New Roman" w:hAnsi="Times New Roman" w:eastAsia="宋体"/>
-          <w:b w:val="0"/>
-          <w:sz w:val="24"/>
-        </w:rPr>
-        <w:t>这一页说明假设。Route A 是在 RuO₂ 核外包一层 MnO₂ 壳。在这种设计中壳先溶解，包覆层随后失效。Route B 把钌放进 MnO₂ 骨架内部，使两者共享氧，形成 Ru–O–Mn。</w:t>
-      </w:r>
-    </w:p>
-    <w:p>
-      <w:pPr>
-        <w:spacing w:before="120" w:after="120"/>
-        <w:ind w:left="567" w:right="567"/>
-        <w:pBdr>
-          <w:left w:val="single" w:sz="12" w:color="6366F1"/>
-        </w:pBdr>
-      </w:pPr>
-    </w:p>
-    <w:p>
-      <w:pPr>
-        <w:spacing w:before="120" w:after="120"/>
-        <w:ind w:left="567" w:right="567"/>
-        <w:pBdr>
-          <w:left w:val="single" w:sz="12" w:color="6366F1"/>
-        </w:pBdr>
-      </w:pPr>
-      <w:r>
-        <w:rPr>
-          <w:rFonts w:ascii="Times New Roman" w:hAnsi="Times New Roman" w:eastAsia="宋体"/>
-          <w:b w:val="0"/>
-          <w:sz w:val="24"/>
-        </w:rPr>
-        <w:t>材料假设：电沉积 MnO₂ 同时作为载体与氧化还原介质——Mn³⁺/Mn⁴⁺ 电对与表面羟基吸收氧化电荷，使钌保持在 +4 附近，处于 RuO₄ 窗口之外。</w:t>
-      </w:r>
-    </w:p>
-    <w:p>
-      <w:pPr>
-        <w:spacing w:before="120" w:after="120"/>
-        <w:ind w:left="567" w:right="567"/>
-        <w:pBdr>
-          <w:left w:val="single" w:sz="12" w:color="6366F1"/>
-        </w:pBdr>
-      </w:pPr>
-    </w:p>
-    <w:p>
-      <w:pPr>
-        <w:spacing w:before="120" w:after="120"/>
-        <w:ind w:left="567" w:right="567"/>
-        <w:pBdr>
-          <w:left w:val="single" w:sz="12" w:color="6366F1"/>
-        </w:pBdr>
-      </w:pPr>
-      <w:r>
-        <w:rPr>
-          <w:rFonts w:ascii="Times New Roman" w:hAnsi="Times New Roman" w:eastAsia="宋体"/>
-          <w:b w:val="0"/>
-          <w:sz w:val="24"/>
-        </w:rPr>
-        <w:t>工艺假设：沉积参数控制物相、形貌与边缘位密度，因此耦合的密度与构型可以被扫描。变量包括：宿主沉积，7 mA cm⁻² 持续 15 分钟，约 6.3 C cm⁻²，并设两倍梯度；电流与浴 pH；以及钌的引入路线——共沉积、浸渍或阳离子交换。这种工艺可控性在现有文献中是没有的。</w:t>
-      </w:r>
-    </w:p>
-    <w:p/>
-    <w:p>
-      <w:pPr>
-        <w:spacing w:line="360" w:lineRule="auto"/>
-        <w:ind w:firstLine="420"/>
-      </w:pPr>
-      <w:r>
-        <w:rPr>
-          <w:rFonts w:ascii="Times New Roman" w:hAnsi="Times New Roman" w:eastAsia="宋体"/>
-          <w:b/>
-          <w:sz w:val="24"/>
-        </w:rPr>
-        <w:t>台上提示</w:t>
-      </w:r>
-      <w:r>
-        <w:rPr>
-          <w:rFonts w:ascii="Times New Roman" w:hAnsi="Times New Roman" w:eastAsia="宋体"/>
-          <w:b w:val="0"/>
-          <w:sz w:val="24"/>
-        </w:rPr>
-        <w:t>：Route A / Route B 用手分开指。</w:t>
-      </w:r>
-      <w:r>
-        <w:rPr>
-          <w:rFonts w:ascii="Consolas" w:hAnsi="Consolas" w:eastAsia="Consolas"/>
-          <w:sz w:val="24"/>
-          <w:shd w:fill="F0F0F0"/>
-        </w:rPr>
-        <w:t>support and redox mediator</w:t>
-      </w:r>
-      <w:r>
-        <w:rPr>
-          <w:rFonts w:ascii="Times New Roman" w:hAnsi="Times New Roman" w:eastAsia="宋体"/>
-          <w:b w:val="0"/>
-          <w:sz w:val="24"/>
-        </w:rPr>
-        <w:t xml:space="preserve"> 与 </w:t>
-      </w:r>
-      <w:r>
-        <w:rPr>
-          <w:rFonts w:ascii="Consolas" w:hAnsi="Consolas" w:eastAsia="Consolas"/>
-          <w:sz w:val="24"/>
-          <w:shd w:fill="F0F0F0"/>
-        </w:rPr>
-        <w:t>not available in the literature</w:t>
-      </w:r>
-      <w:r>
-        <w:rPr>
-          <w:rFonts w:ascii="Times New Roman" w:hAnsi="Times New Roman" w:eastAsia="宋体"/>
-          <w:b w:val="0"/>
-          <w:sz w:val="24"/>
-        </w:rPr>
-        <w:t xml:space="preserve"> 两句放慢。</w:t>
-      </w:r>
-    </w:p>
-    <w:p/>
-    <w:p>
-      <w:pPr>
-        <w:spacing w:before="120" w:after="120"/>
-        <w:pBdr>
-          <w:bottom w:val="single" w:sz="6" w:color="CCCCCC"/>
-        </w:pBdr>
-      </w:pPr>
-    </w:p>
-    <w:p/>
-    <w:p>
-      <w:r>
-        <w:br w:type="page"/>
-      </w:r>
-    </w:p>
-    <w:p>
-      <w:pPr>
-        <w:pStyle w:val="2"/>
-        <w:pageBreakBefore w:val="0"/>
-      </w:pPr>
-      <w:r>
-        <w:rPr>
-          <w:rFonts w:ascii="Times New Roman" w:hAnsi="Times New Roman" w:eastAsia="宋体"/>
-          <w:b/>
-          <w:sz w:val="44"/>
-        </w:rPr>
-        <w:t>P9 · 主要风险，以及我们的 go / no-go 实验</w:t>
-      </w:r>
-    </w:p>
-    <w:p>
-      <w:pPr>
-        <w:spacing w:line="360" w:lineRule="auto"/>
-        <w:ind w:firstLine="420"/>
-      </w:pPr>
-      <w:r>
-        <w:rPr>
-          <w:rFonts w:ascii="Times New Roman" w:hAnsi="Times New Roman" w:eastAsia="宋体"/>
-          <w:b/>
-          <w:sz w:val="24"/>
-        </w:rPr>
-        <w:t>英文讲稿</w:t>
-      </w:r>
-    </w:p>
-    <w:p/>
-    <w:p>
-      <w:pPr>
-        <w:spacing w:before="120" w:after="120"/>
-        <w:ind w:left="567" w:right="567"/>
-        <w:pBdr>
-          <w:left w:val="single" w:sz="12" w:color="6366F1"/>
-        </w:pBdr>
-      </w:pPr>
-      <w:r>
-        <w:rPr>
-          <w:rFonts w:ascii="Times New Roman" w:hAnsi="Times New Roman" w:eastAsia="宋体"/>
-          <w:b w:val="0"/>
-          <w:sz w:val="24"/>
-        </w:rPr>
-        <w:t>The largest risk in this project is manganese, not ruthenium. In acid, MnO2 is stable only within a narrow potential range. Below about 1.4 volts against SHE, manganese dissolves as Mn2+. Between about 1.4 and 1.6 volts the dioxide is stable. Above about 1.6 volts permanganate can form, and it is soluble. Oxygen evolution requires more than 1.23 volts, so the overlap between the two ranges is small. This is the meaning of the review statement that a suitable potential window must be identified. If this window is narrow, or if it shifts under load, a MnO2 coating would dissolve before the ruthenium beneath it.</w:t>
-      </w:r>
-    </w:p>
-    <w:p>
-      <w:pPr>
-        <w:spacing w:before="120" w:after="120"/>
-        <w:ind w:left="567" w:right="567"/>
-        <w:pBdr>
-          <w:left w:val="single" w:sz="12" w:color="6366F1"/>
-        </w:pBdr>
-      </w:pPr>
-    </w:p>
-    <w:p>
-      <w:pPr>
-        <w:spacing w:before="120" w:after="120"/>
-        <w:ind w:left="567" w:right="567"/>
-        <w:pBdr>
-          <w:left w:val="single" w:sz="12" w:color="6366F1"/>
-        </w:pBdr>
-      </w:pPr>
-      <w:r>
-        <w:rPr>
-          <w:rFonts w:ascii="Times New Roman" w:hAnsi="Times New Roman" w:eastAsia="宋体"/>
-          <w:b w:val="0"/>
-          <w:sz w:val="24"/>
-        </w:rPr>
-        <w:t>The first experiment is therefore a decision test in weeks one to three, with four parts. First, a potential-step dissolution scan from 1.40 to 1.90 volts against RHE, with each step collected separately. Second, segmented ICP-MS, with ruthenium and manganese measured separately. Third, in-situ Raman, to detect the permanganate band near 839 reciprocal centimetres. Fourth, four controls: MnO2 only, RuO2, impregnated, and substituted.</w:t>
-      </w:r>
-    </w:p>
-    <w:p>
-      <w:pPr>
-        <w:spacing w:before="120" w:after="120"/>
-        <w:ind w:left="567" w:right="567"/>
-        <w:pBdr>
-          <w:left w:val="single" w:sz="12" w:color="6366F1"/>
-        </w:pBdr>
-      </w:pPr>
-    </w:p>
-    <w:p>
-      <w:pPr>
-        <w:spacing w:before="120" w:after="120"/>
-        <w:ind w:left="567" w:right="567"/>
-        <w:pBdr>
-          <w:left w:val="single" w:sz="12" w:color="6366F1"/>
-        </w:pBdr>
-      </w:pPr>
-      <w:r>
-        <w:rPr>
-          <w:rFonts w:ascii="Times New Roman" w:hAnsi="Times New Roman" w:eastAsia="宋体"/>
-          <w:b w:val="0"/>
-          <w:sz w:val="24"/>
-        </w:rPr>
-        <w:t>The decision rule is shown on the slide. If manganese dissolves much faster than ruthenium and cannot be suppressed, the MnO2 phase or the oxygen coordination will be changed, or ruthenium will be introduced first. Otherwise the work continues to interface engineering and the parameter sweep.</w:t>
-      </w:r>
-    </w:p>
-    <w:p/>
-    <w:p>
-      <w:pPr>
-        <w:spacing w:line="360" w:lineRule="auto"/>
-        <w:ind w:firstLine="420"/>
-      </w:pPr>
-      <w:r>
-        <w:rPr>
-          <w:rFonts w:ascii="Times New Roman" w:hAnsi="Times New Roman" w:eastAsia="宋体"/>
-          <w:b/>
-          <w:sz w:val="24"/>
-        </w:rPr>
-        <w:t>中文对照</w:t>
-      </w:r>
-    </w:p>
-    <w:p/>
-    <w:p>
-      <w:pPr>
-        <w:spacing w:before="120" w:after="120"/>
-        <w:ind w:left="567" w:right="567"/>
-        <w:pBdr>
-          <w:left w:val="single" w:sz="12" w:color="6366F1"/>
-        </w:pBdr>
-      </w:pPr>
-      <w:r>
-        <w:rPr>
-          <w:rFonts w:ascii="Times New Roman" w:hAnsi="Times New Roman" w:eastAsia="宋体"/>
-          <w:b w:val="0"/>
-          <w:sz w:val="24"/>
-        </w:rPr>
-        <w:t>本课题最大的风险是锰，不是钌。在酸性中，MnO₂ 只在一个狭窄的电位区间内稳定。低于约 1.4 V（vs SHE），锰以 Mn²⁺ 溶解；约 1.4 至 1.6 V 之间二氧化锰稳定；高于约 1.6 V 可能生成可溶的高锰酸根。析氧需要高于 1.23 V，因此两个区间的重叠很小。这就是综述所说"必须先确定合适的电位窗口"的含义。如果这个窗口很窄，或在负载下发生移动，MnO₂ 包覆层会在其下方的钌之前先溶解。</w:t>
-      </w:r>
-    </w:p>
-    <w:p>
-      <w:pPr>
-        <w:spacing w:before="120" w:after="120"/>
-        <w:ind w:left="567" w:right="567"/>
-        <w:pBdr>
-          <w:left w:val="single" w:sz="12" w:color="6366F1"/>
-        </w:pBdr>
-      </w:pPr>
-    </w:p>
-    <w:p>
-      <w:pPr>
-        <w:spacing w:before="120" w:after="120"/>
-        <w:ind w:left="567" w:right="567"/>
-        <w:pBdr>
-          <w:left w:val="single" w:sz="12" w:color="6366F1"/>
-        </w:pBdr>
-      </w:pPr>
-      <w:r>
-        <w:rPr>
-          <w:rFonts w:ascii="Times New Roman" w:hAnsi="Times New Roman" w:eastAsia="宋体"/>
-          <w:b w:val="0"/>
-          <w:sz w:val="24"/>
-        </w:rPr>
-        <w:t>因此第一个实验是前三周的判定实验，包含四部分。第一，电位阶跃溶出扫描，从 1.40 到 1.90 V（vs RHE），每个电位段单独收集。第二，分段 ICP-MS，钌与锰分开测量。第三，原位拉曼，检测 839 cm⁻¹ 附近的高锰酸根谱带。第四，四个对照：只有 MnO₂、RuO₂、浸渍、取代。</w:t>
-      </w:r>
-    </w:p>
-    <w:p>
-      <w:pPr>
-        <w:spacing w:before="120" w:after="120"/>
-        <w:ind w:left="567" w:right="567"/>
-        <w:pBdr>
-          <w:left w:val="single" w:sz="12" w:color="6366F1"/>
-        </w:pBdr>
-      </w:pPr>
-    </w:p>
-    <w:p>
-      <w:pPr>
-        <w:spacing w:before="120" w:after="120"/>
-        <w:ind w:left="567" w:right="567"/>
-        <w:pBdr>
-          <w:left w:val="single" w:sz="12" w:color="6366F1"/>
-        </w:pBdr>
-      </w:pPr>
-      <w:r>
-        <w:rPr>
-          <w:rFonts w:ascii="Times New Roman" w:hAnsi="Times New Roman" w:eastAsia="宋体"/>
-          <w:b w:val="0"/>
-          <w:sz w:val="24"/>
-        </w:rPr>
-        <w:t>判定规则在幻灯片上。如果锰的溶解明显快于钌且无法抑制，就改变 MnO₂ 的物相或氧配位，或者先引入钌；否则继续进入界面工程与参数扫描。</w:t>
-      </w:r>
-    </w:p>
-    <w:p/>
-    <w:p>
-      <w:pPr>
-        <w:spacing w:line="360" w:lineRule="auto"/>
-        <w:ind w:firstLine="420"/>
-      </w:pPr>
-      <w:r>
-        <w:rPr>
-          <w:rFonts w:ascii="Times New Roman" w:hAnsi="Times New Roman" w:eastAsia="宋体"/>
-          <w:b/>
-          <w:sz w:val="24"/>
-        </w:rPr>
-        <w:t>台上提示</w:t>
-      </w:r>
-      <w:r>
-        <w:rPr>
-          <w:rFonts w:ascii="Times New Roman" w:hAnsi="Times New Roman" w:eastAsia="宋体"/>
-          <w:b w:val="0"/>
-          <w:sz w:val="24"/>
-        </w:rPr>
-        <w:t>：</w:t>
-      </w:r>
-      <w:r>
-        <w:rPr>
-          <w:rFonts w:ascii="Consolas" w:hAnsi="Consolas" w:eastAsia="Consolas"/>
-          <w:sz w:val="24"/>
-          <w:shd w:fill="F0F0F0"/>
-        </w:rPr>
-        <w:t>manganese, not ruthenium</w:t>
-      </w:r>
-      <w:r>
-        <w:rPr>
-          <w:rFonts w:ascii="Times New Roman" w:hAnsi="Times New Roman" w:eastAsia="宋体"/>
-          <w:b w:val="0"/>
-          <w:sz w:val="24"/>
-        </w:rPr>
-        <w:t xml:space="preserve"> 重读。左图三段电位用手沿横轴走。结尾补一句量化口径：同一电位段内 Mn 速率 ≥ Ru 的 5 倍且无钝化趋势，或出现 839 cm⁻¹ 谱带，即判 no-go。</w:t>
-      </w:r>
-    </w:p>
-    <w:p/>
-    <w:p>
-      <w:pPr>
-        <w:spacing w:before="120" w:after="120"/>
-        <w:pBdr>
-          <w:bottom w:val="single" w:sz="6" w:color="CCCCCC"/>
-        </w:pBdr>
-      </w:pPr>
-    </w:p>
-    <w:p/>
-    <w:p>
-      <w:r>
-        <w:br w:type="page"/>
-      </w:r>
-    </w:p>
-    <w:p>
-      <w:pPr>
-        <w:pStyle w:val="2"/>
-        <w:pageBreakBefore w:val="0"/>
-      </w:pPr>
-      <w:r>
-        <w:rPr>
-          <w:rFonts w:ascii="Times New Roman" w:hAnsi="Times New Roman" w:eastAsia="宋体"/>
-          <w:b/>
-          <w:sz w:val="44"/>
-        </w:rPr>
-        <w:t>P10 · 合成、表征、测试与时间线</w:t>
-      </w:r>
-    </w:p>
-    <w:p>
-      <w:pPr>
-        <w:spacing w:line="360" w:lineRule="auto"/>
-        <w:ind w:firstLine="420"/>
-      </w:pPr>
-      <w:r>
-        <w:rPr>
-          <w:rFonts w:ascii="Times New Roman" w:hAnsi="Times New Roman" w:eastAsia="宋体"/>
-          <w:b/>
-          <w:sz w:val="24"/>
-        </w:rPr>
-        <w:t>英文讲稿</w:t>
-      </w:r>
-    </w:p>
-    <w:p/>
-    <w:p>
-      <w:pPr>
-        <w:spacing w:before="120" w:after="120"/>
-        <w:ind w:left="567" w:right="567"/>
-        <w:pBdr>
-          <w:left w:val="single" w:sz="12" w:color="6366F1"/>
-        </w:pBdr>
-      </w:pPr>
-      <w:r>
-        <w:rPr>
-          <w:rFonts w:ascii="Times New Roman" w:hAnsi="Times New Roman" w:eastAsia="宋体"/>
-          <w:b w:val="0"/>
-          <w:sz w:val="24"/>
-        </w:rPr>
-        <w:t>The plan has four parts.</w:t>
-      </w:r>
-    </w:p>
-    <w:p>
-      <w:pPr>
-        <w:spacing w:before="120" w:after="120"/>
-        <w:ind w:left="567" w:right="567"/>
-        <w:pBdr>
-          <w:left w:val="single" w:sz="12" w:color="6366F1"/>
-        </w:pBdr>
-      </w:pPr>
-    </w:p>
-    <w:p>
-      <w:pPr>
-        <w:spacing w:before="120" w:after="120"/>
-        <w:ind w:left="567" w:right="567"/>
-        <w:pBdr>
-          <w:left w:val="single" w:sz="12" w:color="6366F1"/>
-        </w:pBdr>
-      </w:pPr>
-      <w:r>
-        <w:rPr>
-          <w:rFonts w:ascii="Times New Roman" w:hAnsi="Times New Roman" w:eastAsia="宋体"/>
-          <w:b w:val="0"/>
-          <w:sz w:val="24"/>
-        </w:rPr>
-        <w:t>Synthesis. MnO2 is electrodeposited on titanium mesh or titanium felt. The host deposition is 7 milliamps per square centimetre for 15 minutes, about 6.3 coulombs per square centimetre, with a two-fold gradient. The current and the bath pH are variables. Ruthenium is introduced at a near-single-atom level, and one activation protocol is fixed for all samples.</w:t>
-      </w:r>
-    </w:p>
-    <w:p>
-      <w:pPr>
-        <w:spacing w:before="120" w:after="120"/>
-        <w:ind w:left="567" w:right="567"/>
-        <w:pBdr>
-          <w:left w:val="single" w:sz="12" w:color="6366F1"/>
-        </w:pBdr>
-      </w:pPr>
-    </w:p>
-    <w:p>
-      <w:pPr>
-        <w:spacing w:before="120" w:after="120"/>
-        <w:ind w:left="567" w:right="567"/>
-        <w:pBdr>
-          <w:left w:val="single" w:sz="12" w:color="6366F1"/>
-        </w:pBdr>
-      </w:pPr>
-      <w:r>
-        <w:rPr>
-          <w:rFonts w:ascii="Times New Roman" w:hAnsi="Times New Roman" w:eastAsia="宋体"/>
-          <w:b w:val="0"/>
-          <w:sz w:val="24"/>
-        </w:rPr>
-        <w:t>Characterisation. Paired XRD, Raman, XPS and HRTEM-EDS before and after activation; operando XAS at both the ruthenium and the manganese K-edges, which is the decisive measurement for Ru-O-Mn; and EPR for oxygen vacancies.</w:t>
-      </w:r>
-    </w:p>
-    <w:p>
-      <w:pPr>
-        <w:spacing w:before="120" w:after="120"/>
-        <w:ind w:left="567" w:right="567"/>
-        <w:pBdr>
-          <w:left w:val="single" w:sz="12" w:color="6366F1"/>
-        </w:pBdr>
-      </w:pPr>
-    </w:p>
-    <w:p>
-      <w:pPr>
-        <w:spacing w:before="120" w:after="120"/>
-        <w:ind w:left="567" w:right="567"/>
-        <w:pBdr>
-          <w:left w:val="single" w:sz="12" w:color="6366F1"/>
-        </w:pBdr>
-      </w:pPr>
-      <w:r>
-        <w:rPr>
-          <w:rFonts w:ascii="Times New Roman" w:hAnsi="Times New Roman" w:eastAsia="宋体"/>
-          <w:b w:val="0"/>
-          <w:sz w:val="24"/>
-        </w:rPr>
-        <w:t>Testing. iR-corrected LSV for the overpotential at 10 milliamps per square centimetre, the Tafel slope and EIS; normalisation by mass and by electrochemically active surface area; and long-term chronopotentiometry with segmented ICP-MS, reported with a stability number.</w:t>
-      </w:r>
-    </w:p>
-    <w:p>
-      <w:pPr>
-        <w:spacing w:before="120" w:after="120"/>
-        <w:ind w:left="567" w:right="567"/>
-        <w:pBdr>
-          <w:left w:val="single" w:sz="12" w:color="6366F1"/>
-        </w:pBdr>
-      </w:pPr>
-    </w:p>
-    <w:p>
-      <w:pPr>
-        <w:spacing w:before="120" w:after="120"/>
-        <w:ind w:left="567" w:right="567"/>
-        <w:pBdr>
-          <w:left w:val="single" w:sz="12" w:color="6366F1"/>
-        </w:pBdr>
-      </w:pPr>
-      <w:r>
-        <w:rPr>
-          <w:rFonts w:ascii="Times New Roman" w:hAnsi="Times New Roman" w:eastAsia="宋体"/>
-          <w:b w:val="0"/>
-          <w:sz w:val="24"/>
-        </w:rPr>
-        <w:t>Device. One single-cell test, reported as current density, duration and retention, with Faradaic efficiency.</w:t>
-      </w:r>
-    </w:p>
-    <w:p>
-      <w:pPr>
-        <w:spacing w:before="120" w:after="120"/>
-        <w:ind w:left="567" w:right="567"/>
-        <w:pBdr>
-          <w:left w:val="single" w:sz="12" w:color="6366F1"/>
-        </w:pBdr>
-      </w:pPr>
-    </w:p>
-    <w:p>
-      <w:pPr>
-        <w:spacing w:before="120" w:after="120"/>
-        <w:ind w:left="567" w:right="567"/>
-        <w:pBdr>
-          <w:left w:val="single" w:sz="12" w:color="6366F1"/>
-        </w:pBdr>
-      </w:pPr>
-      <w:r>
-        <w:rPr>
-          <w:rFonts w:ascii="Times New Roman" w:hAnsi="Times New Roman" w:eastAsia="宋体"/>
-          <w:b w:val="0"/>
-          <w:sz w:val="24"/>
-        </w:rPr>
-        <w:t>The milestones are 8 October 2026 for entry to the laboratory, 6 January 2027 for the mid-term review, and April 2027 for the final report.</w:t>
-      </w:r>
-    </w:p>
-    <w:p/>
-    <w:p>
-      <w:pPr>
-        <w:spacing w:line="360" w:lineRule="auto"/>
-        <w:ind w:firstLine="420"/>
-      </w:pPr>
-      <w:r>
-        <w:rPr>
-          <w:rFonts w:ascii="Times New Roman" w:hAnsi="Times New Roman" w:eastAsia="宋体"/>
-          <w:b/>
-          <w:sz w:val="24"/>
-        </w:rPr>
-        <w:t>中文对照</w:t>
-      </w:r>
-    </w:p>
-    <w:p/>
-    <w:p>
-      <w:pPr>
-        <w:spacing w:before="120" w:after="120"/>
-        <w:ind w:left="567" w:right="567"/>
-        <w:pBdr>
-          <w:left w:val="single" w:sz="12" w:color="6366F1"/>
-        </w:pBdr>
-      </w:pPr>
-      <w:r>
-        <w:rPr>
-          <w:rFonts w:ascii="Times New Roman" w:hAnsi="Times New Roman" w:eastAsia="宋体"/>
-          <w:b w:val="0"/>
-          <w:sz w:val="24"/>
-        </w:rPr>
-        <w:t>方案分四部分。</w:t>
-      </w:r>
-    </w:p>
-    <w:p>
-      <w:pPr>
-        <w:spacing w:before="120" w:after="120"/>
-        <w:ind w:left="567" w:right="567"/>
-        <w:pBdr>
-          <w:left w:val="single" w:sz="12" w:color="6366F1"/>
-        </w:pBdr>
-      </w:pPr>
-    </w:p>
-    <w:p>
-      <w:pPr>
-        <w:spacing w:before="120" w:after="120"/>
-        <w:ind w:left="567" w:right="567"/>
-        <w:pBdr>
-          <w:left w:val="single" w:sz="12" w:color="6366F1"/>
-        </w:pBdr>
-      </w:pPr>
-      <w:r>
-        <w:rPr>
-          <w:rFonts w:ascii="Times New Roman" w:hAnsi="Times New Roman" w:eastAsia="宋体"/>
-          <w:b w:val="0"/>
-          <w:sz w:val="24"/>
-        </w:rPr>
-        <w:t>合成。MnO₂ 电沉积在钛网或钛毡上。宿主沉积为 7 mA cm⁻² 持续 15 分钟，约 6.3 C cm⁻²，并设两倍梯度；电流与浴 pH 为变量；钌以近单原子载量引入；所有样品固定同一套活化程序。</w:t>
-      </w:r>
-    </w:p>
-    <w:p>
-      <w:pPr>
-        <w:spacing w:before="120" w:after="120"/>
-        <w:ind w:left="567" w:right="567"/>
-        <w:pBdr>
-          <w:left w:val="single" w:sz="12" w:color="6366F1"/>
-        </w:pBdr>
-      </w:pPr>
-    </w:p>
-    <w:p>
-      <w:pPr>
-        <w:spacing w:before="120" w:after="120"/>
-        <w:ind w:left="567" w:right="567"/>
-        <w:pBdr>
-          <w:left w:val="single" w:sz="12" w:color="6366F1"/>
-        </w:pBdr>
-      </w:pPr>
-      <w:r>
-        <w:rPr>
-          <w:rFonts w:ascii="Times New Roman" w:hAnsi="Times New Roman" w:eastAsia="宋体"/>
-          <w:b w:val="0"/>
-          <w:sz w:val="24"/>
-        </w:rPr>
-        <w:t>表征。活化前后配对做 XRD、拉曼、XPS 与 HRTEM-EDS；在钌与锰的 K 边同时做 operando XAS，这是判断 Ru–O–Mn 的决定性测量；用 EPR 测氧空位。</w:t>
-      </w:r>
-    </w:p>
-    <w:p>
-      <w:pPr>
-        <w:spacing w:before="120" w:after="120"/>
-        <w:ind w:left="567" w:right="567"/>
-        <w:pBdr>
-          <w:left w:val="single" w:sz="12" w:color="6366F1"/>
-        </w:pBdr>
-      </w:pPr>
-    </w:p>
-    <w:p>
-      <w:pPr>
-        <w:spacing w:before="120" w:after="120"/>
-        <w:ind w:left="567" w:right="567"/>
-        <w:pBdr>
-          <w:left w:val="single" w:sz="12" w:color="6366F1"/>
-        </w:pBdr>
-      </w:pPr>
-      <w:r>
-        <w:rPr>
-          <w:rFonts w:ascii="Times New Roman" w:hAnsi="Times New Roman" w:eastAsia="宋体"/>
-          <w:b w:val="0"/>
-          <w:sz w:val="24"/>
-        </w:rPr>
-        <w:t>测试。iR 校正的 LSV 给出 10 mA cm⁻² 下的过电位、Tafel 斜率与 EIS；用质量与电化学活性面积双重归一化；长时恒电流配分段 ICP-MS，并给出稳定数。</w:t>
-      </w:r>
-    </w:p>
-    <w:p>
-      <w:pPr>
-        <w:spacing w:before="120" w:after="120"/>
-        <w:ind w:left="567" w:right="567"/>
-        <w:pBdr>
-          <w:left w:val="single" w:sz="12" w:color="6366F1"/>
-        </w:pBdr>
-      </w:pPr>
-    </w:p>
-    <w:p>
-      <w:pPr>
-        <w:spacing w:before="120" w:after="120"/>
-        <w:ind w:left="567" w:right="567"/>
-        <w:pBdr>
-          <w:left w:val="single" w:sz="12" w:color="6366F1"/>
-        </w:pBdr>
-      </w:pPr>
-      <w:r>
-        <w:rPr>
-          <w:rFonts w:ascii="Times New Roman" w:hAnsi="Times New Roman" w:eastAsia="宋体"/>
-          <w:b w:val="0"/>
-          <w:sz w:val="24"/>
-        </w:rPr>
-        <w:t>器件。做一次单电池测试，按电流密度、时长与保持率报数，并给出法拉第效率。</w:t>
-      </w:r>
-    </w:p>
-    <w:p>
-      <w:pPr>
-        <w:spacing w:before="120" w:after="120"/>
-        <w:ind w:left="567" w:right="567"/>
-        <w:pBdr>
-          <w:left w:val="single" w:sz="12" w:color="6366F1"/>
-        </w:pBdr>
-      </w:pPr>
-    </w:p>
-    <w:p>
-      <w:pPr>
-        <w:spacing w:before="120" w:after="120"/>
-        <w:ind w:left="567" w:right="567"/>
-        <w:pBdr>
-          <w:left w:val="single" w:sz="12" w:color="6366F1"/>
-        </w:pBdr>
-      </w:pPr>
-      <w:r>
-        <w:rPr>
-          <w:rFonts w:ascii="Times New Roman" w:hAnsi="Times New Roman" w:eastAsia="宋体"/>
-          <w:b w:val="0"/>
-          <w:sz w:val="24"/>
-        </w:rPr>
-        <w:t>里程碑为：2026 年 10 月 8 日进实验室，2027 年 1 月 6 日中期评审，2027 年 4 月最终报告。</w:t>
-      </w:r>
-    </w:p>
-    <w:p/>
-    <w:p>
-      <w:pPr>
-        <w:spacing w:line="360" w:lineRule="auto"/>
-        <w:ind w:firstLine="420"/>
-      </w:pPr>
-      <w:r>
-        <w:rPr>
-          <w:rFonts w:ascii="Times New Roman" w:hAnsi="Times New Roman" w:eastAsia="宋体"/>
-          <w:b/>
-          <w:sz w:val="24"/>
-        </w:rPr>
-        <w:t>台上提示</w:t>
-      </w:r>
-      <w:r>
-        <w:rPr>
-          <w:rFonts w:ascii="Times New Roman" w:hAnsi="Times New Roman" w:eastAsia="宋体"/>
-          <w:b w:val="0"/>
-          <w:sz w:val="24"/>
-        </w:rPr>
-        <w:t>：不逐行念，每块只读粗体那一句（Synthesis / Characterisation / Testing / Device），其余指一下。</w:t>
-      </w:r>
-    </w:p>
-    <w:p/>
-    <w:p>
-      <w:pPr>
-        <w:spacing w:before="120" w:after="120"/>
-        <w:pBdr>
-          <w:bottom w:val="single" w:sz="6" w:color="CCCCCC"/>
-        </w:pBdr>
-      </w:pPr>
-    </w:p>
-    <w:p/>
-    <w:p>
-      <w:r>
-        <w:br w:type="page"/>
-      </w:r>
-    </w:p>
-    <w:p>
-      <w:pPr>
-        <w:pStyle w:val="2"/>
-        <w:pageBreakBefore w:val="0"/>
-      </w:pPr>
-      <w:r>
-        <w:rPr>
-          <w:rFonts w:ascii="Times New Roman" w:hAnsi="Times New Roman" w:eastAsia="宋体"/>
-          <w:b/>
-          <w:sz w:val="44"/>
-        </w:rPr>
-        <w:t>收尾句（说完 P10 立刻说，不要等提问）</w:t>
-      </w:r>
-    </w:p>
-    <w:p>
-      <w:pPr>
-        <w:spacing w:line="360" w:lineRule="auto"/>
-        <w:ind w:firstLine="420"/>
-      </w:pPr>
-      <w:r>
-        <w:rPr>
-          <w:rFonts w:ascii="Times New Roman" w:hAnsi="Times New Roman" w:eastAsia="宋体"/>
-          <w:b/>
-          <w:sz w:val="24"/>
-        </w:rPr>
-        <w:t>英文</w:t>
-      </w:r>
-    </w:p>
-    <w:p/>
-    <w:p>
-      <w:pPr>
-        <w:spacing w:before="120" w:after="120"/>
-        <w:ind w:left="567" w:right="567"/>
-        <w:pBdr>
-          <w:left w:val="single" w:sz="12" w:color="6366F1"/>
-        </w:pBdr>
-      </w:pPr>
-      <w:r>
-        <w:rPr>
-          <w:rFonts w:ascii="Times New Roman" w:hAnsi="Times New Roman" w:eastAsia="宋体"/>
-          <w:b w:val="0"/>
-          <w:sz w:val="24"/>
-        </w:rPr>
-        <w:t>To summarise: the literature provides the chemistry and the design rules, and the contribution of this project is to make the Ru-O-Mn interface a controllable process. The next step is the dissolution scan, starting on 8 October. I will report the ruthenium and manganese dissolution rates as a function of potential. Thank you. I am ready for questions.</w:t>
-      </w:r>
-    </w:p>
-    <w:p/>
-    <w:p>
-      <w:pPr>
-        <w:spacing w:line="360" w:lineRule="auto"/>
-        <w:ind w:firstLine="420"/>
-      </w:pPr>
-      <w:r>
-        <w:rPr>
-          <w:rFonts w:ascii="Times New Roman" w:hAnsi="Times New Roman" w:eastAsia="宋体"/>
-          <w:b/>
-          <w:sz w:val="24"/>
-        </w:rPr>
-        <w:t>中文</w:t>
-      </w:r>
-    </w:p>
-    <w:p/>
-    <w:p>
-      <w:pPr>
-        <w:spacing w:before="120" w:after="120"/>
-        <w:ind w:left="567" w:right="567"/>
-        <w:pBdr>
-          <w:left w:val="single" w:sz="12" w:color="6366F1"/>
-        </w:pBdr>
-      </w:pPr>
-      <w:r>
-        <w:rPr>
-          <w:rFonts w:ascii="Times New Roman" w:hAnsi="Times New Roman" w:eastAsia="宋体"/>
-          <w:b w:val="0"/>
-          <w:sz w:val="24"/>
-        </w:rPr>
-        <w:t>总结一下：文献提供了化学原理与设计规则，本课题的贡献是把 Ru–O–Mn 界面变成一个可控的工艺。下一步是溶出扫描，从 10 月 8 日开始。我会汇报钌与锰的溶解速率随电位的变化。谢谢，可以提问。</w:t>
+        <w:t>总结一下：文献提供了化学原理与设计规则，本课题的贡献是把 Ru–O–Mn 界面变成一个可控的工艺。下一步是溶出扫描，从 10 月 8 日开始。我会汇报钌与锰的溶解速率随电位的变化。谢谢</w:t>
       </w:r>
     </w:p>
     <w:p/>

--- a/各选题文献分析/课题88-RuMnO2电沉积（正式课题）/9.24-pre-完整讲稿-中英对照-含音标.docx
+++ b/各选题文献分析/课题88-RuMnO2电沉积（正式课题）/9.24-pre-完整讲稿-中英对照-含音标.docx
@@ -103,7 +103,7 @@
           <w:b/>
           <w:sz w:val="24"/>
         </w:rPr>
-        <w:t>英文总词数 1173 词 ≈ 9.8 分钟</w:t>
+        <w:t>英文总词数 1193 词 ≈ 9 分 56 秒</w:t>
       </w:r>
       <w:r>
         <w:rPr>
@@ -381,7 +381,7 @@
                 <w:b w:val="0"/>
                 <w:sz w:val="24"/>
               </w:rPr>
-              <w:t>0:30</w:t>
+              <w:t>0:28</w:t>
             </w:r>
           </w:p>
         </w:tc>
@@ -459,7 +459,7 @@
                 <w:b w:val="0"/>
                 <w:sz w:val="24"/>
               </w:rPr>
-              <w:t>0:22</w:t>
+              <w:t>0:21</w:t>
             </w:r>
           </w:p>
         </w:tc>
@@ -518,7 +518,7 @@
                 <w:b w:val="0"/>
                 <w:sz w:val="24"/>
               </w:rPr>
-              <w:t>82</w:t>
+              <w:t>109</w:t>
             </w:r>
           </w:p>
         </w:tc>
@@ -537,7 +537,7 @@
                 <w:b w:val="0"/>
                 <w:sz w:val="24"/>
               </w:rPr>
-              <w:t>0:41</w:t>
+              <w:t>0:54</w:t>
             </w:r>
           </w:p>
         </w:tc>
@@ -615,7 +615,7 @@
                 <w:b w:val="0"/>
                 <w:sz w:val="24"/>
               </w:rPr>
-              <w:t>0:52</w:t>
+              <w:t>0:51</w:t>
             </w:r>
           </w:p>
         </w:tc>
@@ -674,7 +674,7 @@
                 <w:b w:val="0"/>
                 <w:sz w:val="24"/>
               </w:rPr>
-              <w:t>144</w:t>
+              <w:t>143</w:t>
             </w:r>
           </w:p>
         </w:tc>
@@ -693,7 +693,7 @@
                 <w:b w:val="0"/>
                 <w:sz w:val="24"/>
               </w:rPr>
-              <w:t>1:12</w:t>
+              <w:t>1:11</w:t>
             </w:r>
           </w:p>
         </w:tc>
@@ -771,7 +771,7 @@
                 <w:b w:val="0"/>
                 <w:sz w:val="24"/>
               </w:rPr>
-              <w:t>1:04</w:t>
+              <w:t>1:03</w:t>
             </w:r>
           </w:p>
         </w:tc>
@@ -849,6 +849,240 @@
                 <w:b w:val="0"/>
                 <w:sz w:val="24"/>
               </w:rPr>
+              <w:t>1:02</w:t>
+            </w:r>
+          </w:p>
+        </w:tc>
+      </w:tr>
+      <w:tr>
+        <w:tc>
+          <w:tcPr>
+            <w:tcW w:type="dxa" w:w="2116"/>
+          </w:tcPr>
+          <w:p>
+            <w:pPr>
+              <w:ind w:firstLine="0"/>
+              <w:jc w:val="left"/>
+            </w:pPr>
+            <w:r>
+              <w:rPr>
+                <w:rFonts w:ascii="Times New Roman" w:hAnsi="Times New Roman" w:eastAsia="宋体"/>
+                <w:b w:val="0"/>
+                <w:sz w:val="24"/>
+              </w:rPr>
+              <w:t>P8</w:t>
+            </w:r>
+          </w:p>
+        </w:tc>
+        <w:tc>
+          <w:tcPr>
+            <w:tcW w:type="dxa" w:w="2116"/>
+          </w:tcPr>
+          <w:p>
+            <w:pPr>
+              <w:ind w:firstLine="0"/>
+              <w:jc w:val="left"/>
+            </w:pPr>
+            <w:r>
+              <w:rPr>
+                <w:rFonts w:ascii="Times New Roman" w:hAnsi="Times New Roman" w:eastAsia="宋体"/>
+                <w:b w:val="0"/>
+                <w:sz w:val="24"/>
+              </w:rPr>
+              <w:t>缺口与假设：电沉积作为工艺杠杆</w:t>
+            </w:r>
+          </w:p>
+        </w:tc>
+        <w:tc>
+          <w:tcPr>
+            <w:tcW w:type="dxa" w:w="2116"/>
+          </w:tcPr>
+          <w:p>
+            <w:pPr>
+              <w:ind w:firstLine="0"/>
+              <w:jc w:val="left"/>
+            </w:pPr>
+            <w:r>
+              <w:rPr>
+                <w:rFonts w:ascii="Times New Roman" w:hAnsi="Times New Roman" w:eastAsia="宋体"/>
+                <w:b w:val="0"/>
+                <w:sz w:val="24"/>
+              </w:rPr>
+              <w:t>136</w:t>
+            </w:r>
+          </w:p>
+        </w:tc>
+        <w:tc>
+          <w:tcPr>
+            <w:tcW w:type="dxa" w:w="2116"/>
+          </w:tcPr>
+          <w:p>
+            <w:pPr>
+              <w:ind w:firstLine="0"/>
+              <w:jc w:val="left"/>
+            </w:pPr>
+            <w:r>
+              <w:rPr>
+                <w:rFonts w:ascii="Times New Roman" w:hAnsi="Times New Roman" w:eastAsia="宋体"/>
+                <w:b w:val="0"/>
+                <w:sz w:val="24"/>
+              </w:rPr>
+              <w:t>1:08</w:t>
+            </w:r>
+          </w:p>
+        </w:tc>
+      </w:tr>
+      <w:tr>
+        <w:tc>
+          <w:tcPr>
+            <w:tcW w:type="dxa" w:w="2116"/>
+          </w:tcPr>
+          <w:p>
+            <w:pPr>
+              <w:ind w:firstLine="0"/>
+              <w:jc w:val="left"/>
+            </w:pPr>
+            <w:r>
+              <w:rPr>
+                <w:rFonts w:ascii="Times New Roman" w:hAnsi="Times New Roman" w:eastAsia="宋体"/>
+                <w:b w:val="0"/>
+                <w:sz w:val="24"/>
+              </w:rPr>
+              <w:t>P9</w:t>
+            </w:r>
+          </w:p>
+        </w:tc>
+        <w:tc>
+          <w:tcPr>
+            <w:tcW w:type="dxa" w:w="2116"/>
+          </w:tcPr>
+          <w:p>
+            <w:pPr>
+              <w:ind w:firstLine="0"/>
+              <w:jc w:val="left"/>
+            </w:pPr>
+            <w:r>
+              <w:rPr>
+                <w:rFonts w:ascii="Times New Roman" w:hAnsi="Times New Roman" w:eastAsia="宋体"/>
+                <w:b w:val="0"/>
+                <w:sz w:val="24"/>
+              </w:rPr>
+              <w:t>主要风险与 go / no-go</w:t>
+            </w:r>
+          </w:p>
+        </w:tc>
+        <w:tc>
+          <w:tcPr>
+            <w:tcW w:type="dxa" w:w="2116"/>
+          </w:tcPr>
+          <w:p>
+            <w:pPr>
+              <w:ind w:firstLine="0"/>
+              <w:jc w:val="left"/>
+            </w:pPr>
+            <w:r>
+              <w:rPr>
+                <w:rFonts w:ascii="Times New Roman" w:hAnsi="Times New Roman" w:eastAsia="宋体"/>
+                <w:b w:val="0"/>
+                <w:sz w:val="24"/>
+              </w:rPr>
+              <w:t>168</w:t>
+            </w:r>
+          </w:p>
+        </w:tc>
+        <w:tc>
+          <w:tcPr>
+            <w:tcW w:type="dxa" w:w="2116"/>
+          </w:tcPr>
+          <w:p>
+            <w:pPr>
+              <w:ind w:firstLine="0"/>
+              <w:jc w:val="left"/>
+            </w:pPr>
+            <w:r>
+              <w:rPr>
+                <w:rFonts w:ascii="Times New Roman" w:hAnsi="Times New Roman" w:eastAsia="宋体"/>
+                <w:b w:val="0"/>
+                <w:sz w:val="24"/>
+              </w:rPr>
+              <w:t>1:24</w:t>
+            </w:r>
+          </w:p>
+        </w:tc>
+      </w:tr>
+      <w:tr>
+        <w:tc>
+          <w:tcPr>
+            <w:tcW w:type="dxa" w:w="2116"/>
+          </w:tcPr>
+          <w:p>
+            <w:pPr>
+              <w:ind w:firstLine="0"/>
+              <w:jc w:val="left"/>
+            </w:pPr>
+            <w:r>
+              <w:rPr>
+                <w:rFonts w:ascii="Times New Roman" w:hAnsi="Times New Roman" w:eastAsia="宋体"/>
+                <w:b w:val="0"/>
+                <w:sz w:val="24"/>
+              </w:rPr>
+              <w:t>P10</w:t>
+            </w:r>
+          </w:p>
+        </w:tc>
+        <w:tc>
+          <w:tcPr>
+            <w:tcW w:type="dxa" w:w="2116"/>
+          </w:tcPr>
+          <w:p>
+            <w:pPr>
+              <w:ind w:firstLine="0"/>
+              <w:jc w:val="left"/>
+            </w:pPr>
+            <w:r>
+              <w:rPr>
+                <w:rFonts w:ascii="Times New Roman" w:hAnsi="Times New Roman" w:eastAsia="宋体"/>
+                <w:b w:val="0"/>
+                <w:sz w:val="24"/>
+              </w:rPr>
+              <w:t>合成、表征、测试与时间线</w:t>
+            </w:r>
+          </w:p>
+        </w:tc>
+        <w:tc>
+          <w:tcPr>
+            <w:tcW w:type="dxa" w:w="2116"/>
+          </w:tcPr>
+          <w:p>
+            <w:pPr>
+              <w:ind w:firstLine="0"/>
+              <w:jc w:val="left"/>
+            </w:pPr>
+            <w:r>
+              <w:rPr>
+                <w:rFonts w:ascii="Times New Roman" w:hAnsi="Times New Roman" w:eastAsia="宋体"/>
+                <w:b w:val="0"/>
+                <w:sz w:val="24"/>
+              </w:rPr>
+              <w:t>127</w:t>
+            </w:r>
+          </w:p>
+        </w:tc>
+        <w:tc>
+          <w:tcPr>
+            <w:tcW w:type="dxa" w:w="2116"/>
+          </w:tcPr>
+          <w:p>
+            <w:pPr>
+              <w:ind w:firstLine="0"/>
+              <w:jc w:val="left"/>
+            </w:pPr>
+            <w:r>
+              <w:rPr>
+                <w:rFonts w:ascii="Times New Roman" w:hAnsi="Times New Roman" w:eastAsia="宋体"/>
+                <w:b w:val="0"/>
+                <w:sz w:val="24"/>
+              </w:rPr>
               <w:t>1:03</w:t>
             </w:r>
           </w:p>
@@ -870,7 +1104,7 @@
                 <w:b w:val="0"/>
                 <w:sz w:val="24"/>
               </w:rPr>
-              <w:t>P8</w:t>
+              <w:t>—</w:t>
             </w:r>
           </w:p>
         </w:tc>
@@ -889,7 +1123,7 @@
                 <w:b w:val="0"/>
                 <w:sz w:val="24"/>
               </w:rPr>
-              <w:t>缺口与假设：电沉积作为工艺杠杆</w:t>
+              <w:t>收尾句</w:t>
             </w:r>
           </w:p>
         </w:tc>
@@ -908,7 +1142,7 @@
                 <w:b w:val="0"/>
                 <w:sz w:val="24"/>
               </w:rPr>
-              <w:t>136</w:t>
+              <w:t>55</w:t>
             </w:r>
           </w:p>
         </w:tc>
@@ -927,7 +1161,7 @@
                 <w:b w:val="0"/>
                 <w:sz w:val="24"/>
               </w:rPr>
-              <w:t>1:08</w:t>
+              <w:t>0:27</w:t>
             </w:r>
           </w:p>
         </w:tc>
@@ -945,10 +1179,10 @@
             <w:r>
               <w:rPr>
                 <w:rFonts w:ascii="Times New Roman" w:hAnsi="Times New Roman" w:eastAsia="宋体"/>
-                <w:b w:val="0"/>
-                <w:sz w:val="24"/>
-              </w:rPr>
-              <w:t>P9</w:t>
+                <w:b/>
+                <w:sz w:val="24"/>
+              </w:rPr>
+              <w:t>合计</w:t>
             </w:r>
           </w:p>
         </w:tc>
@@ -964,10 +1198,10 @@
             <w:r>
               <w:rPr>
                 <w:rFonts w:ascii="Times New Roman" w:hAnsi="Times New Roman" w:eastAsia="宋体"/>
-                <w:b w:val="0"/>
-                <w:sz w:val="24"/>
-              </w:rPr>
-              <w:t>主要风险与 go / no-go</w:t>
+                <w:b/>
+                <w:sz w:val="24"/>
+              </w:rPr>
+              <w:t>1193</w:t>
             </w:r>
           </w:p>
         </w:tc>
@@ -983,244 +1217,10 @@
             <w:r>
               <w:rPr>
                 <w:rFonts w:ascii="Times New Roman" w:hAnsi="Times New Roman" w:eastAsia="宋体"/>
-                <w:b w:val="0"/>
-                <w:sz w:val="24"/>
-              </w:rPr>
-              <w:t>171</w:t>
-            </w:r>
-          </w:p>
-        </w:tc>
-        <w:tc>
-          <w:tcPr>
-            <w:tcW w:type="dxa" w:w="2116"/>
-          </w:tcPr>
-          <w:p>
-            <w:pPr>
-              <w:ind w:firstLine="0"/>
-              <w:jc w:val="left"/>
-            </w:pPr>
-            <w:r>
-              <w:rPr>
-                <w:rFonts w:ascii="Times New Roman" w:hAnsi="Times New Roman" w:eastAsia="宋体"/>
-                <w:b w:val="0"/>
-                <w:sz w:val="24"/>
-              </w:rPr>
-              <w:t>1:26</w:t>
-            </w:r>
-          </w:p>
-        </w:tc>
-      </w:tr>
-      <w:tr>
-        <w:tc>
-          <w:tcPr>
-            <w:tcW w:type="dxa" w:w="2116"/>
-          </w:tcPr>
-          <w:p>
-            <w:pPr>
-              <w:ind w:firstLine="0"/>
-              <w:jc w:val="left"/>
-            </w:pPr>
-            <w:r>
-              <w:rPr>
-                <w:rFonts w:ascii="Times New Roman" w:hAnsi="Times New Roman" w:eastAsia="宋体"/>
-                <w:b w:val="0"/>
-                <w:sz w:val="24"/>
-              </w:rPr>
-              <w:t>P10</w:t>
-            </w:r>
-          </w:p>
-        </w:tc>
-        <w:tc>
-          <w:tcPr>
-            <w:tcW w:type="dxa" w:w="2116"/>
-          </w:tcPr>
-          <w:p>
-            <w:pPr>
-              <w:ind w:firstLine="0"/>
-              <w:jc w:val="left"/>
-            </w:pPr>
-            <w:r>
-              <w:rPr>
-                <w:rFonts w:ascii="Times New Roman" w:hAnsi="Times New Roman" w:eastAsia="宋体"/>
-                <w:b w:val="0"/>
-                <w:sz w:val="24"/>
-              </w:rPr>
-              <w:t>合成、表征、测试与时间线</w:t>
-            </w:r>
-          </w:p>
-        </w:tc>
-        <w:tc>
-          <w:tcPr>
-            <w:tcW w:type="dxa" w:w="2116"/>
-          </w:tcPr>
-          <w:p>
-            <w:pPr>
-              <w:ind w:firstLine="0"/>
-              <w:jc w:val="left"/>
-            </w:pPr>
-            <w:r>
-              <w:rPr>
-                <w:rFonts w:ascii="Times New Roman" w:hAnsi="Times New Roman" w:eastAsia="宋体"/>
-                <w:b w:val="0"/>
-                <w:sz w:val="24"/>
-              </w:rPr>
-              <w:t>130</w:t>
-            </w:r>
-          </w:p>
-        </w:tc>
-        <w:tc>
-          <w:tcPr>
-            <w:tcW w:type="dxa" w:w="2116"/>
-          </w:tcPr>
-          <w:p>
-            <w:pPr>
-              <w:ind w:firstLine="0"/>
-              <w:jc w:val="left"/>
-            </w:pPr>
-            <w:r>
-              <w:rPr>
-                <w:rFonts w:ascii="Times New Roman" w:hAnsi="Times New Roman" w:eastAsia="宋体"/>
-                <w:b w:val="0"/>
-                <w:sz w:val="24"/>
-              </w:rPr>
-              <w:t>1:05</w:t>
-            </w:r>
-          </w:p>
-        </w:tc>
-      </w:tr>
-      <w:tr>
-        <w:tc>
-          <w:tcPr>
-            <w:tcW w:type="dxa" w:w="2116"/>
-          </w:tcPr>
-          <w:p>
-            <w:pPr>
-              <w:ind w:firstLine="0"/>
-              <w:jc w:val="left"/>
-            </w:pPr>
-            <w:r>
-              <w:rPr>
-                <w:rFonts w:ascii="Times New Roman" w:hAnsi="Times New Roman" w:eastAsia="宋体"/>
-                <w:b w:val="0"/>
-                <w:sz w:val="24"/>
-              </w:rPr>
-              <w:t>—</w:t>
-            </w:r>
-          </w:p>
-        </w:tc>
-        <w:tc>
-          <w:tcPr>
-            <w:tcW w:type="dxa" w:w="2116"/>
-          </w:tcPr>
-          <w:p>
-            <w:pPr>
-              <w:ind w:firstLine="0"/>
-              <w:jc w:val="left"/>
-            </w:pPr>
-            <w:r>
-              <w:rPr>
-                <w:rFonts w:ascii="Times New Roman" w:hAnsi="Times New Roman" w:eastAsia="宋体"/>
-                <w:b w:val="0"/>
-                <w:sz w:val="24"/>
-              </w:rPr>
-              <w:t>收尾句</w:t>
-            </w:r>
-          </w:p>
-        </w:tc>
-        <w:tc>
-          <w:tcPr>
-            <w:tcW w:type="dxa" w:w="2116"/>
-          </w:tcPr>
-          <w:p>
-            <w:pPr>
-              <w:ind w:firstLine="0"/>
-              <w:jc w:val="left"/>
-            </w:pPr>
-            <w:r>
-              <w:rPr>
-                <w:rFonts w:ascii="Times New Roman" w:hAnsi="Times New Roman" w:eastAsia="宋体"/>
-                <w:b w:val="0"/>
-                <w:sz w:val="24"/>
-              </w:rPr>
-              <w:t>55</w:t>
-            </w:r>
-          </w:p>
-        </w:tc>
-        <w:tc>
-          <w:tcPr>
-            <w:tcW w:type="dxa" w:w="2116"/>
-          </w:tcPr>
-          <w:p>
-            <w:pPr>
-              <w:ind w:firstLine="0"/>
-              <w:jc w:val="left"/>
-            </w:pPr>
-            <w:r>
-              <w:rPr>
-                <w:rFonts w:ascii="Times New Roman" w:hAnsi="Times New Roman" w:eastAsia="宋体"/>
-                <w:b w:val="0"/>
-                <w:sz w:val="24"/>
-              </w:rPr>
-              <w:t>0:28</w:t>
-            </w:r>
-          </w:p>
-        </w:tc>
-      </w:tr>
-      <w:tr>
-        <w:tc>
-          <w:tcPr>
-            <w:tcW w:type="dxa" w:w="2116"/>
-          </w:tcPr>
-          <w:p>
-            <w:pPr>
-              <w:ind w:firstLine="0"/>
-              <w:jc w:val="left"/>
-            </w:pPr>
-            <w:r>
-              <w:rPr>
-                <w:rFonts w:ascii="Times New Roman" w:hAnsi="Times New Roman" w:eastAsia="宋体"/>
                 <w:b/>
                 <w:sz w:val="24"/>
               </w:rPr>
-              <w:t>合计</w:t>
-            </w:r>
-          </w:p>
-        </w:tc>
-        <w:tc>
-          <w:tcPr>
-            <w:tcW w:type="dxa" w:w="2116"/>
-          </w:tcPr>
-          <w:p>
-            <w:pPr>
-              <w:ind w:firstLine="0"/>
-              <w:jc w:val="left"/>
-            </w:pPr>
-            <w:r>
-              <w:rPr>
-                <w:rFonts w:ascii="Times New Roman" w:hAnsi="Times New Roman" w:eastAsia="宋体"/>
-                <w:b/>
-                <w:sz w:val="24"/>
-              </w:rPr>
-              <w:t>1173</w:t>
-            </w:r>
-          </w:p>
-        </w:tc>
-        <w:tc>
-          <w:tcPr>
-            <w:tcW w:type="dxa" w:w="2116"/>
-          </w:tcPr>
-          <w:p>
-            <w:pPr>
-              <w:ind w:firstLine="0"/>
-              <w:jc w:val="left"/>
-            </w:pPr>
-            <w:r>
-              <w:rPr>
-                <w:rFonts w:ascii="Times New Roman" w:hAnsi="Times New Roman" w:eastAsia="宋体"/>
-                <w:b/>
-                <w:sz w:val="24"/>
-              </w:rPr>
-              <w:t>≈ 9:48</w:t>
+              <w:t>≈ 9:56</w:t>
             </w:r>
           </w:p>
         </w:tc>
@@ -1547,41 +1547,9 @@
           <w:b w:val="0"/>
           <w:sz w:val="24"/>
         </w:rPr>
-        <w:t xml:space="preserve">PEM electrolysis matches intermittent renewables: high current density, fast response, high-purity hydrogen. The anode operates at about one molar proton activity, that is pH zero. Only iridium and ruthenium oxides are stable in this environment. Iridium is one of the scarcest elements, and even IrO2 dissolves as soluble </w:t>
-      </w:r>
-      <w:r>
-        <w:rPr>
-          <w:rFonts w:ascii="Times New Roman" w:hAnsi="Times New Roman" w:eastAsia="宋体"/>
-          <w:b w:val="0"/>
-          <w:sz w:val="24"/>
-        </w:rPr>
-        <w:t>[</w:t>
-      </w:r>
-      <w:r>
-        <w:rPr>
-          <w:rFonts w:ascii="Times New Roman" w:hAnsi="Times New Roman" w:eastAsia="宋体"/>
-          <w:b w:val="0"/>
-          <w:sz w:val="24"/>
-        </w:rPr>
-        <w:t>IrO4]2- at high potential. The main constraint is therefore durability at low noble-metal loading, not activity. The figure shows the cell; the anode is the acidic oxygen-evolving side, which is the interface studied here.</w:t>
-      </w:r>
-    </w:p>
-    <w:p/>
-    <w:p>
-      <w:pPr>
-        <w:spacing w:line="360" w:lineRule="auto"/>
-        <w:ind w:firstLine="420"/>
-      </w:pPr>
-      <w:r>
-        <w:rPr>
-          <w:rFonts w:ascii="Times New Roman" w:hAnsi="Times New Roman" w:eastAsia="宋体"/>
-          <w:b/>
-          <w:sz w:val="24"/>
-        </w:rPr>
-        <w:t>中文对照</w:t>
-      </w:r>
-    </w:p>
-    <w:p/>
+        <w:t>PEM water electrolysis matches intermittent renewables: it operates at high current density, responds quickly, and delivers high-purity hydrogen. The anode operates at about one molar proton activity, that is pH zero. In this environment almost no transition-metal oxide is stable; in practice only iridium and ruthenium oxides are.</w:t>
+      </w:r>
+    </w:p>
     <w:p>
       <w:pPr>
         <w:spacing w:before="120" w:after="120"/>
@@ -1590,114 +1558,7 @@
           <w:left w:val="single" w:sz="12" w:color="6366F1"/>
         </w:pBdr>
       </w:pPr>
-      <w:r>
-        <w:rPr>
-          <w:rFonts w:ascii="Times New Roman" w:hAnsi="Times New Roman" w:eastAsia="宋体"/>
-          <w:b w:val="0"/>
-          <w:sz w:val="24"/>
-        </w:rPr>
-        <w:t xml:space="preserve">PEM 电解与间歇性可再生能源匹配：高电流密度、响应快、氢气纯度高。阳极在约 1 M 质子活度（即 pH 0）下运行。该环境中只有铱和钌的氧化物稳定。铱是最稀缺的元素之一，且高电位下连 IrO₂ 也会以可溶的 </w:t>
-      </w:r>
-      <w:r>
-        <w:rPr>
-          <w:rFonts w:ascii="Times New Roman" w:hAnsi="Times New Roman" w:eastAsia="宋体"/>
-          <w:b w:val="0"/>
-          <w:sz w:val="24"/>
-        </w:rPr>
-        <w:t>[</w:t>
-      </w:r>
-      <w:r>
-        <w:rPr>
-          <w:rFonts w:ascii="Times New Roman" w:hAnsi="Times New Roman" w:eastAsia="宋体"/>
-          <w:b w:val="0"/>
-          <w:sz w:val="24"/>
-        </w:rPr>
-        <w:t>IrO₄]²⁻ 溶解。因此主要约束是低贵金属载量下的耐久性，而不是活性。图中是电解槽示意；阳极即酸性析氧侧，也就是本课题研究的界面。</w:t>
-      </w:r>
-    </w:p>
-    <w:p/>
-    <w:p>
-      <w:pPr>
-        <w:spacing w:line="360" w:lineRule="auto"/>
-        <w:ind w:firstLine="420"/>
-      </w:pPr>
-      <w:r>
-        <w:rPr>
-          <w:rFonts w:ascii="Times New Roman" w:hAnsi="Times New Roman" w:eastAsia="宋体"/>
-          <w:b/>
-          <w:sz w:val="24"/>
-        </w:rPr>
-        <w:t>台上提示</w:t>
-      </w:r>
-      <w:r>
-        <w:rPr>
-          <w:rFonts w:ascii="Times New Roman" w:hAnsi="Times New Roman" w:eastAsia="宋体"/>
-          <w:b w:val="0"/>
-          <w:sz w:val="24"/>
-        </w:rPr>
-        <w:t>：指示意图；</w:t>
-      </w:r>
-      <w:r>
-        <w:rPr>
-          <w:rFonts w:ascii="Consolas" w:hAnsi="Consolas" w:eastAsia="Consolas"/>
-          <w:sz w:val="24"/>
-          <w:shd w:fill="F0F0F0"/>
-        </w:rPr>
-        <w:t>durability at low noble-metal loading</w:t>
-      </w:r>
-      <w:r>
-        <w:rPr>
-          <w:rFonts w:ascii="Times New Roman" w:hAnsi="Times New Roman" w:eastAsia="宋体"/>
-          <w:b w:val="0"/>
-          <w:sz w:val="24"/>
-        </w:rPr>
-        <w:t xml:space="preserve"> 放慢。</w:t>
-      </w:r>
-    </w:p>
-    <w:p/>
-    <w:p>
-      <w:pPr>
-        <w:spacing w:before="120" w:after="120"/>
-        <w:pBdr>
-          <w:bottom w:val="single" w:sz="6" w:color="CCCCCC"/>
-        </w:pBdr>
-      </w:pPr>
-    </w:p>
-    <w:p/>
-    <w:p>
-      <w:r>
-        <w:br w:type="page"/>
-      </w:r>
-    </w:p>
-    <w:p>
-      <w:pPr>
-        <w:pStyle w:val="2"/>
-        <w:pageBreakBefore w:val="0"/>
-      </w:pPr>
-      <w:r>
-        <w:rPr>
-          <w:rFonts w:ascii="Times New Roman" w:hAnsi="Times New Roman" w:eastAsia="宋体"/>
-          <w:b/>
-          <w:sz w:val="44"/>
-        </w:rPr>
-        <w:t>P4 · 背景二：Ru 的悖论——更活泼、更便宜，但更不稳定</w:t>
-      </w:r>
-    </w:p>
-    <w:p>
-      <w:pPr>
-        <w:spacing w:line="360" w:lineRule="auto"/>
-        <w:ind w:firstLine="420"/>
-      </w:pPr>
-      <w:r>
-        <w:rPr>
-          <w:rFonts w:ascii="Times New Roman" w:hAnsi="Times New Roman" w:eastAsia="宋体"/>
-          <w:b/>
-          <w:sz w:val="24"/>
-        </w:rPr>
-        <w:t>英文讲稿</w:t>
-      </w:r>
-    </w:p>
-    <w:p/>
+    </w:p>
     <w:p>
       <w:pPr>
         <w:spacing w:before="120" w:after="120"/>
@@ -1712,7 +1573,23 @@
           <w:b w:val="0"/>
           <w:sz w:val="24"/>
         </w:rPr>
-        <w:t>Ruthenium was selected for two reasons: RuO2 is more active than IrO2 for oxygen evolution, and ruthenium is cheaper and more abundant than iridium. Its limitation is stability. Ruthenium fails through two channels. The first is over-oxidation: ruthenium is oxidised beyond +4 to soluble RuO4 and leaves the electrode. The second is lattice-oxygen participation: lattice oxygen is consumed by the reaction, and the metal is released with it. These channels are linked to a design trade-off: a higher O 2p band centre increases activity but decreases stability. The objective is therefore stabilisation, and a stabilisation result requires a dissolution measurement, not only an overpotential.</w:t>
+        <w:t xml:space="preserve">Iridium is one of the scarcest elements, and even its oxide is not inert: at high potential it dissolves as the soluble complex </w:t>
+      </w:r>
+      <w:r>
+        <w:rPr>
+          <w:rFonts w:ascii="Times New Roman" w:hAnsi="Times New Roman" w:eastAsia="宋体"/>
+          <w:b w:val="0"/>
+          <w:sz w:val="24"/>
+        </w:rPr>
+        <w:t>[</w:t>
+      </w:r>
+      <w:r>
+        <w:rPr>
+          <w:rFonts w:ascii="Times New Roman" w:hAnsi="Times New Roman" w:eastAsia="宋体"/>
+          <w:b w:val="0"/>
+          <w:sz w:val="24"/>
+        </w:rPr>
+        <w:t>IrO4]2-. The main constraint on the cost of a PEM stack is therefore durability at low noble-metal loading, not activity. The figure shows the cell; the anode is the acidic oxygen-evolving side, which is the interface studied here.</w:t>
       </w:r>
     </w:p>
     <w:p/>
@@ -1745,76 +1622,9 @@
           <w:b w:val="0"/>
           <w:sz w:val="24"/>
         </w:rPr>
-        <w:t>选钌有两个原因：析氧反应中 RuO₂ 比 IrO₂ 更活泼；钌比铱便宜、储量更丰富。它的短板是稳定性。钌的失效有两条通道。第一条是过氧化：钌被氧化越过 +4 价，生成可溶 RuO₄ 并离开电极。第二条是晶格氧参与：晶格氧被反应消耗，金属随之脱离。两条通道与一个设计权衡相关：O 2p 带中心越高，活性越高、稳定性越低。因此目标是稳定化，而稳定化的结论需要溶解测量支持，不能只用过电位。</w:t>
-      </w:r>
-    </w:p>
-    <w:p/>
-    <w:p>
-      <w:pPr>
-        <w:spacing w:line="360" w:lineRule="auto"/>
-        <w:ind w:firstLine="420"/>
-      </w:pPr>
-      <w:r>
-        <w:rPr>
-          <w:rFonts w:ascii="Times New Roman" w:hAnsi="Times New Roman" w:eastAsia="宋体"/>
-          <w:b/>
-          <w:sz w:val="24"/>
-        </w:rPr>
-        <w:t>台上提示</w:t>
-      </w:r>
-      <w:r>
-        <w:rPr>
-          <w:rFonts w:ascii="Times New Roman" w:hAnsi="Times New Roman" w:eastAsia="宋体"/>
-          <w:b w:val="0"/>
-          <w:sz w:val="24"/>
-        </w:rPr>
-        <w:t>：指左框（两条通道）→ 指下方权衡框。两句结论放慢。</w:t>
-      </w:r>
-    </w:p>
-    <w:p/>
-    <w:p>
-      <w:pPr>
-        <w:spacing w:before="120" w:after="120"/>
-        <w:pBdr>
-          <w:bottom w:val="single" w:sz="6" w:color="CCCCCC"/>
-        </w:pBdr>
-      </w:pPr>
-    </w:p>
-    <w:p/>
-    <w:p>
-      <w:r>
-        <w:br w:type="page"/>
-      </w:r>
-    </w:p>
-    <w:p>
-      <w:pPr>
-        <w:pStyle w:val="2"/>
-        <w:pageBreakBefore w:val="0"/>
-      </w:pPr>
-      <w:r>
-        <w:rPr>
-          <w:rFonts w:ascii="Times New Roman" w:hAnsi="Times New Roman" w:eastAsia="宋体"/>
-          <w:b/>
-          <w:sz w:val="44"/>
-        </w:rPr>
-        <w:t>P5 · 文献一：设计原则，以及为什么 MnO2 是被允许的</w:t>
-      </w:r>
-    </w:p>
-    <w:p>
-      <w:pPr>
-        <w:spacing w:line="360" w:lineRule="auto"/>
-        <w:ind w:firstLine="420"/>
-      </w:pPr>
-      <w:r>
-        <w:rPr>
-          <w:rFonts w:ascii="Times New Roman" w:hAnsi="Times New Roman" w:eastAsia="宋体"/>
-          <w:b/>
-          <w:sz w:val="24"/>
-        </w:rPr>
-        <w:t>英文讲稿</w:t>
-      </w:r>
-    </w:p>
-    <w:p/>
+        <w:t>PEM 水电解与间歇性可再生能源匹配：它可在高电流密度下运行、响应快、并产出高纯度氢气。阳极在约 1 M 质子活度（即 pH 0）下运行。在该环境中几乎没有过渡金属氧化物稳定；实际可用的是铱和钌的氧化物。</w:t>
+      </w:r>
+    </w:p>
     <w:p>
       <w:pPr>
         <w:spacing w:before="120" w:after="120"/>
@@ -1823,48 +1633,7 @@
           <w:left w:val="single" w:sz="12" w:color="6366F1"/>
         </w:pBdr>
       </w:pPr>
-      <w:r>
-        <w:rPr>
-          <w:rFonts w:ascii="Times New Roman" w:hAnsi="Times New Roman" w:eastAsia="宋体"/>
-          <w:b w:val="0"/>
-          <w:sz w:val="24"/>
-        </w:rPr>
-        <w:t xml:space="preserve">The review gives these design rules. The left figure shows the four steps of oxygen evolution. If every step had the same free energy, 1.23 electronvolts, the overpotential would be zero. Real surfaces differ: </w:t>
-      </w:r>
-      <w:r>
-        <w:rPr>
-          <w:rFonts w:ascii="Times New Roman" w:hAnsi="Times New Roman" w:eastAsia="宋体"/>
-          <w:b w:val="0"/>
-          <w:i/>
-          <w:sz w:val="24"/>
-        </w:rPr>
-        <w:t xml:space="preserve">OH and </w:t>
-      </w:r>
-      <w:r>
-        <w:rPr>
-          <w:rFonts w:ascii="Times New Roman" w:hAnsi="Times New Roman" w:eastAsia="宋体"/>
-          <w:b w:val="0"/>
-          <w:sz w:val="24"/>
-        </w:rPr>
-        <w:t>OOH are connected by a scaling relation and differ in free energy by about 3.2 electronvolts, so the steps become uneven. The largest step here is 1.60 electronvolts, which is 0.37 volts above 1.23 volts. The right figure shows the volcano relation: activity peaks at an intermediate adsorption energy. The proton-acceptor route changes the mechanism: nickel or cobalt in RuO2 activates a bridging oxygen and lowers the determining step to 1.49 or 1.33 electronvolts, that is 0.26 or 0.10 volts. Two results support manganese: gamma-MnO2 has been reported to operate for 8,000 hours at pH 2, and Mn3+ provides the optimal eg occupancy, eg equal to one. The review adds one condition: a suitable potential window must be identified.</w:t>
-      </w:r>
-    </w:p>
-    <w:p/>
-    <w:p>
-      <w:pPr>
-        <w:spacing w:line="360" w:lineRule="auto"/>
-        <w:ind w:firstLine="420"/>
-      </w:pPr>
-      <w:r>
-        <w:rPr>
-          <w:rFonts w:ascii="Times New Roman" w:hAnsi="Times New Roman" w:eastAsia="宋体"/>
-          <w:b/>
-          <w:sz w:val="24"/>
-        </w:rPr>
-        <w:t>中文对照</w:t>
-      </w:r>
-    </w:p>
-    <w:p/>
+    </w:p>
     <w:p>
       <w:pPr>
         <w:spacing w:before="120" w:after="120"/>
@@ -1879,22 +1648,7 @@
           <w:b w:val="0"/>
           <w:sz w:val="24"/>
         </w:rPr>
-        <w:t>综述给出的设计规则如下。左图是析氧的四个步骤。如果每一步自由能都等于 1.23 eV，过电位为零。真实表面并非如此：∗OH 与 ∗OOH 之间存在标度关系，自由能相差约 3.2 eV，因此台阶不均匀。此处最大台阶为 1.60 eV，比 1.23 V 高 0.37 V。右图是火山关系：活性在中等吸附能处最高。质子受体路线改变机理：RuO₂ 中的镍或钴活化桥氧，把决速步降到 1.49 或 1.33 eV，即 0.26 或 0.10 V。两条结果支持用锰：γ-MnO₂ 被报道可在 pH 2 下运行 8,000 小时；Mn³⁺ 提供最优的 eg 占据数，eg 等于 1。综述还给出一个前提：必须先确定合适的电位窗口。</w:t>
-      </w:r>
-    </w:p>
-    <w:p/>
-    <w:p>
-      <w:pPr>
-        <w:spacing w:line="360" w:lineRule="auto"/>
-        <w:ind w:firstLine="420"/>
-      </w:pPr>
-      <w:r>
-        <w:rPr>
-          <w:rFonts w:ascii="Times New Roman" w:hAnsi="Times New Roman" w:eastAsia="宋体"/>
-          <w:b/>
-          <w:sz w:val="24"/>
-        </w:rPr>
-        <w:t>台上提示</w:t>
+        <w:t xml:space="preserve">铱是最稀缺的元素之一，而且它的氧化物也不是惰性的：在高电位下会以可溶配合物 </w:t>
       </w:r>
       <w:r>
         <w:rPr>
@@ -1902,7 +1656,15 @@
           <w:b w:val="0"/>
           <w:sz w:val="24"/>
         </w:rPr>
-        <w:t>：点最大台阶 → 点火山顶 → 点 1.49/1.33 eV 注释；最后一句过渡到 P9。</w:t>
+        <w:t>[</w:t>
+      </w:r>
+      <w:r>
+        <w:rPr>
+          <w:rFonts w:ascii="Times New Roman" w:hAnsi="Times New Roman" w:eastAsia="宋体"/>
+          <w:b w:val="0"/>
+          <w:sz w:val="24"/>
+        </w:rPr>
+        <w:t>IrO₄]²⁻ 溶解。因此 PEM 电解槽成本的主要约束是低贵金属载量下的耐久性，而不是活性。图中是电解槽示意；阳极即酸性析氧侧，也就是本课题研究的界面。</w:t>
       </w:r>
     </w:p>
     <w:p/>
@@ -1931,7 +1693,7 @@
           <w:b/>
           <w:sz w:val="44"/>
         </w:rPr>
-        <w:t>P6 · 文献二：重构化学，以及酸性中的 Ru 稳定化</w:t>
+        <w:t>P4 · 背景二：Ru 的悖论——更活泼、更便宜，但更不稳定</w:t>
       </w:r>
     </w:p>
     <w:p>
@@ -1963,7 +1725,7 @@
           <w:b w:val="0"/>
           <w:sz w:val="24"/>
         </w:rPr>
-        <w:t>The second paper concerns reconstruction. The deposited film is not the catalyst: during activation the surface converts to an oxyhydroxide, MOOH, which is the active phase. The review describes four reconstruction mechanisms and six factors controlling the activity of the reconstructed surface, including edge facets, vacancies, adsorbed anions and strain. Two points are relevant here. First, the activation protocol is a variable: cyclic voltammetry gives complete oxidation, chronopotentiometry gives partial oxidation, and full reconstruction can take eight hours. Second, in acid, ruthenium fails through RuO4 formation and lattice-oxygen participation, and two stabilisation routes are established: single-atom confinement, and an increase in the oxygen-vacancy formation energy. The review also records a precedent: ruthenium on alpha-MnO2 prepared by cation exchange, with 161 millivolts of overpotential and a lifetime above 200 hours.</w:t>
+        <w:t>Ruthenium was selected for two reasons: RuO2 is more active than IrO2 for oxygen evolution, and ruthenium is cheaper and more abundant than iridium. Its limitation is stability. Ruthenium fails through two channels. The first is over-oxidation: ruthenium is oxidised beyond +4 to soluble RuO4 and leaves the electrode. The second is lattice-oxygen participation: lattice oxygen is consumed by the reaction, and the metal is released with it. These channels are linked to a design trade-off: a higher O 2p band centre increases activity but decreases stability. The objective is therefore stabilisation, and a stabilisation result requires a dissolution measurement, not only an overpotential.</w:t>
       </w:r>
     </w:p>
     <w:p/>
@@ -1996,7 +1758,7 @@
           <w:b w:val="0"/>
           <w:sz w:val="24"/>
         </w:rPr>
-        <w:t>第二篇文献讨论重构。沉积得到的膜不是催化剂：活化过程中表面转变为羟基氧化物 MOOH，这才是活性相。综述描述了四种重构机制，以及控制重构表面活性的六个因素，包括边缘晶面、空位、吸附阴离子与应变。有两点与本课题相关。第一，活化程序是变量：循环伏安给出完全氧化，恒电流给出部分氧化，完全重构可能需八小时。第二，在酸性中钌通过生成 RuO₄ 与晶格氧参与失效，已有两条稳定化路线：单原子限域，以及提高氧空位形成能。综述还记载了一个先例：通过阳离子交换制备的 α-MnO₂ 负载钌，过电位 161 mV，寿命超过 200 小时。</w:t>
+        <w:t>选钌有两个原因：析氧反应中 RuO₂ 比 IrO₂ 更活泼；钌比铱便宜、储量更丰富。它的短板是稳定性。钌的失效有两条通道。第一条是过氧化：钌被氧化越过 +4 价，生成可溶 RuO₄ 并离开电极。第二条是晶格氧参与：晶格氧被反应消耗，金属随之脱离。两条通道与一个设计权衡相关：O 2p 带中心越高，活性越高、稳定性越低。因此目标是稳定化，而稳定化的结论需要溶解测量支持，不能只用过电位。</w:t>
       </w:r>
     </w:p>
     <w:p/>
@@ -2019,23 +1781,7 @@
           <w:b w:val="0"/>
           <w:sz w:val="24"/>
         </w:rPr>
-        <w:t xml:space="preserve">：第一句重读；提先例必须说 </w:t>
-      </w:r>
-      <w:r>
-        <w:rPr>
-          <w:rFonts w:ascii="Consolas" w:hAnsi="Consolas" w:eastAsia="Consolas"/>
-          <w:sz w:val="24"/>
-          <w:shd w:fill="F0F0F0"/>
-        </w:rPr>
-        <w:t>as recorded in our group's review</w:t>
-      </w:r>
-      <w:r>
-        <w:rPr>
-          <w:rFonts w:ascii="Times New Roman" w:hAnsi="Times New Roman" w:eastAsia="宋体"/>
-          <w:b w:val="0"/>
-          <w:sz w:val="24"/>
-        </w:rPr>
-        <w:t>。</w:t>
+        <w:t>：指左框（两条通道）→ 指下方权衡框。两句结论放慢。</w:t>
       </w:r>
     </w:p>
     <w:p/>
@@ -2064,7 +1810,7 @@
           <w:b/>
           <w:sz w:val="44"/>
         </w:rPr>
-        <w:t>P7 · 文献三：界面环境、掺杂实践、器件级验证</w:t>
+        <w:t>P5 · 文献一：设计原则，以及为什么 MnO2 是被允许的</w:t>
       </w:r>
     </w:p>
     <w:p>
@@ -2096,7 +1842,24 @@
           <w:b w:val="0"/>
           <w:sz w:val="24"/>
         </w:rPr>
-        <w:t>Three results from the remaining papers. First, the local environment around the active site controls stability: a hard-Lewis-acid layer keeps the local pH near 14 at 1.6 volts, giving more than 200 hours in seawater with about 98 per cent oxygen selectivity. The local environment is therefore a design variable, distinct from the bulk. Second, doping stabilises the metal, and the work is not complete until it is tested in a device: a chromium-doped amorphous oxide gives 268 millivolts, and the electrolyser runs for 120 hours with a decay below 4.9 millivolts per hour. Third, a protecting unit can be redox-active: a variable-valence second metal buffers the oxidative charge. The gap is therefore not the chemistry but the construction of the interface: how to build Ru-O-Mn controllably and at a larger scale.</w:t>
+        <w:t xml:space="preserve">The review gives these rules. The left figure shows the four steps of oxygen evolution. If every step had the same free energy, 1.23 electronvolts, the overpotential would be zero. Real surfaces differ: </w:t>
+      </w:r>
+      <w:r>
+        <w:rPr>
+          <w:rFonts w:ascii="Times New Roman" w:hAnsi="Times New Roman" w:eastAsia="宋体"/>
+          <w:b w:val="0"/>
+          <w:i/>
+          <w:sz w:val="24"/>
+        </w:rPr>
+        <w:t xml:space="preserve">OH and </w:t>
+      </w:r>
+      <w:r>
+        <w:rPr>
+          <w:rFonts w:ascii="Times New Roman" w:hAnsi="Times New Roman" w:eastAsia="宋体"/>
+          <w:b w:val="0"/>
+          <w:sz w:val="24"/>
+        </w:rPr>
+        <w:t>OOH are connected by a scaling relation and differ in free energy by about 3.2 electronvolts, so the steps become uneven. The largest step here is 1.60 electronvolts, which is 0.37 volts above 1.23 volts. The right figure shows the volcano relation: activity peaks at an intermediate adsorption energy. The proton-acceptor route changes the mechanism: nickel or cobalt in RuO2 activates a bridging oxygen and lowers the determining step to 1.49 or 1.33 electronvolts, that is 0.26 or 0.10 volts. Two results support manganese: gamma-MnO2 has been reported to operate for 8,000 hours at pH 2, and Mn3+ provides the optimal eg occupancy, eg equal to one. The review adds one condition: a suitable potential window must be identified.</w:t>
       </w:r>
     </w:p>
     <w:p/>
@@ -2129,7 +1892,7 @@
           <w:b w:val="0"/>
           <w:sz w:val="24"/>
         </w:rPr>
-        <w:t>其余三篇各一条结果。第一，活性位点周围的局部环境决定稳定性：硬路易斯酸层在 1.6 V 下把局部 pH 保持在 14 附近，从而在海水中获得超过 200 小时寿命和约 98% 的氧气选择性。因此局部环境是一个设计变量，与本体不同。第二，掺杂可稳定金属，且工作必须做到器件验证才算完成：铬掺杂非晶氧化物过电位 268 mV，电解槽运行 120 小时，衰减低于 4.9 mV h⁻¹。第三，保护单元可以是变价的：变价第二金属缓冲氧化电荷。因此缺口不在化学，而在界面的构建——如何可控且更大规模地构建 Ru–O–Mn。</w:t>
+        <w:t>综述给出的设计规则如下。左图是析氧的四个步骤。如果每一步自由能都等于 1.23 eV，过电位为零。真实表面并非如此：∗OH 与 ∗OOH 之间存在标度关系，自由能相差约 3.2 eV，因此台阶不均匀。此处最大台阶为 1.60 eV，比 1.23 V 高 0.37 V。右图是火山关系：活性在中等吸附能处最高。质子受体路线改变机理：RuO₂ 中的镍或钴活化桥氧，把决速步降到 1.49 或 1.33 eV，即 0.26 或 0.10 V。两条结果支持用锰：γ-MnO₂ 被报道可在 pH 2 下运行 8,000 小时；Mn³⁺ 提供最优的 eg 占据数，eg 等于 1。综述还给出一个前提：必须先确定合适的电位窗口。</w:t>
       </w:r>
     </w:p>
     <w:p/>
@@ -2152,23 +1915,7 @@
           <w:b w:val="0"/>
           <w:sz w:val="24"/>
         </w:rPr>
-        <w:t xml:space="preserve">：三条各一句结论 + 一个数字。器件那句说全称 </w:t>
-      </w:r>
-      <w:r>
-        <w:rPr>
-          <w:rFonts w:ascii="Consolas" w:hAnsi="Consolas" w:eastAsia="Consolas"/>
-          <w:sz w:val="24"/>
-          <w:shd w:fill="F0F0F0"/>
-        </w:rPr>
-        <w:t>anion-exchange-membrane electrolyser</w:t>
-      </w:r>
-      <w:r>
-        <w:rPr>
-          <w:rFonts w:ascii="Times New Roman" w:hAnsi="Times New Roman" w:eastAsia="宋体"/>
-          <w:b w:val="0"/>
-          <w:sz w:val="24"/>
-        </w:rPr>
-        <w:t>。</w:t>
+        <w:t>：点最大台阶 → 点火山顶 → 点 1.49/1.33 eV 注释；最后一句过渡到 P9。</w:t>
       </w:r>
     </w:p>
     <w:p/>
@@ -2197,7 +1944,7 @@
           <w:b/>
           <w:sz w:val="44"/>
         </w:rPr>
-        <w:t>P8 · 缺口与假设：电沉积作为工艺杠杆</w:t>
+        <w:t>P6 · 文献二：重构化学，以及酸性中的 Ru 稳定化</w:t>
       </w:r>
     </w:p>
     <w:p>
@@ -2229,7 +1976,7 @@
           <w:b w:val="0"/>
           <w:sz w:val="24"/>
         </w:rPr>
-        <w:t>Route A is a MnO2 shell around a RuO2 core; the shell dissolves first, and the coating then fails. Route B places ruthenium inside the MnO2 framework, so the two share oxygen and form Ru-O-Mn. The material hypothesis is that electrodeposited MnO2 acts as support and redox mediator: the Mn3+/Mn4+ couple and surface hydroxyl groups absorb oxidative charge and hold ruthenium near +4, outside the RuO4 window. The process hypothesis is that deposition parameters control the phase, morphology and edge-site density, so the coupling density and configuration can be scanned. The variables are the host deposition at 7 milliamps per square centimetre for 15 minutes, about 6.3 coulombs per square centimetre, with a two-fold gradient; the current and the bath pH; and the ruthenium route: co-deposition, impregnation or cation exchange. This process control is not available in the literature.</w:t>
+        <w:t>The second paper concerns reconstruction. The deposited film is not the catalyst: during activation the surface converts to an oxyhydroxide, MOOH, which is the active phase. The review describes four reconstruction mechanisms and six factors controlling the activity of the reconstructed surface, including edge facets, vacancies, adsorbed anions and strain. Two points are relevant here. First, the activation protocol is a variable: cyclic voltammetry gives complete oxidation, chronopotentiometry gives partial oxidation, and full reconstruction can take eight hours. Second, in acid, ruthenium fails through RuO4 formation and lattice-oxygen participation, and two stabilisation routes are established: single-atom confinement, and an increase in the oxygen-vacancy formation energy. The review also records a precedent: ruthenium on alpha-MnO2 prepared by cation exchange, with 161 millivolts of overpotential and a lifetime above 200 hours.</w:t>
       </w:r>
     </w:p>
     <w:p/>
@@ -2262,7 +2009,7 @@
           <w:b w:val="0"/>
           <w:sz w:val="24"/>
         </w:rPr>
-        <w:t>Route A 是在 RuO₂ 核外包一层 MnO₂ 壳：壳先溶解，包覆层随后失效。Route B 把钌放进 MnO₂ 骨架内部，使两者共享氧，形成 Ru–O–Mn。材料假设：电沉积 MnO₂ 同时作为载体与氧化还原介质——Mn³⁺/Mn⁴⁺ 电对与表面羟基吸收氧化电荷，使钌保持在 +4 附近、处于 RuO₄ 窗口之外。工艺假设：沉积参数控制物相、形貌与边缘位密度，因此耦合的密度与构型可被扫描。变量包括：宿主沉积为 7 mA cm⁻² 持续 15 分钟，约 6.3 C cm⁻²，设两倍梯度；电流与浴 pH；以及钌的引入路线——共沉积、浸渍或阳离子交换。这种工艺可控性在现有文献中没有。</w:t>
+        <w:t>第二篇文献讨论重构。沉积得到的膜不是催化剂：活化过程中表面转变为羟基氧化物 MOOH，这才是活性相。综述描述了四种重构机制，以及控制重构表面活性的六个因素，包括边缘晶面、空位、吸附阴离子与应变。有两点与本课题相关。第一，活化程序是变量：循环伏安给出完全氧化，恒电流给出部分氧化，完全重构可能需八小时。第二，在酸性中钌通过生成 RuO₄ 与晶格氧参与失效，已有两条稳定化路线：单原子限域，以及提高氧空位形成能。综述还记载了一个先例：通过阳离子交换制备的 α-MnO₂ 负载钌，过电位 161 mV，寿命超过 200 小时。</w:t>
       </w:r>
     </w:p>
     <w:p/>
@@ -2285,7 +2032,7 @@
           <w:b w:val="0"/>
           <w:sz w:val="24"/>
         </w:rPr>
-        <w:t>：Route A / Route B 分开指；</w:t>
+        <w:t xml:space="preserve">：第一句重读；提先例必须说 </w:t>
       </w:r>
       <w:r>
         <w:rPr>
@@ -2293,7 +2040,7 @@
           <w:sz w:val="24"/>
           <w:shd w:fill="F0F0F0"/>
         </w:rPr>
-        <w:t>support and redox mediator</w:t>
+        <w:t>as recorded in our group's review</w:t>
       </w:r>
       <w:r>
         <w:rPr>
@@ -2301,23 +2048,7 @@
           <w:b w:val="0"/>
           <w:sz w:val="24"/>
         </w:rPr>
-        <w:t>、</w:t>
-      </w:r>
-      <w:r>
-        <w:rPr>
-          <w:rFonts w:ascii="Consolas" w:hAnsi="Consolas" w:eastAsia="Consolas"/>
-          <w:sz w:val="24"/>
-          <w:shd w:fill="F0F0F0"/>
-        </w:rPr>
-        <w:t>not available in the literature</w:t>
-      </w:r>
-      <w:r>
-        <w:rPr>
-          <w:rFonts w:ascii="Times New Roman" w:hAnsi="Times New Roman" w:eastAsia="宋体"/>
-          <w:b w:val="0"/>
-          <w:sz w:val="24"/>
-        </w:rPr>
-        <w:t xml:space="preserve"> 放慢。</w:t>
+        <w:t>。</w:t>
       </w:r>
     </w:p>
     <w:p/>
@@ -2346,7 +2077,7 @@
           <w:b/>
           <w:sz w:val="44"/>
         </w:rPr>
-        <w:t>P9 · 主要风险，以及我们的 go / no-go 实验</w:t>
+        <w:t>P7 · 文献三：界面环境、掺杂实践、器件级验证</w:t>
       </w:r>
     </w:p>
     <w:p>
@@ -2378,9 +2109,25 @@
           <w:b w:val="0"/>
           <w:sz w:val="24"/>
         </w:rPr>
-        <w:t>The largest risk is manganese, not ruthenium. In acid, MnO2 is stable only in a narrow potential range: below about 1.4 volts manganese dissolves as Mn2+; between 1.4 and 1.6 volts the dioxide is stable; above about 1.6 volts soluble permanganate can form. Oxygen evolution requires more than 1.23 volts, so the overlap is small. The review states that this window must be identified. If the window shifts under load, the coating dissolves before the ruthenium beneath it.</w:t>
-      </w:r>
-    </w:p>
+        <w:t>Three results from the remaining papers. First, the local environment around the active site controls stability: a hard-Lewis-acid layer keeps the local pH near 14 at 1.6 volts, giving more than 200 hours in seawater with about 98 per cent oxygen selectivity. The local environment is therefore a design variable, distinct from the bulk. Second, doping stabilises the metal, and the work is not complete until it is tested in a device: a chromium-doped amorphous oxide gives 268 millivolts, and the electrolyser runs for 120 hours with a decay below 4.9 millivolts per hour. Third, a protecting unit can be redox-active: a variable-valence second metal buffers the oxidative charge. The gap is therefore not the chemistry but the construction of the interface: how to build Ru-O-Mn controllably and at a larger scale.</w:t>
+      </w:r>
+    </w:p>
+    <w:p/>
+    <w:p>
+      <w:pPr>
+        <w:spacing w:line="360" w:lineRule="auto"/>
+        <w:ind w:firstLine="420"/>
+      </w:pPr>
+      <w:r>
+        <w:rPr>
+          <w:rFonts w:ascii="Times New Roman" w:hAnsi="Times New Roman" w:eastAsia="宋体"/>
+          <w:b/>
+          <w:sz w:val="24"/>
+        </w:rPr>
+        <w:t>中文对照</w:t>
+      </w:r>
+    </w:p>
+    <w:p/>
     <w:p>
       <w:pPr>
         <w:spacing w:before="120" w:after="120"/>
@@ -2389,7 +2136,98 @@
           <w:left w:val="single" w:sz="12" w:color="6366F1"/>
         </w:pBdr>
       </w:pPr>
-    </w:p>
+      <w:r>
+        <w:rPr>
+          <w:rFonts w:ascii="Times New Roman" w:hAnsi="Times New Roman" w:eastAsia="宋体"/>
+          <w:b w:val="0"/>
+          <w:sz w:val="24"/>
+        </w:rPr>
+        <w:t>其余三篇各一条结果。第一，活性位点周围的局部环境决定稳定性：硬路易斯酸层在 1.6 V 下把局部 pH 保持在 14 附近，从而在海水中获得超过 200 小时寿命和约 98% 的氧气选择性。因此局部环境是一个设计变量，与本体不同。第二，掺杂可稳定金属，且工作必须做到器件验证才算完成：铬掺杂非晶氧化物过电位 268 mV，电解槽运行 120 小时，衰减低于 4.9 mV h⁻¹。第三，保护单元可以是变价的：变价第二金属缓冲氧化电荷。因此缺口不在化学，而在界面的构建——如何可控且更大规模地构建 Ru–O–Mn。</w:t>
+      </w:r>
+    </w:p>
+    <w:p/>
+    <w:p>
+      <w:pPr>
+        <w:spacing w:line="360" w:lineRule="auto"/>
+        <w:ind w:firstLine="420"/>
+      </w:pPr>
+      <w:r>
+        <w:rPr>
+          <w:rFonts w:ascii="Times New Roman" w:hAnsi="Times New Roman" w:eastAsia="宋体"/>
+          <w:b/>
+          <w:sz w:val="24"/>
+        </w:rPr>
+        <w:t>台上提示</w:t>
+      </w:r>
+      <w:r>
+        <w:rPr>
+          <w:rFonts w:ascii="Times New Roman" w:hAnsi="Times New Roman" w:eastAsia="宋体"/>
+          <w:b w:val="0"/>
+          <w:sz w:val="24"/>
+        </w:rPr>
+        <w:t xml:space="preserve">：三条各一句结论 + 一个数字。器件那句说全称 </w:t>
+      </w:r>
+      <w:r>
+        <w:rPr>
+          <w:rFonts w:ascii="Consolas" w:hAnsi="Consolas" w:eastAsia="Consolas"/>
+          <w:sz w:val="24"/>
+          <w:shd w:fill="F0F0F0"/>
+        </w:rPr>
+        <w:t>anion-exchange-membrane electrolyser</w:t>
+      </w:r>
+      <w:r>
+        <w:rPr>
+          <w:rFonts w:ascii="Times New Roman" w:hAnsi="Times New Roman" w:eastAsia="宋体"/>
+          <w:b w:val="0"/>
+          <w:sz w:val="24"/>
+        </w:rPr>
+        <w:t>。</w:t>
+      </w:r>
+    </w:p>
+    <w:p/>
+    <w:p>
+      <w:pPr>
+        <w:spacing w:before="120" w:after="120"/>
+        <w:pBdr>
+          <w:bottom w:val="single" w:sz="6" w:color="CCCCCC"/>
+        </w:pBdr>
+      </w:pPr>
+    </w:p>
+    <w:p/>
+    <w:p>
+      <w:r>
+        <w:br w:type="page"/>
+      </w:r>
+    </w:p>
+    <w:p>
+      <w:pPr>
+        <w:pStyle w:val="2"/>
+        <w:pageBreakBefore w:val="0"/>
+      </w:pPr>
+      <w:r>
+        <w:rPr>
+          <w:rFonts w:ascii="Times New Roman" w:hAnsi="Times New Roman" w:eastAsia="宋体"/>
+          <w:b/>
+          <w:sz w:val="44"/>
+        </w:rPr>
+        <w:t>P8 · 缺口与假设：电沉积作为工艺杠杆</w:t>
+      </w:r>
+    </w:p>
+    <w:p>
+      <w:pPr>
+        <w:spacing w:line="360" w:lineRule="auto"/>
+        <w:ind w:firstLine="420"/>
+      </w:pPr>
+      <w:r>
+        <w:rPr>
+          <w:rFonts w:ascii="Times New Roman" w:hAnsi="Times New Roman" w:eastAsia="宋体"/>
+          <w:b/>
+          <w:sz w:val="24"/>
+        </w:rPr>
+        <w:t>英文讲稿</w:t>
+      </w:r>
+    </w:p>
+    <w:p/>
     <w:p>
       <w:pPr>
         <w:spacing w:before="120" w:after="120"/>
@@ -2404,7 +2242,7 @@
           <w:b w:val="0"/>
           <w:sz w:val="24"/>
         </w:rPr>
-        <w:t>The first experiment is a decision test in weeks one to three, with four parts: a potential-step dissolution scan from 1.40 to 1.90 volts against RHE, with each step collected separately; segmented ICP-MS, with ruthenium and manganese measured separately; in-situ Raman, for the permanganate band near 839 reciprocal centimetres; and four controls: MnO2 only, RuO2, impregnated and substituted. The decision rule is on the slide: if manganese dissolves much faster than ruthenium and cannot be suppressed, the MnO2 phase or the oxygen coordination will be changed, or ruthenium introduced first; otherwise the work continues to interface engineering and the parameter sweep.</w:t>
+        <w:t>Route A is a MnO2 shell around a RuO2 core; the shell dissolves first, and the coating then fails. Route B places ruthenium inside the MnO2 framework, so the two share oxygen and form Ru-O-Mn. The material hypothesis is that electrodeposited MnO2 acts as support and redox mediator: the Mn3+/Mn4+ couple and surface hydroxyl groups absorb oxidative charge and hold ruthenium near +4, outside the RuO4 window. The process hypothesis is that deposition parameters control the phase, morphology and edge-site density, so the coupling density and configuration can be scanned. The variables are the host deposition at 7 milliamps per square centimetre for 15 minutes, about 6.3 coulombs per square centimetre, with a two-fold gradient; the current and the bath pH; and the ruthenium route: co-deposition, impregnation or cation exchange. This process control is not available in the literature.</w:t>
       </w:r>
     </w:p>
     <w:p/>
@@ -2437,9 +2275,108 @@
           <w:b w:val="0"/>
           <w:sz w:val="24"/>
         </w:rPr>
-        <w:t>最大的风险是锰，不是钌。在酸性中 MnO₂ 只在很窄的电位区间内稳定：低于约 1.4 V，锰以 Mn²⁺ 溶解；1.4 至 1.6 V 之间二氧化锰稳定；高于约 1.6 V 可生成可溶的高锰酸根。析氧需要高于 1.23 V，因此重叠区间很小。综述指出必须确定这一窗口。若窗口在负载下移动，包覆层会在其下方的钌之前溶解。</w:t>
-      </w:r>
-    </w:p>
+        <w:t>Route A 是在 RuO₂ 核外包一层 MnO₂ 壳：壳先溶解，包覆层随后失效。Route B 把钌放进 MnO₂ 骨架内部，使两者共享氧，形成 Ru–O–Mn。材料假设：电沉积 MnO₂ 同时作为载体与氧化还原介质——Mn³⁺/Mn⁴⁺ 电对与表面羟基吸收氧化电荷，使钌保持在 +4 附近、处于 RuO₄ 窗口之外。工艺假设：沉积参数控制物相、形貌与边缘位密度，因此耦合的密度与构型可被扫描。变量包括：宿主沉积为 7 mA cm⁻² 持续 15 分钟，约 6.3 C cm⁻²，设两倍梯度；电流与浴 pH；以及钌的引入路线——共沉积、浸渍或阳离子交换。这种工艺可控性在现有文献中没有。</w:t>
+      </w:r>
+    </w:p>
+    <w:p/>
+    <w:p>
+      <w:pPr>
+        <w:spacing w:line="360" w:lineRule="auto"/>
+        <w:ind w:firstLine="420"/>
+      </w:pPr>
+      <w:r>
+        <w:rPr>
+          <w:rFonts w:ascii="Times New Roman" w:hAnsi="Times New Roman" w:eastAsia="宋体"/>
+          <w:b/>
+          <w:sz w:val="24"/>
+        </w:rPr>
+        <w:t>台上提示</w:t>
+      </w:r>
+      <w:r>
+        <w:rPr>
+          <w:rFonts w:ascii="Times New Roman" w:hAnsi="Times New Roman" w:eastAsia="宋体"/>
+          <w:b w:val="0"/>
+          <w:sz w:val="24"/>
+        </w:rPr>
+        <w:t>：Route A / Route B 分开指；</w:t>
+      </w:r>
+      <w:r>
+        <w:rPr>
+          <w:rFonts w:ascii="Consolas" w:hAnsi="Consolas" w:eastAsia="Consolas"/>
+          <w:sz w:val="24"/>
+          <w:shd w:fill="F0F0F0"/>
+        </w:rPr>
+        <w:t>support and redox mediator</w:t>
+      </w:r>
+      <w:r>
+        <w:rPr>
+          <w:rFonts w:ascii="Times New Roman" w:hAnsi="Times New Roman" w:eastAsia="宋体"/>
+          <w:b w:val="0"/>
+          <w:sz w:val="24"/>
+        </w:rPr>
+        <w:t>、</w:t>
+      </w:r>
+      <w:r>
+        <w:rPr>
+          <w:rFonts w:ascii="Consolas" w:hAnsi="Consolas" w:eastAsia="Consolas"/>
+          <w:sz w:val="24"/>
+          <w:shd w:fill="F0F0F0"/>
+        </w:rPr>
+        <w:t>not available in the literature</w:t>
+      </w:r>
+      <w:r>
+        <w:rPr>
+          <w:rFonts w:ascii="Times New Roman" w:hAnsi="Times New Roman" w:eastAsia="宋体"/>
+          <w:b w:val="0"/>
+          <w:sz w:val="24"/>
+        </w:rPr>
+        <w:t xml:space="preserve"> 放慢。</w:t>
+      </w:r>
+    </w:p>
+    <w:p/>
+    <w:p>
+      <w:pPr>
+        <w:spacing w:before="120" w:after="120"/>
+        <w:pBdr>
+          <w:bottom w:val="single" w:sz="6" w:color="CCCCCC"/>
+        </w:pBdr>
+      </w:pPr>
+    </w:p>
+    <w:p/>
+    <w:p>
+      <w:r>
+        <w:br w:type="page"/>
+      </w:r>
+    </w:p>
+    <w:p>
+      <w:pPr>
+        <w:pStyle w:val="2"/>
+        <w:pageBreakBefore w:val="0"/>
+      </w:pPr>
+      <w:r>
+        <w:rPr>
+          <w:rFonts w:ascii="Times New Roman" w:hAnsi="Times New Roman" w:eastAsia="宋体"/>
+          <w:b/>
+          <w:sz w:val="44"/>
+        </w:rPr>
+        <w:t>P9 · 主要风险，以及我们的 go / no-go 实验</w:t>
+      </w:r>
+    </w:p>
+    <w:p>
+      <w:pPr>
+        <w:spacing w:line="360" w:lineRule="auto"/>
+        <w:ind w:firstLine="420"/>
+      </w:pPr>
+      <w:r>
+        <w:rPr>
+          <w:rFonts w:ascii="Times New Roman" w:hAnsi="Times New Roman" w:eastAsia="宋体"/>
+          <w:b/>
+          <w:sz w:val="24"/>
+        </w:rPr>
+        <w:t>英文讲稿</w:t>
+      </w:r>
+    </w:p>
+    <w:p/>
     <w:p>
       <w:pPr>
         <w:spacing w:before="120" w:after="120"/>
@@ -2448,6 +2385,14 @@
           <w:left w:val="single" w:sz="12" w:color="6366F1"/>
         </w:pBdr>
       </w:pPr>
+      <w:r>
+        <w:rPr>
+          <w:rFonts w:ascii="Times New Roman" w:hAnsi="Times New Roman" w:eastAsia="宋体"/>
+          <w:b w:val="0"/>
+          <w:sz w:val="24"/>
+        </w:rPr>
+        <w:t>The largest risk is manganese, not ruthenium. In acid, MnO2 is stable only in a narrow potential range: below about 1.4 volts manganese dissolves as Mn2+; between 1.4 and 1.6 volts the dioxide is stable; above about 1.6 volts soluble permanganate can form. Oxygen evolution requires more than 1.23 volts, so the overlap is small. The review states that this window must be identified. If the window shifts under load, the coating dissolves before the ruthenium beneath it.</w:t>
+      </w:r>
     </w:p>
     <w:p>
       <w:pPr>
@@ -2457,98 +2402,7 @@
           <w:left w:val="single" w:sz="12" w:color="6366F1"/>
         </w:pBdr>
       </w:pPr>
-      <w:r>
-        <w:rPr>
-          <w:rFonts w:ascii="Times New Roman" w:hAnsi="Times New Roman" w:eastAsia="宋体"/>
-          <w:b w:val="0"/>
-          <w:sz w:val="24"/>
-        </w:rPr>
-        <w:t>第一个实验是前三周的判定实验，含四部分：电位阶跃溶出扫描，1.40 至 1.90 V（vs RHE），每段单独收集；分段 ICP-MS，钌与锰分开测量；原位拉曼，检测 839 cm⁻¹ 附近的高锰酸根谱带；以及四个对照：只有 MnO₂、RuO₂、浸渍、取代。判定规则在幻灯片上：若锰的溶解明显快于钌且无法抑制，则改变 MnO₂ 物相或氧配位，或先引入钌；否则继续进入界面工程与参数扫描。</w:t>
-      </w:r>
-    </w:p>
-    <w:p/>
-    <w:p>
-      <w:pPr>
-        <w:spacing w:line="360" w:lineRule="auto"/>
-        <w:ind w:firstLine="420"/>
-      </w:pPr>
-      <w:r>
-        <w:rPr>
-          <w:rFonts w:ascii="Times New Roman" w:hAnsi="Times New Roman" w:eastAsia="宋体"/>
-          <w:b/>
-          <w:sz w:val="24"/>
-        </w:rPr>
-        <w:t>台上提示</w:t>
-      </w:r>
-      <w:r>
-        <w:rPr>
-          <w:rFonts w:ascii="Times New Roman" w:hAnsi="Times New Roman" w:eastAsia="宋体"/>
-          <w:b w:val="0"/>
-          <w:sz w:val="24"/>
-        </w:rPr>
-        <w:t>：</w:t>
-      </w:r>
-      <w:r>
-        <w:rPr>
-          <w:rFonts w:ascii="Consolas" w:hAnsi="Consolas" w:eastAsia="Consolas"/>
-          <w:sz w:val="24"/>
-          <w:shd w:fill="F0F0F0"/>
-        </w:rPr>
-        <w:t>manganese, not ruthenium</w:t>
-      </w:r>
-      <w:r>
-        <w:rPr>
-          <w:rFonts w:ascii="Times New Roman" w:hAnsi="Times New Roman" w:eastAsia="宋体"/>
-          <w:b w:val="0"/>
-          <w:sz w:val="24"/>
-        </w:rPr>
-        <w:t xml:space="preserve"> 重读；左图三段电位沿横轴指。结尾补量化口径：同电位段内 Mn 速率 ≥ Ru 的 5 倍且无钝化，或出现 839 cm⁻¹ 谱带 → no-go。</w:t>
-      </w:r>
-    </w:p>
-    <w:p/>
-    <w:p>
-      <w:pPr>
-        <w:spacing w:before="120" w:after="120"/>
-        <w:pBdr>
-          <w:bottom w:val="single" w:sz="6" w:color="CCCCCC"/>
-        </w:pBdr>
-      </w:pPr>
-    </w:p>
-    <w:p/>
-    <w:p>
-      <w:r>
-        <w:br w:type="page"/>
-      </w:r>
-    </w:p>
-    <w:p>
-      <w:pPr>
-        <w:pStyle w:val="2"/>
-        <w:pageBreakBefore w:val="0"/>
-      </w:pPr>
-      <w:r>
-        <w:rPr>
-          <w:rFonts w:ascii="Times New Roman" w:hAnsi="Times New Roman" w:eastAsia="宋体"/>
-          <w:b/>
-          <w:sz w:val="44"/>
-        </w:rPr>
-        <w:t>P10 · 合成、表征、测试与时间线</w:t>
-      </w:r>
-    </w:p>
-    <w:p>
-      <w:pPr>
-        <w:spacing w:line="360" w:lineRule="auto"/>
-        <w:ind w:firstLine="420"/>
-      </w:pPr>
-      <w:r>
-        <w:rPr>
-          <w:rFonts w:ascii="Times New Roman" w:hAnsi="Times New Roman" w:eastAsia="宋体"/>
-          <w:b/>
-          <w:sz w:val="24"/>
-        </w:rPr>
-        <w:t>英文讲稿</w:t>
-      </w:r>
-    </w:p>
-    <w:p/>
+    </w:p>
     <w:p>
       <w:pPr>
         <w:spacing w:before="120" w:after="120"/>
@@ -2563,7 +2417,166 @@
           <w:b w:val="0"/>
           <w:sz w:val="24"/>
         </w:rPr>
-        <w:t>The plan has four parts. Synthesis: MnO2 is electrodeposited on titanium mesh or felt at 7 milliamps per square centimetre for 15 minutes, about 6.3 coulombs per square centimetre; current and bath pH are variables; ruthenium is introduced at a near-single-atom level, with one fixed activation protocol. Characterisation: paired XRD, Raman, XPS and HRTEM-EDS before and after activation; operando XAS at the ruthenium and manganese K-edges, decisive for Ru-O-Mn; and EPR for oxygen vacancies. Testing: iR-corrected LSV for the overpotential at 10 milliamps per square centimetre, Tafel slope and EIS, normalised by mass and by ECSA; and long-term chronopotentiometry with segmented ICP-MS, reported with a stability number. Device: one single-cell test, reported as current density, duration and retention, with Faradaic efficiency. Milestones: laboratory entry on 8 October 2026, mid-term review on 6 January 2027, final report in April 2027.</w:t>
+        <w:t>The first experiment, in weeks one to three, is a decision test: a potential-step dissolution scan from 1.40 to 1.90 volts against RHE, with each step collected separately; segmented ICP-MS, with ruthenium and manganese measured separately; in-situ Raman, for the permanganate band near 839 reciprocal centimetres; and four controls: MnO2 only, RuO2, impregnated and substituted. The decision rule is on the slide: if manganese dissolves much faster than ruthenium and cannot be suppressed, the MnO2 phase or the oxygen coordination will be changed, or ruthenium introduced first; otherwise the next stage is interface engineering and the parameter sweep.</w:t>
+      </w:r>
+    </w:p>
+    <w:p/>
+    <w:p>
+      <w:pPr>
+        <w:spacing w:line="360" w:lineRule="auto"/>
+        <w:ind w:firstLine="420"/>
+      </w:pPr>
+      <w:r>
+        <w:rPr>
+          <w:rFonts w:ascii="Times New Roman" w:hAnsi="Times New Roman" w:eastAsia="宋体"/>
+          <w:b/>
+          <w:sz w:val="24"/>
+        </w:rPr>
+        <w:t>中文对照</w:t>
+      </w:r>
+    </w:p>
+    <w:p/>
+    <w:p>
+      <w:pPr>
+        <w:spacing w:before="120" w:after="120"/>
+        <w:ind w:left="567" w:right="567"/>
+        <w:pBdr>
+          <w:left w:val="single" w:sz="12" w:color="6366F1"/>
+        </w:pBdr>
+      </w:pPr>
+      <w:r>
+        <w:rPr>
+          <w:rFonts w:ascii="Times New Roman" w:hAnsi="Times New Roman" w:eastAsia="宋体"/>
+          <w:b w:val="0"/>
+          <w:sz w:val="24"/>
+        </w:rPr>
+        <w:t>最大的风险是锰，不是钌。在酸性中 MnO₂ 只在很窄的电位区间内稳定：低于约 1.4 V，锰以 Mn²⁺ 溶解；1.4 至 1.6 V 之间二氧化锰稳定；高于约 1.6 V 可生成可溶的高锰酸根。析氧需要高于 1.23 V，因此重叠区间很小。综述指出必须确定这一窗口。若窗口在负载下移动，包覆层会在其下方的钌之前溶解。</w:t>
+      </w:r>
+    </w:p>
+    <w:p>
+      <w:pPr>
+        <w:spacing w:before="120" w:after="120"/>
+        <w:ind w:left="567" w:right="567"/>
+        <w:pBdr>
+          <w:left w:val="single" w:sz="12" w:color="6366F1"/>
+        </w:pBdr>
+      </w:pPr>
+    </w:p>
+    <w:p>
+      <w:pPr>
+        <w:spacing w:before="120" w:after="120"/>
+        <w:ind w:left="567" w:right="567"/>
+        <w:pBdr>
+          <w:left w:val="single" w:sz="12" w:color="6366F1"/>
+        </w:pBdr>
+      </w:pPr>
+      <w:r>
+        <w:rPr>
+          <w:rFonts w:ascii="Times New Roman" w:hAnsi="Times New Roman" w:eastAsia="宋体"/>
+          <w:b w:val="0"/>
+          <w:sz w:val="24"/>
+        </w:rPr>
+        <w:t>第一个实验是前三周的判定实验，含四部分：电位阶跃溶出扫描，1.40 至 1.90 V（vs RHE），每段单独收集；分段 ICP-MS，钌与锰分开测量；原位拉曼，检测 839 cm⁻¹ 附近的高锰酸根谱带；以及四个对照：只有 MnO₂、RuO₂、浸渍、取代。判定规则在幻灯片上：若锰的溶解明显快于钌且无法抑制，则改变 MnO₂ 物相或氧配位，或先引入钌；否则继续进入界面工程与参数扫描。</w:t>
+      </w:r>
+    </w:p>
+    <w:p/>
+    <w:p>
+      <w:pPr>
+        <w:spacing w:line="360" w:lineRule="auto"/>
+        <w:ind w:firstLine="420"/>
+      </w:pPr>
+      <w:r>
+        <w:rPr>
+          <w:rFonts w:ascii="Times New Roman" w:hAnsi="Times New Roman" w:eastAsia="宋体"/>
+          <w:b/>
+          <w:sz w:val="24"/>
+        </w:rPr>
+        <w:t>台上提示</w:t>
+      </w:r>
+      <w:r>
+        <w:rPr>
+          <w:rFonts w:ascii="Times New Roman" w:hAnsi="Times New Roman" w:eastAsia="宋体"/>
+          <w:b w:val="0"/>
+          <w:sz w:val="24"/>
+        </w:rPr>
+        <w:t>：</w:t>
+      </w:r>
+      <w:r>
+        <w:rPr>
+          <w:rFonts w:ascii="Consolas" w:hAnsi="Consolas" w:eastAsia="Consolas"/>
+          <w:sz w:val="24"/>
+          <w:shd w:fill="F0F0F0"/>
+        </w:rPr>
+        <w:t>manganese, not ruthenium</w:t>
+      </w:r>
+      <w:r>
+        <w:rPr>
+          <w:rFonts w:ascii="Times New Roman" w:hAnsi="Times New Roman" w:eastAsia="宋体"/>
+          <w:b w:val="0"/>
+          <w:sz w:val="24"/>
+        </w:rPr>
+        <w:t xml:space="preserve"> 重读；左图三段电位沿横轴指。结尾补量化口径：同电位段内 Mn 速率 ≥ Ru 的 5 倍且无钝化，或出现 839 cm⁻¹ 谱带 → no-go。</w:t>
+      </w:r>
+    </w:p>
+    <w:p/>
+    <w:p>
+      <w:pPr>
+        <w:spacing w:before="120" w:after="120"/>
+        <w:pBdr>
+          <w:bottom w:val="single" w:sz="6" w:color="CCCCCC"/>
+        </w:pBdr>
+      </w:pPr>
+    </w:p>
+    <w:p/>
+    <w:p>
+      <w:r>
+        <w:br w:type="page"/>
+      </w:r>
+    </w:p>
+    <w:p>
+      <w:pPr>
+        <w:pStyle w:val="2"/>
+        <w:pageBreakBefore w:val="0"/>
+      </w:pPr>
+      <w:r>
+        <w:rPr>
+          <w:rFonts w:ascii="Times New Roman" w:hAnsi="Times New Roman" w:eastAsia="宋体"/>
+          <w:b/>
+          <w:sz w:val="44"/>
+        </w:rPr>
+        <w:t>P10 · 合成、表征、测试与时间线</w:t>
+      </w:r>
+    </w:p>
+    <w:p>
+      <w:pPr>
+        <w:spacing w:line="360" w:lineRule="auto"/>
+        <w:ind w:firstLine="420"/>
+      </w:pPr>
+      <w:r>
+        <w:rPr>
+          <w:rFonts w:ascii="Times New Roman" w:hAnsi="Times New Roman" w:eastAsia="宋体"/>
+          <w:b/>
+          <w:sz w:val="24"/>
+        </w:rPr>
+        <w:t>英文讲稿</w:t>
+      </w:r>
+    </w:p>
+    <w:p/>
+    <w:p>
+      <w:pPr>
+        <w:spacing w:before="120" w:after="120"/>
+        <w:ind w:left="567" w:right="567"/>
+        <w:pBdr>
+          <w:left w:val="single" w:sz="12" w:color="6366F1"/>
+        </w:pBdr>
+      </w:pPr>
+      <w:r>
+        <w:rPr>
+          <w:rFonts w:ascii="Times New Roman" w:hAnsi="Times New Roman" w:eastAsia="宋体"/>
+          <w:b w:val="0"/>
+          <w:sz w:val="24"/>
+        </w:rPr>
+        <w:t>Four parts. Synthesis: MnO2 is electrodeposited on titanium mesh or felt at 7 milliamps per square centimetre for 15 minutes, about 6.3 coulombs per square centimetre; current and bath pH are variables; ruthenium is introduced at a near-single-atom level, with one fixed activation protocol. Characterisation: paired XRD, Raman, XPS and HRTEM-EDS before and after activation; operando XAS at the ruthenium and manganese K-edges, decisive for Ru-O-Mn; and EPR for oxygen vacancies. Testing: iR-corrected LSV for the overpotential at 10 milliamps per square centimetre, Tafel slope and EIS, normalised by mass and by ECSA; and long-term chronopotentiometry with segmented ICP-MS, reported with a stability number. Device: one single-cell test, reported as current density, duration and retention, with Faradaic efficiency. Milestones: laboratory entry on 8 October 2026, mid-term review on 6 January 2027, final report in April 2027.</w:t>
       </w:r>
     </w:p>
     <w:p/>
